--- a/downloads/teacher/ai-6-week-13.docx
+++ b/downloads/teacher/ai-6-week-13.docx
@@ -1968,6 +1968,396 @@
         <w:t>For the Grounded Learning Service, retain an annotated trace and the changed-case result. Name the contract or evidence that makes the deciding step valid, so another team can review it.</w:t>
       </w:r>
     </w:p>
+    <w:p>
+      <w:pPr>
+        <w:pStyle w:val="Heading1"/>
+      </w:pPr>
+      <w:r>
+        <w:t>07. Prepare, teach and assess</w:t>
+      </w:r>
+    </w:p>
+    <w:p>
+      <w:r>
+        <w:t>Teaching target: Explain the mechanism and terminology of state machines for bounded agents</w:t>
+      </w:r>
+    </w:p>
+    <w:p>
+      <w:r>
+        <w:t>Prepare the labelled worked-case picture, the matching workbook, fictional input cards and a place for individual responses. Check a local Python 3 environment before class; have a paper-trace version ready.</w:t>
+      </w:r>
+    </w:p>
+    <w:tbl>
+      <w:tblPr>
+        <w:tblStyle w:val="LightShading-Accent1"/>
+        <w:tblW w:type="auto" w:w="0"/>
+        <w:tblLook w:firstColumn="1" w:firstRow="1" w:lastColumn="0" w:lastRow="0" w:noHBand="0" w:noVBand="1" w:val="04A0"/>
+      </w:tblPr>
+      <w:tblGrid>
+        <w:gridCol w:w="3408"/>
+        <w:gridCol w:w="3408"/>
+        <w:gridCol w:w="3408"/>
+      </w:tblGrid>
+      <w:tr>
+        <w:trPr>
+          <w:tblHeader/>
+        </w:trPr>
+        <w:tc>
+          <w:tcPr>
+            <w:tcW w:type="dxa" w:w="3408"/>
+          </w:tcPr>
+          <w:p>
+            <w:r>
+              <w:t>Session</w:t>
+            </w:r>
+          </w:p>
+        </w:tc>
+        <w:tc>
+          <w:tcPr>
+            <w:tcW w:type="dxa" w:w="3408"/>
+          </w:tcPr>
+          <w:p>
+            <w:r>
+              <w:t>Plan</w:t>
+            </w:r>
+          </w:p>
+        </w:tc>
+        <w:tc>
+          <w:tcPr>
+            <w:tcW w:type="dxa" w:w="3408"/>
+          </w:tcPr>
+          <w:p>
+            <w:r>
+              <w:t>Resources</w:t>
+            </w:r>
+          </w:p>
+        </w:tc>
+      </w:tr>
+      <w:tr>
+        <w:tc>
+          <w:tcPr>
+            <w:tcW w:type="dxa" w:w="3408"/>
+          </w:tcPr>
+          <w:p>
+            <w:r>
+              <w:t>Session 1 · Understand · 45 min</w:t>
+            </w:r>
+          </w:p>
+        </w:tc>
+        <w:tc>
+          <w:tcPr>
+            <w:tcW w:type="dxa" w:w="3408"/>
+          </w:tcPr>
+          <w:p>
+            <w:r>
+              <w:t>0–7: recall and prerequisite; 7–15: inspect the concrete case and predict; 15–30: teacher models the worked trace; 30–40: learners explain a step using the text and visual; 40–45: check the core idea.</w:t>
+            </w:r>
+          </w:p>
+        </w:tc>
+        <w:tc>
+          <w:tcPr>
+            <w:tcW w:type="dxa" w:w="3408"/>
+          </w:tcPr>
+          <w:p>
+            <w:r>
+              <w:t>Sections 1–6; record the brief recall in the workbook.</w:t>
+            </w:r>
+          </w:p>
+        </w:tc>
+      </w:tr>
+      <w:tr>
+        <w:tc>
+          <w:tcPr>
+            <w:tcW w:type="dxa" w:w="3408"/>
+          </w:tcPr>
+          <w:p>
+            <w:r>
+              <w:t>Session 2 · Practise · 45 min</w:t>
+            </w:r>
+          </w:p>
+        </w:tc>
+        <w:tc>
+          <w:tcPr>
+            <w:tcW w:type="dxa" w:w="3408"/>
+          </w:tcPr>
+          <w:p>
+            <w:r>
+              <w:t>0–5: retrieve the procedure; 5–15: W2 completion practice; 15–23: explain and check with a partner; 23–30: each learner answers the misconception check; 30–40: targeted reteaching or a harder variation; 40–45: prepare the investigation.</w:t>
+            </w:r>
+          </w:p>
+        </w:tc>
+        <w:tc>
+          <w:tcPr>
+            <w:tcW w:type="dxa" w:w="3408"/>
+          </w:tcPr>
+          <w:p>
+            <w:r>
+              <w:t>Sections 7–10; use the matching workbook W2 and misconception check.</w:t>
+            </w:r>
+          </w:p>
+        </w:tc>
+      </w:tr>
+      <w:tr>
+        <w:tc>
+          <w:tcPr>
+            <w:tcW w:type="dxa" w:w="3408"/>
+          </w:tcPr>
+          <w:p>
+            <w:r>
+              <w:t>Session 3 · Investigate and transfer · 45 min</w:t>
+            </w:r>
+          </w:p>
+        </w:tc>
+        <w:tc>
+          <w:tcPr>
+            <w:tcW w:type="dxa" w:w="3408"/>
+          </w:tcPr>
+          <w:p>
+            <w:r>
+              <w:t>0–5: retrieve the decision rule; 5–20: investigate or trace; 20–30: start the independent case; 30–38: connect the project; 38–43: act on feedback; 43–45: plan the return check.</w:t>
+            </w:r>
+          </w:p>
+        </w:tc>
+        <w:tc>
+          <w:tcPr>
+            <w:tcW w:type="dxa" w:w="3408"/>
+          </w:tcPr>
+          <w:p>
+            <w:r>
+              <w:t>Sections 9 and 11–14. Give extra time to finish the full task set; use Section 15 when the week includes a coding lab.</w:t>
+            </w:r>
+          </w:p>
+        </w:tc>
+      </w:tr>
+    </w:tbl>
+    <w:p>
+      <w:r>
+        <w:t>Before class, solve the supported practice: Trace ready -&gt; looking_up -&gt; review -&gt; looking_up -&gt; done. Show the intermediate steps and give the conclusion with its scope.</w:t>
+      </w:r>
+    </w:p>
+    <w:p>
+      <w:r>
+        <w:t>Reasoned practice answer: Teacher explanation: review -&gt; looking_up is not allowed by this declared transition table, even if total attempts is two. Reject the transition or explicitly redesign and retest the table.</w:t>
+      </w:r>
+    </w:p>
+    <w:p>
+      <w:r>
+        <w:t>Check every learner before discussion: Use the worked case for State machines for bounded agents. Proposed explanation: “The worked result establishes every future case”. Decide whether this explanation is supported. Point to the step or supplied fact that decides; explain your repair if needed.</w:t>
+      </w:r>
+    </w:p>
+    <w:p>
+      <w:r>
+        <w:t>Misconception repair: An action budget and a transition policy are separate checks; satisfying one does not guarantee the other.</w:t>
+      </w:r>
+    </w:p>
+    <w:p>
+      <w:r>
+        <w:t>Support: read the exact case aloud, enlarge the labelled picture, supply input cards and model only the first deciding step. Accept a spoken explanation or drawing; retain the reasoning goal.</w:t>
+      </w:r>
+    </w:p>
+    <w:p>
+      <w:r>
+        <w:t>Extension: Add checking→querying as a permitted retry. Require a prediction and a reason before comparing. Expected result: That retry becomes valid; querying→complete stays forbidden. Reason: Adding one arrow does not authorise unrelated shortcuts.</w:t>
+      </w:r>
+    </w:p>
+    <w:p>
+      <w:r>
+        <w:t>Independent assessment: withhold the reserved answer until the learner has attempted the new case. Record support separately from correctness.</w:t>
+      </w:r>
+    </w:p>
+    <w:tbl>
+      <w:tblPr>
+        <w:tblStyle w:val="LightShading-Accent1"/>
+        <w:tblW w:type="auto" w:w="0"/>
+        <w:tblLook w:firstColumn="1" w:firstRow="1" w:lastColumn="0" w:lastRow="0" w:noHBand="0" w:noVBand="1" w:val="04A0"/>
+      </w:tblPr>
+      <w:tblGrid>
+        <w:gridCol w:w="2556"/>
+        <w:gridCol w:w="2556"/>
+        <w:gridCol w:w="2556"/>
+        <w:gridCol w:w="2556"/>
+      </w:tblGrid>
+      <w:tr>
+        <w:trPr>
+          <w:tblHeader/>
+        </w:trPr>
+        <w:tc>
+          <w:tcPr>
+            <w:tcW w:type="dxa" w:w="2556"/>
+          </w:tcPr>
+          <w:p>
+            <w:r>
+              <w:t>Criterion</w:t>
+            </w:r>
+          </w:p>
+        </w:tc>
+        <w:tc>
+          <w:tcPr>
+            <w:tcW w:type="dxa" w:w="2556"/>
+          </w:tcPr>
+          <w:p>
+            <w:r>
+              <w:t>Not yet</w:t>
+            </w:r>
+          </w:p>
+        </w:tc>
+        <w:tc>
+          <w:tcPr>
+            <w:tcW w:type="dxa" w:w="2556"/>
+          </w:tcPr>
+          <w:p>
+            <w:r>
+              <w:t>With support</w:t>
+            </w:r>
+          </w:p>
+        </w:tc>
+        <w:tc>
+          <w:tcPr>
+            <w:tcW w:type="dxa" w:w="2556"/>
+          </w:tcPr>
+          <w:p>
+            <w:r>
+              <w:t>Independent</w:t>
+            </w:r>
+          </w:p>
+        </w:tc>
+      </w:tr>
+      <w:tr>
+        <w:tc>
+          <w:tcPr>
+            <w:tcW w:type="dxa" w:w="2556"/>
+          </w:tcPr>
+          <w:p>
+            <w:r>
+              <w:t>Explanation</w:t>
+            </w:r>
+          </w:p>
+        </w:tc>
+        <w:tc>
+          <w:tcPr>
+            <w:tcW w:type="dxa" w:w="2556"/>
+          </w:tcPr>
+          <w:p>
+            <w:r>
+              <w:t>Names an answer without a deciding fact</w:t>
+            </w:r>
+          </w:p>
+        </w:tc>
+        <w:tc>
+          <w:tcPr>
+            <w:tcW w:type="dxa" w:w="2556"/>
+          </w:tcPr>
+          <w:p>
+            <w:r>
+              <w:t>Uses a hint to link fact and decision</w:t>
+            </w:r>
+          </w:p>
+        </w:tc>
+        <w:tc>
+          <w:tcPr>
+            <w:tcW w:type="dxa" w:w="2556"/>
+          </w:tcPr>
+          <w:p>
+            <w:r>
+              <w:t>Explains the deciding fact in own words</w:t>
+            </w:r>
+          </w:p>
+        </w:tc>
+      </w:tr>
+      <w:tr>
+        <w:tc>
+          <w:tcPr>
+            <w:tcW w:type="dxa" w:w="2556"/>
+          </w:tcPr>
+          <w:p>
+            <w:r>
+              <w:t>Trace or test</w:t>
+            </w:r>
+          </w:p>
+        </w:tc>
+        <w:tc>
+          <w:tcPr>
+            <w:tcW w:type="dxa" w:w="2556"/>
+          </w:tcPr>
+          <w:p>
+            <w:r>
+              <w:t>Cannot connect input and result</w:t>
+            </w:r>
+          </w:p>
+        </w:tc>
+        <w:tc>
+          <w:tcPr>
+            <w:tcW w:type="dxa" w:w="2556"/>
+          </w:tcPr>
+          <w:p>
+            <w:r>
+              <w:t>Completes steps with prompts</w:t>
+            </w:r>
+          </w:p>
+        </w:tc>
+        <w:tc>
+          <w:tcPr>
+            <w:tcW w:type="dxa" w:w="2556"/>
+          </w:tcPr>
+          <w:p>
+            <w:r>
+              <w:t>Traces or tests a changed case accurately</w:t>
+            </w:r>
+          </w:p>
+        </w:tc>
+      </w:tr>
+      <w:tr>
+        <w:tc>
+          <w:tcPr>
+            <w:tcW w:type="dxa" w:w="2556"/>
+          </w:tcPr>
+          <w:p>
+            <w:r>
+              <w:t>Limits and revision</w:t>
+            </w:r>
+          </w:p>
+        </w:tc>
+        <w:tc>
+          <w:tcPr>
+            <w:tcW w:type="dxa" w:w="2556"/>
+          </w:tcPr>
+          <w:p>
+            <w:r>
+              <w:t>Claims more than evidence supports</w:t>
+            </w:r>
+          </w:p>
+        </w:tc>
+        <w:tc>
+          <w:tcPr>
+            <w:tcW w:type="dxa" w:w="2556"/>
+          </w:tcPr>
+          <w:p>
+            <w:r>
+              <w:t>Names a limit after a prompt</w:t>
+            </w:r>
+          </w:p>
+        </w:tc>
+        <w:tc>
+          <w:tcPr>
+            <w:tcW w:type="dxa" w:w="2556"/>
+          </w:tcPr>
+          <w:p>
+            <w:r>
+              <w:t>States a defensible limit and useful next test</w:t>
+            </w:r>
+          </w:p>
+        </w:tc>
+      </w:tr>
+    </w:tbl>
+    <w:p>
+      <w:r>
+        <w:t>Project checkpoint: Test changed cases. Keep normal, boundary and failure cases; compare expected and observed results.</w:t>
+      </w:r>
+    </w:p>
+    <w:p>
+      <w:r>
+        <w:t>Use the weekly teacher answer for topic-specific reasoning. A saved progress tick is an activity record; judge mastery from the learner’s explanation and evidence.</w:t>
+      </w:r>
+    </w:p>
     <w:sectPr>
       <w:pgSz w:w="12240" w:h="15840"/>
       <w:pgMar w:top="936" w:right="1008" w:bottom="936" w:left="1008" w:header="720" w:footer="720" w:gutter="0"/>

--- a/downloads/teacher/ai-6-week-13.docx
+++ b/downloads/teacher/ai-6-week-13.docx
@@ -2358,6 +2358,39 @@
         <w:t>Use the weekly teacher answer for topic-specific reasoning. A saved progress tick is an activity record; judge mastery from the learner’s explanation and evidence.</w:t>
       </w:r>
     </w:p>
+    <w:p>
+      <w:pPr>
+        <w:pStyle w:val="Heading1"/>
+      </w:pPr>
+      <w:r>
+        <w:t>08. Use feedback, labs and repair paths</w:t>
+      </w:r>
+    </w:p>
+    <w:p>
+      <w:r>
+        <w:t>Use the two formative questions as supported practice, not as independent mastery scores. Discuss the deciding evidence rather than accepting a guessed selection.</w:t>
+      </w:r>
+    </w:p>
+    <w:p>
+      <w:r>
+        <w:t>The feedback comes from the reviewed public worked case. Do not reveal the separately reserved independent teacher answer until the learner has attempted that case.</w:t>
+      </w:r>
+    </w:p>
+    <w:p>
+      <w:r>
+        <w:t>Ask students to predict before running code. Preserve errors and actual outputs; collect a changed test and an explanation. The branch-boundary and indexing lessons deliberately include failure cases.</w:t>
+      </w:r>
+    </w:p>
+    <w:p>
+      <w:r>
+        <w:t>Use the earlier worked-explanation links to address a specific missing building block, then return to the current question. Adapt this suggestion after observing the learner; it is not an automatic diagnosis.</w:t>
+      </w:r>
+    </w:p>
+    <w:p>
+      <w:r>
+        <w:t>Collect the completed-work portfolio as evidence. Record support separately from correctness, and assess explanation, trace/test and limitations. Progress ticks and quiz selections alone do not establish mastery.</w:t>
+      </w:r>
+    </w:p>
     <w:sectPr>
       <w:pgSz w:w="12240" w:h="15840"/>
       <w:pgMar w:top="936" w:right="1008" w:bottom="936" w:left="1008" w:header="720" w:footer="720" w:gutter="0"/>

--- a/downloads/teacher/ai-6-week-13.docx
+++ b/downloads/teacher/ai-6-week-13.docx
@@ -29,16 +29,51 @@
       </w:r>
     </w:p>
     <w:p>
-      <w:pPr>
-        <w:pStyle w:val="Heading3"/>
-      </w:pPr>
-      <w:r>
-        <w:t>Teach the learning cycle</w:t>
+      <w:r>
+        <w:t>Prepare State machines for bounded agents: check the target, prerequisites, resources and adaptable teaching schedule.</w:t>
       </w:r>
     </w:p>
     <w:p>
-      <w:r>
-        <w:t>Primary target: Explain the mechanism and terminology of state machines for bounded agents</w:t>
+      <w:pPr>
+        <w:pStyle w:val="Heading3"/>
+      </w:pPr>
+      <w:r>
+        <w:t>Teach the learning cycle</w:t>
+      </w:r>
+    </w:p>
+    <w:p>
+      <w:pPr>
+        <w:spacing w:line="336" w:lineRule="auto" w:after="180"/>
+      </w:pPr>
+      <w:r>
+        <w:rPr>
+          <w:b w:val="0"/>
+        </w:rPr>
+        <w:t xml:space="preserve">Primary target: Explain the </w:t>
+      </w:r>
+      <w:r>
+        <w:rPr>
+          <w:b/>
+        </w:rPr>
+        <w:t>mechanism</w:t>
+      </w:r>
+      <w:r>
+        <w:rPr>
+          <w:b w:val="0"/>
+        </w:rPr>
+        <w:t xml:space="preserve"> and terminology of </w:t>
+      </w:r>
+      <w:r>
+        <w:rPr>
+          <w:b/>
+        </w:rPr>
+        <w:t>state</w:t>
+      </w:r>
+      <w:r>
+        <w:rPr>
+          <w:b w:val="0"/>
+        </w:rPr>
+        <w:t xml:space="preserve"> machines for bounded agents</w:t>
       </w:r>
     </w:p>
     <w:tbl>
@@ -185,21 +220,48 @@
       </w:tr>
     </w:tbl>
     <w:p>
-      <w:r>
-        <w:t>This is a starting allocation of 135 minutes, not a validated duration. Preserve all named topics. Schedule extra time for connected examples, the full investigation, independent cases and project building. Repeated copies of a case share one recorded attempt; they are not new evidence.</w:t>
+      <w:pPr>
+        <w:spacing w:line="336" w:lineRule="auto" w:after="180"/>
+      </w:pPr>
+      <w:r>
+        <w:rPr>
+          <w:b w:val="0"/>
+        </w:rPr>
+        <w:t>This is a starting allocation of 135 minutes, not a validated duration. Preserve all named topics. Schedule extra time for connected examples, the full investigation, independent cases and project building.</w:t>
       </w:r>
     </w:p>
     <w:p>
-      <w:r>
-        <w:t>Case exposure check: this source example appears in ai-2/30, ai-6/13. Reuse a familiar case for recall or modelling; verify that the case used to assess transfer has not already received feedback.</w:t>
+      <w:pPr>
+        <w:spacing w:line="336" w:lineRule="auto" w:after="180"/>
+      </w:pPr>
+      <w:r>
+        <w:rPr>
+          <w:b w:val="0"/>
+        </w:rPr>
+        <w:t xml:space="preserve">Repeated copies of a case share one recorded attempt; they are not new </w:t>
+      </w:r>
+      <w:r>
+        <w:rPr>
+          <w:b/>
+        </w:rPr>
+        <w:t>evidence</w:t>
+      </w:r>
+      <w:r>
+        <w:rPr>
+          <w:b w:val="0"/>
+        </w:rPr>
+        <w:t>.</w:t>
       </w:r>
     </w:p>
     <w:p>
       <w:pPr>
-        <w:pStyle w:val="Heading3"/>
-      </w:pPr>
-      <w:r>
-        <w:t>Retrieval answer guidance</w:t>
+        <w:spacing w:line="336" w:lineRule="auto" w:after="180"/>
+      </w:pPr>
+      <w:r>
+        <w:rPr>
+          <w:b w:val="0"/>
+        </w:rPr>
+        <w:t>Case exposure check: this source example appears in ai-2/30, ai-6/13. Reuse a familiar case for recall or modelling; verify that the case used to assess transfer has not already received feedback.</w:t>
       </w:r>
     </w:p>
     <w:p>
@@ -207,178 +269,716 @@
         <w:pStyle w:val="Heading3"/>
       </w:pPr>
       <w:r>
-        <w:t>Logs traces and privacy</w:t>
+        <w:t>Retrieval answer guidance</w:t>
       </w:r>
     </w:p>
     <w:p>
-      <w:r>
-        <w:t>Without opening the old lesson, explain one key idea from Logs traces and privacy. Give an example and a mistake that the idea helps you avoid.</w:t>
+      <w:pPr>
+        <w:pStyle w:val="Heading3"/>
+      </w:pPr>
+      <w:r>
+        <w:t>Logs traces and privacy</w:t>
       </w:r>
     </w:p>
     <w:p>
-      <w:r>
-        <w:t>Look for: Explain the mechanism and terminology of logs traces and privacy</w:t>
+      <w:pPr>
+        <w:spacing w:line="336" w:lineRule="auto" w:after="180"/>
+      </w:pPr>
+      <w:r>
+        <w:rPr>
+          <w:b w:val="0"/>
+        </w:rPr>
+        <w:t>Without opening the old lesson, explain one key idea from Logs traces and privacy. Give an example and a mistake that the idea helps you avoid.</w:t>
       </w:r>
     </w:p>
     <w:p>
-      <w:r>
-        <w:t>Reference example, not the only acceptable wording: Teacher explanation: Logs support diagnosis, but excessive recording can expose private content. Trace IDs link stages without storing complete sensitive inputs. For this policy log trace ID, stage, status, duration and error category; do not log passcodes, student text or teacher answers. Restrict access and declare retention.</w:t>
+      <w:pPr>
+        <w:spacing w:line="336" w:lineRule="auto" w:after="180"/>
+      </w:pPr>
+      <w:r>
+        <w:rPr>
+          <w:b w:val="0"/>
+        </w:rPr>
+        <w:t xml:space="preserve">Look for: Explain the </w:t>
+      </w:r>
+      <w:r>
+        <w:rPr>
+          <w:b/>
+        </w:rPr>
+        <w:t>mechanism</w:t>
+      </w:r>
+      <w:r>
+        <w:rPr>
+          <w:b w:val="0"/>
+        </w:rPr>
+        <w:t xml:space="preserve"> and terminology of logs traces and privacy</w:t>
       </w:r>
     </w:p>
     <w:p>
       <w:pPr>
-        <w:pStyle w:val="Heading3"/>
-      </w:pPr>
-      <w:r>
-        <w:t>Evaluation pipelines</w:t>
+        <w:spacing w:line="336" w:lineRule="auto" w:after="180"/>
+      </w:pPr>
+      <w:r>
+        <w:rPr>
+          <w:b w:val="0"/>
+        </w:rPr>
+        <w:t xml:space="preserve">Reference example, not the only acceptable wording: Teacher explanation: Logs support diagnosis, but excessive recording can expose private content. Trace IDs link stages without storing complete sensitive </w:t>
+      </w:r>
+      <w:r>
+        <w:rPr>
+          <w:b/>
+        </w:rPr>
+        <w:t>input</w:t>
+      </w:r>
+      <w:r>
+        <w:rPr>
+          <w:b w:val="0"/>
+        </w:rPr>
+        <w:t>s.</w:t>
       </w:r>
     </w:p>
     <w:p>
-      <w:r>
-        <w:t>Without opening the old lesson, explain one key idea from Evaluation pipelines. Give an example and a mistake that the idea helps you avoid.</w:t>
+      <w:pPr>
+        <w:spacing w:line="336" w:lineRule="auto" w:after="180"/>
+      </w:pPr>
+      <w:r>
+        <w:rPr>
+          <w:b w:val="0"/>
+        </w:rPr>
+        <w:t>For this policy log trace ID, stage, status, duration and error category; do not log passcodes, student text or teacher answers. Restrict access and declare retention.</w:t>
       </w:r>
     </w:p>
     <w:p>
-      <w:r>
-        <w:t>Look for: Explain the mechanism and terminology of evaluation pipelines</w:t>
+      <w:pPr>
+        <w:pStyle w:val="Heading3"/>
+      </w:pPr>
+      <w:r>
+        <w:t>Evaluation pipelines</w:t>
       </w:r>
     </w:p>
     <w:p>
-      <w:r>
-        <w:t>Reference example, not the only acceptable wording: Teacher explanation: Evaluation pipelines preserve case versions, procedure versions and raw outcomes before producing metrics. A rerun must identify what changed. Load versioned cases, validate expected outcomes, execute the frozen system, store case-level results and compute declared denominators. Reject missing results rather than silently counting them as success.</w:t>
+      <w:pPr>
+        <w:spacing w:line="336" w:lineRule="auto" w:after="180"/>
+      </w:pPr>
+      <w:r>
+        <w:rPr>
+          <w:b w:val="0"/>
+        </w:rPr>
+        <w:t>Without opening the old lesson, explain one key idea from Evaluation pipelines. Give an example and a mistake that the idea helps you avoid.</w:t>
       </w:r>
     </w:p>
     <w:p>
       <w:pPr>
-        <w:pStyle w:val="Heading3"/>
-      </w:pPr>
-      <w:r>
-        <w:t>Testing pure components</w:t>
+        <w:spacing w:line="336" w:lineRule="auto" w:after="180"/>
+      </w:pPr>
+      <w:r>
+        <w:rPr>
+          <w:b w:val="0"/>
+        </w:rPr>
+        <w:t xml:space="preserve">Look for: Explain the </w:t>
+      </w:r>
+      <w:r>
+        <w:rPr>
+          <w:b/>
+        </w:rPr>
+        <w:t>mechanism</w:t>
+      </w:r>
+      <w:r>
+        <w:rPr>
+          <w:b w:val="0"/>
+        </w:rPr>
+        <w:t xml:space="preserve"> and terminology of evaluation pipelines</w:t>
       </w:r>
     </w:p>
     <w:p>
-      <w:r>
-        <w:t>Without opening the old lesson, explain one key idea from Testing pure components. Give an example and a mistake that the idea helps you avoid.</w:t>
+      <w:pPr>
+        <w:spacing w:line="336" w:lineRule="auto" w:after="180"/>
+      </w:pPr>
+      <w:r>
+        <w:rPr>
+          <w:b w:val="0"/>
+        </w:rPr>
+        <w:t>Reference example, not the only acceptable wording: Teacher explanation: Evaluation pipelines preserve case versions, procedure versions and raw outcomes before producing metrics. A rerun must identify what changed.</w:t>
       </w:r>
     </w:p>
     <w:p>
-      <w:r>
-        <w:t>Look for: Explain the mechanism and terminology of testing pure components</w:t>
+      <w:pPr>
+        <w:spacing w:line="336" w:lineRule="auto" w:after="180"/>
+      </w:pPr>
+      <w:r>
+        <w:rPr>
+          <w:b w:val="0"/>
+        </w:rPr>
+        <w:t>Load versioned cases, validate expected outcomes, execute the frozen system, store case-level results and compute declared denominators. Reject missing results rather than silently counting them as success.</w:t>
       </w:r>
     </w:p>
     <w:p>
-      <w:r>
-        <w:t>Reference example, not the only acceptable wording: Teacher explanation: Pure components return results from supplied inputs without external side effects. They are easier to test with exact expected values. Define remaining(capacity, used)=capacity-used for integer inputs satisfying 0&lt;=used&lt;=capacity. Invalid types/ranges raise an explicit validation error. Test zero and equality boundaries.</w:t>
+      <w:pPr>
+        <w:pStyle w:val="Heading3"/>
+      </w:pPr>
+      <w:r>
+        <w:t>Testing pure components</w:t>
       </w:r>
     </w:p>
     <w:p>
-      <w:r>
-        <w:t>Two 45-minute sessions. A bounded agent uses explicit states and finite action limits. A state machine makes invalid transitions visible. Use the supplied constructed scenarios to make the mechanism inspectable. Collect W4 before sharing solutions. Students should name intermediate evidence and limitations; classroom pacing and learning effectiveness remain unvalidated.</w:t>
+      <w:pPr>
+        <w:spacing w:line="336" w:lineRule="auto" w:after="180"/>
+      </w:pPr>
+      <w:r>
+        <w:rPr>
+          <w:b w:val="0"/>
+        </w:rPr>
+        <w:t>Without opening the old lesson, explain one key idea from Testing pure components. Give an example and a mistake that the idea helps you avoid.</w:t>
       </w:r>
     </w:p>
     <w:p>
       <w:pPr>
-        <w:pStyle w:val="Heading3"/>
-      </w:pPr>
-      <w:r>
-        <w:t>Outcomes</w:t>
+        <w:spacing w:line="336" w:lineRule="auto" w:after="180"/>
+      </w:pPr>
+      <w:r>
+        <w:rPr>
+          <w:b w:val="0"/>
+        </w:rPr>
+        <w:t xml:space="preserve">Look for: Explain the </w:t>
+      </w:r>
+      <w:r>
+        <w:rPr>
+          <w:b/>
+        </w:rPr>
+        <w:t>mechanism</w:t>
+      </w:r>
+      <w:r>
+        <w:rPr>
+          <w:b w:val="0"/>
+        </w:rPr>
+        <w:t xml:space="preserve"> and terminology of testing pure components</w:t>
       </w:r>
     </w:p>
     <w:p>
-      <w:r>
-        <w:t>Explain the mechanism and terminology of state machines for bounded agents</w:t>
+      <w:pPr>
+        <w:spacing w:line="336" w:lineRule="auto" w:after="180"/>
+      </w:pPr>
+      <w:r>
+        <w:rPr>
+          <w:b w:val="0"/>
+        </w:rPr>
+        <w:t xml:space="preserve">Reference example, not the only acceptable wording: Teacher explanation: Pure components return results from supplied </w:t>
+      </w:r>
+      <w:r>
+        <w:rPr>
+          <w:b/>
+        </w:rPr>
+        <w:t>input</w:t>
+      </w:r>
+      <w:r>
+        <w:rPr>
+          <w:b w:val="0"/>
+        </w:rPr>
+        <w:t>s without external side effects. They are easier to test with exact expected values.</w:t>
       </w:r>
     </w:p>
     <w:p>
-      <w:r>
-        <w:t>Apply the stated procedure to a new case with a traceable result</w:t>
+      <w:pPr>
+        <w:spacing w:line="336" w:lineRule="auto" w:after="180"/>
+      </w:pPr>
+      <w:r>
+        <w:rPr>
+          <w:b w:val="0"/>
+        </w:rPr>
+        <w:t xml:space="preserve">Define remaining(capacity, used)=capacity-used for integer </w:t>
+      </w:r>
+      <w:r>
+        <w:rPr>
+          <w:b/>
+        </w:rPr>
+        <w:t>input</w:t>
+      </w:r>
+      <w:r>
+        <w:rPr>
+          <w:b w:val="0"/>
+        </w:rPr>
+        <w:t>s satisfying 0&lt;=used&lt;=capacity. Invalid types/ranges raise an explicit validation error. Test zero and equality boundaries.</w:t>
       </w:r>
     </w:p>
     <w:p>
-      <w:r>
-        <w:t>Identify an assumption or limitation and design a revealing follow-up</w:t>
+      <w:pPr>
+        <w:spacing w:line="336" w:lineRule="auto" w:after="180"/>
+      </w:pPr>
+      <w:r>
+        <w:rPr>
+          <w:b w:val="0"/>
+        </w:rPr>
+        <w:t xml:space="preserve">Two 45-minute sessions. A bounded agent uses explicit </w:t>
+      </w:r>
+      <w:r>
+        <w:rPr>
+          <w:b/>
+        </w:rPr>
+        <w:t>state</w:t>
+      </w:r>
+      <w:r>
+        <w:rPr>
+          <w:b w:val="0"/>
+        </w:rPr>
+        <w:t xml:space="preserve">s and finite action limits. A </w:t>
+      </w:r>
+      <w:r>
+        <w:rPr>
+          <w:b/>
+        </w:rPr>
+        <w:t>state</w:t>
+      </w:r>
+      <w:r>
+        <w:rPr>
+          <w:b w:val="0"/>
+        </w:rPr>
+        <w:t xml:space="preserve"> machine makes invalid </w:t>
+      </w:r>
+      <w:r>
+        <w:rPr>
+          <w:b/>
+        </w:rPr>
+        <w:t>transition</w:t>
+      </w:r>
+      <w:r>
+        <w:rPr>
+          <w:b w:val="0"/>
+        </w:rPr>
+        <w:t xml:space="preserve">s visible. Use the supplied constructed scenarios to make the </w:t>
+      </w:r>
+      <w:r>
+        <w:rPr>
+          <w:b/>
+        </w:rPr>
+        <w:t>mechanism</w:t>
+      </w:r>
+      <w:r>
+        <w:rPr>
+          <w:b w:val="0"/>
+        </w:rPr>
+        <w:t xml:space="preserve"> inspectable.</w:t>
       </w:r>
     </w:p>
     <w:p>
       <w:pPr>
-        <w:pStyle w:val="Heading3"/>
-      </w:pPr>
-      <w:r>
-        <w:t>Preparation</w:t>
+        <w:spacing w:line="336" w:lineRule="auto" w:after="180"/>
+      </w:pPr>
+      <w:r>
+        <w:rPr>
+          <w:b w:val="0"/>
+        </w:rPr>
+        <w:t xml:space="preserve">Collect W4 before sharing solutions. Students should name intermediate </w:t>
+      </w:r>
+      <w:r>
+        <w:rPr>
+          <w:b/>
+        </w:rPr>
+        <w:t>evidence</w:t>
+      </w:r>
+      <w:r>
+        <w:rPr>
+          <w:b w:val="0"/>
+        </w:rPr>
+        <w:t xml:space="preserve"> and limitations; classroom pacing and learning effectiveness remain unvalidated.</w:t>
       </w:r>
     </w:p>
     <w:p>
-      <w:r>
-        <w:t>Lesson and workbook; paper and pencil</w:t>
+      <w:pPr>
+        <w:pStyle w:val="Heading3"/>
+      </w:pPr>
+      <w:r>
+        <w:t>Outcomes</w:t>
       </w:r>
     </w:p>
     <w:p>
-      <w:r>
-        <w:t>Calculator and optional local Python 3 for arithmetic; no live API or private data</w:t>
+      <w:pPr>
+        <w:spacing w:line="336" w:lineRule="auto" w:after="180"/>
+      </w:pPr>
+      <w:r>
+        <w:rPr>
+          <w:b w:val="0"/>
+        </w:rPr>
+        <w:t xml:space="preserve">Explain the </w:t>
+      </w:r>
+      <w:r>
+        <w:rPr>
+          <w:b/>
+        </w:rPr>
+        <w:t>mechanism</w:t>
+      </w:r>
+      <w:r>
+        <w:rPr>
+          <w:b w:val="0"/>
+        </w:rPr>
+        <w:t xml:space="preserve"> and terminology of </w:t>
+      </w:r>
+      <w:r>
+        <w:rPr>
+          <w:b/>
+        </w:rPr>
+        <w:t>state</w:t>
+      </w:r>
+      <w:r>
+        <w:rPr>
+          <w:b w:val="0"/>
+        </w:rPr>
+        <w:t xml:space="preserve"> machines for bounded agents</w:t>
       </w:r>
     </w:p>
     <w:p>
-      <w:r>
-        <w:t>Prepare the fresh retry separately and withhold its solution until after collection</w:t>
+      <w:pPr>
+        <w:spacing w:line="336" w:lineRule="auto" w:after="180"/>
+      </w:pPr>
+      <w:r>
+        <w:rPr>
+          <w:b w:val="0"/>
+        </w:rPr>
+        <w:t xml:space="preserve">Apply the </w:t>
+      </w:r>
+      <w:r>
+        <w:rPr>
+          <w:b/>
+        </w:rPr>
+        <w:t>state</w:t>
+      </w:r>
+      <w:r>
+        <w:rPr>
+          <w:b w:val="0"/>
+        </w:rPr>
+        <w:t>d procedure to a new case with a traceable result</w:t>
       </w:r>
     </w:p>
     <w:p>
       <w:pPr>
-        <w:pStyle w:val="Heading3"/>
-      </w:pPr>
-      <w:r>
-        <w:t>Prerequisite answer</w:t>
+        <w:spacing w:line="336" w:lineRule="auto" w:after="180"/>
+      </w:pPr>
+      <w:r>
+        <w:rPr>
+          <w:b w:val="0"/>
+        </w:rPr>
+        <w:t>Identify an assumption or limitation and design a revealing follow-up</w:t>
       </w:r>
     </w:p>
     <w:p>
-      <w:r>
-        <w:t>A result depends on the inputs, procedure and conditions that produced it. Preserve data roles and distinguish observed outcomes from predictions or unmeasured conditions. If the prior concept cannot be explained, use a short retrieval activity before this chapter.</w:t>
+      <w:pPr>
+        <w:pStyle w:val="Heading3"/>
+      </w:pPr>
+      <w:r>
+        <w:t>Preparation</w:t>
       </w:r>
     </w:p>
     <w:p>
       <w:pPr>
-        <w:pStyle w:val="Heading3"/>
-      </w:pPr>
-      <w:r>
-        <w:t>End goal for the pictorial case</w:t>
+        <w:spacing w:line="336" w:lineRule="auto" w:after="180"/>
+      </w:pPr>
+      <w:r>
+        <w:rPr>
+          <w:b w:val="0"/>
+        </w:rPr>
+        <w:t>Lesson and workbook; paper and pencil</w:t>
       </w:r>
     </w:p>
     <w:p>
-      <w:r>
-        <w:t>Explain state machines for bounded agents using the deciding step in this fictional service.</w:t>
+      <w:pPr>
+        <w:spacing w:line="336" w:lineRule="auto" w:after="180"/>
+      </w:pPr>
+      <w:r>
+        <w:rPr>
+          <w:b w:val="0"/>
+        </w:rPr>
+        <w:t>Calculator and optional local Python 3 for arithmetic; no live API or private data</w:t>
       </w:r>
     </w:p>
     <w:p>
-      <w:r>
-        <w:t>This added worked case illustrates the week’s main idea. Retain all original and connected topics; schedule its practice within the teaching cycle.</w:t>
+      <w:pPr>
+        <w:spacing w:line="336" w:lineRule="auto" w:after="180"/>
+      </w:pPr>
+      <w:r>
+        <w:rPr>
+          <w:b w:val="0"/>
+        </w:rPr>
+        <w:t>Prepare the fresh retry separately and withhold its solution until after collection</w:t>
       </w:r>
     </w:p>
     <w:p>
       <w:pPr>
-        <w:pStyle w:val="Heading1"/>
-      </w:pPr>
-      <w:r>
-        <w:t>02. Explain and model the mechanism</w:t>
+        <w:pStyle w:val="Heading3"/>
+      </w:pPr>
+      <w:r>
+        <w:t>Prerequisite answer</w:t>
       </w:r>
     </w:p>
     <w:p>
-      <w:r>
-        <w:t>A bounded agent uses explicit states and finite action limits. A state machine makes invalid transitions visible.</w:t>
+      <w:pPr>
+        <w:spacing w:line="336" w:lineRule="auto" w:after="180"/>
+      </w:pPr>
+      <w:r>
+        <w:rPr>
+          <w:b w:val="0"/>
+        </w:rPr>
+        <w:t xml:space="preserve">A result depends on the </w:t>
+      </w:r>
+      <w:r>
+        <w:rPr>
+          <w:b/>
+        </w:rPr>
+        <w:t>input</w:t>
+      </w:r>
+      <w:r>
+        <w:rPr>
+          <w:b w:val="0"/>
+        </w:rPr>
+        <w:t xml:space="preserve">s, procedure and conditions that produced it. Preserve data roles and distinguish observed outcomes from </w:t>
+      </w:r>
+      <w:r>
+        <w:rPr>
+          <w:b/>
+        </w:rPr>
+        <w:t>prediction</w:t>
+      </w:r>
+      <w:r>
+        <w:rPr>
+          <w:b w:val="0"/>
+        </w:rPr>
+        <w:t>s or unmeasured conditions.</w:t>
       </w:r>
     </w:p>
     <w:p>
-      <w:r>
-        <w:t>Begin by writing the question the procedure is intended to answer. Identify the information already supplied, the information it will produce and the information still missing. These are constructed classroom examples; they do not require live accounts, private records or an external service. Do not treat a plausible explanation as a measured outcome.</w:t>
+      <w:pPr>
+        <w:spacing w:line="336" w:lineRule="auto" w:after="180"/>
+      </w:pPr>
+      <w:r>
+        <w:rPr>
+          <w:b w:val="0"/>
+        </w:rPr>
+        <w:t>If the prior concept cannot be explained, use a short retrieval activity before this chapter.</w:t>
       </w:r>
     </w:p>
     <w:p>
-      <w:r>
-        <w:t>States are ready, looking_up, review, done. ready may start lookup; lookup may finish done or request review; review may finish done after authorised evidence. done is terminal. Maximum two lookup attempts.</w:t>
+      <w:pPr>
+        <w:pStyle w:val="Heading3"/>
+      </w:pPr>
+      <w:r>
+        <w:t>End goal for the pictorial case</w:t>
       </w:r>
     </w:p>
     <w:p>
-      <w:r>
-        <w:t>Before applying the procedure, write its units, denominator or decision boundary where relevant. A partner should be able to repeat each step using the same inputs. If a required input is absent or violates the stated contract, record that condition explicitly instead of quietly replacing it with a convenient value.</w:t>
+      <w:pPr>
+        <w:spacing w:line="336" w:lineRule="auto" w:after="180"/>
+      </w:pPr>
+      <w:r>
+        <w:rPr>
+          <w:b w:val="0"/>
+        </w:rPr>
+        <w:t xml:space="preserve">Explain </w:t>
+      </w:r>
+      <w:r>
+        <w:rPr>
+          <w:b/>
+        </w:rPr>
+        <w:t>state</w:t>
+      </w:r>
+      <w:r>
+        <w:rPr>
+          <w:b w:val="0"/>
+        </w:rPr>
+        <w:t xml:space="preserve"> machines for bounded agents using the deciding step in this fictional service.</w:t>
+      </w:r>
+    </w:p>
+    <w:p>
+      <w:pPr>
+        <w:spacing w:line="336" w:lineRule="auto" w:after="180"/>
+      </w:pPr>
+      <w:r>
+        <w:rPr>
+          <w:b w:val="0"/>
+        </w:rPr>
+        <w:t>This added worked case illustrates the week’s main idea. Retain all original and connected topics; schedule its practice within the teaching cycle.</w:t>
+      </w:r>
+    </w:p>
+    <w:p>
+      <w:pPr>
+        <w:pStyle w:val="Heading1"/>
+      </w:pPr>
+      <w:r>
+        <w:t>02. Explain and model the mechanism</w:t>
+      </w:r>
+    </w:p>
+    <w:p>
+      <w:r>
+        <w:t>Model State machines for bounded agents using the supplied case, labelled mechanism and reasoning. Make the scope of each conclusion explicit.</w:t>
+      </w:r>
+    </w:p>
+    <w:p>
+      <w:pPr>
+        <w:spacing w:line="336" w:lineRule="auto" w:after="180"/>
+      </w:pPr>
+      <w:r>
+        <w:rPr>
+          <w:b w:val="0"/>
+        </w:rPr>
+        <w:t xml:space="preserve">A bounded agent uses explicit </w:t>
+      </w:r>
+      <w:r>
+        <w:rPr>
+          <w:b/>
+        </w:rPr>
+        <w:t>state</w:t>
+      </w:r>
+      <w:r>
+        <w:rPr>
+          <w:b w:val="0"/>
+        </w:rPr>
+        <w:t xml:space="preserve">s and finite action limits. A </w:t>
+      </w:r>
+      <w:r>
+        <w:rPr>
+          <w:b/>
+        </w:rPr>
+        <w:t>state</w:t>
+      </w:r>
+      <w:r>
+        <w:rPr>
+          <w:b w:val="0"/>
+        </w:rPr>
+        <w:t xml:space="preserve"> machine makes invalid </w:t>
+      </w:r>
+      <w:r>
+        <w:rPr>
+          <w:b/>
+        </w:rPr>
+        <w:t>transition</w:t>
+      </w:r>
+      <w:r>
+        <w:rPr>
+          <w:b w:val="0"/>
+        </w:rPr>
+        <w:t>s visible.</w:t>
+      </w:r>
+    </w:p>
+    <w:p>
+      <w:pPr>
+        <w:pStyle w:val="Heading3"/>
+      </w:pPr>
+      <w:r>
+        <w:t>Explain State machines for bounded agents · 1</w:t>
+      </w:r>
+    </w:p>
+    <w:p>
+      <w:pPr>
+        <w:spacing w:line="336" w:lineRule="auto" w:after="180"/>
+      </w:pPr>
+      <w:r>
+        <w:rPr>
+          <w:b w:val="0"/>
+        </w:rPr>
+        <w:t>Begin by writing the question the procedure is intended to answer. Identify the information already supplied, the information it will produce and the information still missing.</w:t>
+      </w:r>
+    </w:p>
+    <w:p>
+      <w:pPr>
+        <w:spacing w:line="336" w:lineRule="auto" w:after="180"/>
+      </w:pPr>
+      <w:r>
+        <w:rPr>
+          <w:b w:val="0"/>
+        </w:rPr>
+        <w:t>These are constructed classroom examples; they do not require live accounts, private records or an external service. Do not treat a plausible explanation as a measured outcome.</w:t>
+      </w:r>
+    </w:p>
+    <w:p>
+      <w:pPr>
+        <w:spacing w:line="336" w:lineRule="auto" w:after="180"/>
+      </w:pPr>
+      <w:r>
+        <w:rPr>
+          <w:b/>
+        </w:rPr>
+        <w:t>State</w:t>
+      </w:r>
+      <w:r>
+        <w:rPr>
+          <w:b w:val="0"/>
+        </w:rPr>
+        <w:t xml:space="preserve">s are ready, looking_up, review, done. ready may start lookup; lookup may finish done or request review; review may finish done after authorised </w:t>
+      </w:r>
+      <w:r>
+        <w:rPr>
+          <w:b/>
+        </w:rPr>
+        <w:t>evidence</w:t>
+      </w:r>
+      <w:r>
+        <w:rPr>
+          <w:b w:val="0"/>
+        </w:rPr>
+        <w:t>. done is terminal. Maximum two lookup attempts.</w:t>
+      </w:r>
+    </w:p>
+    <w:p>
+      <w:pPr>
+        <w:pStyle w:val="Heading3"/>
+      </w:pPr>
+      <w:r>
+        <w:t>Explain State machines for bounded agents · 2</w:t>
+      </w:r>
+    </w:p>
+    <w:p>
+      <w:pPr>
+        <w:spacing w:line="336" w:lineRule="auto" w:after="180"/>
+      </w:pPr>
+      <w:r>
+        <w:rPr>
+          <w:b w:val="0"/>
+        </w:rPr>
+        <w:t xml:space="preserve">Before applying the procedure, write its units, denominator or decision boundary where relevant. A partner should be able to repeat each step using the same </w:t>
+      </w:r>
+      <w:r>
+        <w:rPr>
+          <w:b/>
+        </w:rPr>
+        <w:t>input</w:t>
+      </w:r>
+      <w:r>
+        <w:rPr>
+          <w:b w:val="0"/>
+        </w:rPr>
+        <w:t>s.</w:t>
+      </w:r>
+    </w:p>
+    <w:p>
+      <w:pPr>
+        <w:spacing w:line="336" w:lineRule="auto" w:after="180"/>
+      </w:pPr>
+      <w:r>
+        <w:rPr>
+          <w:b w:val="0"/>
+        </w:rPr>
+        <w:t xml:space="preserve">If a required </w:t>
+      </w:r>
+      <w:r>
+        <w:rPr>
+          <w:b/>
+        </w:rPr>
+        <w:t>input</w:t>
+      </w:r>
+      <w:r>
+        <w:rPr>
+          <w:b w:val="0"/>
+        </w:rPr>
+        <w:t xml:space="preserve"> is absent or violates the </w:t>
+      </w:r>
+      <w:r>
+        <w:rPr>
+          <w:b/>
+        </w:rPr>
+        <w:t>state</w:t>
+      </w:r>
+      <w:r>
+        <w:rPr>
+          <w:b w:val="0"/>
+        </w:rPr>
+        <w:t>d contract, record that condition explicitly instead of quietly replacing it with a convenient value.</w:t>
       </w:r>
     </w:p>
     <w:tbl>
@@ -576,41 +1176,348 @@
       </w:r>
     </w:p>
     <w:p>
-      <w:r>
-        <w:t>Guided: review -&gt; looking_up is not allowed by this declared transition table, even if total attempts is two. Reject the transition or explicitly redesign and retest the table. Qualification: An action budget and a transition policy are separate checks; satisfying one does not guarantee the other. Exit: accept a concrete variation with its predicted outcome and a stated condition that would challenge the mechanism; reject a claim resting on unmeasured evidence.</w:t>
+      <w:pPr>
+        <w:pStyle w:val="Heading3"/>
+      </w:pPr>
+      <w:r>
+        <w:t>Explain State machines for bounded agents · 3</w:t>
       </w:r>
     </w:p>
     <w:p>
       <w:pPr>
-        <w:pStyle w:val="Heading3"/>
-      </w:pPr>
-      <w:r>
-        <w:t>Model the reasoning aloud</w:t>
+        <w:spacing w:line="336" w:lineRule="auto" w:after="180"/>
+      </w:pPr>
+      <w:r>
+        <w:rPr>
+          <w:b w:val="0"/>
+        </w:rPr>
+        <w:t xml:space="preserve">Guided: review -&gt; looking_up is not allowed by this declared </w:t>
+      </w:r>
+      <w:r>
+        <w:rPr>
+          <w:b/>
+        </w:rPr>
+        <w:t>transition</w:t>
+      </w:r>
+      <w:r>
+        <w:rPr>
+          <w:b w:val="0"/>
+        </w:rPr>
+        <w:t xml:space="preserve"> table, even if total attempts is two. Reject the </w:t>
+      </w:r>
+      <w:r>
+        <w:rPr>
+          <w:b/>
+        </w:rPr>
+        <w:t>transition</w:t>
+      </w:r>
+      <w:r>
+        <w:rPr>
+          <w:b w:val="0"/>
+        </w:rPr>
+        <w:t xml:space="preserve"> or explicitly redesign and retest the table.</w:t>
       </w:r>
     </w:p>
     <w:p>
-      <w:r>
-        <w:t>Use the complete worked example below before asking learners to complete W2. Reveal a small part, invite a prediction, then explain the deciding step. These teacher notes contain solutions; do not reveal the independent case answer during modelling.</w:t>
+      <w:pPr>
+        <w:spacing w:line="336" w:lineRule="auto" w:after="180"/>
+      </w:pPr>
+      <w:r>
+        <w:rPr>
+          <w:b w:val="0"/>
+        </w:rPr>
+        <w:t xml:space="preserve">Qualification: An action budget and a </w:t>
+      </w:r>
+      <w:r>
+        <w:rPr>
+          <w:b/>
+        </w:rPr>
+        <w:t>transition</w:t>
+      </w:r>
+      <w:r>
+        <w:rPr>
+          <w:b w:val="0"/>
+        </w:rPr>
+        <w:t xml:space="preserve"> policy are separate checks; satisfying one does not guarantee the other.</w:t>
       </w:r>
     </w:p>
     <w:p>
-      <w:r>
-        <w:t>Trace ready -&gt; looking_up -&gt; review -&gt; looking_up -&gt; done.</w:t>
+      <w:pPr>
+        <w:spacing w:line="336" w:lineRule="auto" w:after="180"/>
+      </w:pPr>
+      <w:r>
+        <w:rPr>
+          <w:b w:val="0"/>
+        </w:rPr>
+        <w:t xml:space="preserve">Exit: accept a concrete variation with its predicted outcome and a </w:t>
+      </w:r>
+      <w:r>
+        <w:rPr>
+          <w:b/>
+        </w:rPr>
+        <w:t>state</w:t>
+      </w:r>
+      <w:r>
+        <w:rPr>
+          <w:b w:val="0"/>
+        </w:rPr>
+        <w:t xml:space="preserve">d condition that would challenge the </w:t>
+      </w:r>
+      <w:r>
+        <w:rPr>
+          <w:b/>
+        </w:rPr>
+        <w:t>mechanism</w:t>
+      </w:r>
+      <w:r>
+        <w:rPr>
+          <w:b w:val="0"/>
+        </w:rPr>
+        <w:t xml:space="preserve">; reject a claim resting on unmeasured </w:t>
+      </w:r>
+      <w:r>
+        <w:rPr>
+          <w:b/>
+        </w:rPr>
+        <w:t>evidence</w:t>
+      </w:r>
+      <w:r>
+        <w:rPr>
+          <w:b w:val="0"/>
+        </w:rPr>
+        <w:t>.</w:t>
       </w:r>
     </w:p>
     <w:p>
-      <w:r>
-        <w:t>review -&gt; looking_up is not allowed by this declared transition table, even if total attempts is two. Reject the transition or explicitly redesign and retest the table.</w:t>
+      <w:pPr>
+        <w:pStyle w:val="Heading3"/>
+      </w:pPr>
+      <w:r>
+        <w:t>Model the reasoning aloud</w:t>
       </w:r>
     </w:p>
     <w:p>
-      <w:r>
-        <w:t>Compare the intermediate evidence with the final statement. Explain why each number or decision follows from the stated inputs. The conclusion belongs to this scenario and procedure; changing the inputs, evaluation population or authority can change what it establishes. Retain the raw record so a later revision can be compared honestly.</w:t>
+      <w:pPr>
+        <w:spacing w:line="336" w:lineRule="auto" w:after="180"/>
+      </w:pPr>
+      <w:r>
+        <w:rPr>
+          <w:b w:val="0"/>
+        </w:rPr>
+        <w:t xml:space="preserve">Use the complete worked example below before asking learners to complete W2. Reveal a small part, invite a </w:t>
+      </w:r>
+      <w:r>
+        <w:rPr>
+          <w:b/>
+        </w:rPr>
+        <w:t>prediction</w:t>
+      </w:r>
+      <w:r>
+        <w:rPr>
+          <w:b w:val="0"/>
+        </w:rPr>
+        <w:t>, then explain the deciding step.</w:t>
       </w:r>
     </w:p>
     <w:p>
-      <w:r>
-        <w:t>Optional local lab: predict the printed result before running this standalone Python 3 example. Change one relevant boundary input, record the outcome and state the contract or statistical assumptions. The program uses fictional values and the Python standard library; it performs no external operations.</w:t>
+      <w:pPr>
+        <w:spacing w:line="336" w:lineRule="auto" w:after="180"/>
+      </w:pPr>
+      <w:r>
+        <w:rPr>
+          <w:b w:val="0"/>
+        </w:rPr>
+        <w:t>These teacher notes contain solutions; do not reveal the independent case answer during modelling.</w:t>
+      </w:r>
+    </w:p>
+    <w:p>
+      <w:pPr>
+        <w:spacing w:line="336" w:lineRule="auto" w:after="180"/>
+      </w:pPr>
+      <w:r>
+        <w:rPr>
+          <w:b w:val="0"/>
+        </w:rPr>
+        <w:t>Trace ready -&gt; looking_up -&gt; review -&gt; looking_up -&gt; done.</w:t>
+      </w:r>
+    </w:p>
+    <w:p>
+      <w:pPr>
+        <w:spacing w:line="336" w:lineRule="auto" w:after="180"/>
+      </w:pPr>
+      <w:r>
+        <w:rPr>
+          <w:b w:val="0"/>
+        </w:rPr>
+        <w:t xml:space="preserve">review -&gt; looking_up is not allowed by this declared </w:t>
+      </w:r>
+      <w:r>
+        <w:rPr>
+          <w:b/>
+        </w:rPr>
+        <w:t>transition</w:t>
+      </w:r>
+      <w:r>
+        <w:rPr>
+          <w:b w:val="0"/>
+        </w:rPr>
+        <w:t xml:space="preserve"> table, even if total attempts is two. Reject the </w:t>
+      </w:r>
+      <w:r>
+        <w:rPr>
+          <w:b/>
+        </w:rPr>
+        <w:t>transition</w:t>
+      </w:r>
+      <w:r>
+        <w:rPr>
+          <w:b w:val="0"/>
+        </w:rPr>
+        <w:t xml:space="preserve"> or explicitly redesign and retest the table.</w:t>
+      </w:r>
+    </w:p>
+    <w:p>
+      <w:pPr>
+        <w:pStyle w:val="Heading3"/>
+      </w:pPr>
+      <w:r>
+        <w:t>Model the reasoning aloud · 4</w:t>
+      </w:r>
+    </w:p>
+    <w:p>
+      <w:pPr>
+        <w:spacing w:line="336" w:lineRule="auto" w:after="180"/>
+      </w:pPr>
+      <w:r>
+        <w:rPr>
+          <w:b w:val="0"/>
+        </w:rPr>
+        <w:t xml:space="preserve">Compare the intermediate </w:t>
+      </w:r>
+      <w:r>
+        <w:rPr>
+          <w:b/>
+        </w:rPr>
+        <w:t>evidence</w:t>
+      </w:r>
+      <w:r>
+        <w:rPr>
+          <w:b w:val="0"/>
+        </w:rPr>
+        <w:t xml:space="preserve"> with the final </w:t>
+      </w:r>
+      <w:r>
+        <w:rPr>
+          <w:b/>
+        </w:rPr>
+        <w:t>state</w:t>
+      </w:r>
+      <w:r>
+        <w:rPr>
+          <w:b w:val="0"/>
+        </w:rPr>
+        <w:t xml:space="preserve">ment. Explain why each number or decision follows from the </w:t>
+      </w:r>
+      <w:r>
+        <w:rPr>
+          <w:b/>
+        </w:rPr>
+        <w:t>state</w:t>
+      </w:r>
+      <w:r>
+        <w:rPr>
+          <w:b w:val="0"/>
+        </w:rPr>
+        <w:t xml:space="preserve">d </w:t>
+      </w:r>
+      <w:r>
+        <w:rPr>
+          <w:b/>
+        </w:rPr>
+        <w:t>input</w:t>
+      </w:r>
+      <w:r>
+        <w:rPr>
+          <w:b w:val="0"/>
+        </w:rPr>
+        <w:t>s.</w:t>
+      </w:r>
+    </w:p>
+    <w:p>
+      <w:pPr>
+        <w:spacing w:line="336" w:lineRule="auto" w:after="180"/>
+      </w:pPr>
+      <w:r>
+        <w:rPr>
+          <w:b w:val="0"/>
+        </w:rPr>
+        <w:t xml:space="preserve">The conclusion belongs to this scenario and procedure; changing the </w:t>
+      </w:r>
+      <w:r>
+        <w:rPr>
+          <w:b/>
+        </w:rPr>
+        <w:t>input</w:t>
+      </w:r>
+      <w:r>
+        <w:rPr>
+          <w:b w:val="0"/>
+        </w:rPr>
+        <w:t>s, evaluation population or authority can change what it establishes. Retain the raw record so a later revision can be compared honestly.</w:t>
+      </w:r>
+    </w:p>
+    <w:p>
+      <w:pPr>
+        <w:pStyle w:val="Heading3"/>
+      </w:pPr>
+      <w:r>
+        <w:t>Model the reasoning aloud · 5</w:t>
+      </w:r>
+    </w:p>
+    <w:p>
+      <w:pPr>
+        <w:spacing w:line="336" w:lineRule="auto" w:after="180"/>
+      </w:pPr>
+      <w:r>
+        <w:rPr>
+          <w:b w:val="0"/>
+        </w:rPr>
+        <w:t xml:space="preserve">Optional local lab: predict the printed result before running this standalone Python 3 example. Change one relevant boundary </w:t>
+      </w:r>
+      <w:r>
+        <w:rPr>
+          <w:b/>
+        </w:rPr>
+        <w:t>input</w:t>
+      </w:r>
+      <w:r>
+        <w:rPr>
+          <w:b w:val="0"/>
+        </w:rPr>
+        <w:t xml:space="preserve">, record the outcome and </w:t>
+      </w:r>
+      <w:r>
+        <w:rPr>
+          <w:b/>
+        </w:rPr>
+        <w:t>state</w:t>
+      </w:r>
+      <w:r>
+        <w:rPr>
+          <w:b w:val="0"/>
+        </w:rPr>
+        <w:t xml:space="preserve"> the contract or statistical assumptions.</w:t>
+      </w:r>
+    </w:p>
+    <w:p>
+      <w:pPr>
+        <w:spacing w:line="336" w:lineRule="auto" w:after="180"/>
+      </w:pPr>
+      <w:r>
+        <w:rPr>
+          <w:b w:val="0"/>
+        </w:rPr>
+        <w:t>The program uses fictional values and the Python standard library; it performs no external operations.</w:t>
       </w:r>
     </w:p>
     <w:p>
@@ -736,7 +1643,13 @@
       </w:tr>
     </w:tbl>
     <w:p>
-      <w:r>
+      <w:pPr>
+        <w:spacing w:line="336" w:lineRule="auto" w:after="180"/>
+      </w:pPr>
+      <w:r>
+        <w:rPr>
+          <w:b w:val="0"/>
+        </w:rPr>
         <w:t>Use the diagram and verbal explanation together. Ask learners to match a sentence to a specific visual step; do not assign learners fixed visual or auditory learning styles.</w:t>
       </w:r>
     </w:p>
@@ -749,8 +1662,26 @@
       </w:r>
     </w:p>
     <w:p>
-      <w:r>
-        <w:t>A parcel lookup state machine. An agent may follow idle→querying→checking→complete; complete is terminal.</w:t>
+      <w:pPr>
+        <w:spacing w:line="336" w:lineRule="auto" w:after="180"/>
+      </w:pPr>
+      <w:r>
+        <w:rPr>
+          <w:b w:val="0"/>
+        </w:rPr>
+        <w:t xml:space="preserve">A parcel lookup </w:t>
+      </w:r>
+      <w:r>
+        <w:rPr>
+          <w:b/>
+        </w:rPr>
+        <w:t>state</w:t>
+      </w:r>
+      <w:r>
+        <w:rPr>
+          <w:b w:val="0"/>
+        </w:rPr>
+        <w:t xml:space="preserve"> machine. An agent may follow idle→querying→checking→complete; complete is terminal.</w:t>
       </w:r>
     </w:p>
     <w:p>
@@ -762,8 +1693,47 @@
       </w:r>
     </w:p>
     <w:p>
-      <w:r>
-        <w:t>A follows all four states. B follows idle→querying→complete. No other transitions are declared.</w:t>
+      <w:pPr>
+        <w:pStyle w:val="Heading3"/>
+      </w:pPr>
+      <w:r>
+        <w:t>Supplied facts</w:t>
+      </w:r>
+    </w:p>
+    <w:p>
+      <w:pPr>
+        <w:spacing w:line="336" w:lineRule="auto" w:after="180"/>
+        <w:shd w:fill="F1F6FC"/>
+      </w:pPr>
+      <w:r>
+        <w:rPr>
+          <w:b w:val="0"/>
+        </w:rPr>
+        <w:t xml:space="preserve">A follows all four </w:t>
+      </w:r>
+      <w:r>
+        <w:rPr>
+          <w:b/>
+        </w:rPr>
+        <w:t>state</w:t>
+      </w:r>
+      <w:r>
+        <w:rPr>
+          <w:b w:val="0"/>
+        </w:rPr>
+        <w:t xml:space="preserve">s. B follows idle→querying→complete. No other </w:t>
+      </w:r>
+      <w:r>
+        <w:rPr>
+          <w:b/>
+        </w:rPr>
+        <w:t>transition</w:t>
+      </w:r>
+      <w:r>
+        <w:rPr>
+          <w:b w:val="0"/>
+        </w:rPr>
+        <w:t>s are declared.</w:t>
       </w:r>
     </w:p>
     <w:p>
@@ -926,21 +1896,55 @@
       </w:r>
     </w:p>
     <w:p>
-      <w:r>
-        <w:t>A state machine bounds action order. A plausible final state does not establish that the path was valid.</w:t>
+      <w:pPr>
+        <w:pStyle w:val="Heading3"/>
+      </w:pPr>
+      <w:r>
+        <w:t>Why the result follows</w:t>
       </w:r>
     </w:p>
     <w:p>
       <w:pPr>
-        <w:pStyle w:val="Heading3"/>
-      </w:pPr>
-      <w:r>
-        <w:t>What this example does not establish</w:t>
+        <w:spacing w:line="336" w:lineRule="auto" w:after="180"/>
+        <w:shd w:fill="F1F6FC"/>
+      </w:pPr>
+      <w:r>
+        <w:rPr>
+          <w:b w:val="0"/>
+        </w:rPr>
+        <w:t xml:space="preserve">A </w:t>
+      </w:r>
+      <w:r>
+        <w:rPr>
+          <w:b/>
+        </w:rPr>
+        <w:t>state</w:t>
+      </w:r>
+      <w:r>
+        <w:rPr>
+          <w:b w:val="0"/>
+        </w:rPr>
+        <w:t xml:space="preserve"> machine bounds action order. A plausible final </w:t>
+      </w:r>
+      <w:r>
+        <w:rPr>
+          <w:b/>
+        </w:rPr>
+        <w:t>state</w:t>
+      </w:r>
+      <w:r>
+        <w:rPr>
+          <w:b w:val="0"/>
+        </w:rPr>
+        <w:t xml:space="preserve"> does not establish that the path was valid.</w:t>
       </w:r>
     </w:p>
     <w:p>
-      <w:r>
-        <w:t>This graph checks sequence, not the correctness of the fetched parcel data.</w:t>
+      <w:pPr>
+        <w:pStyle w:val="Heading3"/>
+      </w:pPr>
+      <w:r>
+        <w:t>What this example does not establish</w:t>
       </w:r>
     </w:p>
     <w:p>
@@ -948,43 +1952,168 @@
         <w:pStyle w:val="Heading3"/>
       </w:pPr>
       <w:r>
-        <w:t>Change one thing in the pictured case</w:t>
+        <w:t>Keep the stated limit</w:t>
       </w:r>
     </w:p>
     <w:p>
-      <w:r>
-        <w:t>Change: Add checking→querying as a permitted retry.</w:t>
+      <w:pPr>
+        <w:spacing w:line="336" w:lineRule="auto" w:after="180"/>
+        <w:shd w:fill="FFF5E6"/>
+      </w:pPr>
+      <w:r>
+        <w:rPr>
+          <w:b w:val="0"/>
+        </w:rPr>
+        <w:t>This graph checks sequence, not the correctness of the fetched parcel data.</w:t>
       </w:r>
     </w:p>
     <w:p>
-      <w:r>
-        <w:t>Prediction: That retry becomes valid; querying→complete stays forbidden.</w:t>
+      <w:pPr>
+        <w:pStyle w:val="Heading3"/>
+      </w:pPr>
+      <w:r>
+        <w:t>Change one thing in the pictured case</w:t>
       </w:r>
     </w:p>
     <w:p>
-      <w:r>
-        <w:t>Reason: Adding one arrow does not authorise unrelated shortcuts.</w:t>
+      <w:pPr>
+        <w:pStyle w:val="Heading3"/>
+      </w:pPr>
+      <w:r>
+        <w:t>Change one thing</w:t>
       </w:r>
     </w:p>
     <w:p>
       <w:pPr>
-        <w:pStyle w:val="Heading3"/>
-      </w:pPr>
-      <w:r>
-        <w:t>Ask while showing the picture</w:t>
+        <w:spacing w:line="336" w:lineRule="auto" w:after="180"/>
+        <w:shd w:fill="F5F1FB"/>
+      </w:pPr>
+      <w:r>
+        <w:rPr>
+          <w:b w:val="0"/>
+        </w:rPr>
+        <w:t>Change: Add checking→querying as a permitted retry.</w:t>
       </w:r>
     </w:p>
     <w:p>
-      <w:r>
-        <w:t>Cover the result. Ask learners to name the inputs and predict the next step. Uncover one step, connect the icon to the actual procedure, and explain its evidence. Then change the supplied condition and compare. The picture is a representation; it does not document execution of a real AI model.</w:t>
+      <w:pPr>
+        <w:pStyle w:val="Heading3"/>
+      </w:pPr>
+      <w:r>
+        <w:t>Predicted result</w:t>
       </w:r>
     </w:p>
     <w:p>
       <w:pPr>
+        <w:spacing w:line="336" w:lineRule="auto" w:after="180"/>
+        <w:shd w:fill="F1F6FC"/>
+      </w:pPr>
+      <w:r>
+        <w:rPr>
+          <w:b/>
+        </w:rPr>
+        <w:t>Prediction</w:t>
+      </w:r>
+      <w:r>
+        <w:rPr>
+          <w:b w:val="0"/>
+        </w:rPr>
+        <w:t>: That retry becomes valid; querying→complete stays forbidden.</w:t>
+      </w:r>
+    </w:p>
+    <w:p>
+      <w:pPr>
+        <w:pStyle w:val="Heading3"/>
+      </w:pPr>
+      <w:r>
+        <w:t>Why the result follows</w:t>
+      </w:r>
+    </w:p>
+    <w:p>
+      <w:pPr>
+        <w:spacing w:line="336" w:lineRule="auto" w:after="180"/>
+        <w:shd w:fill="F1F6FC"/>
+      </w:pPr>
+      <w:r>
+        <w:rPr>
+          <w:b w:val="0"/>
+        </w:rPr>
+        <w:t>Reason: Adding one arrow does not authorise unrelated shortcuts.</w:t>
+      </w:r>
+    </w:p>
+    <w:p>
+      <w:pPr>
+        <w:pStyle w:val="Heading3"/>
+      </w:pPr>
+      <w:r>
+        <w:t>Ask while showing the picture</w:t>
+      </w:r>
+    </w:p>
+    <w:p>
+      <w:pPr>
+        <w:pStyle w:val="Heading3"/>
+      </w:pPr>
+      <w:r>
+        <w:t>Ask while showing the picture · 6</w:t>
+      </w:r>
+    </w:p>
+    <w:p>
+      <w:pPr>
+        <w:spacing w:line="336" w:lineRule="auto" w:after="180"/>
+      </w:pPr>
+      <w:r>
+        <w:rPr>
+          <w:b w:val="0"/>
+        </w:rPr>
+        <w:t xml:space="preserve">Cover the result. Ask learners to name the </w:t>
+      </w:r>
+      <w:r>
+        <w:rPr>
+          <w:b/>
+        </w:rPr>
+        <w:t>input</w:t>
+      </w:r>
+      <w:r>
+        <w:rPr>
+          <w:b w:val="0"/>
+        </w:rPr>
+        <w:t xml:space="preserve">s and predict the next step. Uncover one step, connect the icon to the actual procedure, and explain its </w:t>
+      </w:r>
+      <w:r>
+        <w:rPr>
+          <w:b/>
+        </w:rPr>
+        <w:t>evidence</w:t>
+      </w:r>
+      <w:r>
+        <w:rPr>
+          <w:b w:val="0"/>
+        </w:rPr>
+        <w:t>. Then change the supplied condition and compare.</w:t>
+      </w:r>
+    </w:p>
+    <w:p>
+      <w:pPr>
+        <w:spacing w:line="336" w:lineRule="auto" w:after="180"/>
+      </w:pPr>
+      <w:r>
+        <w:rPr>
+          <w:b w:val="0"/>
+        </w:rPr>
+        <w:t>The picture is a representation; it does not document execution of a real AI model.</w:t>
+      </w:r>
+    </w:p>
+    <w:p>
+      <w:pPr>
         <w:pStyle w:val="Heading1"/>
       </w:pPr>
       <w:r>
         <w:t>03. Demonstrate and guide practice</w:t>
+      </w:r>
+    </w:p>
+    <w:p>
+      <w:r>
+        <w:t>Demonstrate State machines for bounded agents, reduce support deliberately and check individual reasoning before discussing answers.</w:t>
       </w:r>
     </w:p>
     <w:tbl>
@@ -1200,36 +2329,100 @@
       </w:tr>
     </w:tbl>
     <w:p>
-      <w:r>
-        <w:t>Use the worked example in Sections 3 and 6. Collect a prediction before revealing its result; ask the learner to point to each intermediate fact.</w:t>
+      <w:pPr>
+        <w:spacing w:line="336" w:lineRule="auto" w:after="180"/>
+      </w:pPr>
+      <w:r>
+        <w:rPr>
+          <w:b w:val="0"/>
+        </w:rPr>
+        <w:t xml:space="preserve">Use the worked example in Sections 3 and 6. Collect a </w:t>
+      </w:r>
+      <w:r>
+        <w:rPr>
+          <w:b/>
+        </w:rPr>
+        <w:t>prediction</w:t>
+      </w:r>
+      <w:r>
+        <w:rPr>
+          <w:b w:val="0"/>
+        </w:rPr>
+        <w:t xml:space="preserve"> before revealing its result; ask the learner to point to each intermediate fact.</w:t>
       </w:r>
     </w:p>
     <w:p>
-      <w:r>
-        <w:t>Provide an input/procedure/result/limit frame and a calculator when needed. Ask students to identify the first step before completing the whole trace. Extension: compare two concrete variants of this mechanism while holding unrelated conditions fixed; report both successful and unsuccessful outcomes.</w:t>
+      <w:pPr>
+        <w:spacing w:line="336" w:lineRule="auto" w:after="180"/>
+      </w:pPr>
+      <w:r>
+        <w:rPr>
+          <w:b w:val="0"/>
+        </w:rPr>
+        <w:t xml:space="preserve">Provide an </w:t>
+      </w:r>
+      <w:r>
+        <w:rPr>
+          <w:b/>
+        </w:rPr>
+        <w:t>input</w:t>
+      </w:r>
+      <w:r>
+        <w:rPr>
+          <w:b w:val="0"/>
+        </w:rPr>
+        <w:t>/procedure/result/limit frame and a calculator when needed. Ask students to identify the first step before completing the whole trace.</w:t>
       </w:r>
     </w:p>
     <w:p>
       <w:pPr>
-        <w:pStyle w:val="Heading3"/>
-      </w:pPr>
-      <w:r>
-        <w:t>Reduce help deliberately</w:t>
+        <w:spacing w:line="336" w:lineRule="auto" w:after="180"/>
+      </w:pPr>
+      <w:r>
+        <w:rPr>
+          <w:b w:val="0"/>
+        </w:rPr>
+        <w:t xml:space="preserve">Extension: compare two concrete variants of this </w:t>
+      </w:r>
+      <w:r>
+        <w:rPr>
+          <w:b/>
+        </w:rPr>
+        <w:t>mechanism</w:t>
+      </w:r>
+      <w:r>
+        <w:rPr>
+          <w:b w:val="0"/>
+        </w:rPr>
+        <w:t xml:space="preserve"> while holding unrelated conditions fixed; report both successful and unsuccessful outcomes.</w:t>
       </w:r>
     </w:p>
     <w:p>
-      <w:r>
-        <w:t>Completion task: Trace ready -&gt; looking_up -&gt; review -&gt; looking_up -&gt; done. Show the intermediate steps and give the conclusion with its scope.</w:t>
+      <w:pPr>
+        <w:pStyle w:val="Heading3"/>
+      </w:pPr>
+      <w:r>
+        <w:t>Reduce help deliberately</w:t>
       </w:r>
     </w:p>
     <w:p>
-      <w:r>
-        <w:t>Teacher check: Teacher explanation: review -&gt; looking_up is not allowed by this declared transition table, even if total attempts is two. Reject the transition or explicitly redesign and retest the table.</w:t>
+      <w:pPr>
+        <w:pStyle w:val="Heading3"/>
+      </w:pPr>
+      <w:r>
+        <w:t>Completion practice</w:t>
       </w:r>
     </w:p>
     <w:p>
-      <w:r>
-        <w:t>Start by identifying the given inputs together. Leave the intermediate steps blank. If needed, model one step, then withdraw that help on the next step. Move to a full trace only when the partial trace is understood. For partners, alternate explainer and checker; collect a response from every learner before discussion.</w:t>
+      <w:pPr>
+        <w:spacing w:line="336" w:lineRule="auto" w:after="180"/>
+        <w:shd w:fill="F5F1FB"/>
+      </w:pPr>
+      <w:r>
+        <w:rPr>
+          <w:b w:val="0"/>
+        </w:rPr>
+        <w:t>Completion task: Trace ready -&gt; looking_up -&gt; review -&gt; looking_up -&gt; done. Show the intermediate steps and give the conclusion with its scope.</w:t>
       </w:r>
     </w:p>
     <w:p>
@@ -1237,22 +2430,77 @@
         <w:pStyle w:val="Heading3"/>
       </w:pPr>
       <w:r>
-        <w:t>Individual reasoning check</w:t>
+        <w:t>Reasoning to listen for</w:t>
       </w:r>
     </w:p>
     <w:p>
-      <w:r>
-        <w:t>Use the worked case for State machines for bounded agents. Proposed explanation: “The worked result establishes every future case”. Decide whether this explanation is supported. Point to the step or supplied fact that decides; explain your repair if needed.</w:t>
+      <w:pPr>
+        <w:spacing w:line="336" w:lineRule="auto" w:after="180"/>
+        <w:shd w:fill="F1F6FC"/>
+      </w:pPr>
+      <w:r>
+        <w:rPr>
+          <w:b w:val="0"/>
+        </w:rPr>
+        <w:t xml:space="preserve">Teacher check: Teacher explanation: review -&gt; looking_up is not allowed by this declared </w:t>
+      </w:r>
+      <w:r>
+        <w:rPr>
+          <w:b/>
+        </w:rPr>
+        <w:t>transition</w:t>
+      </w:r>
+      <w:r>
+        <w:rPr>
+          <w:b w:val="0"/>
+        </w:rPr>
+        <w:t xml:space="preserve"> table, even if total attempts is two. Reject the </w:t>
+      </w:r>
+      <w:r>
+        <w:rPr>
+          <w:b/>
+        </w:rPr>
+        <w:t>transition</w:t>
+      </w:r>
+      <w:r>
+        <w:rPr>
+          <w:b w:val="0"/>
+        </w:rPr>
+        <w:t xml:space="preserve"> or explicitly redesign and retest the table.</w:t>
       </w:r>
     </w:p>
     <w:p>
-      <w:r>
-        <w:t>Expected correction: An action budget and a transition policy are separate checks; satisfying one does not guarantee the other.</w:t>
+      <w:pPr>
+        <w:spacing w:line="336" w:lineRule="auto" w:after="180"/>
+      </w:pPr>
+      <w:r>
+        <w:rPr>
+          <w:b w:val="0"/>
+        </w:rPr>
+        <w:t xml:space="preserve">Start by identifying the given </w:t>
+      </w:r>
+      <w:r>
+        <w:rPr>
+          <w:b/>
+        </w:rPr>
+        <w:t>input</w:t>
+      </w:r>
+      <w:r>
+        <w:rPr>
+          <w:b w:val="0"/>
+        </w:rPr>
+        <w:t>s together. Leave the intermediate steps blank. If needed, model one step, then withdraw that help on the next step. Move to a full trace only when the partial trace is understood.</w:t>
       </w:r>
     </w:p>
     <w:p>
-      <w:r>
-        <w:t>Collect explanations, not only yes/no votes. If a misunderstanding is common, re-model the relevant step for the class. If it affects a few learners, give a short targeted group explanation while others solve a more demanding variation.</w:t>
+      <w:pPr>
+        <w:spacing w:line="336" w:lineRule="auto" w:after="180"/>
+      </w:pPr>
+      <w:r>
+        <w:rPr>
+          <w:b w:val="0"/>
+        </w:rPr>
+        <w:t>For partners, alternate explainer and checker; collect a response from every learner before discussion.</w:t>
       </w:r>
     </w:p>
     <w:p>
@@ -1260,63 +2508,355 @@
         <w:pStyle w:val="Heading3"/>
       </w:pPr>
       <w:r>
-        <w:t>Pictorial practice question</w:t>
+        <w:t>Individual reasoning check</w:t>
       </w:r>
     </w:p>
     <w:p>
-      <w:r>
-        <w:t>Trace A and B through the state diagram. Name B’s forbidden transition and explain whether adding checking→querying permits that shortcut.</w:t>
+      <w:pPr>
+        <w:spacing w:line="336" w:lineRule="auto" w:after="180"/>
+      </w:pPr>
+      <w:r>
+        <w:rPr>
+          <w:b w:val="0"/>
+        </w:rPr>
+        <w:t xml:space="preserve">Use the worked case for </w:t>
+      </w:r>
+      <w:r>
+        <w:rPr>
+          <w:b/>
+        </w:rPr>
+        <w:t>State</w:t>
+      </w:r>
+      <w:r>
+        <w:rPr>
+          <w:b w:val="0"/>
+        </w:rPr>
+        <w:t xml:space="preserve"> machines for bounded agents. Proposed explanation: “The worked result establishes every future case”. Decide whether this explanation is supported.</w:t>
       </w:r>
     </w:p>
     <w:p>
       <w:pPr>
-        <w:pStyle w:val="Heading3"/>
-      </w:pPr>
-      <w:r>
-        <w:t>Reasoned teacher answer</w:t>
+        <w:spacing w:line="336" w:lineRule="auto" w:after="180"/>
+      </w:pPr>
+      <w:r>
+        <w:rPr>
+          <w:b w:val="0"/>
+        </w:rPr>
+        <w:t>Point to the step or supplied fact that decides; explain your repair if needed.</w:t>
       </w:r>
     </w:p>
     <w:p>
-      <w:r>
-        <w:t>The graph permits three forward transitions. All adjacent pairs match permitted arrows. Querying→complete skips checking and is invalid. Changed case: That retry becomes valid; querying→complete stays forbidden. Adding one arrow does not authorise unrelated shortcuts.</w:t>
+      <w:pPr>
+        <w:pStyle w:val="Heading3"/>
+      </w:pPr>
+      <w:r>
+        <w:t>Expected repair</w:t>
       </w:r>
     </w:p>
     <w:p>
-      <w:r>
-        <w:t>Changed-case reasoning: That retry becomes valid; querying→complete stays forbidden. Adding one arrow does not authorise unrelated shortcuts.</w:t>
+      <w:pPr>
+        <w:spacing w:line="336" w:lineRule="auto" w:after="180"/>
+        <w:shd w:fill="F1F6FC"/>
+      </w:pPr>
+      <w:r>
+        <w:rPr>
+          <w:b w:val="0"/>
+        </w:rPr>
+        <w:t xml:space="preserve">Expected correction: An action budget and a </w:t>
+      </w:r>
+      <w:r>
+        <w:rPr>
+          <w:b/>
+        </w:rPr>
+        <w:t>transition</w:t>
+      </w:r>
+      <w:r>
+        <w:rPr>
+          <w:b w:val="0"/>
+        </w:rPr>
+        <w:t xml:space="preserve"> policy are separate checks; satisfying one does not guarantee the other.</w:t>
       </w:r>
     </w:p>
     <w:p>
-      <w:r>
-        <w:t>Collect each learner’s explanation before discussion. Use the first missing connection between input, deciding step and result to choose support. This question is worked-case practice, not fresh mastery evidence.</w:t>
+      <w:pPr>
+        <w:spacing w:line="336" w:lineRule="auto" w:after="180"/>
+      </w:pPr>
+      <w:r>
+        <w:rPr>
+          <w:b w:val="0"/>
+        </w:rPr>
+        <w:t>Collect explanations, not only yes/no votes. If a misunderstanding is common, re-model the relevant step for the class.</w:t>
       </w:r>
     </w:p>
     <w:p>
       <w:pPr>
-        <w:pStyle w:val="Heading1"/>
-      </w:pPr>
-      <w:r>
-        <w:t>04. Run the investigation and diagnose misconceptions</w:t>
+        <w:spacing w:line="336" w:lineRule="auto" w:after="180"/>
+      </w:pPr>
+      <w:r>
+        <w:rPr>
+          <w:b w:val="0"/>
+        </w:rPr>
+        <w:t>If it affects a few learners, give a short targeted group explanation while others solve a more demanding variation.</w:t>
       </w:r>
     </w:p>
     <w:p>
-      <w:r>
-        <w:t>The worked result establishes every future case: An action budget and a transition policy are separate checks; satisfying one does not guarantee the other.</w:t>
+      <w:pPr>
+        <w:pStyle w:val="Heading3"/>
+      </w:pPr>
+      <w:r>
+        <w:t>Pictorial practice question</w:t>
       </w:r>
     </w:p>
     <w:p>
-      <w:r>
-        <w:t>A missing input may be replaced without recording the change: A replacement changes the evidence or contract. Record the change and its justification; do not silently turn unknown into a measured value.</w:t>
+      <w:pPr>
+        <w:spacing w:line="336" w:lineRule="auto" w:after="180"/>
+      </w:pPr>
+      <w:r>
+        <w:rPr>
+          <w:b w:val="0"/>
+        </w:rPr>
+        <w:t xml:space="preserve">Trace A and B through the </w:t>
+      </w:r>
+      <w:r>
+        <w:rPr>
+          <w:b/>
+        </w:rPr>
+        <w:t>state</w:t>
+      </w:r>
+      <w:r>
+        <w:rPr>
+          <w:b w:val="0"/>
+        </w:rPr>
+        <w:t xml:space="preserve"> diagram. Name B’s forbidden </w:t>
+      </w:r>
+      <w:r>
+        <w:rPr>
+          <w:b/>
+        </w:rPr>
+        <w:t>transition</w:t>
+      </w:r>
+      <w:r>
+        <w:rPr>
+          <w:b w:val="0"/>
+        </w:rPr>
+        <w:t xml:space="preserve"> and explain whether adding checking→querying permits that shortcut.</w:t>
       </w:r>
     </w:p>
     <w:p>
-      <w:r>
-        <w:t>Repeating an assessed case is new independent evidence: A replay checks consistency. An example used for feedback or revision cannot later be described as untouched final evaluation.</w:t>
+      <w:pPr>
+        <w:pStyle w:val="Heading3"/>
+      </w:pPr>
+      <w:r>
+        <w:t>Reasoned teacher answer</w:t>
       </w:r>
     </w:p>
     <w:p>
-      <w:r>
-        <w:t>Use Section 9 for the evidence ledger. Add a boundary or missing-input case and record the expected response before checking. More successful repeats of one case do not establish wider coverage.</w:t>
+      <w:pPr>
+        <w:spacing w:line="336" w:lineRule="auto" w:after="180"/>
+      </w:pPr>
+      <w:r>
+        <w:rPr>
+          <w:b w:val="0"/>
+        </w:rPr>
+        <w:t xml:space="preserve">The graph permits three forward </w:t>
+      </w:r>
+      <w:r>
+        <w:rPr>
+          <w:b/>
+        </w:rPr>
+        <w:t>transition</w:t>
+      </w:r>
+      <w:r>
+        <w:rPr>
+          <w:b w:val="0"/>
+        </w:rPr>
+        <w:t>s. All adjacent pairs match permitted arrows. Querying→complete skips checking and is invalid. Changed case: That retry becomes valid; querying→complete stays forbidden.</w:t>
+      </w:r>
+    </w:p>
+    <w:p>
+      <w:pPr>
+        <w:spacing w:line="336" w:lineRule="auto" w:after="180"/>
+      </w:pPr>
+      <w:r>
+        <w:rPr>
+          <w:b w:val="0"/>
+        </w:rPr>
+        <w:t>Adding one arrow does not authorise unrelated shortcuts.</w:t>
+      </w:r>
+    </w:p>
+    <w:p>
+      <w:pPr>
+        <w:spacing w:line="336" w:lineRule="auto" w:after="180"/>
+      </w:pPr>
+      <w:r>
+        <w:rPr>
+          <w:b w:val="0"/>
+        </w:rPr>
+        <w:t>Changed-case reasoning: That retry becomes valid; querying→complete stays forbidden. Adding one arrow does not authorise unrelated shortcuts.</w:t>
+      </w:r>
+    </w:p>
+    <w:p>
+      <w:pPr>
+        <w:spacing w:line="336" w:lineRule="auto" w:after="180"/>
+      </w:pPr>
+      <w:r>
+        <w:rPr>
+          <w:b w:val="0"/>
+        </w:rPr>
+        <w:t xml:space="preserve">Collect each learner’s explanation before discussion. Use the first missing connection between </w:t>
+      </w:r>
+      <w:r>
+        <w:rPr>
+          <w:b/>
+        </w:rPr>
+        <w:t>input</w:t>
+      </w:r>
+      <w:r>
+        <w:rPr>
+          <w:b w:val="0"/>
+        </w:rPr>
+        <w:t xml:space="preserve">, deciding step and result to choose support. This question is worked-case practice, not fresh mastery </w:t>
+      </w:r>
+      <w:r>
+        <w:rPr>
+          <w:b/>
+        </w:rPr>
+        <w:t>evidence</w:t>
+      </w:r>
+      <w:r>
+        <w:rPr>
+          <w:b w:val="0"/>
+        </w:rPr>
+        <w:t>.</w:t>
+      </w:r>
+    </w:p>
+    <w:p>
+      <w:pPr>
+        <w:pStyle w:val="Heading1"/>
+      </w:pPr>
+      <w:r>
+        <w:t>04. Run the investigation and diagnose misconceptions</w:t>
+      </w:r>
+    </w:p>
+    <w:p>
+      <w:r>
+        <w:t>Run the State machines for bounded agents investigation and use the first unsupported step to choose a teaching response.</w:t>
+      </w:r>
+    </w:p>
+    <w:p>
+      <w:pPr>
+        <w:spacing w:line="336" w:lineRule="auto" w:after="180"/>
+      </w:pPr>
+      <w:r>
+        <w:rPr>
+          <w:b w:val="0"/>
+        </w:rPr>
+        <w:t xml:space="preserve">The worked result establishes every future case: An action budget and a </w:t>
+      </w:r>
+      <w:r>
+        <w:rPr>
+          <w:b/>
+        </w:rPr>
+        <w:t>transition</w:t>
+      </w:r>
+      <w:r>
+        <w:rPr>
+          <w:b w:val="0"/>
+        </w:rPr>
+        <w:t xml:space="preserve"> policy are separate checks; satisfying one does not guarantee the other.</w:t>
+      </w:r>
+    </w:p>
+    <w:p>
+      <w:pPr>
+        <w:spacing w:line="336" w:lineRule="auto" w:after="180"/>
+      </w:pPr>
+      <w:r>
+        <w:rPr>
+          <w:b w:val="0"/>
+        </w:rPr>
+        <w:t xml:space="preserve">A missing </w:t>
+      </w:r>
+      <w:r>
+        <w:rPr>
+          <w:b/>
+        </w:rPr>
+        <w:t>input</w:t>
+      </w:r>
+      <w:r>
+        <w:rPr>
+          <w:b w:val="0"/>
+        </w:rPr>
+        <w:t xml:space="preserve"> may be replaced without recording the change: A replacement changes the </w:t>
+      </w:r>
+      <w:r>
+        <w:rPr>
+          <w:b/>
+        </w:rPr>
+        <w:t>evidence</w:t>
+      </w:r>
+      <w:r>
+        <w:rPr>
+          <w:b w:val="0"/>
+        </w:rPr>
+        <w:t xml:space="preserve"> or contract. Record the change and its justification; do not silently turn unknown into a measured value.</w:t>
+      </w:r>
+    </w:p>
+    <w:p>
+      <w:pPr>
+        <w:spacing w:line="336" w:lineRule="auto" w:after="180"/>
+      </w:pPr>
+      <w:r>
+        <w:rPr>
+          <w:b w:val="0"/>
+        </w:rPr>
+        <w:t xml:space="preserve">Repeating an assessed case is new independent </w:t>
+      </w:r>
+      <w:r>
+        <w:rPr>
+          <w:b/>
+        </w:rPr>
+        <w:t>evidence</w:t>
+      </w:r>
+      <w:r>
+        <w:rPr>
+          <w:b w:val="0"/>
+        </w:rPr>
+        <w:t>: A replay checks consistency. An example used for feedback or revision cannot later be described as untouched final evaluation.</w:t>
+      </w:r>
+    </w:p>
+    <w:p>
+      <w:pPr>
+        <w:spacing w:line="336" w:lineRule="auto" w:after="180"/>
+      </w:pPr>
+      <w:r>
+        <w:rPr>
+          <w:b w:val="0"/>
+        </w:rPr>
+        <w:t xml:space="preserve">Use Section 9 for the </w:t>
+      </w:r>
+      <w:r>
+        <w:rPr>
+          <w:b/>
+        </w:rPr>
+        <w:t>evidence</w:t>
+      </w:r>
+      <w:r>
+        <w:rPr>
+          <w:b w:val="0"/>
+        </w:rPr>
+        <w:t xml:space="preserve"> ledger. Add a boundary or missing-</w:t>
+      </w:r>
+      <w:r>
+        <w:rPr>
+          <w:b/>
+        </w:rPr>
+        <w:t>input</w:t>
+      </w:r>
+      <w:r>
+        <w:rPr>
+          <w:b w:val="0"/>
+        </w:rPr>
+        <w:t xml:space="preserve"> case and record the expected response before checking. More successful repeats of one case do not establish wider coverage.</w:t>
       </w:r>
     </w:p>
     <w:p>
@@ -1474,29 +3014,38 @@
       </w:tr>
     </w:tbl>
     <w:p>
-      <w:r>
-        <w:t>Offer an oral explanation, drawing, enlarged visual or fewer examples when that removes a reading/writing barrier. Keep the same reasoning goal. Stretch secure learners by changing a boundary or assumption and asking them to defend the effect, not simply by assigning more of the same questions.</w:t>
+      <w:pPr>
+        <w:spacing w:line="336" w:lineRule="auto" w:after="180"/>
+      </w:pPr>
+      <w:r>
+        <w:rPr>
+          <w:b w:val="0"/>
+        </w:rPr>
+        <w:t>Offer an oral explanation, drawing, enlarged visual or fewer examples when that removes a reading/writing barrier. Keep the same reasoning goal.</w:t>
       </w:r>
     </w:p>
     <w:p>
       <w:pPr>
-        <w:pStyle w:val="Heading1"/>
-      </w:pPr>
-      <w:r>
-        <w:t>05. Assess and explain the answers</w:t>
+        <w:spacing w:line="336" w:lineRule="auto" w:after="180"/>
+      </w:pPr>
+      <w:r>
+        <w:rPr>
+          <w:b w:val="0"/>
+        </w:rPr>
+        <w:t>Stretch secure learners by changing a boundary or assumption and asking them to defend the effect, not simply by assigning more of the same questions.</w:t>
       </w:r>
     </w:p>
     <w:p>
       <w:pPr>
-        <w:pStyle w:val="Heading3"/>
-      </w:pPr>
-      <w:r>
-        <w:t>Guided and exit questions</w:t>
+        <w:pStyle w:val="Heading1"/>
+      </w:pPr>
+      <w:r>
+        <w:t>05. Assess and explain the answers</w:t>
       </w:r>
     </w:p>
     <w:p>
       <w:r>
-        <w:t>Guided: review -&gt; looking_up is not allowed by this declared transition table, even if total attempts is two. Reject the transition or explicitly redesign and retest the table. Qualification: An action budget and a transition policy are separate checks; satisfying one does not guarantee the other. Exit: accept a concrete variation with its predicted outcome and a stated condition that would challenge the mechanism; reject a claim resting on unmeasured evidence.</w:t>
+        <w:t>Use the State machines for bounded agents questions, teacher keys and criteria after the relevant attempts. Previously discussed cases are practice; protect the separately selected independent task.</w:t>
       </w:r>
     </w:p>
     <w:p>
@@ -1504,89 +3053,334 @@
         <w:pStyle w:val="Heading3"/>
       </w:pPr>
       <w:r>
-        <w:t>W1 Explain the mechanism</w:t>
+        <w:t>Guided and exit questions</w:t>
       </w:r>
     </w:p>
     <w:p>
-      <w:r>
-        <w:t>Explain the weekly mechanism in your own words. Use the worked scenario to name its input, decision rule and output.</w:t>
+      <w:pPr>
+        <w:spacing w:line="336" w:lineRule="auto" w:after="180"/>
+      </w:pPr>
+      <w:r>
+        <w:rPr>
+          <w:b w:val="0"/>
+        </w:rPr>
+        <w:t xml:space="preserve">Guided: review -&gt; looking_up is not allowed by this declared </w:t>
+      </w:r>
+      <w:r>
+        <w:rPr>
+          <w:b/>
+        </w:rPr>
+        <w:t>transition</w:t>
+      </w:r>
+      <w:r>
+        <w:rPr>
+          <w:b w:val="0"/>
+        </w:rPr>
+        <w:t xml:space="preserve"> table, even if total attempts is two. Reject the </w:t>
+      </w:r>
+      <w:r>
+        <w:rPr>
+          <w:b/>
+        </w:rPr>
+        <w:t>transition</w:t>
+      </w:r>
+      <w:r>
+        <w:rPr>
+          <w:b w:val="0"/>
+        </w:rPr>
+        <w:t xml:space="preserve"> or explicitly redesign and retest the table.</w:t>
       </w:r>
     </w:p>
     <w:p>
-      <w:r>
-        <w:t>Teacher explanation: A bounded agent uses explicit states and finite action limits. A state machine makes invalid transitions visible. States are ready, looking_up, review, done. ready may start lookup; lookup may finish done or request review; review may finish done after authorised evidence. done is terminal. Maximum two lookup attempts.</w:t>
+      <w:pPr>
+        <w:spacing w:line="336" w:lineRule="auto" w:after="180"/>
+      </w:pPr>
+      <w:r>
+        <w:rPr>
+          <w:b w:val="0"/>
+        </w:rPr>
+        <w:t xml:space="preserve">Qualification: An action budget and a </w:t>
+      </w:r>
+      <w:r>
+        <w:rPr>
+          <w:b/>
+        </w:rPr>
+        <w:t>transition</w:t>
+      </w:r>
+      <w:r>
+        <w:rPr>
+          <w:b w:val="0"/>
+        </w:rPr>
+        <w:t xml:space="preserve"> policy are separate checks; satisfying one does not guarantee the other.</w:t>
       </w:r>
     </w:p>
     <w:p>
       <w:pPr>
-        <w:pStyle w:val="Heading3"/>
-      </w:pPr>
-      <w:r>
-        <w:t>W2 Trace the worked case</w:t>
+        <w:spacing w:line="336" w:lineRule="auto" w:after="180"/>
+      </w:pPr>
+      <w:r>
+        <w:rPr>
+          <w:b w:val="0"/>
+        </w:rPr>
+        <w:t xml:space="preserve">Exit: accept a concrete variation with its predicted outcome and a </w:t>
+      </w:r>
+      <w:r>
+        <w:rPr>
+          <w:b/>
+        </w:rPr>
+        <w:t>state</w:t>
+      </w:r>
+      <w:r>
+        <w:rPr>
+          <w:b w:val="0"/>
+        </w:rPr>
+        <w:t xml:space="preserve">d condition that would challenge the </w:t>
+      </w:r>
+      <w:r>
+        <w:rPr>
+          <w:b/>
+        </w:rPr>
+        <w:t>mechanism</w:t>
+      </w:r>
+      <w:r>
+        <w:rPr>
+          <w:b w:val="0"/>
+        </w:rPr>
+        <w:t xml:space="preserve">; reject a claim resting on unmeasured </w:t>
+      </w:r>
+      <w:r>
+        <w:rPr>
+          <w:b/>
+        </w:rPr>
+        <w:t>evidence</w:t>
+      </w:r>
+      <w:r>
+        <w:rPr>
+          <w:b w:val="0"/>
+        </w:rPr>
+        <w:t>.</w:t>
       </w:r>
     </w:p>
     <w:p>
-      <w:r>
-        <w:t>Trace ready -&gt; looking_up -&gt; review -&gt; looking_up -&gt; done. Show the intermediate steps and give the conclusion with its scope.</w:t>
+      <w:pPr>
+        <w:pStyle w:val="Heading3"/>
+      </w:pPr>
+      <w:r>
+        <w:t>W1 Explain the mechanism</w:t>
       </w:r>
     </w:p>
     <w:p>
-      <w:r>
-        <w:t>Teacher explanation: review -&gt; looking_up is not allowed by this declared transition table, even if total attempts is two. Reject the transition or explicitly redesign and retest the table.</w:t>
+      <w:pPr>
+        <w:pStyle w:val="Heading3"/>
+      </w:pPr>
+      <w:r>
+        <w:t>Workbook question · W1</w:t>
       </w:r>
     </w:p>
     <w:p>
       <w:pPr>
-        <w:pStyle w:val="Heading3"/>
-      </w:pPr>
-      <w:r>
-        <w:t>W3 Audit the limit</w:t>
+        <w:spacing w:line="336" w:lineRule="auto" w:after="180"/>
+        <w:shd w:fill="F5F1FB"/>
+      </w:pPr>
+      <w:r>
+        <w:rPr>
+          <w:b w:val="0"/>
+        </w:rPr>
+        <w:t xml:space="preserve">Explain the weekly </w:t>
+      </w:r>
+      <w:r>
+        <w:rPr>
+          <w:b/>
+        </w:rPr>
+        <w:t>mechanism</w:t>
+      </w:r>
+      <w:r>
+        <w:rPr>
+          <w:b w:val="0"/>
+        </w:rPr>
+        <w:t xml:space="preserve"> in your own words. Use the worked scenario to name its </w:t>
+      </w:r>
+      <w:r>
+        <w:rPr>
+          <w:b/>
+        </w:rPr>
+        <w:t>input</w:t>
+      </w:r>
+      <w:r>
+        <w:rPr>
+          <w:b w:val="0"/>
+        </w:rPr>
+        <w:t xml:space="preserve">, decision rule and </w:t>
+      </w:r>
+      <w:r>
+        <w:rPr>
+          <w:b/>
+        </w:rPr>
+        <w:t>output</w:t>
+      </w:r>
+      <w:r>
+        <w:rPr>
+          <w:b w:val="0"/>
+        </w:rPr>
+        <w:t>.</w:t>
       </w:r>
     </w:p>
     <w:p>
-      <w:r>
-        <w:t>A report omits this qualification: An action budget and a transition policy are separate checks; satisfying one does not guarantee the other. Explain how omitting it could change a reader's interpretation, and write an accurate replacement.</w:t>
+      <w:pPr>
+        <w:pStyle w:val="Heading3"/>
+      </w:pPr>
+      <w:r>
+        <w:t>Teacher reasoning · W1</w:t>
       </w:r>
     </w:p>
     <w:p>
-      <w:r>
-        <w:t>Teacher explanation: An action budget and a transition policy are separate checks; satisfying one does not guarantee the other. State the observed result separately from the unverified or out-of-scope claim; preserve the original evidence rather than inventing a missing fact.</w:t>
+      <w:pPr>
+        <w:spacing w:line="336" w:lineRule="auto" w:after="180"/>
+        <w:shd w:fill="F1F6FC"/>
+      </w:pPr>
+      <w:r>
+        <w:rPr>
+          <w:b w:val="0"/>
+        </w:rPr>
+        <w:t xml:space="preserve">Teacher explanation: A bounded agent uses explicit </w:t>
+      </w:r>
+      <w:r>
+        <w:rPr>
+          <w:b/>
+        </w:rPr>
+        <w:t>state</w:t>
+      </w:r>
+      <w:r>
+        <w:rPr>
+          <w:b w:val="0"/>
+        </w:rPr>
+        <w:t xml:space="preserve">s and finite action limits. A </w:t>
+      </w:r>
+      <w:r>
+        <w:rPr>
+          <w:b/>
+        </w:rPr>
+        <w:t>state</w:t>
+      </w:r>
+      <w:r>
+        <w:rPr>
+          <w:b w:val="0"/>
+        </w:rPr>
+        <w:t xml:space="preserve"> machine makes invalid </w:t>
+      </w:r>
+      <w:r>
+        <w:rPr>
+          <w:b/>
+        </w:rPr>
+        <w:t>transition</w:t>
+      </w:r>
+      <w:r>
+        <w:rPr>
+          <w:b w:val="0"/>
+        </w:rPr>
+        <w:t>s visible.</w:t>
       </w:r>
     </w:p>
     <w:p>
       <w:pPr>
-        <w:pStyle w:val="Heading3"/>
-      </w:pPr>
-      <w:r>
-        <w:t>W4 Apply a new case independently</w:t>
+        <w:spacing w:line="336" w:lineRule="auto" w:after="180"/>
+        <w:shd w:fill="F1F6FC"/>
+      </w:pPr>
+      <w:r>
+        <w:rPr>
+          <w:b/>
+        </w:rPr>
+        <w:t>State</w:t>
+      </w:r>
+      <w:r>
+        <w:rPr>
+          <w:b w:val="0"/>
+        </w:rPr>
+        <w:t xml:space="preserve">s are ready, looking_up, review, done. ready may start lookup; lookup may finish done or request review; review may finish done after authorised </w:t>
+      </w:r>
+      <w:r>
+        <w:rPr>
+          <w:b/>
+        </w:rPr>
+        <w:t>evidence</w:t>
+      </w:r>
+      <w:r>
+        <w:rPr>
+          <w:b w:val="0"/>
+        </w:rPr>
+        <w:t>. done is terminal. Maximum two lookup attempts.</w:t>
       </w:r>
     </w:p>
     <w:p>
-      <w:r>
-        <w:t>Trace ready -&gt; looking_up -&gt; review -&gt; done -&gt; looking_up. Find first invalid transition.</w:t>
+      <w:pPr>
+        <w:pStyle w:val="Heading3"/>
+      </w:pPr>
+      <w:r>
+        <w:t>W2 Trace the worked case</w:t>
       </w:r>
     </w:p>
     <w:p>
-      <w:r>
-        <w:t>Teacher explanation: done -&gt; looking_up violates terminal-state rule; stop. Earlier transitions are permitted.</w:t>
+      <w:pPr>
+        <w:pStyle w:val="Heading3"/>
+      </w:pPr>
+      <w:r>
+        <w:t>Workbook question · W2</w:t>
       </w:r>
     </w:p>
     <w:p>
       <w:pPr>
-        <w:pStyle w:val="Heading3"/>
-      </w:pPr>
-      <w:r>
-        <w:t>W5 Design a revealing follow-up</w:t>
+        <w:spacing w:line="336" w:lineRule="auto" w:after="180"/>
+        <w:shd w:fill="F5F1FB"/>
+      </w:pPr>
+      <w:r>
+        <w:rPr>
+          <w:b w:val="0"/>
+        </w:rPr>
+        <w:t>Trace ready -&gt; looking_up -&gt; review -&gt; looking_up -&gt; done. Show the intermediate steps and give the conclusion with its scope.</w:t>
       </w:r>
     </w:p>
     <w:p>
-      <w:r>
-        <w:t>For the worked scenario, propose one additional case that could reveal a failure, describe its expected outcome before running it, and explain what would need to remain fixed for a fair comparison. Do not reuse W4 as a new final test after receiving feedback.</w:t>
+      <w:pPr>
+        <w:pStyle w:val="Heading3"/>
+      </w:pPr>
+      <w:r>
+        <w:t>Teacher reasoning · W2</w:t>
       </w:r>
     </w:p>
     <w:p>
-      <w:r>
-        <w:t>Teacher explanation: Accept a concrete variant of the worked input or a missing/conflicting/boundary condition, with an expectation derived from the declared procedure. Require preserved settings, original outputs and data roles. An action budget and a transition policy are separate checks; satisfying one does not guarantee the other. The new case should test this particular mechanism rather than merely restate the original result.</w:t>
+      <w:pPr>
+        <w:spacing w:line="336" w:lineRule="auto" w:after="180"/>
+        <w:shd w:fill="F1F6FC"/>
+      </w:pPr>
+      <w:r>
+        <w:rPr>
+          <w:b w:val="0"/>
+        </w:rPr>
+        <w:t xml:space="preserve">Teacher explanation: review -&gt; looking_up is not allowed by this declared </w:t>
+      </w:r>
+      <w:r>
+        <w:rPr>
+          <w:b/>
+        </w:rPr>
+        <w:t>transition</w:t>
+      </w:r>
+      <w:r>
+        <w:rPr>
+          <w:b w:val="0"/>
+        </w:rPr>
+        <w:t xml:space="preserve"> table, even if total attempts is two. Reject the </w:t>
+      </w:r>
+      <w:r>
+        <w:rPr>
+          <w:b/>
+        </w:rPr>
+        <w:t>transition</w:t>
+      </w:r>
+      <w:r>
+        <w:rPr>
+          <w:b w:val="0"/>
+        </w:rPr>
+        <w:t xml:space="preserve"> or explicitly redesign and retest the table.</w:t>
       </w:r>
     </w:p>
     <w:p>
@@ -1594,25 +3388,51 @@
         <w:pStyle w:val="Heading3"/>
       </w:pPr>
       <w:r>
-        <w:t>Independent assessment and fresh retry</w:t>
+        <w:t>W3 Audit the limit</w:t>
       </w:r>
     </w:p>
     <w:p>
-      <w:r>
-        <w:t>W4: done -&gt; looking_up violates terminal-state rule; stop. Earlier transitions are permitted. Require intermediate reasoning and the stated scope. Fresh retry: ready -&gt; looking_up -&gt; done -&gt; review. Expected reasoning: done -&gt; review invalid. A terminal state must not silently resume. If students need support, record it and reassess with another new case rather than awarding independence to a copied answer.</w:t>
+      <w:pPr>
+        <w:pStyle w:val="Heading3"/>
+      </w:pPr>
+      <w:r>
+        <w:t>Workbook question · W3</w:t>
       </w:r>
     </w:p>
     <w:p>
       <w:pPr>
-        <w:pStyle w:val="Heading3"/>
-      </w:pPr>
-      <w:r>
-        <w:t>Assess independent transfer</w:t>
+        <w:spacing w:line="336" w:lineRule="auto" w:after="180"/>
+        <w:shd w:fill="F5F1FB"/>
+      </w:pPr>
+      <w:r>
+        <w:rPr>
+          <w:b w:val="0"/>
+        </w:rPr>
+        <w:t xml:space="preserve">A report omits this qualification: An action budget and a </w:t>
+      </w:r>
+      <w:r>
+        <w:rPr>
+          <w:b/>
+        </w:rPr>
+        <w:t>transition</w:t>
+      </w:r>
+      <w:r>
+        <w:rPr>
+          <w:b w:val="0"/>
+        </w:rPr>
+        <w:t xml:space="preserve"> policy are separate checks; satisfying one does not guarantee the other.</w:t>
       </w:r>
     </w:p>
     <w:p>
-      <w:r>
-        <w:t>Selected case: Only these transitions are allowed: ready→looking_up→review→done. Done is terminal. Evaluate ready→review→done and ready→looking_up→review→done.</w:t>
+      <w:pPr>
+        <w:spacing w:line="336" w:lineRule="auto" w:after="180"/>
+        <w:shd w:fill="F5F1FB"/>
+      </w:pPr>
+      <w:r>
+        <w:rPr>
+          <w:b w:val="0"/>
+        </w:rPr>
+        <w:t>Explain how omitting it could change a reader's interpretation, and write an accurate replacement.</w:t>
       </w:r>
     </w:p>
     <w:p>
@@ -1620,12 +3440,481 @@
         <w:pStyle w:val="Heading3"/>
       </w:pPr>
       <w:r>
-        <w:t>Selected case answer</w:t>
+        <w:t>Teacher reasoning · W3</w:t>
       </w:r>
     </w:p>
     <w:p>
-      <w:r>
-        <w:t>The first trace is invalid at ready→review. The second follows every allowed transition. Reaching the correct final state alone does not validate skipped steps; no transitions leave done.</w:t>
+      <w:pPr>
+        <w:spacing w:line="336" w:lineRule="auto" w:after="180"/>
+        <w:shd w:fill="F1F6FC"/>
+      </w:pPr>
+      <w:r>
+        <w:rPr>
+          <w:b w:val="0"/>
+        </w:rPr>
+        <w:t xml:space="preserve">Teacher explanation: An action budget and a </w:t>
+      </w:r>
+      <w:r>
+        <w:rPr>
+          <w:b/>
+        </w:rPr>
+        <w:t>transition</w:t>
+      </w:r>
+      <w:r>
+        <w:rPr>
+          <w:b w:val="0"/>
+        </w:rPr>
+        <w:t xml:space="preserve"> policy are separate checks; satisfying one does not guarantee the other.</w:t>
+      </w:r>
+    </w:p>
+    <w:p>
+      <w:pPr>
+        <w:spacing w:line="336" w:lineRule="auto" w:after="180"/>
+        <w:shd w:fill="F1F6FC"/>
+      </w:pPr>
+      <w:r>
+        <w:rPr>
+          <w:b/>
+        </w:rPr>
+        <w:t>State</w:t>
+      </w:r>
+      <w:r>
+        <w:rPr>
+          <w:b w:val="0"/>
+        </w:rPr>
+        <w:t xml:space="preserve"> the observed result separately from the unverified or out-of-scope claim; preserve the original </w:t>
+      </w:r>
+      <w:r>
+        <w:rPr>
+          <w:b/>
+        </w:rPr>
+        <w:t>evidence</w:t>
+      </w:r>
+      <w:r>
+        <w:rPr>
+          <w:b w:val="0"/>
+        </w:rPr>
+        <w:t xml:space="preserve"> rather than inventing a missing fact.</w:t>
+      </w:r>
+    </w:p>
+    <w:p>
+      <w:pPr>
+        <w:pStyle w:val="Heading3"/>
+      </w:pPr>
+      <w:r>
+        <w:t>W4 Apply a new case independently</w:t>
+      </w:r>
+    </w:p>
+    <w:p>
+      <w:pPr>
+        <w:pStyle w:val="Heading3"/>
+      </w:pPr>
+      <w:r>
+        <w:t>Workbook question · W4</w:t>
+      </w:r>
+    </w:p>
+    <w:p>
+      <w:pPr>
+        <w:spacing w:line="336" w:lineRule="auto" w:after="180"/>
+        <w:shd w:fill="F5F1FB"/>
+      </w:pPr>
+      <w:r>
+        <w:rPr>
+          <w:b w:val="0"/>
+        </w:rPr>
+        <w:t xml:space="preserve">Trace ready -&gt; looking_up -&gt; review -&gt; done -&gt; looking_up. Find first invalid </w:t>
+      </w:r>
+      <w:r>
+        <w:rPr>
+          <w:b/>
+        </w:rPr>
+        <w:t>transition</w:t>
+      </w:r>
+      <w:r>
+        <w:rPr>
+          <w:b w:val="0"/>
+        </w:rPr>
+        <w:t>.</w:t>
+      </w:r>
+    </w:p>
+    <w:p>
+      <w:pPr>
+        <w:pStyle w:val="Heading3"/>
+      </w:pPr>
+      <w:r>
+        <w:t>Teacher reasoning · W4</w:t>
+      </w:r>
+    </w:p>
+    <w:p>
+      <w:pPr>
+        <w:spacing w:line="336" w:lineRule="auto" w:after="180"/>
+        <w:shd w:fill="F1F6FC"/>
+      </w:pPr>
+      <w:r>
+        <w:rPr>
+          <w:b w:val="0"/>
+        </w:rPr>
+        <w:t>Teacher explanation: done -&gt; looking_up violates terminal-</w:t>
+      </w:r>
+      <w:r>
+        <w:rPr>
+          <w:b/>
+        </w:rPr>
+        <w:t>state</w:t>
+      </w:r>
+      <w:r>
+        <w:rPr>
+          <w:b w:val="0"/>
+        </w:rPr>
+        <w:t xml:space="preserve"> rule; stop. Earlier </w:t>
+      </w:r>
+      <w:r>
+        <w:rPr>
+          <w:b/>
+        </w:rPr>
+        <w:t>transition</w:t>
+      </w:r>
+      <w:r>
+        <w:rPr>
+          <w:b w:val="0"/>
+        </w:rPr>
+        <w:t>s are permitted.</w:t>
+      </w:r>
+    </w:p>
+    <w:p>
+      <w:pPr>
+        <w:pStyle w:val="Heading3"/>
+      </w:pPr>
+      <w:r>
+        <w:t>W5 Design a revealing follow-up</w:t>
+      </w:r>
+    </w:p>
+    <w:p>
+      <w:pPr>
+        <w:pStyle w:val="Heading3"/>
+      </w:pPr>
+      <w:r>
+        <w:t>Workbook question · W5</w:t>
+      </w:r>
+    </w:p>
+    <w:p>
+      <w:pPr>
+        <w:spacing w:line="336" w:lineRule="auto" w:after="180"/>
+        <w:shd w:fill="F5F1FB"/>
+      </w:pPr>
+      <w:r>
+        <w:rPr>
+          <w:b w:val="0"/>
+        </w:rPr>
+        <w:t>For the worked scenario, propose one additional case that could reveal a failure, describe its expected outcome before running it, and explain what would need to remain fixed for a fair comparison.</w:t>
+      </w:r>
+    </w:p>
+    <w:p>
+      <w:pPr>
+        <w:spacing w:line="336" w:lineRule="auto" w:after="180"/>
+        <w:shd w:fill="F5F1FB"/>
+      </w:pPr>
+      <w:r>
+        <w:rPr>
+          <w:b w:val="0"/>
+        </w:rPr>
+        <w:t>Do not reuse W4 as a new final test after receiving feedback.</w:t>
+      </w:r>
+    </w:p>
+    <w:p>
+      <w:pPr>
+        <w:pStyle w:val="Heading3"/>
+      </w:pPr>
+      <w:r>
+        <w:t>Teacher reasoning · W5</w:t>
+      </w:r>
+    </w:p>
+    <w:p>
+      <w:pPr>
+        <w:spacing w:line="336" w:lineRule="auto" w:after="180"/>
+        <w:shd w:fill="F1F6FC"/>
+      </w:pPr>
+      <w:r>
+        <w:rPr>
+          <w:b w:val="0"/>
+        </w:rPr>
+        <w:t xml:space="preserve">Teacher explanation: Accept a concrete variant of the worked </w:t>
+      </w:r>
+      <w:r>
+        <w:rPr>
+          <w:b/>
+        </w:rPr>
+        <w:t>input</w:t>
+      </w:r>
+      <w:r>
+        <w:rPr>
+          <w:b w:val="0"/>
+        </w:rPr>
+        <w:t xml:space="preserve"> or a missing/conflicting/boundary condition, with an expectation derived from the declared procedure.</w:t>
+      </w:r>
+    </w:p>
+    <w:p>
+      <w:pPr>
+        <w:spacing w:line="336" w:lineRule="auto" w:after="180"/>
+        <w:shd w:fill="F1F6FC"/>
+      </w:pPr>
+      <w:r>
+        <w:rPr>
+          <w:b w:val="0"/>
+        </w:rPr>
+        <w:t xml:space="preserve">Require preserved settings, original </w:t>
+      </w:r>
+      <w:r>
+        <w:rPr>
+          <w:b/>
+        </w:rPr>
+        <w:t>output</w:t>
+      </w:r>
+      <w:r>
+        <w:rPr>
+          <w:b w:val="0"/>
+        </w:rPr>
+        <w:t xml:space="preserve">s and data roles. An action budget and a </w:t>
+      </w:r>
+      <w:r>
+        <w:rPr>
+          <w:b/>
+        </w:rPr>
+        <w:t>transition</w:t>
+      </w:r>
+      <w:r>
+        <w:rPr>
+          <w:b w:val="0"/>
+        </w:rPr>
+        <w:t xml:space="preserve"> policy are separate checks; satisfying one does not guarantee the other.</w:t>
+      </w:r>
+    </w:p>
+    <w:p>
+      <w:pPr>
+        <w:spacing w:line="336" w:lineRule="auto" w:after="180"/>
+        <w:shd w:fill="F1F6FC"/>
+      </w:pPr>
+      <w:r>
+        <w:rPr>
+          <w:b w:val="0"/>
+        </w:rPr>
+        <w:t xml:space="preserve">The new case should test this particular </w:t>
+      </w:r>
+      <w:r>
+        <w:rPr>
+          <w:b/>
+        </w:rPr>
+        <w:t>mechanism</w:t>
+      </w:r>
+      <w:r>
+        <w:rPr>
+          <w:b w:val="0"/>
+        </w:rPr>
+        <w:t xml:space="preserve"> rather than merely re</w:t>
+      </w:r>
+      <w:r>
+        <w:rPr>
+          <w:b/>
+        </w:rPr>
+        <w:t>state</w:t>
+      </w:r>
+      <w:r>
+        <w:rPr>
+          <w:b w:val="0"/>
+        </w:rPr>
+        <w:t xml:space="preserve"> the original result.</w:t>
+      </w:r>
+    </w:p>
+    <w:p>
+      <w:pPr>
+        <w:pStyle w:val="Heading3"/>
+      </w:pPr>
+      <w:r>
+        <w:t>Independent assessment and fresh retry</w:t>
+      </w:r>
+    </w:p>
+    <w:p>
+      <w:pPr>
+        <w:pStyle w:val="Heading3"/>
+      </w:pPr>
+      <w:r>
+        <w:t>Teacher key · Independent assessment and fresh retry</w:t>
+      </w:r>
+    </w:p>
+    <w:p>
+      <w:pPr>
+        <w:spacing w:line="336" w:lineRule="auto" w:after="180"/>
+        <w:shd w:fill="F1F6FC"/>
+      </w:pPr>
+      <w:r>
+        <w:rPr>
+          <w:b w:val="0"/>
+        </w:rPr>
+        <w:t>W4: done -&gt; looking_up violates terminal-</w:t>
+      </w:r>
+      <w:r>
+        <w:rPr>
+          <w:b/>
+        </w:rPr>
+        <w:t>state</w:t>
+      </w:r>
+      <w:r>
+        <w:rPr>
+          <w:b w:val="0"/>
+        </w:rPr>
+        <w:t xml:space="preserve"> rule; stop. Earlier </w:t>
+      </w:r>
+      <w:r>
+        <w:rPr>
+          <w:b/>
+        </w:rPr>
+        <w:t>transition</w:t>
+      </w:r>
+      <w:r>
+        <w:rPr>
+          <w:b w:val="0"/>
+        </w:rPr>
+        <w:t xml:space="preserve">s are permitted. Require intermediate reasoning and the </w:t>
+      </w:r>
+      <w:r>
+        <w:rPr>
+          <w:b/>
+        </w:rPr>
+        <w:t>state</w:t>
+      </w:r>
+      <w:r>
+        <w:rPr>
+          <w:b w:val="0"/>
+        </w:rPr>
+        <w:t>d scope. Fresh retry: ready -&gt; looking_up -&gt; done -&gt; review.</w:t>
+      </w:r>
+    </w:p>
+    <w:p>
+      <w:pPr>
+        <w:spacing w:line="336" w:lineRule="auto" w:after="180"/>
+        <w:shd w:fill="F1F6FC"/>
+      </w:pPr>
+      <w:r>
+        <w:rPr>
+          <w:b w:val="0"/>
+        </w:rPr>
+        <w:t xml:space="preserve">Expected reasoning: done -&gt; review invalid. A </w:t>
+      </w:r>
+      <w:r>
+        <w:rPr>
+          <w:b/>
+        </w:rPr>
+        <w:t>terminal state</w:t>
+      </w:r>
+      <w:r>
+        <w:rPr>
+          <w:b w:val="0"/>
+        </w:rPr>
+        <w:t xml:space="preserve"> must not silently resume. If students need support, record it and reassess with another new case rather than awarding independence to a copied answer.</w:t>
+      </w:r>
+    </w:p>
+    <w:p>
+      <w:pPr>
+        <w:pStyle w:val="Heading3"/>
+      </w:pPr>
+      <w:r>
+        <w:t>Assess independent transfer</w:t>
+      </w:r>
+    </w:p>
+    <w:p>
+      <w:pPr>
+        <w:pStyle w:val="Heading3"/>
+      </w:pPr>
+      <w:r>
+        <w:t>Independent question · withhold the key</w:t>
+      </w:r>
+    </w:p>
+    <w:p>
+      <w:pPr>
+        <w:spacing w:line="336" w:lineRule="auto" w:after="180"/>
+        <w:shd w:fill="F5F1FB"/>
+      </w:pPr>
+      <w:r>
+        <w:rPr>
+          <w:b w:val="0"/>
+        </w:rPr>
+        <w:t xml:space="preserve">Selected case: Only these </w:t>
+      </w:r>
+      <w:r>
+        <w:rPr>
+          <w:b/>
+        </w:rPr>
+        <w:t>transition</w:t>
+      </w:r>
+      <w:r>
+        <w:rPr>
+          <w:b w:val="0"/>
+        </w:rPr>
+        <w:t>s are allowed: ready→looking_up→review→done. Done is terminal. Evaluate ready→review→done and ready→looking_up→review→done.</w:t>
+      </w:r>
+    </w:p>
+    <w:p>
+      <w:pPr>
+        <w:pStyle w:val="Heading3"/>
+      </w:pPr>
+      <w:r>
+        <w:t>Selected case answer</w:t>
+      </w:r>
+    </w:p>
+    <w:p>
+      <w:pPr>
+        <w:pStyle w:val="Heading3"/>
+      </w:pPr>
+      <w:r>
+        <w:t>Teacher key · Selected case answer</w:t>
+      </w:r>
+    </w:p>
+    <w:p>
+      <w:pPr>
+        <w:spacing w:line="336" w:lineRule="auto" w:after="180"/>
+        <w:shd w:fill="F1F6FC"/>
+      </w:pPr>
+      <w:r>
+        <w:rPr>
+          <w:b w:val="0"/>
+        </w:rPr>
+        <w:t xml:space="preserve">The first trace is invalid at ready→review. The second follows every allowed </w:t>
+      </w:r>
+      <w:r>
+        <w:rPr>
+          <w:b/>
+        </w:rPr>
+        <w:t>transition</w:t>
+      </w:r>
+      <w:r>
+        <w:rPr>
+          <w:b w:val="0"/>
+        </w:rPr>
+        <w:t xml:space="preserve">. Reaching the correct final </w:t>
+      </w:r>
+      <w:r>
+        <w:rPr>
+          <w:b/>
+        </w:rPr>
+        <w:t>state</w:t>
+      </w:r>
+      <w:r>
+        <w:rPr>
+          <w:b w:val="0"/>
+        </w:rPr>
+        <w:t xml:space="preserve"> alone does not validate skipped steps; no </w:t>
+      </w:r>
+      <w:r>
+        <w:rPr>
+          <w:b/>
+        </w:rPr>
+        <w:t>transition</w:t>
+      </w:r>
+      <w:r>
+        <w:rPr>
+          <w:b w:val="0"/>
+        </w:rPr>
+        <w:t>s leave done.</w:t>
       </w:r>
     </w:p>
     <w:tbl>
@@ -1731,67 +4020,305 @@
       </w:tr>
     </w:tbl>
     <w:p>
-      <w:r>
-        <w:t>Record each dimension as not yet, with support, or independent. Accept a valid alternative procedure with a defensible trace. Do not penalise an honestly recorded model failure if the learner correctly explains its evidence and limits.</w:t>
+      <w:pPr>
+        <w:pStyle w:val="Heading3"/>
+      </w:pPr>
+      <w:r>
+        <w:t>Teacher key · Selected case answer</w:t>
       </w:r>
     </w:p>
     <w:p>
       <w:pPr>
-        <w:pStyle w:val="Heading3"/>
-      </w:pPr>
-      <w:r>
-        <w:t>Feedback that the learner uses</w:t>
+        <w:spacing w:line="336" w:lineRule="auto" w:after="180"/>
+        <w:shd w:fill="F1F6FC"/>
+      </w:pPr>
+      <w:r>
+        <w:rPr>
+          <w:b w:val="0"/>
+        </w:rPr>
+        <w:t>Record each dimension as not yet, with support, or independent. Accept a valid alternative procedure with a defensible trace.</w:t>
       </w:r>
     </w:p>
     <w:p>
-      <w:r>
-        <w:t>Name the earliest unsupported step and give one action to repair it. Have the learner make that repair now and explain why. Then assess the relevant skill on a fresh, fully specified case. Confirm it was not previously practised with feedback; solve and check the new case before assigning it. A follow-up design prompt is a starting brief, not automatically an equivalent test.</w:t>
+      <w:pPr>
+        <w:spacing w:line="336" w:lineRule="auto" w:after="180"/>
+        <w:shd w:fill="F1F6FC"/>
+      </w:pPr>
+      <w:r>
+        <w:rPr>
+          <w:b w:val="0"/>
+        </w:rPr>
+        <w:t xml:space="preserve">Do not penalise an honestly recorded model failure if the learner correctly explains its </w:t>
+      </w:r>
+      <w:r>
+        <w:rPr>
+          <w:b/>
+        </w:rPr>
+        <w:t>evidence</w:t>
+      </w:r>
+      <w:r>
+        <w:rPr>
+          <w:b w:val="0"/>
+        </w:rPr>
+        <w:t xml:space="preserve"> and limits.</w:t>
       </w:r>
     </w:p>
     <w:p>
       <w:pPr>
-        <w:pStyle w:val="Heading1"/>
-      </w:pPr>
-      <w:r>
-        <w:t>06. Connect the project, support and next lesson</w:t>
+        <w:pStyle w:val="Heading3"/>
+      </w:pPr>
+      <w:r>
+        <w:t>Feedback that the learner uses</w:t>
       </w:r>
     </w:p>
     <w:p>
-      <w:r>
-        <w:t>Add a labelled state machines for bounded agents evidence sheet to Grounded Learning Service. Show how you can explain the mechanism and terminology of state machines for bounded agents. Use the supplied fictional case and keep its inputs, intermediate steps, calculation or prediction, and limitation. Connect this record to last week’s record; a matching answer without a trace is insufficient.</w:t>
+      <w:pPr>
+        <w:spacing w:line="336" w:lineRule="auto" w:after="180"/>
+      </w:pPr>
+      <w:r>
+        <w:rPr>
+          <w:b w:val="0"/>
+        </w:rPr>
+        <w:t>Name the earliest unsupported step and give one action to repair it. Have the learner make that repair now and explain why. Then assess the relevant skill on a fresh, fully specified case.</w:t>
       </w:r>
     </w:p>
     <w:p>
-      <w:r>
-        <w:t>Provide an input/procedure/result/limit frame and a calculator when needed. Ask students to identify the first step before completing the whole trace. Extension: compare two concrete variants of this mechanism while holding unrelated conditions fixed; report both successful and unsuccessful outcomes.</w:t>
+      <w:pPr>
+        <w:spacing w:line="336" w:lineRule="auto" w:after="180"/>
+      </w:pPr>
+      <w:r>
+        <w:rPr>
+          <w:b w:val="0"/>
+        </w:rPr>
+        <w:t>Confirm it was not previously practised with feedback; solve and check the new case before assigning it. A follow-up design prompt is a starting brief, not automatically an equivalent test.</w:t>
       </w:r>
     </w:p>
     <w:p>
-      <w:r>
-        <w:t>Next connection: Planning and action selection. Preserve the current case record and retrieve its evidence boundary before moving on.</w:t>
+      <w:pPr>
+        <w:pStyle w:val="Heading1"/>
+      </w:pPr>
+      <w:r>
+        <w:t>06. Connect the project, support and next lesson</w:t>
       </w:r>
     </w:p>
     <w:p>
       <w:r>
-        <w:t>Retain the project ledger and assess a changed case after support. Check the relevant prerequisite before carrying this component forward.</w:t>
+        <w:t>Connect State machines for bounded agents to Grounded Learning Service, adapt support and plan a later changed-case check.</w:t>
       </w:r>
     </w:p>
     <w:p>
       <w:pPr>
-        <w:pStyle w:val="Heading3"/>
-      </w:pPr>
-      <w:r>
-        <w:t>Plan the delayed return</w:t>
+        <w:spacing w:line="336" w:lineRule="auto" w:after="180"/>
+      </w:pPr>
+      <w:r>
+        <w:rPr>
+          <w:b w:val="0"/>
+        </w:rPr>
+        <w:t xml:space="preserve">Add a labelled </w:t>
+      </w:r>
+      <w:r>
+        <w:rPr>
+          <w:b/>
+        </w:rPr>
+        <w:t>state</w:t>
+      </w:r>
+      <w:r>
+        <w:rPr>
+          <w:b w:val="0"/>
+        </w:rPr>
+        <w:t xml:space="preserve"> machines for bounded agents </w:t>
+      </w:r>
+      <w:r>
+        <w:rPr>
+          <w:b/>
+        </w:rPr>
+        <w:t>evidence</w:t>
+      </w:r>
+      <w:r>
+        <w:rPr>
+          <w:b w:val="0"/>
+        </w:rPr>
+        <w:t xml:space="preserve"> sheet to Grounded Learning Service. Show how you can explain the </w:t>
+      </w:r>
+      <w:r>
+        <w:rPr>
+          <w:b/>
+        </w:rPr>
+        <w:t>mechanism</w:t>
+      </w:r>
+      <w:r>
+        <w:rPr>
+          <w:b w:val="0"/>
+        </w:rPr>
+        <w:t xml:space="preserve"> and terminology of </w:t>
+      </w:r>
+      <w:r>
+        <w:rPr>
+          <w:b/>
+        </w:rPr>
+        <w:t>state</w:t>
+      </w:r>
+      <w:r>
+        <w:rPr>
+          <w:b w:val="0"/>
+        </w:rPr>
+        <w:t xml:space="preserve"> machines for bounded agents.</w:t>
       </w:r>
     </w:p>
     <w:p>
-      <w:r>
-        <w:t>Suggested return points in this level: ai-6/14, ai-6/16, ai-6/19. Use actual classroom dates, adjusting for holidays and gaps. One, three and six teaching weeks are scheduling choices, not a claimed optimal spacing.</w:t>
+      <w:pPr>
+        <w:spacing w:line="336" w:lineRule="auto" w:after="180"/>
+      </w:pPr>
+      <w:r>
+        <w:rPr>
+          <w:b w:val="0"/>
+        </w:rPr>
+        <w:t xml:space="preserve">Use the supplied fictional case and keep its </w:t>
+      </w:r>
+      <w:r>
+        <w:rPr>
+          <w:b/>
+        </w:rPr>
+        <w:t>input</w:t>
+      </w:r>
+      <w:r>
+        <w:rPr>
+          <w:b w:val="0"/>
+        </w:rPr>
+        <w:t xml:space="preserve">s, intermediate steps, calculation or </w:t>
+      </w:r>
+      <w:r>
+        <w:rPr>
+          <w:b/>
+        </w:rPr>
+        <w:t>prediction</w:t>
+      </w:r>
+      <w:r>
+        <w:rPr>
+          <w:b w:val="0"/>
+        </w:rPr>
+        <w:t>, and limitation. Connect this record to last week’s record; a matching answer without a trace is insufficient.</w:t>
       </w:r>
     </w:p>
     <w:p>
-      <w:r>
-        <w:t>At a delayed check, ask for the idea from memory and a changed application. Compare with the earlier independent response and record support used. For a new level, revisit the previous capstone before checking the new prerequisites.</w:t>
+      <w:pPr>
+        <w:spacing w:line="336" w:lineRule="auto" w:after="180"/>
+      </w:pPr>
+      <w:r>
+        <w:rPr>
+          <w:b w:val="0"/>
+        </w:rPr>
+        <w:t xml:space="preserve">Provide an </w:t>
+      </w:r>
+      <w:r>
+        <w:rPr>
+          <w:b/>
+        </w:rPr>
+        <w:t>input</w:t>
+      </w:r>
+      <w:r>
+        <w:rPr>
+          <w:b w:val="0"/>
+        </w:rPr>
+        <w:t>/procedure/result/limit frame and a calculator when needed. Ask students to identify the first step before completing the whole trace.</w:t>
+      </w:r>
+    </w:p>
+    <w:p>
+      <w:pPr>
+        <w:spacing w:line="336" w:lineRule="auto" w:after="180"/>
+      </w:pPr>
+      <w:r>
+        <w:rPr>
+          <w:b w:val="0"/>
+        </w:rPr>
+        <w:t xml:space="preserve">Extension: compare two concrete variants of this </w:t>
+      </w:r>
+      <w:r>
+        <w:rPr>
+          <w:b/>
+        </w:rPr>
+        <w:t>mechanism</w:t>
+      </w:r>
+      <w:r>
+        <w:rPr>
+          <w:b w:val="0"/>
+        </w:rPr>
+        <w:t xml:space="preserve"> while holding unrelated conditions fixed; report both successful and unsuccessful outcomes.</w:t>
+      </w:r>
+    </w:p>
+    <w:p>
+      <w:pPr>
+        <w:spacing w:line="336" w:lineRule="auto" w:after="180"/>
+      </w:pPr>
+      <w:r>
+        <w:rPr>
+          <w:b w:val="0"/>
+        </w:rPr>
+        <w:t xml:space="preserve">Next connection: Planning and action selection. Preserve the current case record and retrieve its </w:t>
+      </w:r>
+      <w:r>
+        <w:rPr>
+          <w:b/>
+        </w:rPr>
+        <w:t>evidence</w:t>
+      </w:r>
+      <w:r>
+        <w:rPr>
+          <w:b w:val="0"/>
+        </w:rPr>
+        <w:t xml:space="preserve"> boundary before moving on.</w:t>
+      </w:r>
+    </w:p>
+    <w:p>
+      <w:pPr>
+        <w:spacing w:line="336" w:lineRule="auto" w:after="180"/>
+      </w:pPr>
+      <w:r>
+        <w:rPr>
+          <w:b w:val="0"/>
+        </w:rPr>
+        <w:t>Retain the project ledger and assess a changed case after support. Check the relevant prerequisite before carrying this component forward.</w:t>
+      </w:r>
+    </w:p>
+    <w:p>
+      <w:pPr>
+        <w:pStyle w:val="Heading3"/>
+      </w:pPr>
+      <w:r>
+        <w:t>Plan the delayed return</w:t>
+      </w:r>
+    </w:p>
+    <w:p>
+      <w:pPr>
+        <w:spacing w:line="336" w:lineRule="auto" w:after="180"/>
+      </w:pPr>
+      <w:r>
+        <w:rPr>
+          <w:b w:val="0"/>
+        </w:rPr>
+        <w:t>Suggested return points in this level: ai-6/14, ai-6/16, ai-6/19. Use actual classroom dates, adjusting for holidays and gaps. One, three and six teaching weeks are scheduling choices, not a claimed optimal spacing.</w:t>
+      </w:r>
+    </w:p>
+    <w:p>
+      <w:pPr>
+        <w:spacing w:line="336" w:lineRule="auto" w:after="180"/>
+      </w:pPr>
+      <w:r>
+        <w:rPr>
+          <w:b w:val="0"/>
+        </w:rPr>
+        <w:t>At a delayed check, ask for the idea from memory and a changed application. Compare with the earlier independent response and record support used.</w:t>
+      </w:r>
+    </w:p>
+    <w:p>
+      <w:pPr>
+        <w:spacing w:line="336" w:lineRule="auto" w:after="180"/>
+      </w:pPr>
+      <w:r>
+        <w:rPr>
+          <w:b w:val="0"/>
+        </w:rPr>
+        <w:t>For a new level, revisit the previous capstone before checking the new prerequisites.</w:t>
       </w:r>
     </w:p>
     <w:tbl>
@@ -1951,8 +4478,26 @@
       </w:tr>
     </w:tbl>
     <w:p>
-      <w:r>
-        <w:t>Use the evidence to choose reteaching or the next step. A completed page, confidence rating or attractive project does not by itself demonstrate understanding.</w:t>
+      <w:pPr>
+        <w:spacing w:line="336" w:lineRule="auto" w:after="180"/>
+      </w:pPr>
+      <w:r>
+        <w:rPr>
+          <w:b w:val="0"/>
+        </w:rPr>
+        <w:t xml:space="preserve">Use the </w:t>
+      </w:r>
+      <w:r>
+        <w:rPr>
+          <w:b/>
+        </w:rPr>
+        <w:t>evidence</w:t>
+      </w:r>
+      <w:r>
+        <w:rPr>
+          <w:b w:val="0"/>
+        </w:rPr>
+        <w:t xml:space="preserve"> to choose reteaching or the next step. A completed page, confidence rating or attractive project does not by itself demonstrate understanding.</w:t>
       </w:r>
     </w:p>
     <w:p>
@@ -1964,8 +4509,26 @@
       </w:r>
     </w:p>
     <w:p>
-      <w:r>
-        <w:t>For the Grounded Learning Service, retain an annotated trace and the changed-case result. Name the contract or evidence that makes the deciding step valid, so another team can review it.</w:t>
+      <w:pPr>
+        <w:spacing w:line="336" w:lineRule="auto" w:after="180"/>
+      </w:pPr>
+      <w:r>
+        <w:rPr>
+          <w:b w:val="0"/>
+        </w:rPr>
+        <w:t xml:space="preserve">For the Grounded Learning Service, retain an annotated trace and the changed-case result. Name the contract or </w:t>
+      </w:r>
+      <w:r>
+        <w:rPr>
+          <w:b/>
+        </w:rPr>
+        <w:t>evidence</w:t>
+      </w:r>
+      <w:r>
+        <w:rPr>
+          <w:b w:val="0"/>
+        </w:rPr>
+        <w:t xml:space="preserve"> that makes the deciding step valid, so another team can review it.</w:t>
       </w:r>
     </w:p>
     <w:p>
@@ -1978,12 +4541,74 @@
     </w:p>
     <w:p>
       <w:r>
-        <w:t>Teaching target: Explain the mechanism and terminology of state machines for bounded agents</w:t>
+        <w:t>Use this preparation summary alongside the detailed State machines for bounded agents lesson; it is a checklist rather than a replacement for the full sequence.</w:t>
       </w:r>
     </w:p>
     <w:p>
-      <w:r>
-        <w:t>Prepare the labelled worked-case picture, the matching workbook, fictional input cards and a place for individual responses. Check a local Python 3 environment before class; have a paper-trace version ready.</w:t>
+      <w:pPr>
+        <w:pStyle w:val="Heading3"/>
+      </w:pPr>
+      <w:r>
+        <w:t>Teaching target</w:t>
+      </w:r>
+    </w:p>
+    <w:p>
+      <w:pPr>
+        <w:spacing w:line="336" w:lineRule="auto" w:after="180"/>
+        <w:shd w:fill="EDF7F3"/>
+      </w:pPr>
+      <w:r>
+        <w:rPr>
+          <w:b w:val="0"/>
+        </w:rPr>
+        <w:t xml:space="preserve">Teaching target: Explain the </w:t>
+      </w:r>
+      <w:r>
+        <w:rPr>
+          <w:b/>
+        </w:rPr>
+        <w:t>mechanism</w:t>
+      </w:r>
+      <w:r>
+        <w:rPr>
+          <w:b w:val="0"/>
+        </w:rPr>
+        <w:t xml:space="preserve"> and terminology of </w:t>
+      </w:r>
+      <w:r>
+        <w:rPr>
+          <w:b/>
+        </w:rPr>
+        <w:t>state</w:t>
+      </w:r>
+      <w:r>
+        <w:rPr>
+          <w:b w:val="0"/>
+        </w:rPr>
+        <w:t xml:space="preserve"> machines for bounded agents</w:t>
+      </w:r>
+    </w:p>
+    <w:p>
+      <w:pPr>
+        <w:spacing w:line="336" w:lineRule="auto" w:after="180"/>
+      </w:pPr>
+      <w:r>
+        <w:rPr>
+          <w:b w:val="0"/>
+        </w:rPr>
+        <w:t xml:space="preserve">Prepare the labelled worked-case picture, the matching workbook, fictional </w:t>
+      </w:r>
+      <w:r>
+        <w:rPr>
+          <w:b/>
+        </w:rPr>
+        <w:t>input</w:t>
+      </w:r>
+      <w:r>
+        <w:rPr>
+          <w:b w:val="0"/>
+        </w:rPr>
+        <w:t xml:space="preserve"> cards and a place for individual responses. Check a local Python 3 environment before class; have a paper-trace version ready.</w:t>
       </w:r>
     </w:p>
     <w:tbl>
@@ -2130,37 +4755,219 @@
       </w:tr>
     </w:tbl>
     <w:p>
-      <w:r>
+      <w:pPr>
+        <w:spacing w:line="336" w:lineRule="auto" w:after="180"/>
+      </w:pPr>
+      <w:r>
+        <w:rPr>
+          <w:b w:val="0"/>
+        </w:rPr>
         <w:t>Before class, solve the supported practice: Trace ready -&gt; looking_up -&gt; review -&gt; looking_up -&gt; done. Show the intermediate steps and give the conclusion with its scope.</w:t>
       </w:r>
     </w:p>
     <w:p>
-      <w:r>
-        <w:t>Reasoned practice answer: Teacher explanation: review -&gt; looking_up is not allowed by this declared transition table, even if total attempts is two. Reject the transition or explicitly redesign and retest the table.</w:t>
+      <w:pPr>
+        <w:pStyle w:val="Heading3"/>
+      </w:pPr>
+      <w:r>
+        <w:t>Supported practice answer</w:t>
       </w:r>
     </w:p>
     <w:p>
-      <w:r>
-        <w:t>Check every learner before discussion: Use the worked case for State machines for bounded agents. Proposed explanation: “The worked result establishes every future case”. Decide whether this explanation is supported. Point to the step or supplied fact that decides; explain your repair if needed.</w:t>
+      <w:pPr>
+        <w:spacing w:line="336" w:lineRule="auto" w:after="180"/>
+        <w:shd w:fill="F1F6FC"/>
+      </w:pPr>
+      <w:r>
+        <w:rPr>
+          <w:b w:val="0"/>
+        </w:rPr>
+        <w:t xml:space="preserve">Reasoned practice answer: Teacher explanation: review -&gt; looking_up is not allowed by this declared </w:t>
+      </w:r>
+      <w:r>
+        <w:rPr>
+          <w:b/>
+        </w:rPr>
+        <w:t>transition</w:t>
+      </w:r>
+      <w:r>
+        <w:rPr>
+          <w:b w:val="0"/>
+        </w:rPr>
+        <w:t xml:space="preserve"> table, even if total attempts is two. Reject the </w:t>
+      </w:r>
+      <w:r>
+        <w:rPr>
+          <w:b/>
+        </w:rPr>
+        <w:t>transition</w:t>
+      </w:r>
+      <w:r>
+        <w:rPr>
+          <w:b w:val="0"/>
+        </w:rPr>
+        <w:t xml:space="preserve"> or explicitly redesign and retest the table.</w:t>
       </w:r>
     </w:p>
     <w:p>
-      <w:r>
-        <w:t>Misconception repair: An action budget and a transition policy are separate checks; satisfying one does not guarantee the other.</w:t>
+      <w:pPr>
+        <w:spacing w:line="336" w:lineRule="auto" w:after="180"/>
+      </w:pPr>
+      <w:r>
+        <w:rPr>
+          <w:b w:val="0"/>
+        </w:rPr>
+        <w:t xml:space="preserve">Check every learner before discussion: Use the worked case for </w:t>
+      </w:r>
+      <w:r>
+        <w:rPr>
+          <w:b/>
+        </w:rPr>
+        <w:t>State</w:t>
+      </w:r>
+      <w:r>
+        <w:rPr>
+          <w:b w:val="0"/>
+        </w:rPr>
+        <w:t xml:space="preserve"> machines for bounded agents. Proposed explanation: “The worked result establishes every future case”. Decide whether this explanation is supported.</w:t>
       </w:r>
     </w:p>
     <w:p>
-      <w:r>
-        <w:t>Support: read the exact case aloud, enlarge the labelled picture, supply input cards and model only the first deciding step. Accept a spoken explanation or drawing; retain the reasoning goal.</w:t>
+      <w:pPr>
+        <w:spacing w:line="336" w:lineRule="auto" w:after="180"/>
+      </w:pPr>
+      <w:r>
+        <w:rPr>
+          <w:b w:val="0"/>
+        </w:rPr>
+        <w:t>Point to the step or supplied fact that decides; explain your repair if needed.</w:t>
       </w:r>
     </w:p>
     <w:p>
-      <w:r>
-        <w:t>Extension: Add checking→querying as a permitted retry. Require a prediction and a reason before comparing. Expected result: That retry becomes valid; querying→complete stays forbidden. Reason: Adding one arrow does not authorise unrelated shortcuts.</w:t>
+      <w:pPr>
+        <w:pStyle w:val="Heading3"/>
+      </w:pPr>
+      <w:r>
+        <w:t>Repair the misconception</w:t>
       </w:r>
     </w:p>
     <w:p>
-      <w:r>
+      <w:pPr>
+        <w:spacing w:line="336" w:lineRule="auto" w:after="180"/>
+        <w:shd w:fill="FFF5E6"/>
+      </w:pPr>
+      <w:r>
+        <w:rPr>
+          <w:b w:val="0"/>
+        </w:rPr>
+        <w:t xml:space="preserve">Misconception repair: An action budget and a </w:t>
+      </w:r>
+      <w:r>
+        <w:rPr>
+          <w:b/>
+        </w:rPr>
+        <w:t>transition</w:t>
+      </w:r>
+      <w:r>
+        <w:rPr>
+          <w:b w:val="0"/>
+        </w:rPr>
+        <w:t xml:space="preserve"> policy are separate checks; satisfying one does not guarantee the other.</w:t>
+      </w:r>
+    </w:p>
+    <w:p>
+      <w:pPr>
+        <w:pStyle w:val="Heading3"/>
+      </w:pPr>
+      <w:r>
+        <w:t>Support without giving away the answer</w:t>
+      </w:r>
+    </w:p>
+    <w:p>
+      <w:pPr>
+        <w:spacing w:line="336" w:lineRule="auto" w:after="180"/>
+        <w:shd w:fill="F1F6F8"/>
+      </w:pPr>
+      <w:r>
+        <w:rPr>
+          <w:b w:val="0"/>
+        </w:rPr>
+        <w:t xml:space="preserve">Support: read the exact case aloud, enlarge the labelled picture, supply </w:t>
+      </w:r>
+      <w:r>
+        <w:rPr>
+          <w:b/>
+        </w:rPr>
+        <w:t>input</w:t>
+      </w:r>
+      <w:r>
+        <w:rPr>
+          <w:b w:val="0"/>
+        </w:rPr>
+        <w:t xml:space="preserve"> cards and model only the first deciding step. Accept a spoken explanation or drawing; retain the reasoning goal.</w:t>
+      </w:r>
+    </w:p>
+    <w:p>
+      <w:pPr>
+        <w:pStyle w:val="Heading3"/>
+      </w:pPr>
+      <w:r>
+        <w:t>Extend the reasoning</w:t>
+      </w:r>
+    </w:p>
+    <w:p>
+      <w:pPr>
+        <w:spacing w:line="336" w:lineRule="auto" w:after="180"/>
+        <w:shd w:fill="F5F1FB"/>
+      </w:pPr>
+      <w:r>
+        <w:rPr>
+          <w:b w:val="0"/>
+        </w:rPr>
+        <w:t xml:space="preserve">Extension: Add checking→querying as a permitted retry. Require a </w:t>
+      </w:r>
+      <w:r>
+        <w:rPr>
+          <w:b/>
+        </w:rPr>
+        <w:t>prediction</w:t>
+      </w:r>
+      <w:r>
+        <w:rPr>
+          <w:b w:val="0"/>
+        </w:rPr>
+        <w:t xml:space="preserve"> and a reason before comparing. Expected result: That retry becomes valid; querying→complete stays forbidden.</w:t>
+      </w:r>
+    </w:p>
+    <w:p>
+      <w:pPr>
+        <w:spacing w:line="336" w:lineRule="auto" w:after="180"/>
+        <w:shd w:fill="F5F1FB"/>
+      </w:pPr>
+      <w:r>
+        <w:rPr>
+          <w:b w:val="0"/>
+        </w:rPr>
+        <w:t>Reason: Adding one arrow does not authorise unrelated shortcuts.</w:t>
+      </w:r>
+    </w:p>
+    <w:p>
+      <w:pPr>
+        <w:pStyle w:val="Heading3"/>
+      </w:pPr>
+      <w:r>
+        <w:t>Protect the independent attempt</w:t>
+      </w:r>
+    </w:p>
+    <w:p>
+      <w:pPr>
+        <w:spacing w:line="336" w:lineRule="auto" w:after="180"/>
+        <w:shd w:fill="FFF5E6"/>
+      </w:pPr>
+      <w:r>
+        <w:rPr>
+          <w:b w:val="0"/>
+        </w:rPr>
         <w:t>Independent assessment: withhold the reserved answer until the learner has attempted the new case. Record support separately from correctness.</w:t>
       </w:r>
     </w:p>
@@ -2349,46 +5156,1058 @@
       </w:tr>
     </w:tbl>
     <w:p>
-      <w:r>
-        <w:t>Project checkpoint: Test changed cases. Keep normal, boundary and failure cases; compare expected and observed results.</w:t>
+      <w:pPr>
+        <w:pStyle w:val="Heading3"/>
+      </w:pPr>
+      <w:r>
+        <w:t>Project checkpoint</w:t>
       </w:r>
     </w:p>
     <w:p>
-      <w:r>
-        <w:t>Use the weekly teacher answer for topic-specific reasoning. A saved progress tick is an activity record; judge mastery from the learner’s explanation and evidence.</w:t>
+      <w:pPr>
+        <w:spacing w:line="336" w:lineRule="auto" w:after="180"/>
+        <w:shd w:fill="EDF7F3"/>
+      </w:pPr>
+      <w:r>
+        <w:rPr>
+          <w:b w:val="0"/>
+        </w:rPr>
+        <w:t>Project checkpoint: Test changed cases. Keep normal, boundary and failure cases; compare expected and observed results.</w:t>
       </w:r>
     </w:p>
     <w:p>
       <w:pPr>
-        <w:pStyle w:val="Heading1"/>
-      </w:pPr>
-      <w:r>
-        <w:t>08. Use feedback, labs and repair paths</w:t>
+        <w:spacing w:line="336" w:lineRule="auto" w:after="180"/>
+      </w:pPr>
+      <w:r>
+        <w:rPr>
+          <w:b w:val="0"/>
+        </w:rPr>
+        <w:t xml:space="preserve">Use the weekly teacher answer for topic-specific reasoning. A saved progress tick is an activity record; judge mastery from the learner’s explanation and </w:t>
+      </w:r>
+      <w:r>
+        <w:rPr>
+          <w:b/>
+        </w:rPr>
+        <w:t>evidence</w:t>
+      </w:r>
+      <w:r>
+        <w:rPr>
+          <w:b w:val="0"/>
+        </w:rPr>
+        <w:t>.</w:t>
       </w:r>
     </w:p>
     <w:p>
-      <w:r>
-        <w:t>Use the two formative questions as supported practice, not as independent mastery scores. Discuss the deciding evidence rather than accepting a guessed selection.</w:t>
+      <w:pPr>
+        <w:pStyle w:val="Heading1"/>
+      </w:pPr>
+      <w:r>
+        <w:t>08. Use feedback, labs and repair paths</w:t>
       </w:r>
     </w:p>
     <w:p>
       <w:r>
-        <w:t>The feedback comes from the reviewed public worked case. Do not reveal the separately reserved independent teacher answer until the learner has attempted that case.</w:t>
+        <w:t>Use feedback, earlier review and portfolios purposefully. Apply the coding routine only when this lesson has an executable lab.</w:t>
       </w:r>
     </w:p>
     <w:p>
-      <w:r>
-        <w:t>Ask students to predict before running code. Preserve errors and actual outputs; collect a changed test and an explanation. The branch-boundary and indexing lessons deliberately include failure cases.</w:t>
+      <w:pPr>
+        <w:spacing w:line="336" w:lineRule="auto" w:after="180"/>
+      </w:pPr>
+      <w:r>
+        <w:rPr>
+          <w:b w:val="0"/>
+        </w:rPr>
+        <w:t xml:space="preserve">Use the two formative questions as supported practice, not as independent mastery scores. Discuss the deciding </w:t>
+      </w:r>
+      <w:r>
+        <w:rPr>
+          <w:b/>
+        </w:rPr>
+        <w:t>evidence</w:t>
+      </w:r>
+      <w:r>
+        <w:rPr>
+          <w:b w:val="0"/>
+        </w:rPr>
+        <w:t xml:space="preserve"> rather than accepting a guessed selection.</w:t>
       </w:r>
     </w:p>
     <w:p>
-      <w:r>
-        <w:t>Use the earlier worked-explanation links to address a specific missing building block, then return to the current question. Adapt this suggestion after observing the learner; it is not an automatic diagnosis.</w:t>
+      <w:pPr>
+        <w:spacing w:line="336" w:lineRule="auto" w:after="180"/>
+      </w:pPr>
+      <w:r>
+        <w:rPr>
+          <w:b w:val="0"/>
+        </w:rPr>
+        <w:t>The feedback comes from the reviewed public worked case. Do not reveal the separately reserved independent teacher answer until the learner has attempted that case.</w:t>
       </w:r>
     </w:p>
     <w:p>
-      <w:r>
-        <w:t>Collect the completed-work portfolio as evidence. Record support separately from correctness, and assess explanation, trace/test and limitations. Progress ticks and quiz selections alone do not establish mastery.</w:t>
+      <w:pPr>
+        <w:spacing w:line="336" w:lineRule="auto" w:after="180"/>
+      </w:pPr>
+      <w:r>
+        <w:rPr>
+          <w:b w:val="0"/>
+        </w:rPr>
+        <w:t xml:space="preserve">Ask students to predict before running code. Preserve errors and actual </w:t>
+      </w:r>
+      <w:r>
+        <w:rPr>
+          <w:b/>
+        </w:rPr>
+        <w:t>output</w:t>
+      </w:r>
+      <w:r>
+        <w:rPr>
+          <w:b w:val="0"/>
+        </w:rPr>
+        <w:t>s; collect a changed test and an explanation. The branch-boundary and indexing lessons deliberately include failure cases.</w:t>
+      </w:r>
+    </w:p>
+    <w:p>
+      <w:pPr>
+        <w:spacing w:line="336" w:lineRule="auto" w:after="180"/>
+      </w:pPr>
+      <w:r>
+        <w:rPr>
+          <w:b w:val="0"/>
+        </w:rPr>
+        <w:t>Use the earlier worked-explanation links to address a specific missing building block, then return to the current question. Adapt this suggestion after observing the learner; it is not an automatic diagnosis.</w:t>
+      </w:r>
+    </w:p>
+    <w:p>
+      <w:pPr>
+        <w:spacing w:line="336" w:lineRule="auto" w:after="180"/>
+      </w:pPr>
+      <w:r>
+        <w:rPr>
+          <w:b w:val="0"/>
+        </w:rPr>
+        <w:t xml:space="preserve">Collect the completed-work portfolio as </w:t>
+      </w:r>
+      <w:r>
+        <w:rPr>
+          <w:b/>
+        </w:rPr>
+        <w:t>evidence</w:t>
+      </w:r>
+      <w:r>
+        <w:rPr>
+          <w:b w:val="0"/>
+        </w:rPr>
+        <w:t>. Record support separately from correctness, and assess explanation, trace/test and limitations. Progress ticks and quiz selections alone do not establish mastery.</w:t>
+      </w:r>
+    </w:p>
+    <w:p>
+      <w:pPr>
+        <w:pStyle w:val="Heading1"/>
+      </w:pPr>
+      <w:r>
+        <w:t>09. Visual concept journey</w:t>
+      </w:r>
+    </w:p>
+    <w:p>
+      <w:r>
+        <w:t>Show one State machines for bounded agents graphic at a time, request a prediction and discuss its trace before the independent assessment.</w:t>
+      </w:r>
+    </w:p>
+    <w:p>
+      <w:pPr>
+        <w:spacing w:line="336" w:lineRule="auto" w:after="180"/>
+      </w:pPr>
+      <w:r>
+        <w:rPr>
+          <w:b w:val="0"/>
+        </w:rPr>
+        <w:t xml:space="preserve">Use one picture at a time. Hide a worked result before asking for a </w:t>
+      </w:r>
+      <w:r>
+        <w:rPr>
+          <w:b/>
+        </w:rPr>
+        <w:t>prediction</w:t>
+      </w:r>
+      <w:r>
+        <w:rPr>
+          <w:b w:val="0"/>
+        </w:rPr>
+        <w:t>, then reveal it for feedback. These are supported teaching cases; retain the separate independent assessment for a fresh first attempt.</w:t>
+      </w:r>
+    </w:p>
+    <w:p>
+      <w:pPr>
+        <w:pStyle w:val="Heading3"/>
+      </w:pPr>
+      <w:r>
+        <w:t>01. State machines for bounded agents: the case</w:t>
+      </w:r>
+    </w:p>
+    <w:p>
+      <w:r>
+        <w:drawing>
+          <wp:inline xmlns:a="http://schemas.openxmlformats.org/drawingml/2006/main" xmlns:pic="http://schemas.openxmlformats.org/drawingml/2006/picture">
+            <wp:extent cx="5486400" cy="2834640"/>
+            <wp:docPr id="2" name="Picture 2" descr="A parcel lookup state machine. An agent may follow idle→querying→checking→complete; complete is terminal. Supplied facts: A follows all four states. B follows idle→querying→complete. No other transitions are declared."/>
+            <wp:cNvGraphicFramePr>
+              <a:graphicFrameLocks noChangeAspect="1"/>
+            </wp:cNvGraphicFramePr>
+            <a:graphic>
+              <a:graphicData uri="http://schemas.openxmlformats.org/drawingml/2006/picture">
+                <pic:pic>
+                  <pic:nvPicPr>
+                    <pic:cNvPr id="0" name="academy-story-ai-6-13-01.png"/>
+                    <pic:cNvPicPr/>
+                  </pic:nvPicPr>
+                  <pic:blipFill>
+                    <a:blip r:embed="rId10"/>
+                    <a:stretch>
+                      <a:fillRect/>
+                    </a:stretch>
+                  </pic:blipFill>
+                  <pic:spPr>
+                    <a:xfrm>
+                      <a:off x="0" y="0"/>
+                      <a:ext cx="5486400" cy="2834640"/>
+                    </a:xfrm>
+                    <a:prstGeom prst="rect"/>
+                  </pic:spPr>
+                </pic:pic>
+              </a:graphicData>
+            </a:graphic>
+          </wp:inline>
+        </w:drawing>
+      </w:r>
+    </w:p>
+    <w:p>
+      <w:pPr>
+        <w:spacing w:line="336" w:lineRule="auto" w:after="180"/>
+      </w:pPr>
+      <w:r>
+        <w:rPr>
+          <w:b w:val="0"/>
+        </w:rPr>
+        <w:t xml:space="preserve">A parcel lookup </w:t>
+      </w:r>
+      <w:r>
+        <w:rPr>
+          <w:b/>
+        </w:rPr>
+        <w:t>state</w:t>
+      </w:r>
+      <w:r>
+        <w:rPr>
+          <w:b w:val="0"/>
+        </w:rPr>
+        <w:t xml:space="preserve"> machine. An agent may follow idle→querying→checking→complete; complete is terminal. Supplied facts: A follows all four </w:t>
+      </w:r>
+      <w:r>
+        <w:rPr>
+          <w:b/>
+        </w:rPr>
+        <w:t>state</w:t>
+      </w:r>
+      <w:r>
+        <w:rPr>
+          <w:b w:val="0"/>
+        </w:rPr>
+        <w:t xml:space="preserve">s. B follows idle→querying→complete. No other </w:t>
+      </w:r>
+      <w:r>
+        <w:rPr>
+          <w:b/>
+        </w:rPr>
+        <w:t>transition</w:t>
+      </w:r>
+      <w:r>
+        <w:rPr>
+          <w:b w:val="0"/>
+        </w:rPr>
+        <w:t>s are declared.</w:t>
+      </w:r>
+    </w:p>
+    <w:p>
+      <w:pPr>
+        <w:spacing w:line="336" w:lineRule="auto" w:after="180"/>
+        <w:shd w:fill="F5F1FB"/>
+      </w:pPr>
+      <w:r>
+        <w:rPr>
+          <w:b w:val="0"/>
+        </w:rPr>
+        <w:t>Point to the given fact that matters most. Explain why it matters.</w:t>
+      </w:r>
+    </w:p>
+    <w:p>
+      <w:pPr>
+        <w:pStyle w:val="Heading3"/>
+      </w:pPr>
+      <w:r>
+        <w:t>Discuss while showing the picture</w:t>
+      </w:r>
+    </w:p>
+    <w:p>
+      <w:pPr>
+        <w:spacing w:line="336" w:lineRule="auto" w:after="180"/>
+        <w:shd w:fill="F1F6F8"/>
+      </w:pPr>
+      <w:r>
+        <w:rPr>
+          <w:b w:val="0"/>
+        </w:rPr>
+        <w:t>Teacher prompt: Point to the given fact that matters most. Explain why it matters. Ask learners to describe one label or arrow in ordinary words. Use the adjacent transcript if the image is difficult to see.</w:t>
+      </w:r>
+    </w:p>
+    <w:p>
+      <w:pPr>
+        <w:pStyle w:val="Heading3"/>
+      </w:pPr>
+      <w:r>
+        <w:t>02. Follow the deciding steps</w:t>
+      </w:r>
+    </w:p>
+    <w:p>
+      <w:r>
+        <w:drawing>
+          <wp:inline xmlns:a="http://schemas.openxmlformats.org/drawingml/2006/main" xmlns:pic="http://schemas.openxmlformats.org/drawingml/2006/picture">
+            <wp:extent cx="5486400" cy="3182112"/>
+            <wp:docPr id="3" name="Picture 3" descr="Read arrows: The graph permits three forward transitions. → Follow A: All adjacent pairs match permitted arrows. → Inspect B: Querying→complete skips checking and is invalid."/>
+            <wp:cNvGraphicFramePr>
+              <a:graphicFrameLocks noChangeAspect="1"/>
+            </wp:cNvGraphicFramePr>
+            <a:graphic>
+              <a:graphicData uri="http://schemas.openxmlformats.org/drawingml/2006/picture">
+                <pic:pic>
+                  <pic:nvPicPr>
+                    <pic:cNvPr id="0" name="academy-story-ai-6-13-02.png"/>
+                    <pic:cNvPicPr/>
+                  </pic:nvPicPr>
+                  <pic:blipFill>
+                    <a:blip r:embed="rId11"/>
+                    <a:stretch>
+                      <a:fillRect/>
+                    </a:stretch>
+                  </pic:blipFill>
+                  <pic:spPr>
+                    <a:xfrm>
+                      <a:off x="0" y="0"/>
+                      <a:ext cx="5486400" cy="3182112"/>
+                    </a:xfrm>
+                    <a:prstGeom prst="rect"/>
+                  </pic:spPr>
+                </pic:pic>
+              </a:graphicData>
+            </a:graphic>
+          </wp:inline>
+        </w:drawing>
+      </w:r>
+    </w:p>
+    <w:p>
+      <w:pPr>
+        <w:spacing w:line="336" w:lineRule="auto" w:after="180"/>
+      </w:pPr>
+      <w:r>
+        <w:rPr>
+          <w:b w:val="0"/>
+        </w:rPr>
+        <w:t xml:space="preserve">Read arrows: The graph permits three forward </w:t>
+      </w:r>
+      <w:r>
+        <w:rPr>
+          <w:b/>
+        </w:rPr>
+        <w:t>transition</w:t>
+      </w:r>
+      <w:r>
+        <w:rPr>
+          <w:b w:val="0"/>
+        </w:rPr>
+        <w:t>s. → Follow A: All adjacent pairs match permitted arrows. → Inspect B: Querying→complete skips checking and is invalid.</w:t>
+      </w:r>
+    </w:p>
+    <w:p>
+      <w:pPr>
+        <w:spacing w:line="336" w:lineRule="auto" w:after="180"/>
+        <w:shd w:fill="F5F1FB"/>
+      </w:pPr>
+      <w:r>
+        <w:rPr>
+          <w:b w:val="0"/>
+        </w:rPr>
+        <w:t xml:space="preserve">Point to each numbered stage and explain which recorded </w:t>
+      </w:r>
+      <w:r>
+        <w:rPr>
+          <w:b/>
+        </w:rPr>
+        <w:t>input</w:t>
+      </w:r>
+      <w:r>
+        <w:rPr>
+          <w:b w:val="0"/>
+        </w:rPr>
+        <w:t xml:space="preserve"> it uses.</w:t>
+      </w:r>
+    </w:p>
+    <w:p>
+      <w:pPr>
+        <w:pStyle w:val="Heading3"/>
+      </w:pPr>
+      <w:r>
+        <w:t>Discuss while showing the picture</w:t>
+      </w:r>
+    </w:p>
+    <w:p>
+      <w:pPr>
+        <w:spacing w:line="336" w:lineRule="auto" w:after="180"/>
+        <w:shd w:fill="F1F6F8"/>
+      </w:pPr>
+      <w:r>
+        <w:rPr>
+          <w:b w:val="0"/>
+        </w:rPr>
+        <w:t xml:space="preserve">Teacher prompt: Point to each numbered stage and explain which recorded </w:t>
+      </w:r>
+      <w:r>
+        <w:rPr>
+          <w:b/>
+        </w:rPr>
+        <w:t>input</w:t>
+      </w:r>
+      <w:r>
+        <w:rPr>
+          <w:b w:val="0"/>
+        </w:rPr>
+        <w:t xml:space="preserve"> it uses. Ask learners to describe one label or arrow in ordinary words. Use the adjacent transcript if the image is difficult to see.</w:t>
+      </w:r>
+    </w:p>
+    <w:p>
+      <w:pPr>
+        <w:pStyle w:val="Heading3"/>
+      </w:pPr>
+      <w:r>
+        <w:t>03. State machines for bounded agents — evidence trace</w:t>
+      </w:r>
+    </w:p>
+    <w:p>
+      <w:r>
+        <w:drawing>
+          <wp:inline xmlns:a="http://schemas.openxmlformats.org/drawingml/2006/main" xmlns:pic="http://schemas.openxmlformats.org/drawingml/2006/picture">
+            <wp:extent cx="5486400" cy="2996184"/>
+            <wp:docPr id="4" name="Picture 4" descr="State machines for bounded agents — evidence trace. Trace ready -&gt; looking_up -&gt; review -&gt; looking_up -&gt; done. | States are ready, looking_up, review, done. ready may start lookup; lookup may finish done or request review; review may finish done after authorised evidence. done is terminal. Maximum two lookup attempts. | review -&gt; looking_up is not allowed by this declared transition table, even if total attempts is two. Reject the transition or explicitly redesign and retest the table."/>
+            <wp:cNvGraphicFramePr>
+              <a:graphicFrameLocks noChangeAspect="1"/>
+            </wp:cNvGraphicFramePr>
+            <a:graphic>
+              <a:graphicData uri="http://schemas.openxmlformats.org/drawingml/2006/picture">
+                <pic:pic>
+                  <pic:nvPicPr>
+                    <pic:cNvPr id="0" name="academy-story-ai-6-13-03.png"/>
+                    <pic:cNvPicPr/>
+                  </pic:nvPicPr>
+                  <pic:blipFill>
+                    <a:blip r:embed="rId12"/>
+                    <a:stretch>
+                      <a:fillRect/>
+                    </a:stretch>
+                  </pic:blipFill>
+                  <pic:spPr>
+                    <a:xfrm>
+                      <a:off x="0" y="0"/>
+                      <a:ext cx="5486400" cy="2996184"/>
+                    </a:xfrm>
+                    <a:prstGeom prst="rect"/>
+                  </pic:spPr>
+                </pic:pic>
+              </a:graphicData>
+            </a:graphic>
+          </wp:inline>
+        </w:drawing>
+      </w:r>
+    </w:p>
+    <w:p>
+      <w:pPr>
+        <w:spacing w:line="336" w:lineRule="auto" w:after="180"/>
+      </w:pPr>
+      <w:r>
+        <w:rPr>
+          <w:b/>
+        </w:rPr>
+        <w:t>State</w:t>
+      </w:r>
+      <w:r>
+        <w:rPr>
+          <w:b w:val="0"/>
+        </w:rPr>
+        <w:t xml:space="preserve"> machines for bounded agents — </w:t>
+      </w:r>
+      <w:r>
+        <w:rPr>
+          <w:b/>
+        </w:rPr>
+        <w:t>evidence</w:t>
+      </w:r>
+      <w:r>
+        <w:rPr>
+          <w:b w:val="0"/>
+        </w:rPr>
+        <w:t xml:space="preserve"> trace.</w:t>
+      </w:r>
+    </w:p>
+    <w:p>
+      <w:pPr>
+        <w:spacing w:line="336" w:lineRule="auto" w:after="180"/>
+      </w:pPr>
+      <w:r>
+        <w:rPr>
+          <w:b w:val="0"/>
+        </w:rPr>
+        <w:t xml:space="preserve">Trace ready -&gt; looking_up -&gt; review -&gt; looking_up -&gt; done. | </w:t>
+      </w:r>
+      <w:r>
+        <w:rPr>
+          <w:b/>
+        </w:rPr>
+        <w:t>State</w:t>
+      </w:r>
+      <w:r>
+        <w:rPr>
+          <w:b w:val="0"/>
+        </w:rPr>
+        <w:t xml:space="preserve">s are ready, looking_up, review, done. ready may start lookup; lookup may finish done or request review; review may finish done after authorised </w:t>
+      </w:r>
+      <w:r>
+        <w:rPr>
+          <w:b/>
+        </w:rPr>
+        <w:t>evidence</w:t>
+      </w:r>
+      <w:r>
+        <w:rPr>
+          <w:b w:val="0"/>
+        </w:rPr>
+        <w:t>. done is terminal.</w:t>
+      </w:r>
+    </w:p>
+    <w:p>
+      <w:pPr>
+        <w:spacing w:line="336" w:lineRule="auto" w:after="180"/>
+      </w:pPr>
+      <w:r>
+        <w:rPr>
+          <w:b w:val="0"/>
+        </w:rPr>
+        <w:t xml:space="preserve">Maximum two lookup attempts. | review -&gt; looking_up is not allowed by this declared </w:t>
+      </w:r>
+      <w:r>
+        <w:rPr>
+          <w:b/>
+        </w:rPr>
+        <w:t>transition</w:t>
+      </w:r>
+      <w:r>
+        <w:rPr>
+          <w:b w:val="0"/>
+        </w:rPr>
+        <w:t xml:space="preserve"> table, even if total attempts is two. Reject the </w:t>
+      </w:r>
+      <w:r>
+        <w:rPr>
+          <w:b/>
+        </w:rPr>
+        <w:t>transition</w:t>
+      </w:r>
+      <w:r>
+        <w:rPr>
+          <w:b w:val="0"/>
+        </w:rPr>
+        <w:t xml:space="preserve"> or explicitly redesign and retest the table.</w:t>
+      </w:r>
+    </w:p>
+    <w:p>
+      <w:pPr>
+        <w:spacing w:line="336" w:lineRule="auto" w:after="180"/>
+        <w:shd w:fill="F5F1FB"/>
+      </w:pPr>
+      <w:r>
+        <w:rPr>
+          <w:b w:val="0"/>
+        </w:rPr>
+        <w:t>Read the labels and values. Explain the relationship the model shows.</w:t>
+      </w:r>
+    </w:p>
+    <w:p>
+      <w:pPr>
+        <w:pStyle w:val="Heading3"/>
+      </w:pPr>
+      <w:r>
+        <w:t>Discuss while showing the picture</w:t>
+      </w:r>
+    </w:p>
+    <w:p>
+      <w:pPr>
+        <w:spacing w:line="336" w:lineRule="auto" w:after="180"/>
+        <w:shd w:fill="F1F6F8"/>
+      </w:pPr>
+      <w:r>
+        <w:rPr>
+          <w:b w:val="0"/>
+        </w:rPr>
+        <w:t>Teacher prompt: Read the labels and values. Explain the relationship the model shows. Ask learners to describe one label or arrow in ordinary words. Use the adjacent transcript if the image is difficult to see.</w:t>
+      </w:r>
+    </w:p>
+    <w:p>
+      <w:pPr>
+        <w:pStyle w:val="Heading3"/>
+      </w:pPr>
+      <w:r>
+        <w:t>04. Change one thing. Trace what follows.</w:t>
+      </w:r>
+    </w:p>
+    <w:p>
+      <w:r>
+        <w:drawing>
+          <wp:inline xmlns:a="http://schemas.openxmlformats.org/drawingml/2006/main" xmlns:pic="http://schemas.openxmlformats.org/drawingml/2006/picture">
+            <wp:extent cx="5486400" cy="3026664"/>
+            <wp:docPr id="5" name="Picture 5" descr="Original case: Querying→complete skips checking and is invalid. Changed condition: Add checking→querying as a permitted retry. Expected result: That retry becomes valid; querying→complete stays forbidden. Reason: Adding one arrow does not authorise unrelated shortcuts."/>
+            <wp:cNvGraphicFramePr>
+              <a:graphicFrameLocks noChangeAspect="1"/>
+            </wp:cNvGraphicFramePr>
+            <a:graphic>
+              <a:graphicData uri="http://schemas.openxmlformats.org/drawingml/2006/picture">
+                <pic:pic>
+                  <pic:nvPicPr>
+                    <pic:cNvPr id="0" name="academy-story-ai-6-13-04.png"/>
+                    <pic:cNvPicPr/>
+                  </pic:nvPicPr>
+                  <pic:blipFill>
+                    <a:blip r:embed="rId13"/>
+                    <a:stretch>
+                      <a:fillRect/>
+                    </a:stretch>
+                  </pic:blipFill>
+                  <pic:spPr>
+                    <a:xfrm>
+                      <a:off x="0" y="0"/>
+                      <a:ext cx="5486400" cy="3026664"/>
+                    </a:xfrm>
+                    <a:prstGeom prst="rect"/>
+                  </pic:spPr>
+                </pic:pic>
+              </a:graphicData>
+            </a:graphic>
+          </wp:inline>
+        </w:drawing>
+      </w:r>
+    </w:p>
+    <w:p>
+      <w:pPr>
+        <w:spacing w:line="336" w:lineRule="auto" w:after="180"/>
+      </w:pPr>
+      <w:r>
+        <w:rPr>
+          <w:b w:val="0"/>
+        </w:rPr>
+        <w:t>Original case: Querying→complete skips checking and is invalid. Changed condition: Add checking→querying as a permitted retry. Expected result: That retry becomes valid; querying→complete stays forbidden.</w:t>
+      </w:r>
+    </w:p>
+    <w:p>
+      <w:pPr>
+        <w:spacing w:line="336" w:lineRule="auto" w:after="180"/>
+      </w:pPr>
+      <w:r>
+        <w:rPr>
+          <w:b w:val="0"/>
+        </w:rPr>
+        <w:t>Reason: Adding one arrow does not authorise unrelated shortcuts.</w:t>
+      </w:r>
+    </w:p>
+    <w:p>
+      <w:pPr>
+        <w:spacing w:line="336" w:lineRule="auto" w:after="180"/>
+        <w:shd w:fill="F5F1FB"/>
+      </w:pPr>
+      <w:r>
+        <w:rPr>
+          <w:b w:val="0"/>
+        </w:rPr>
+        <w:t>Predict before checking the worked changed-case result. Name what changed and what the supplied facts allow you to conclude.</w:t>
+      </w:r>
+    </w:p>
+    <w:p>
+      <w:pPr>
+        <w:pStyle w:val="Heading3"/>
+      </w:pPr>
+      <w:r>
+        <w:t>Discuss while showing the picture</w:t>
+      </w:r>
+    </w:p>
+    <w:p>
+      <w:pPr>
+        <w:spacing w:line="336" w:lineRule="auto" w:after="180"/>
+        <w:shd w:fill="F1F6F8"/>
+      </w:pPr>
+      <w:r>
+        <w:rPr>
+          <w:b w:val="0"/>
+        </w:rPr>
+        <w:t>Teacher prompt: Predict before checking the worked changed-case result. Name what changed and what the supplied facts allow you to conclude. Ask learners to describe one label or arrow in ordinary words.</w:t>
+      </w:r>
+    </w:p>
+    <w:p>
+      <w:pPr>
+        <w:spacing w:line="336" w:lineRule="auto" w:after="180"/>
+        <w:shd w:fill="F1F6F8"/>
+      </w:pPr>
+      <w:r>
+        <w:rPr>
+          <w:b w:val="0"/>
+        </w:rPr>
+        <w:t>Use the adjacent transcript if the image is difficult to see. Changed-case reasoning: Adding one arrow does not authorise unrelated shortcuts.</w:t>
+      </w:r>
+    </w:p>
+    <w:p>
+      <w:pPr>
+        <w:pStyle w:val="Heading3"/>
+      </w:pPr>
+      <w:r>
+        <w:t>05. Connect the explanation to its limit</w:t>
+      </w:r>
+    </w:p>
+    <w:p>
+      <w:r>
+        <w:drawing>
+          <wp:inline xmlns:a="http://schemas.openxmlformats.org/drawingml/2006/main" xmlns:pic="http://schemas.openxmlformats.org/drawingml/2006/picture">
+            <wp:extent cx="5486400" cy="2834640"/>
+            <wp:docPr id="6" name="Picture 6" descr="A state machine bounds action order. A plausible final state does not establish that the path was valid. Limit: This graph checks sequence, not the correctness of the fetched parcel data."/>
+            <wp:cNvGraphicFramePr>
+              <a:graphicFrameLocks noChangeAspect="1"/>
+            </wp:cNvGraphicFramePr>
+            <a:graphic>
+              <a:graphicData uri="http://schemas.openxmlformats.org/drawingml/2006/picture">
+                <pic:pic>
+                  <pic:nvPicPr>
+                    <pic:cNvPr id="0" name="academy-story-ai-6-13-05.png"/>
+                    <pic:cNvPicPr/>
+                  </pic:nvPicPr>
+                  <pic:blipFill>
+                    <a:blip r:embed="rId14"/>
+                    <a:stretch>
+                      <a:fillRect/>
+                    </a:stretch>
+                  </pic:blipFill>
+                  <pic:spPr>
+                    <a:xfrm>
+                      <a:off x="0" y="0"/>
+                      <a:ext cx="5486400" cy="2834640"/>
+                    </a:xfrm>
+                    <a:prstGeom prst="rect"/>
+                  </pic:spPr>
+                </pic:pic>
+              </a:graphicData>
+            </a:graphic>
+          </wp:inline>
+        </w:drawing>
+      </w:r>
+    </w:p>
+    <w:p>
+      <w:pPr>
+        <w:spacing w:line="336" w:lineRule="auto" w:after="180"/>
+      </w:pPr>
+      <w:r>
+        <w:rPr>
+          <w:b w:val="0"/>
+        </w:rPr>
+        <w:t xml:space="preserve">A </w:t>
+      </w:r>
+      <w:r>
+        <w:rPr>
+          <w:b/>
+        </w:rPr>
+        <w:t>state</w:t>
+      </w:r>
+      <w:r>
+        <w:rPr>
+          <w:b w:val="0"/>
+        </w:rPr>
+        <w:t xml:space="preserve"> machine bounds action order. A plausible final </w:t>
+      </w:r>
+      <w:r>
+        <w:rPr>
+          <w:b/>
+        </w:rPr>
+        <w:t>state</w:t>
+      </w:r>
+      <w:r>
+        <w:rPr>
+          <w:b w:val="0"/>
+        </w:rPr>
+        <w:t xml:space="preserve"> does not establish that the path was valid. Limit: This graph checks sequence, not the correctness of the fetched parcel data.</w:t>
+      </w:r>
+    </w:p>
+    <w:p>
+      <w:pPr>
+        <w:spacing w:line="336" w:lineRule="auto" w:after="180"/>
+        <w:shd w:fill="F5F1FB"/>
+      </w:pPr>
+      <w:r>
+        <w:rPr>
+          <w:b w:val="0"/>
+        </w:rPr>
+        <w:t>Explain the case, then point to a limit on the claim.</w:t>
+      </w:r>
+    </w:p>
+    <w:p>
+      <w:pPr>
+        <w:pStyle w:val="Heading3"/>
+      </w:pPr>
+      <w:r>
+        <w:t>Discuss while showing the picture</w:t>
+      </w:r>
+    </w:p>
+    <w:p>
+      <w:pPr>
+        <w:spacing w:line="336" w:lineRule="auto" w:after="180"/>
+        <w:shd w:fill="F1F6F8"/>
+      </w:pPr>
+      <w:r>
+        <w:rPr>
+          <w:b w:val="0"/>
+        </w:rPr>
+        <w:t>Teacher prompt: Explain the case, then point to a limit on the claim. Ask learners to describe one label or arrow in ordinary words. Use the adjacent transcript if the image is difficult to see.</w:t>
+      </w:r>
+    </w:p>
+    <w:p>
+      <w:pPr>
+        <w:spacing w:line="336" w:lineRule="auto" w:after="180"/>
+        <w:shd w:fill="F1F6F8"/>
+      </w:pPr>
+      <w:r>
+        <w:rPr>
+          <w:b w:val="0"/>
+        </w:rPr>
+        <w:t xml:space="preserve">Keep the </w:t>
+      </w:r>
+      <w:r>
+        <w:rPr>
+          <w:b/>
+        </w:rPr>
+        <w:t>state</w:t>
+      </w:r>
+      <w:r>
+        <w:rPr>
+          <w:b w:val="0"/>
+        </w:rPr>
+        <w:t>d scope: This graph checks sequence, not the correctness of the fetched parcel data.</w:t>
+      </w:r>
+    </w:p>
+    <w:p>
+      <w:pPr>
+        <w:pStyle w:val="Heading3"/>
+      </w:pPr>
+      <w:r>
+        <w:t>06. Make the idea visible in your project</w:t>
+      </w:r>
+    </w:p>
+    <w:p>
+      <w:r>
+        <w:drawing>
+          <wp:inline xmlns:a="http://schemas.openxmlformats.org/drawingml/2006/main" xmlns:pic="http://schemas.openxmlformats.org/drawingml/2006/picture">
+            <wp:extent cx="5486400" cy="3529584"/>
+            <wp:docPr id="7" name="Picture 7" descr="For the Grounded Learning Service, retain an annotated trace and the changed-case result. Name the contract or evidence that makes the deciding step valid, so another team can review it. Draw your input, deciding step, result and limit. Supported question: Trace A and B through the state diagram. Name B’s forbidden transition and explain whether adding checking→querying permits that shortcut."/>
+            <wp:cNvGraphicFramePr>
+              <a:graphicFrameLocks noChangeAspect="1"/>
+            </wp:cNvGraphicFramePr>
+            <a:graphic>
+              <a:graphicData uri="http://schemas.openxmlformats.org/drawingml/2006/picture">
+                <pic:pic>
+                  <pic:nvPicPr>
+                    <pic:cNvPr id="0" name="academy-story-ai-6-13-06.png"/>
+                    <pic:cNvPicPr/>
+                  </pic:nvPicPr>
+                  <pic:blipFill>
+                    <a:blip r:embed="rId15"/>
+                    <a:stretch>
+                      <a:fillRect/>
+                    </a:stretch>
+                  </pic:blipFill>
+                  <pic:spPr>
+                    <a:xfrm>
+                      <a:off x="0" y="0"/>
+                      <a:ext cx="5486400" cy="3529584"/>
+                    </a:xfrm>
+                    <a:prstGeom prst="rect"/>
+                  </pic:spPr>
+                </pic:pic>
+              </a:graphicData>
+            </a:graphic>
+          </wp:inline>
+        </w:drawing>
+      </w:r>
+    </w:p>
+    <w:p>
+      <w:pPr>
+        <w:spacing w:line="336" w:lineRule="auto" w:after="180"/>
+      </w:pPr>
+      <w:r>
+        <w:rPr>
+          <w:b w:val="0"/>
+        </w:rPr>
+        <w:t xml:space="preserve">For the Grounded Learning Service, retain an annotated trace and the changed-case result. Name the contract or </w:t>
+      </w:r>
+      <w:r>
+        <w:rPr>
+          <w:b/>
+        </w:rPr>
+        <w:t>evidence</w:t>
+      </w:r>
+      <w:r>
+        <w:rPr>
+          <w:b w:val="0"/>
+        </w:rPr>
+        <w:t xml:space="preserve"> that makes the deciding step valid, so another team can review it.</w:t>
+      </w:r>
+    </w:p>
+    <w:p>
+      <w:pPr>
+        <w:spacing w:line="336" w:lineRule="auto" w:after="180"/>
+      </w:pPr>
+      <w:r>
+        <w:rPr>
+          <w:b w:val="0"/>
+        </w:rPr>
+        <w:t xml:space="preserve">Draw your </w:t>
+      </w:r>
+      <w:r>
+        <w:rPr>
+          <w:b/>
+        </w:rPr>
+        <w:t>input</w:t>
+      </w:r>
+      <w:r>
+        <w:rPr>
+          <w:b w:val="0"/>
+        </w:rPr>
+        <w:t xml:space="preserve">, deciding step, result and limit. Supported question: Trace A and B through the </w:t>
+      </w:r>
+      <w:r>
+        <w:rPr>
+          <w:b/>
+        </w:rPr>
+        <w:t>state</w:t>
+      </w:r>
+      <w:r>
+        <w:rPr>
+          <w:b w:val="0"/>
+        </w:rPr>
+        <w:t xml:space="preserve"> diagram. Name B’s forbidden </w:t>
+      </w:r>
+      <w:r>
+        <w:rPr>
+          <w:b/>
+        </w:rPr>
+        <w:t>transition</w:t>
+      </w:r>
+      <w:r>
+        <w:rPr>
+          <w:b w:val="0"/>
+        </w:rPr>
+        <w:t xml:space="preserve"> and explain whether adding checking→querying permits that shortcut.</w:t>
+      </w:r>
+    </w:p>
+    <w:p>
+      <w:pPr>
+        <w:spacing w:line="336" w:lineRule="auto" w:after="180"/>
+        <w:shd w:fill="F5F1FB"/>
+      </w:pPr>
+      <w:r>
+        <w:rPr>
+          <w:b w:val="0"/>
+        </w:rPr>
+        <w:t xml:space="preserve">Draw your project trace and justify the deciding step using </w:t>
+      </w:r>
+      <w:r>
+        <w:rPr>
+          <w:b/>
+        </w:rPr>
+        <w:t>evidence</w:t>
+      </w:r>
+      <w:r>
+        <w:rPr>
+          <w:b w:val="0"/>
+        </w:rPr>
+        <w:t>.</w:t>
+      </w:r>
+    </w:p>
+    <w:p>
+      <w:pPr>
+        <w:pStyle w:val="Heading3"/>
+      </w:pPr>
+      <w:r>
+        <w:t>Discuss while showing the picture</w:t>
+      </w:r>
+    </w:p>
+    <w:p>
+      <w:pPr>
+        <w:spacing w:line="336" w:lineRule="auto" w:after="180"/>
+        <w:shd w:fill="F1F6F8"/>
+      </w:pPr>
+      <w:r>
+        <w:rPr>
+          <w:b w:val="0"/>
+        </w:rPr>
+        <w:t xml:space="preserve">Teacher prompt: Draw your project trace and justify the deciding step using </w:t>
+      </w:r>
+      <w:r>
+        <w:rPr>
+          <w:b/>
+        </w:rPr>
+        <w:t>evidence</w:t>
+      </w:r>
+      <w:r>
+        <w:rPr>
+          <w:b w:val="0"/>
+        </w:rPr>
+        <w:t>. Ask learners to describe one label or arrow in ordinary words. Use the adjacent transcript if the image is difficult to see.</w:t>
+      </w:r>
+    </w:p>
+    <w:p>
+      <w:pPr>
+        <w:spacing w:line="336" w:lineRule="auto" w:after="180"/>
+        <w:shd w:fill="F1F6F8"/>
+      </w:pPr>
+      <w:r>
+        <w:rPr>
+          <w:b w:val="0"/>
+        </w:rPr>
+        <w:t xml:space="preserve">Supported practice key: The graph permits three forward </w:t>
+      </w:r>
+      <w:r>
+        <w:rPr>
+          <w:b/>
+        </w:rPr>
+        <w:t>transition</w:t>
+      </w:r>
+      <w:r>
+        <w:rPr>
+          <w:b w:val="0"/>
+        </w:rPr>
+        <w:t>s. All adjacent pairs match permitted arrows. Querying→complete skips checking and is invalid.</w:t>
+      </w:r>
+    </w:p>
+    <w:p>
+      <w:pPr>
+        <w:spacing w:line="336" w:lineRule="auto" w:after="180"/>
+        <w:shd w:fill="F1F6F8"/>
+      </w:pPr>
+      <w:r>
+        <w:rPr>
+          <w:b w:val="0"/>
+        </w:rPr>
+        <w:t>Changed case: That retry becomes valid; querying→complete stays forbidden. Adding one arrow does not authorise unrelated shortcuts.</w:t>
       </w:r>
     </w:p>
     <w:sectPr>

--- a/downloads/teacher/ai-6-week-13.docx
+++ b/downloads/teacher/ai-6-week-13.docx
@@ -149,7 +149,7 @@
           </w:tcPr>
           <w:p>
             <w:r>
-              <w:t>Sections 1–6; record the brief recall in the workbook.</w:t>
+              <w:t>Use Your mission, Notice the evidence, See how it works, Words that unlock the idea and Follow a worked example; record recall in the workbook.</w:t>
             </w:r>
           </w:p>
         </w:tc>
@@ -181,7 +181,7 @@
           </w:tcPr>
           <w:p>
             <w:r>
-              <w:t>Sections 7–10; use the matching workbook W2 and misconception check.</w:t>
+              <w:t>Use Find and repair a mistake, Practise together and Build your understanding; use the matching workbook W2 and Individual reasoning check.</w:t>
             </w:r>
           </w:p>
         </w:tc>
@@ -213,7 +213,7 @@
           </w:tcPr>
           <w:p>
             <w:r>
-              <w:t>Sections 9 and 11–14. Give extra time to finish the full task set; use Section 15 when the week includes a coding lab.</w:t>
+              <w:t>Use Run the investigation, Connect your project and Try a new case independently. Allow extra time for the full task set. When code is supplied, use the examples in See how it works or Follow a worked example and the browser lab in Supported practice, repair and portfolio.</w:t>
             </w:r>
           </w:p>
         </w:tc>
@@ -2336,7 +2336,7 @@
         <w:rPr>
           <w:b w:val="0"/>
         </w:rPr>
-        <w:t xml:space="preserve">Use the worked example in Sections 3 and 6. Collect a </w:t>
+        <w:t xml:space="preserve">Use See how it works and Follow a worked example. Collect a </w:t>
       </w:r>
       <w:r>
         <w:rPr>
@@ -2832,7 +2832,7 @@
         <w:rPr>
           <w:b w:val="0"/>
         </w:rPr>
-        <w:t xml:space="preserve">Use Section 9 for the </w:t>
+        <w:t xml:space="preserve">Use Run the investigation for the </w:t>
       </w:r>
       <w:r>
         <w:rPr>
@@ -3878,7 +3878,7 @@
         <w:rPr>
           <w:b w:val="0"/>
         </w:rPr>
-        <w:t xml:space="preserve">The first trace is invalid at ready→review. The second follows every allowed </w:t>
+        <w:t xml:space="preserve">Teacher explanation: The first trace fails at ready→review because that arrow is absent from this case’s allowed </w:t>
       </w:r>
       <w:r>
         <w:rPr>
@@ -3890,7 +3890,7 @@
         <w:rPr>
           <w:b w:val="0"/>
         </w:rPr>
-        <w:t xml:space="preserve">. Reaching the correct final </w:t>
+        <w:t xml:space="preserve">s. Do not continue an invalid trace as though it passed. The second trace ready→looking_up→review→done follows every declared arrow and ends at the terminal </w:t>
       </w:r>
       <w:r>
         <w:rPr>
@@ -3902,7 +3902,7 @@
         <w:rPr>
           <w:b w:val="0"/>
         </w:rPr>
-        <w:t xml:space="preserve"> alone does not validate skipped steps; no </w:t>
+        <w:t xml:space="preserve">. No </w:t>
       </w:r>
       <w:r>
         <w:rPr>
@@ -3914,7 +3914,7 @@
         <w:rPr>
           <w:b w:val="0"/>
         </w:rPr>
-        <w:t>s leave done.</w:t>
+        <w:t xml:space="preserve"> may leave done.</w:t>
       </w:r>
     </w:p>
     <w:tbl>
@@ -4684,7 +4684,7 @@
           </w:tcPr>
           <w:p>
             <w:r>
-              <w:t>Sections 1–6; record the brief recall in the workbook.</w:t>
+              <w:t>Use Your mission, Notice the evidence, See how it works, Words that unlock the idea and Follow a worked example; record recall in the workbook.</w:t>
             </w:r>
           </w:p>
         </w:tc>
@@ -4716,7 +4716,7 @@
           </w:tcPr>
           <w:p>
             <w:r>
-              <w:t>Sections 7–10; use the matching workbook W2 and misconception check.</w:t>
+              <w:t>Use Find and repair a mistake, Practise together and Build your understanding; use the matching workbook W2 and Individual reasoning check.</w:t>
             </w:r>
           </w:p>
         </w:tc>
@@ -4748,7 +4748,7 @@
           </w:tcPr>
           <w:p>
             <w:r>
-              <w:t>Sections 9 and 11–14. Give extra time to finish the full task set; use Section 15 when the week includes a coding lab.</w:t>
+              <w:t>Use Run the investigation, Connect your project and Try a new case independently. Allow extra time for the full task set. When code is supplied, use the examples in See how it works or Follow a worked example and the browser lab in Supported practice, repair and portfolio.</w:t>
             </w:r>
           </w:p>
         </w:tc>

--- a/downloads/teacher/ai-6-week-13.docx
+++ b/downloads/teacher/ai-6-week-13.docx
@@ -25,20 +25,38 @@
         <w:pStyle w:val="Heading1"/>
       </w:pPr>
       <w:r>
-        <w:t>01. Prepare the purpose, prerequisites and materials</w:t>
+        <w:t>Ask which control authorizes each move and what evidence remains unverified.</w:t>
       </w:r>
     </w:p>
     <w:p>
       <w:r>
-        <w:t>Prepare State machines for bounded agents: check the target, prerequisites, resources and adaptable teaching schedule.</w:t>
+        <w:t>Use the original graph and copied revision to distinguish spare budget from a permitted retry, and valid prefixes from completed tasks.</w:t>
       </w:r>
     </w:p>
     <w:p>
-      <w:pPr>
-        <w:pStyle w:val="Heading3"/>
-      </w:pPr>
-      <w:r>
-        <w:t>Teach the learning cycle</w:t>
+      <w:r>
+        <w:t>Model first-invalid-edge reasoning → inspect separate guards → compare explicit graph versions → assess fresh narrower paths → preserve rejected traces.</w:t>
+      </w:r>
+    </w:p>
+    <w:p>
+      <w:pPr>
+        <w:pStyle w:val="Heading1"/>
+      </w:pPr>
+      <w:r>
+        <w:t>01. Prepare the connected service investigation</w:t>
+      </w:r>
+    </w:p>
+    <w:p>
+      <w:r>
+        <w:t>Keep modelling, shared practice and independent evidence distinct.</w:t>
+      </w:r>
+    </w:p>
+    <w:p>
+      <w:pPr>
+        <w:pStyle w:val="Heading2"/>
+      </w:pPr>
+      <w:r>
+        <w:t>Target and main teaching plan</w:t>
       </w:r>
     </w:p>
     <w:p>
@@ -255,29 +273,32 @@
     </w:p>
     <w:p>
       <w:pPr>
-        <w:spacing w:line="336" w:lineRule="auto" w:after="180"/>
-      </w:pPr>
-      <w:r>
-        <w:rPr>
-          <w:b w:val="0"/>
-        </w:rPr>
-        <w:t>Case exposure check: this source example appears in ai-2/30, ai-6/13. Reuse a familiar case for recall or modelling; verify that the case used to assess transfer has not already received feedback.</w:t>
+        <w:pStyle w:val="Heading2"/>
+      </w:pPr>
+      <w:r>
+        <w:t>Preparation and prerequisite</w:t>
       </w:r>
     </w:p>
     <w:p>
       <w:pPr>
-        <w:pStyle w:val="Heading3"/>
-      </w:pPr>
-      <w:r>
-        <w:t>Retrieval answer guidance</w:t>
+        <w:spacing w:line="336" w:lineRule="auto" w:after="180"/>
+      </w:pPr>
+      <w:r>
+        <w:rPr>
+          <w:b w:val="0"/>
+        </w:rPr>
+        <w:t>Lesson and workbook; paper and pencil</w:t>
       </w:r>
     </w:p>
     <w:p>
       <w:pPr>
-        <w:pStyle w:val="Heading3"/>
-      </w:pPr>
-      <w:r>
-        <w:t>Logs traces and privacy</w:t>
+        <w:spacing w:line="336" w:lineRule="auto" w:after="180"/>
+      </w:pPr>
+      <w:r>
+        <w:rPr>
+          <w:b w:val="0"/>
+        </w:rPr>
+        <w:t>Calculator and optional local Python 3 for arithmetic; no live API or private data</w:t>
       </w:r>
     </w:p>
     <w:p>
@@ -288,7 +309,7 @@
         <w:rPr>
           <w:b w:val="0"/>
         </w:rPr>
-        <w:t>Without opening the old lesson, explain one key idea from Logs traces and privacy. Give an example and a mistake that the idea helps you avoid.</w:t>
+        <w:t>Prepare the fresh retry separately and withhold its solution until after collection</w:t>
       </w:r>
     </w:p>
     <w:p>
@@ -299,19 +320,31 @@
         <w:rPr>
           <w:b w:val="0"/>
         </w:rPr>
-        <w:t xml:space="preserve">Look for: Explain the </w:t>
+        <w:t xml:space="preserve">A result depends on the </w:t>
       </w:r>
       <w:r>
         <w:rPr>
           <w:b/>
         </w:rPr>
-        <w:t>mechanism</w:t>
-      </w:r>
-      <w:r>
-        <w:rPr>
-          <w:b w:val="0"/>
-        </w:rPr>
-        <w:t xml:space="preserve"> and terminology of logs traces and privacy</w:t>
+        <w:t>input</w:t>
+      </w:r>
+      <w:r>
+        <w:rPr>
+          <w:b w:val="0"/>
+        </w:rPr>
+        <w:t xml:space="preserve">s, procedure and conditions that produced it. Preserve data roles and distinguish observed outcomes from </w:t>
+      </w:r>
+      <w:r>
+        <w:rPr>
+          <w:b/>
+        </w:rPr>
+        <w:t>prediction</w:t>
+      </w:r>
+      <w:r>
+        <w:rPr>
+          <w:b w:val="0"/>
+        </w:rPr>
+        <w:t>s or unmeasured conditions.</w:t>
       </w:r>
     </w:p>
     <w:p>
@@ -322,38 +355,26 @@
         <w:rPr>
           <w:b w:val="0"/>
         </w:rPr>
-        <w:t xml:space="preserve">Reference example, not the only acceptable wording: Teacher explanation: Logs support diagnosis, but excessive recording can expose private content. Trace IDs link stages without storing complete sensitive </w:t>
-      </w:r>
-      <w:r>
-        <w:rPr>
-          <w:b/>
-        </w:rPr>
-        <w:t>input</w:t>
-      </w:r>
-      <w:r>
-        <w:rPr>
-          <w:b w:val="0"/>
-        </w:rPr>
-        <w:t>s.</w:t>
+        <w:t>If the prior concept cannot be explained, use a short retrieval activity before this chapter.</w:t>
       </w:r>
     </w:p>
     <w:p>
       <w:pPr>
-        <w:spacing w:line="336" w:lineRule="auto" w:after="180"/>
-      </w:pPr>
-      <w:r>
-        <w:rPr>
-          <w:b w:val="0"/>
-        </w:rPr>
-        <w:t>For this policy log trace ID, stage, status, duration and error category; do not log passcodes, student text or teacher answers. Restrict access and declare retention.</w:t>
+        <w:pStyle w:val="Heading2"/>
+      </w:pPr>
+      <w:r>
+        <w:t>Opening retrieval</w:t>
       </w:r>
     </w:p>
     <w:p>
       <w:pPr>
-        <w:pStyle w:val="Heading3"/>
-      </w:pPr>
-      <w:r>
-        <w:t>Evaluation pipelines</w:t>
+        <w:spacing w:line="336" w:lineRule="auto" w:after="180"/>
+      </w:pPr>
+      <w:r>
+        <w:rPr>
+          <w:b w:val="0"/>
+        </w:rPr>
+        <w:t>Without opening the old lesson, explain one key idea from Logs traces and privacy. Give an example and a mistake that the idea helps you avoid.</w:t>
       </w:r>
     </w:p>
     <w:p>
@@ -364,7 +385,19 @@
         <w:rPr>
           <w:b w:val="0"/>
         </w:rPr>
-        <w:t>Without opening the old lesson, explain one key idea from Evaluation pipelines. Give an example and a mistake that the idea helps you avoid.</w:t>
+        <w:t xml:space="preserve">Look for: Explain the </w:t>
+      </w:r>
+      <w:r>
+        <w:rPr>
+          <w:b/>
+        </w:rPr>
+        <w:t>mechanism</w:t>
+      </w:r>
+      <w:r>
+        <w:rPr>
+          <w:b w:val="0"/>
+        </w:rPr>
+        <w:t xml:space="preserve"> and terminology of logs traces and privacy</w:t>
       </w:r>
     </w:p>
     <w:p>
@@ -375,19 +408,19 @@
         <w:rPr>
           <w:b w:val="0"/>
         </w:rPr>
-        <w:t xml:space="preserve">Look for: Explain the </w:t>
+        <w:t xml:space="preserve">Reference example, not the only acceptable wording: Teacher explanation: Logs support diagnosis, but excessive recording can expose private content. Trace IDs link stages without storing complete sensitive </w:t>
       </w:r>
       <w:r>
         <w:rPr>
           <w:b/>
         </w:rPr>
-        <w:t>mechanism</w:t>
-      </w:r>
-      <w:r>
-        <w:rPr>
-          <w:b w:val="0"/>
-        </w:rPr>
-        <w:t xml:space="preserve"> and terminology of evaluation pipelines</w:t>
+        <w:t>input</w:t>
+      </w:r>
+      <w:r>
+        <w:rPr>
+          <w:b w:val="0"/>
+        </w:rPr>
+        <w:t>s.</w:t>
       </w:r>
     </w:p>
     <w:p>
@@ -398,7 +431,7 @@
         <w:rPr>
           <w:b w:val="0"/>
         </w:rPr>
-        <w:t>Reference example, not the only acceptable wording: Teacher explanation: Evaluation pipelines preserve case versions, procedure versions and raw outcomes before producing metrics. A rerun must identify what changed.</w:t>
+        <w:t>For this policy log trace ID, stage, status, duration and error category; do not log passcodes, student text or teacher answers. Restrict access and declare retention.</w:t>
       </w:r>
     </w:p>
     <w:p>
@@ -409,15 +442,30 @@
         <w:rPr>
           <w:b w:val="0"/>
         </w:rPr>
-        <w:t>Load versioned cases, validate expected outcomes, execute the frozen system, store case-level results and compute declared denominators. Reject missing results rather than silently counting them as success.</w:t>
+        <w:t>Without opening the old lesson, explain one key idea from Evaluation pipelines. Give an example and a mistake that the idea helps you avoid.</w:t>
       </w:r>
     </w:p>
     <w:p>
       <w:pPr>
-        <w:pStyle w:val="Heading3"/>
-      </w:pPr>
-      <w:r>
-        <w:t>Testing pure components</w:t>
+        <w:spacing w:line="336" w:lineRule="auto" w:after="180"/>
+      </w:pPr>
+      <w:r>
+        <w:rPr>
+          <w:b w:val="0"/>
+        </w:rPr>
+        <w:t xml:space="preserve">Look for: Explain the </w:t>
+      </w:r>
+      <w:r>
+        <w:rPr>
+          <w:b/>
+        </w:rPr>
+        <w:t>mechanism</w:t>
+      </w:r>
+      <w:r>
+        <w:rPr>
+          <w:b w:val="0"/>
+        </w:rPr>
+        <w:t xml:space="preserve"> and terminology of evaluation pipelines</w:t>
       </w:r>
     </w:p>
     <w:p>
@@ -428,7 +476,7 @@
         <w:rPr>
           <w:b w:val="0"/>
         </w:rPr>
-        <w:t>Without opening the old lesson, explain one key idea from Testing pure components. Give an example and a mistake that the idea helps you avoid.</w:t>
+        <w:t>Reference example, not the only acceptable wording: Teacher explanation: Evaluation pipelines preserve case versions, procedure versions and raw outcomes before producing metrics. A rerun must identify what changed.</w:t>
       </w:r>
     </w:p>
     <w:p>
@@ -439,19 +487,7 @@
         <w:rPr>
           <w:b w:val="0"/>
         </w:rPr>
-        <w:t xml:space="preserve">Look for: Explain the </w:t>
-      </w:r>
-      <w:r>
-        <w:rPr>
-          <w:b/>
-        </w:rPr>
-        <w:t>mechanism</w:t>
-      </w:r>
-      <w:r>
-        <w:rPr>
-          <w:b w:val="0"/>
-        </w:rPr>
-        <w:t xml:space="preserve"> and terminology of testing pure components</w:t>
+        <w:t>Load versioned cases, validate expected outcomes, execute the frozen system, store case-level results and compute declared denominators. Reject missing results rather than silently counting them as success.</w:t>
       </w:r>
     </w:p>
     <w:p>
@@ -462,19 +498,7 @@
         <w:rPr>
           <w:b w:val="0"/>
         </w:rPr>
-        <w:t xml:space="preserve">Reference example, not the only acceptable wording: Teacher explanation: Pure components return results from supplied </w:t>
-      </w:r>
-      <w:r>
-        <w:rPr>
-          <w:b/>
-        </w:rPr>
-        <w:t>input</w:t>
-      </w:r>
-      <w:r>
-        <w:rPr>
-          <w:b w:val="0"/>
-        </w:rPr>
-        <w:t>s without external side effects. They are easier to test with exact expected values.</w:t>
+        <w:t>Without opening the old lesson, explain one key idea from Testing pure components. Give an example and a mistake that the idea helps you avoid.</w:t>
       </w:r>
     </w:p>
     <w:p>
@@ -485,19 +509,19 @@
         <w:rPr>
           <w:b w:val="0"/>
         </w:rPr>
-        <w:t xml:space="preserve">Define remaining(capacity, used)=capacity-used for integer </w:t>
+        <w:t xml:space="preserve">Look for: Explain the </w:t>
       </w:r>
       <w:r>
         <w:rPr>
           <w:b/>
         </w:rPr>
-        <w:t>input</w:t>
-      </w:r>
-      <w:r>
-        <w:rPr>
-          <w:b w:val="0"/>
-        </w:rPr>
-        <w:t>s satisfying 0&lt;=used&lt;=capacity. Invalid types/ranges raise an explicit validation error. Test zero and equality boundaries.</w:t>
+        <w:t>mechanism</w:t>
+      </w:r>
+      <w:r>
+        <w:rPr>
+          <w:b w:val="0"/>
+        </w:rPr>
+        <w:t xml:space="preserve"> and terminology of testing pure components</w:t>
       </w:r>
     </w:p>
     <w:p>
@@ -508,55 +532,19 @@
         <w:rPr>
           <w:b w:val="0"/>
         </w:rPr>
-        <w:t xml:space="preserve">Two 45-minute sessions. A bounded agent uses explicit </w:t>
+        <w:t xml:space="preserve">Reference example, not the only acceptable wording: Teacher explanation: Pure components return results from supplied </w:t>
       </w:r>
       <w:r>
         <w:rPr>
           <w:b/>
         </w:rPr>
-        <w:t>state</w:t>
-      </w:r>
-      <w:r>
-        <w:rPr>
-          <w:b w:val="0"/>
-        </w:rPr>
-        <w:t xml:space="preserve">s and finite action limits. A </w:t>
-      </w:r>
-      <w:r>
-        <w:rPr>
-          <w:b/>
-        </w:rPr>
-        <w:t>state</w:t>
-      </w:r>
-      <w:r>
-        <w:rPr>
-          <w:b w:val="0"/>
-        </w:rPr>
-        <w:t xml:space="preserve"> machine makes invalid </w:t>
-      </w:r>
-      <w:r>
-        <w:rPr>
-          <w:b/>
-        </w:rPr>
-        <w:t>transition</w:t>
-      </w:r>
-      <w:r>
-        <w:rPr>
-          <w:b w:val="0"/>
-        </w:rPr>
-        <w:t xml:space="preserve">s visible. Use the supplied constructed scenarios to make the </w:t>
-      </w:r>
-      <w:r>
-        <w:rPr>
-          <w:b/>
-        </w:rPr>
-        <w:t>mechanism</w:t>
-      </w:r>
-      <w:r>
-        <w:rPr>
-          <w:b w:val="0"/>
-        </w:rPr>
-        <w:t xml:space="preserve"> inspectable.</w:t>
+        <w:t>input</w:t>
+      </w:r>
+      <w:r>
+        <w:rPr>
+          <w:b w:val="0"/>
+        </w:rPr>
+        <w:t>s without external side effects. They are easier to test with exact expected values.</w:t>
       </w:r>
     </w:p>
     <w:p>
@@ -567,27 +555,27 @@
         <w:rPr>
           <w:b w:val="0"/>
         </w:rPr>
-        <w:t xml:space="preserve">Collect W4 before sharing solutions. Students should name intermediate </w:t>
+        <w:t xml:space="preserve">Define remaining(capacity, used)=capacity-used for integer </w:t>
       </w:r>
       <w:r>
         <w:rPr>
           <w:b/>
         </w:rPr>
-        <w:t>evidence</w:t>
-      </w:r>
-      <w:r>
-        <w:rPr>
-          <w:b w:val="0"/>
-        </w:rPr>
-        <w:t xml:space="preserve"> and limitations; classroom pacing and learning effectiveness remain unvalidated.</w:t>
+        <w:t>input</w:t>
+      </w:r>
+      <w:r>
+        <w:rPr>
+          <w:b w:val="0"/>
+        </w:rPr>
+        <w:t>s satisfying 0&lt;=used&lt;=capacity. Invalid types/ranges raise an explicit validation error. Test zero and equality boundaries.</w:t>
       </w:r>
     </w:p>
     <w:p>
       <w:pPr>
-        <w:pStyle w:val="Heading3"/>
-      </w:pPr>
-      <w:r>
-        <w:t>Outcomes</w:t>
+        <w:pStyle w:val="Heading2"/>
+      </w:pPr>
+      <w:r>
+        <w:t>Pictured end goal</w:t>
       </w:r>
     </w:p>
     <w:p>
@@ -598,106 +586,70 @@
         <w:rPr>
           <w:b w:val="0"/>
         </w:rPr>
-        <w:t xml:space="preserve">Explain the </w:t>
+        <w:t xml:space="preserve">Explain </w:t>
       </w:r>
       <w:r>
         <w:rPr>
           <w:b/>
         </w:rPr>
-        <w:t>mechanism</w:t>
-      </w:r>
-      <w:r>
-        <w:rPr>
-          <w:b w:val="0"/>
-        </w:rPr>
-        <w:t xml:space="preserve"> and terminology of </w:t>
-      </w:r>
-      <w:r>
-        <w:rPr>
-          <w:b/>
-        </w:rPr>
         <w:t>state</w:t>
       </w:r>
       <w:r>
         <w:rPr>
           <w:b w:val="0"/>
         </w:rPr>
-        <w:t xml:space="preserve"> machines for bounded agents</w:t>
+        <w:t xml:space="preserve"> machines for bounded agents using the deciding step in this fictional service.</w:t>
       </w:r>
     </w:p>
     <w:p>
       <w:pPr>
-        <w:spacing w:line="336" w:lineRule="auto" w:after="180"/>
-      </w:pPr>
-      <w:r>
-        <w:rPr>
-          <w:b w:val="0"/>
-        </w:rPr>
-        <w:t xml:space="preserve">Apply the </w:t>
-      </w:r>
-      <w:r>
-        <w:rPr>
-          <w:b/>
-        </w:rPr>
-        <w:t>state</w:t>
-      </w:r>
-      <w:r>
-        <w:rPr>
-          <w:b w:val="0"/>
-        </w:rPr>
-        <w:t>d procedure to a new case with a traceable result</w:t>
+        <w:pStyle w:val="Heading2"/>
+      </w:pPr>
+      <w:r>
+        <w:t>Earlier wording, alternatives and picture transcripts · reference / check after trying</w:t>
       </w:r>
     </w:p>
     <w:p>
       <w:pPr>
-        <w:spacing w:line="336" w:lineRule="auto" w:after="180"/>
-      </w:pPr>
-      <w:r>
-        <w:rPr>
-          <w:b w:val="0"/>
-        </w:rPr>
-        <w:t>Identify an assumption or limitation and design a revealing follow-up</w:t>
+        <w:pStyle w:val="Heading3"/>
+      </w:pPr>
+      <w:r>
+        <w:t>Teach the learning cycle</w:t>
       </w:r>
     </w:p>
     <w:p>
       <w:pPr>
-        <w:pStyle w:val="Heading3"/>
-      </w:pPr>
-      <w:r>
-        <w:t>Preparation</w:t>
+        <w:spacing w:line="336" w:lineRule="auto" w:after="180"/>
+      </w:pPr>
+      <w:r>
+        <w:rPr>
+          <w:b w:val="0"/>
+        </w:rPr>
+        <w:t>Case exposure check: this source example appears in ai-2/30, ai-6/13. Reuse a familiar case for recall or modelling; verify that the case used to assess transfer has not already received feedback.</w:t>
       </w:r>
     </w:p>
     <w:p>
       <w:pPr>
-        <w:spacing w:line="336" w:lineRule="auto" w:after="180"/>
-      </w:pPr>
-      <w:r>
-        <w:rPr>
-          <w:b w:val="0"/>
-        </w:rPr>
-        <w:t>Lesson and workbook; paper and pencil</w:t>
+        <w:pStyle w:val="Heading3"/>
+      </w:pPr>
+      <w:r>
+        <w:t>Retrieval answer guidance</w:t>
       </w:r>
     </w:p>
     <w:p>
       <w:pPr>
-        <w:spacing w:line="336" w:lineRule="auto" w:after="180"/>
-      </w:pPr>
-      <w:r>
-        <w:rPr>
-          <w:b w:val="0"/>
-        </w:rPr>
-        <w:t>Calculator and optional local Python 3 for arithmetic; no live API or private data</w:t>
+        <w:pStyle w:val="Heading3"/>
+      </w:pPr>
+      <w:r>
+        <w:t>Logs traces and privacy</w:t>
       </w:r>
     </w:p>
     <w:p>
       <w:pPr>
-        <w:spacing w:line="336" w:lineRule="auto" w:after="180"/>
-      </w:pPr>
-      <w:r>
-        <w:rPr>
-          <w:b w:val="0"/>
-        </w:rPr>
-        <w:t>Prepare the fresh retry separately and withhold its solution until after collection</w:t>
+        <w:pStyle w:val="Heading3"/>
+      </w:pPr>
+      <w:r>
+        <w:t>Evaluation pipelines</w:t>
       </w:r>
     </w:p>
     <w:p>
@@ -705,7 +657,7 @@
         <w:pStyle w:val="Heading3"/>
       </w:pPr>
       <w:r>
-        <w:t>Prerequisite answer</w:t>
+        <w:t>Testing pure components</w:t>
       </w:r>
     </w:p>
     <w:p>
@@ -716,50 +668,110 @@
         <w:rPr>
           <w:b w:val="0"/>
         </w:rPr>
-        <w:t xml:space="preserve">A result depends on the </w:t>
+        <w:t xml:space="preserve">Use the three-session teaching cycle above, with extra time as needed. A bounded agent uses explicit </w:t>
       </w:r>
       <w:r>
         <w:rPr>
           <w:b/>
         </w:rPr>
-        <w:t>input</w:t>
-      </w:r>
-      <w:r>
-        <w:rPr>
-          <w:b w:val="0"/>
-        </w:rPr>
-        <w:t xml:space="preserve">s, procedure and conditions that produced it. Preserve data roles and distinguish observed outcomes from </w:t>
+        <w:t>state</w:t>
+      </w:r>
+      <w:r>
+        <w:rPr>
+          <w:b w:val="0"/>
+        </w:rPr>
+        <w:t xml:space="preserve">s and finite action limits. A </w:t>
       </w:r>
       <w:r>
         <w:rPr>
           <w:b/>
         </w:rPr>
-        <w:t>prediction</w:t>
-      </w:r>
-      <w:r>
-        <w:rPr>
-          <w:b w:val="0"/>
-        </w:rPr>
-        <w:t>s or unmeasured conditions.</w:t>
+        <w:t>state</w:t>
+      </w:r>
+      <w:r>
+        <w:rPr>
+          <w:b w:val="0"/>
+        </w:rPr>
+        <w:t xml:space="preserve"> machine makes invalid </w:t>
+      </w:r>
+      <w:r>
+        <w:rPr>
+          <w:b/>
+        </w:rPr>
+        <w:t>transition</w:t>
+      </w:r>
+      <w:r>
+        <w:rPr>
+          <w:b w:val="0"/>
+        </w:rPr>
+        <w:t xml:space="preserve">s visible. Use the supplied constructed scenarios to make the </w:t>
+      </w:r>
+      <w:r>
+        <w:rPr>
+          <w:b/>
+        </w:rPr>
+        <w:t>mechanism</w:t>
+      </w:r>
+      <w:r>
+        <w:rPr>
+          <w:b w:val="0"/>
+        </w:rPr>
+        <w:t xml:space="preserve"> inspectable. Collect W4 before sharing solutions. Students should name intermediate </w:t>
+      </w:r>
+      <w:r>
+        <w:rPr>
+          <w:b/>
+        </w:rPr>
+        <w:t>evidence</w:t>
+      </w:r>
+      <w:r>
+        <w:rPr>
+          <w:b w:val="0"/>
+        </w:rPr>
+        <w:t xml:space="preserve"> and limitations; classroom pacing and learning effectiveness remain unvalidated.</w:t>
       </w:r>
     </w:p>
     <w:p>
       <w:pPr>
-        <w:spacing w:line="336" w:lineRule="auto" w:after="180"/>
-      </w:pPr>
-      <w:r>
-        <w:rPr>
-          <w:b w:val="0"/>
-        </w:rPr>
-        <w:t>If the prior concept cannot be explained, use a short retrieval activity before this chapter.</w:t>
+        <w:pStyle w:val="Heading3"/>
+      </w:pPr>
+      <w:r>
+        <w:t>Outcomes</w:t>
       </w:r>
     </w:p>
     <w:p>
       <w:pPr>
-        <w:pStyle w:val="Heading3"/>
-      </w:pPr>
-      <w:r>
-        <w:t>End goal for the pictorial case</w:t>
+        <w:spacing w:line="336" w:lineRule="auto" w:after="180"/>
+      </w:pPr>
+      <w:r>
+        <w:rPr>
+          <w:b w:val="0"/>
+        </w:rPr>
+        <w:t xml:space="preserve">Explain the </w:t>
+      </w:r>
+      <w:r>
+        <w:rPr>
+          <w:b/>
+        </w:rPr>
+        <w:t>mechanism</w:t>
+      </w:r>
+      <w:r>
+        <w:rPr>
+          <w:b w:val="0"/>
+        </w:rPr>
+        <w:t xml:space="preserve"> and terminology of </w:t>
+      </w:r>
+      <w:r>
+        <w:rPr>
+          <w:b/>
+        </w:rPr>
+        <w:t>state</w:t>
+      </w:r>
+      <w:r>
+        <w:rPr>
+          <w:b w:val="0"/>
+        </w:rPr>
+        <w:t xml:space="preserve"> machines for bounded agents</w:t>
       </w:r>
     </w:p>
     <w:p>
@@ -770,7 +782,7 @@
         <w:rPr>
           <w:b w:val="0"/>
         </w:rPr>
-        <w:t xml:space="preserve">Explain </w:t>
+        <w:t xml:space="preserve">Apply the </w:t>
       </w:r>
       <w:r>
         <w:rPr>
@@ -782,7 +794,7 @@
         <w:rPr>
           <w:b w:val="0"/>
         </w:rPr>
-        <w:t xml:space="preserve"> machines for bounded agents using the deciding step in this fictional service.</w:t>
+        <w:t>d procedure to a new case with a traceable result</w:t>
       </w:r>
     </w:p>
     <w:p>
@@ -793,134 +805,1710 @@
         <w:rPr>
           <w:b w:val="0"/>
         </w:rPr>
-        <w:t>This added worked case illustrates the week’s main idea. Retain all original and connected topics; schedule its practice within the teaching cycle.</w:t>
+        <w:t>Identify an assumption or limitation and design a revealing follow-up</w:t>
       </w:r>
     </w:p>
     <w:p>
       <w:pPr>
-        <w:pStyle w:val="Heading1"/>
-      </w:pPr>
-      <w:r>
-        <w:t>02. Explain and model the mechanism</w:t>
+        <w:pStyle w:val="Heading3"/>
+      </w:pPr>
+      <w:r>
+        <w:t>Preparation</w:t>
       </w:r>
     </w:p>
     <w:p>
-      <w:r>
-        <w:t>Model State machines for bounded agents using the supplied case, labelled mechanism and reasoning. Make the scope of each conclusion explicit.</w:t>
+      <w:pPr>
+        <w:pStyle w:val="Heading3"/>
+      </w:pPr>
+      <w:r>
+        <w:t>Prerequisite answer</w:t>
       </w:r>
     </w:p>
     <w:p>
       <w:pPr>
-        <w:spacing w:line="336" w:lineRule="auto" w:after="180"/>
-      </w:pPr>
-      <w:r>
-        <w:rPr>
-          <w:b w:val="0"/>
-        </w:rPr>
-        <w:t xml:space="preserve">A bounded agent uses explicit </w:t>
-      </w:r>
-      <w:r>
-        <w:rPr>
-          <w:b/>
-        </w:rPr>
-        <w:t>state</w:t>
-      </w:r>
-      <w:r>
-        <w:rPr>
-          <w:b w:val="0"/>
-        </w:rPr>
-        <w:t xml:space="preserve">s and finite action limits. A </w:t>
-      </w:r>
-      <w:r>
-        <w:rPr>
-          <w:b/>
-        </w:rPr>
-        <w:t>state</w:t>
-      </w:r>
-      <w:r>
-        <w:rPr>
-          <w:b w:val="0"/>
-        </w:rPr>
-        <w:t xml:space="preserve"> machine makes invalid </w:t>
-      </w:r>
-      <w:r>
-        <w:rPr>
-          <w:b/>
-        </w:rPr>
-        <w:t>transition</w:t>
-      </w:r>
-      <w:r>
-        <w:rPr>
-          <w:b w:val="0"/>
-        </w:rPr>
-        <w:t>s visible.</w:t>
+        <w:pStyle w:val="Heading3"/>
+      </w:pPr>
+      <w:r>
+        <w:t>End goal for the pictorial case</w:t>
       </w:r>
     </w:p>
     <w:p>
       <w:pPr>
-        <w:pStyle w:val="Heading3"/>
-      </w:pPr>
-      <w:r>
-        <w:t>Explain State machines for bounded agents · 1</w:t>
+        <w:spacing w:line="336" w:lineRule="auto" w:after="180"/>
+      </w:pPr>
+      <w:r>
+        <w:rPr>
+          <w:b w:val="0"/>
+        </w:rPr>
+        <w:t>This added worked case illustrates the week’s main idea. Retain all original and connected topics; schedule its practice within the teaching cycle.</w:t>
       </w:r>
     </w:p>
     <w:p>
       <w:pPr>
-        <w:spacing w:line="336" w:lineRule="auto" w:after="180"/>
-      </w:pPr>
-      <w:r>
-        <w:rPr>
-          <w:b w:val="0"/>
-        </w:rPr>
-        <w:t>Begin by writing the question the procedure is intended to answer. Identify the information already supplied, the information it will produce and the information still missing.</w:t>
+        <w:pStyle w:val="Heading1"/>
+      </w:pPr>
+      <w:r>
+        <w:t>02. Teach transition order, evidence guards and action budgets as separate controls</w:t>
       </w:r>
     </w:p>
     <w:p>
-      <w:pPr>
-        <w:spacing w:line="336" w:lineRule="auto" w:after="180"/>
-      </w:pPr>
-      <w:r>
-        <w:rPr>
-          <w:b w:val="0"/>
-        </w:rPr>
-        <w:t>These are constructed classroom examples; they do not require live accounts, private records or an external service. Do not treat a plausible explanation as a measured outcome.</w:t>
+      <w:r>
+        <w:t>Keep original, revised, parcel and selected independent graphs distinct.</w:t>
       </w:r>
     </w:p>
     <w:p>
       <w:pPr>
-        <w:spacing w:line="336" w:lineRule="auto" w:after="180"/>
-      </w:pPr>
-      <w:r>
-        <w:rPr>
-          <w:b/>
-        </w:rPr>
-        <w:t>State</w:t>
-      </w:r>
-      <w:r>
-        <w:rPr>
-          <w:b w:val="0"/>
-        </w:rPr>
-        <w:t xml:space="preserve">s are ready, looking_up, review, done. ready may start lookup; lookup may finish done or request review; review may finish done after authorised </w:t>
-      </w:r>
-      <w:r>
-        <w:rPr>
-          <w:b/>
-        </w:rPr>
-        <w:t>evidence</w:t>
-      </w:r>
-      <w:r>
-        <w:rPr>
-          <w:b w:val="0"/>
-        </w:rPr>
-        <w:t>. done is terminal. Maximum two lookup attempts.</w:t>
+        <w:pStyle w:val="Heading2"/>
+      </w:pPr>
+      <w:r>
+        <w:t>Definitions and complete original policy</w:t>
       </w:r>
     </w:p>
     <w:p>
       <w:pPr>
+        <w:spacing w:line="336" w:lineRule="auto" w:after="180"/>
+      </w:pPr>
+      <w:r>
+        <w:rPr>
+          <w:b w:val="0"/>
+        </w:rPr>
+        <w:t xml:space="preserve">A bounded agent uses explicit </w:t>
+      </w:r>
+      <w:r>
+        <w:rPr>
+          <w:b/>
+        </w:rPr>
+        <w:t>state</w:t>
+      </w:r>
+      <w:r>
+        <w:rPr>
+          <w:b w:val="0"/>
+        </w:rPr>
+        <w:t xml:space="preserve">s and finite action limits. A </w:t>
+      </w:r>
+      <w:r>
+        <w:rPr>
+          <w:b/>
+        </w:rPr>
+        <w:t>state</w:t>
+      </w:r>
+      <w:r>
+        <w:rPr>
+          <w:b w:val="0"/>
+        </w:rPr>
+        <w:t xml:space="preserve"> machine makes invalid </w:t>
+      </w:r>
+      <w:r>
+        <w:rPr>
+          <w:b/>
+        </w:rPr>
+        <w:t>transition</w:t>
+      </w:r>
+      <w:r>
+        <w:rPr>
+          <w:b w:val="0"/>
+        </w:rPr>
+        <w:t>s visible.</w:t>
+      </w:r>
+    </w:p>
+    <w:p>
+      <w:pPr>
+        <w:spacing w:line="336" w:lineRule="auto" w:after="180"/>
+      </w:pPr>
+      <w:r>
+        <w:rPr>
+          <w:b/>
+        </w:rPr>
+        <w:t>State</w:t>
+      </w:r>
+      <w:r>
+        <w:rPr>
+          <w:b w:val="0"/>
+        </w:rPr>
+        <w:t xml:space="preserve">s are ready, looking_up, review, done. ready may start lookup; lookup may finish done or request review; review may finish done after authorised </w:t>
+      </w:r>
+      <w:r>
+        <w:rPr>
+          <w:b/>
+        </w:rPr>
+        <w:t>evidence</w:t>
+      </w:r>
+      <w:r>
+        <w:rPr>
+          <w:b w:val="0"/>
+        </w:rPr>
+        <w:t>. done is terminal. Maximum two lookup attempts.</w:t>
+      </w:r>
+    </w:p>
+    <w:tbl>
+      <w:tblPr>
+        <w:tblStyle w:val="LightShading-Accent1"/>
+        <w:tblW w:type="auto" w:w="0"/>
+        <w:tblLook w:firstColumn="1" w:firstRow="1" w:lastColumn="0" w:lastRow="0" w:noHBand="0" w:noVBand="1" w:val="04A0"/>
+      </w:tblPr>
+      <w:tblGrid>
+        <w:gridCol w:w="5112"/>
+        <w:gridCol w:w="5112"/>
+      </w:tblGrid>
+      <w:tr>
+        <w:trPr>
+          <w:tblHeader/>
+        </w:trPr>
+        <w:tc>
+          <w:tcPr>
+            <w:tcW w:type="dxa" w:w="5112"/>
+          </w:tcPr>
+          <w:p>
+            <w:r>
+              <w:t>Main original state policy</w:t>
+            </w:r>
+          </w:p>
+        </w:tc>
+        <w:tc>
+          <w:tcPr>
+            <w:tcW w:type="dxa" w:w="5112"/>
+          </w:tcPr>
+          <w:p>
+            <w:r>
+              <w:t>Exact rule</w:t>
+            </w:r>
+          </w:p>
+        </w:tc>
+      </w:tr>
+      <w:tr>
+        <w:tc>
+          <w:tcPr>
+            <w:tcW w:type="dxa" w:w="5112"/>
+          </w:tcPr>
+          <w:p>
+            <w:r>
+              <w:t>Start</w:t>
+            </w:r>
+          </w:p>
+        </w:tc>
+        <w:tc>
+          <w:tcPr>
+            <w:tcW w:type="dxa" w:w="5112"/>
+          </w:tcPr>
+          <w:p>
+            <w:r>
+              <w:t>ready, with lookup-entry counter 0</w:t>
+            </w:r>
+          </w:p>
+        </w:tc>
+      </w:tr>
+      <w:tr>
+        <w:tc>
+          <w:tcPr>
+            <w:tcW w:type="dxa" w:w="5112"/>
+          </w:tcPr>
+          <w:p>
+            <w:r>
+              <w:t>ready</w:t>
+            </w:r>
+          </w:p>
+        </w:tc>
+        <w:tc>
+          <w:tcPr>
+            <w:tcW w:type="dxa" w:w="5112"/>
+          </w:tcPr>
+          <w:p>
+            <w:r>
+              <w:t>May move only to looking_up</w:t>
+            </w:r>
+          </w:p>
+        </w:tc>
+      </w:tr>
+      <w:tr>
+        <w:tc>
+          <w:tcPr>
+            <w:tcW w:type="dxa" w:w="5112"/>
+          </w:tcPr>
+          <w:p>
+            <w:r>
+              <w:t>looking_up</w:t>
+            </w:r>
+          </w:p>
+        </w:tc>
+        <w:tc>
+          <w:tcPr>
+            <w:tcW w:type="dxa" w:w="5112"/>
+          </w:tcPr>
+          <w:p>
+            <w:r>
+              <w:t>May move to review or done</w:t>
+            </w:r>
+          </w:p>
+        </w:tc>
+      </w:tr>
+      <w:tr>
+        <w:tc>
+          <w:tcPr>
+            <w:tcW w:type="dxa" w:w="5112"/>
+          </w:tcPr>
+          <w:p>
+            <w:r>
+              <w:t>review</w:t>
+            </w:r>
+          </w:p>
+        </w:tc>
+        <w:tc>
+          <w:tcPr>
+            <w:tcW w:type="dxa" w:w="5112"/>
+          </w:tcPr>
+          <w:p>
+            <w:r>
+              <w:t>May move to done only, after authorized review evidence</w:t>
+            </w:r>
+          </w:p>
+        </w:tc>
+      </w:tr>
+      <w:tr>
+        <w:tc>
+          <w:tcPr>
+            <w:tcW w:type="dxa" w:w="5112"/>
+          </w:tcPr>
+          <w:p>
+            <w:r>
+              <w:t>done</w:t>
+            </w:r>
+          </w:p>
+        </w:tc>
+        <w:tc>
+          <w:tcPr>
+            <w:tcW w:type="dxa" w:w="5112"/>
+          </w:tcPr>
+          <w:p>
+            <w:r>
+              <w:t>Terminal: no outgoing transition</w:t>
+            </w:r>
+          </w:p>
+        </w:tc>
+      </w:tr>
+      <w:tr>
+        <w:tc>
+          <w:tcPr>
+            <w:tcW w:type="dxa" w:w="5112"/>
+          </w:tcPr>
+          <w:p>
+            <w:r>
+              <w:t>Lookup budget</w:t>
+            </w:r>
+          </w:p>
+        </w:tc>
+        <w:tc>
+          <w:tcPr>
+            <w:tcW w:type="dxa" w:w="5112"/>
+          </w:tcPr>
+          <w:p>
+            <w:r>
+              <w:t>At most 2 accepted entries into looking_up; does not add retry arrows</w:t>
+            </w:r>
+          </w:p>
+        </w:tc>
+      </w:tr>
+      <w:tr>
+        <w:tc>
+          <w:tcPr>
+            <w:tcW w:type="dxa" w:w="5112"/>
+          </w:tcPr>
+          <w:p>
+            <w:r>
+              <w:t>Valid prefix</w:t>
+            </w:r>
+          </w:p>
+        </w:tc>
+        <w:tc>
+          <w:tcPr>
+            <w:tcW w:type="dxa" w:w="5112"/>
+          </w:tcPr>
+          <w:p>
+            <w:r>
+              <w:t>Every transition so far is allowed; may still be incomplete in review</w:t>
+            </w:r>
+          </w:p>
+        </w:tc>
+      </w:tr>
+      <w:tr>
+        <w:tc>
+          <w:tcPr>
+            <w:tcW w:type="dxa" w:w="5112"/>
+          </w:tcPr>
+          <w:p>
+            <w:r>
+              <w:t>Evidence scope</w:t>
+            </w:r>
+          </w:p>
+        </w:tc>
+        <w:tc>
+          <w:tcPr>
+            <w:tcW w:type="dxa" w:w="5112"/>
+          </w:tcPr>
+          <w:p>
+            <w:r>
+              <w:t>Local boolean evidence flag is a supplied trusted fixture, not real evidence verification</w:t>
+            </w:r>
+          </w:p>
+        </w:tc>
+      </w:tr>
+      <w:tr>
+        <w:tc>
+          <w:tcPr>
+            <w:tcW w:type="dxa" w:w="5112"/>
+          </w:tcPr>
+          <w:p>
+            <w:r>
+              <w:t>Original graph consequence</w:t>
+            </w:r>
+          </w:p>
+        </w:tc>
+        <w:tc>
+          <w:tcPr>
+            <w:tcW w:type="dxa" w:w="5112"/>
+          </w:tcPr>
+          <w:p>
+            <w:r>
+              <w:t>No retry cycle exists, so a valid original path enters looking_up at most once</w:t>
+            </w:r>
+          </w:p>
+        </w:tc>
+      </w:tr>
+    </w:tbl>
+    <w:p>
+      <w:pPr>
+        <w:pStyle w:val="Heading2"/>
+      </w:pPr>
+      <w:r>
+        <w:t>Directed graph, invalid-prefix trace and checked reasoning</w:t>
+      </w:r>
+    </w:p>
+    <w:p>
+      <w:r>
+        <w:drawing>
+          <wp:inline xmlns:a="http://schemas.openxmlformats.org/drawingml/2006/main" xmlns:pic="http://schemas.openxmlformats.org/drawingml/2006/picture">
+            <wp:extent cx="5486400" cy="2286000"/>
+            <wp:docPr id="1" name="Picture 1" descr="Directed graph with ready to looking_up; looking_up to review or done; review to done with authorized review evidence; done terminal. There is no review-to-looking_up retry arrow. A separate badge states a maximum of two lookup-state entries and says this cap does not create a missing arrow."/>
+            <wp:cNvGraphicFramePr>
+              <a:graphicFrameLocks noChangeAspect="1"/>
+            </wp:cNvGraphicFramePr>
+            <a:graphic>
+              <a:graphicData uri="http://schemas.openxmlformats.org/drawingml/2006/picture">
+                <pic:pic>
+                  <pic:nvPicPr>
+                    <pic:cNvPr id="0" name="ai-6-13-declared-state-graph.png"/>
+                    <pic:cNvPicPr/>
+                  </pic:nvPicPr>
+                  <pic:blipFill>
+                    <a:blip r:embed="rId9"/>
+                    <a:stretch>
+                      <a:fillRect/>
+                    </a:stretch>
+                  </pic:blipFill>
+                  <pic:spPr>
+                    <a:xfrm>
+                      <a:off x="0" y="0"/>
+                      <a:ext cx="5486400" cy="2286000"/>
+                    </a:xfrm>
+                    <a:prstGeom prst="rect"/>
+                  </pic:spPr>
+                </pic:pic>
+              </a:graphicData>
+            </a:graphic>
+          </wp:inline>
+        </w:drawing>
+      </w:r>
+    </w:p>
+    <w:tbl>
+      <w:tblPr>
+        <w:tblStyle w:val="LightShading-Accent1"/>
+        <w:tblW w:type="auto" w:w="0"/>
+        <w:tblLook w:firstColumn="1" w:firstRow="1" w:lastColumn="0" w:lastRow="0" w:noHBand="0" w:noVBand="1" w:val="04A0"/>
+      </w:tblPr>
+      <w:tblGrid>
+        <w:gridCol w:w="2556"/>
+        <w:gridCol w:w="2556"/>
+        <w:gridCol w:w="2556"/>
+        <w:gridCol w:w="2556"/>
+      </w:tblGrid>
+      <w:tr>
+        <w:trPr>
+          <w:tblHeader/>
+        </w:trPr>
+        <w:tc>
+          <w:tcPr>
+            <w:tcW w:type="dxa" w:w="2556"/>
+          </w:tcPr>
+          <w:p>
+            <w:r>
+              <w:t>Proposed adjacent step</w:t>
+            </w:r>
+          </w:p>
+        </w:tc>
+        <w:tc>
+          <w:tcPr>
+            <w:tcW w:type="dxa" w:w="2556"/>
+          </w:tcPr>
+          <w:p>
+            <w:r>
+              <w:t>Arrow check</w:t>
+            </w:r>
+          </w:p>
+        </w:tc>
+        <w:tc>
+          <w:tcPr>
+            <w:tcW w:type="dxa" w:w="2556"/>
+          </w:tcPr>
+          <w:p>
+            <w:r>
+              <w:t>Accepted lookup entries</w:t>
+            </w:r>
+          </w:p>
+        </w:tc>
+        <w:tc>
+          <w:tcPr>
+            <w:tcW w:type="dxa" w:w="2556"/>
+          </w:tcPr>
+          <w:p>
+            <w:r>
+              <w:t>Result</w:t>
+            </w:r>
+          </w:p>
+        </w:tc>
+      </w:tr>
+      <w:tr>
+        <w:tc>
+          <w:tcPr>
+            <w:tcW w:type="dxa" w:w="2556"/>
+          </w:tcPr>
+          <w:p>
+            <w:r>
+              <w:t>ready → looking_up</w:t>
+            </w:r>
+          </w:p>
+        </w:tc>
+        <w:tc>
+          <w:tcPr>
+            <w:tcW w:type="dxa" w:w="2556"/>
+          </w:tcPr>
+          <w:p>
+            <w:r>
+              <w:t>Allowed</w:t>
+            </w:r>
+          </w:p>
+        </w:tc>
+        <w:tc>
+          <w:tcPr>
+            <w:tcW w:type="dxa" w:w="2556"/>
+          </w:tcPr>
+          <w:p>
+            <w:r>
+              <w:t>1</w:t>
+            </w:r>
+          </w:p>
+        </w:tc>
+        <w:tc>
+          <w:tcPr>
+            <w:tcW w:type="dxa" w:w="2556"/>
+          </w:tcPr>
+          <w:p>
+            <w:r>
+              <w:t>Continue</w:t>
+            </w:r>
+          </w:p>
+        </w:tc>
+      </w:tr>
+      <w:tr>
+        <w:tc>
+          <w:tcPr>
+            <w:tcW w:type="dxa" w:w="2556"/>
+          </w:tcPr>
+          <w:p>
+            <w:r>
+              <w:t>looking_up → review</w:t>
+            </w:r>
+          </w:p>
+        </w:tc>
+        <w:tc>
+          <w:tcPr>
+            <w:tcW w:type="dxa" w:w="2556"/>
+          </w:tcPr>
+          <w:p>
+            <w:r>
+              <w:t>Allowed</w:t>
+            </w:r>
+          </w:p>
+        </w:tc>
+        <w:tc>
+          <w:tcPr>
+            <w:tcW w:type="dxa" w:w="2556"/>
+          </w:tcPr>
+          <w:p>
+            <w:r>
+              <w:t>1</w:t>
+            </w:r>
+          </w:p>
+        </w:tc>
+        <w:tc>
+          <w:tcPr>
+            <w:tcW w:type="dxa" w:w="2556"/>
+          </w:tcPr>
+          <w:p>
+            <w:r>
+              <w:t>Continue; review is not done</w:t>
+            </w:r>
+          </w:p>
+        </w:tc>
+      </w:tr>
+      <w:tr>
+        <w:tc>
+          <w:tcPr>
+            <w:tcW w:type="dxa" w:w="2556"/>
+          </w:tcPr>
+          <w:p>
+            <w:r>
+              <w:t>review → looking_up</w:t>
+            </w:r>
+          </w:p>
+        </w:tc>
+        <w:tc>
+          <w:tcPr>
+            <w:tcW w:type="dxa" w:w="2556"/>
+          </w:tcPr>
+          <w:p>
+            <w:r>
+              <w:t>Forbidden in original graph</w:t>
+            </w:r>
+          </w:p>
+        </w:tc>
+        <w:tc>
+          <w:tcPr>
+            <w:tcW w:type="dxa" w:w="2556"/>
+          </w:tcPr>
+          <w:p>
+            <w:r>
+              <w:t>1</w:t>
+            </w:r>
+          </w:p>
+        </w:tc>
+        <w:tc>
+          <w:tcPr>
+            <w:tcW w:type="dxa" w:w="2556"/>
+          </w:tcPr>
+          <w:p>
+            <w:r>
+              <w:t>Reject before second entry</w:t>
+            </w:r>
+          </w:p>
+        </w:tc>
+      </w:tr>
+      <w:tr>
+        <w:tc>
+          <w:tcPr>
+            <w:tcW w:type="dxa" w:w="2556"/>
+          </w:tcPr>
+          <w:p>
+            <w:r>
+              <w:t>Remaining proposed → done</w:t>
+            </w:r>
+          </w:p>
+        </w:tc>
+        <w:tc>
+          <w:tcPr>
+            <w:tcW w:type="dxa" w:w="2556"/>
+          </w:tcPr>
+          <w:p>
+            <w:r>
+              <w:t>Not processed after rejection</w:t>
+            </w:r>
+          </w:p>
+        </w:tc>
+        <w:tc>
+          <w:tcPr>
+            <w:tcW w:type="dxa" w:w="2556"/>
+          </w:tcPr>
+          <w:p>
+            <w:r>
+              <w:t>Counter remains 1</w:t>
+            </w:r>
+          </w:p>
+        </w:tc>
+        <w:tc>
+          <w:tcPr>
+            <w:tcW w:type="dxa" w:w="2556"/>
+          </w:tcPr>
+          <w:p>
+            <w:r>
+              <w:t>Do not report the whole trace valid</w:t>
+            </w:r>
+          </w:p>
+        </w:tc>
+      </w:tr>
+      <w:tr>
+        <w:tc>
+          <w:tcPr>
+            <w:tcW w:type="dxa" w:w="2556"/>
+          </w:tcPr>
+          <w:p>
+            <w:r>
+              <w:t>Two lookup markers in proposed text</w:t>
+            </w:r>
+          </w:p>
+        </w:tc>
+        <w:tc>
+          <w:tcPr>
+            <w:tcW w:type="dxa" w:w="2556"/>
+          </w:tcPr>
+          <w:p>
+            <w:r>
+              <w:t>Budget alone would not exceed 2</w:t>
+            </w:r>
+          </w:p>
+        </w:tc>
+        <w:tc>
+          <w:tcPr>
+            <w:tcW w:type="dxa" w:w="2556"/>
+          </w:tcPr>
+          <w:p>
+            <w:r>
+              <w:t>Not two accepted executions</w:t>
+            </w:r>
+          </w:p>
+        </w:tc>
+        <w:tc>
+          <w:tcPr>
+            <w:tcW w:type="dxa" w:w="2556"/>
+          </w:tcPr>
+          <w:p>
+            <w:r>
+              <w:t>Missing arrow still invalidates proposal</w:t>
+            </w:r>
+          </w:p>
+        </w:tc>
+      </w:tr>
+    </w:tbl>
+    <w:p>
+      <w:pPr>
+        <w:spacing w:line="336" w:lineRule="auto" w:after="180"/>
+      </w:pPr>
+      <w:r>
+        <w:rPr>
+          <w:b w:val="0"/>
+        </w:rPr>
+        <w:t>Main forbidden edge is review→looking_up, even with unused budget. The accepted prefix contains one lookup entry; the proposed text contains two lookup markers, not two authorized executions. Original graph has no retry loop and admits at most one entry. Teach review→done guard separately: the code accepts a supplied trusted evidence flag, not verified real evidence.</w:t>
+      </w:r>
+    </w:p>
+    <w:p>
+      <w:pPr>
+        <w:spacing w:line="336" w:lineRule="auto" w:after="180"/>
+      </w:pPr>
+      <w:r>
+        <w:rPr>
+          <w:b w:val="0"/>
+        </w:rPr>
+        <w:t>The selected current independent task supplies a narrower graph ready→looking_up→review→done; assess its explicit adjacency table without borrowing the main direct looking_up→done edge. Older terminal-restart practice is reference material, not the current selected case.</w:t>
+      </w:r>
+    </w:p>
+    <w:p>
+      <w:pPr>
         <w:pStyle w:val="Heading3"/>
       </w:pPr>
       <w:r>
-        <w:t>Explain State machines for bounded agents · 2</w:t>
+        <w:t>State machines for bounded agents — evidence trace</w:t>
+      </w:r>
+    </w:p>
+    <w:tbl>
+      <w:tblPr>
+        <w:tblStyle w:val="LightShading-Accent1"/>
+        <w:tblW w:type="auto" w:w="0"/>
+        <w:tblLook w:firstColumn="1" w:firstRow="1" w:lastColumn="0" w:lastRow="0" w:noHBand="0" w:noVBand="1" w:val="04A0"/>
+      </w:tblPr>
+      <w:tblGrid>
+        <w:gridCol w:w="3408"/>
+        <w:gridCol w:w="3408"/>
+        <w:gridCol w:w="3408"/>
+      </w:tblGrid>
+      <w:tr>
+        <w:trPr>
+          <w:tblHeader/>
+        </w:trPr>
+        <w:tc>
+          <w:tcPr>
+            <w:tcW w:type="dxa" w:w="3408"/>
+          </w:tcPr>
+          <w:p>
+            <w:r>
+              <w:t>Input and scope</w:t>
+            </w:r>
+          </w:p>
+        </w:tc>
+        <w:tc>
+          <w:tcPr>
+            <w:tcW w:type="dxa" w:w="3408"/>
+          </w:tcPr>
+          <w:p>
+            <w:r>
+              <w:t>Check or calculation</w:t>
+            </w:r>
+          </w:p>
+        </w:tc>
+        <w:tc>
+          <w:tcPr>
+            <w:tcW w:type="dxa" w:w="3408"/>
+          </w:tcPr>
+          <w:p>
+            <w:r>
+              <w:t>Conclusion and limit</w:t>
+            </w:r>
+          </w:p>
+        </w:tc>
+      </w:tr>
+      <w:tr>
+        <w:tc>
+          <w:tcPr>
+            <w:tcW w:type="dxa" w:w="3408"/>
+          </w:tcPr>
+          <w:p>
+            <w:r>
+              <w:t>Trace ready -&gt; looking_up -&gt; review -&gt; looking_up -&gt; done.</w:t>
+            </w:r>
+          </w:p>
+        </w:tc>
+        <w:tc>
+          <w:tcPr>
+            <w:tcW w:type="dxa" w:w="3408"/>
+          </w:tcPr>
+          <w:p>
+            <w:r>
+              <w:t>States are ready, looking_up, review, done. ready may start lookup; lookup may finish done or request review; review may finish done after authorised evidence. done is terminal. Maximum two lookup attempts.</w:t>
+            </w:r>
+          </w:p>
+        </w:tc>
+        <w:tc>
+          <w:tcPr>
+            <w:tcW w:type="dxa" w:w="3408"/>
+          </w:tcPr>
+          <w:p>
+            <w:r>
+              <w:t>review -&gt; looking_up is not allowed by this declared transition table, even if total attempts is two. Reject the transition or explicitly redesign and retest the table.</w:t>
+            </w:r>
+          </w:p>
+        </w:tc>
+      </w:tr>
+    </w:tbl>
+    <w:p>
+      <w:r>
+        <w:t>The figure connects this chapter's worked input, declared procedure and result. Read the complete worked reasoning for qualifiers and intermediate steps; the abbreviated labels do not replace that reasoning.</w:t>
+      </w:r>
+    </w:p>
+    <w:p>
+      <w:pPr>
+        <w:spacing w:line="336" w:lineRule="auto" w:after="180"/>
+      </w:pPr>
+      <w:r>
+        <w:rPr>
+          <w:b w:val="0"/>
+        </w:rPr>
+        <w:t xml:space="preserve">Guided: review -&gt; looking_up is not allowed by this declared </w:t>
+      </w:r>
+      <w:r>
+        <w:rPr>
+          <w:b/>
+        </w:rPr>
+        <w:t>transition</w:t>
+      </w:r>
+      <w:r>
+        <w:rPr>
+          <w:b w:val="0"/>
+        </w:rPr>
+        <w:t xml:space="preserve"> table, even if total attempts is two. Reject the </w:t>
+      </w:r>
+      <w:r>
+        <w:rPr>
+          <w:b/>
+        </w:rPr>
+        <w:t>transition</w:t>
+      </w:r>
+      <w:r>
+        <w:rPr>
+          <w:b w:val="0"/>
+        </w:rPr>
+        <w:t xml:space="preserve"> or explicitly redesign and retest the table.</w:t>
+      </w:r>
+    </w:p>
+    <w:p>
+      <w:pPr>
+        <w:spacing w:line="336" w:lineRule="auto" w:after="180"/>
+      </w:pPr>
+      <w:r>
+        <w:rPr>
+          <w:b w:val="0"/>
+        </w:rPr>
+        <w:t xml:space="preserve">Qualification: An action budget and a </w:t>
+      </w:r>
+      <w:r>
+        <w:rPr>
+          <w:b/>
+        </w:rPr>
+        <w:t>transition</w:t>
+      </w:r>
+      <w:r>
+        <w:rPr>
+          <w:b w:val="0"/>
+        </w:rPr>
+        <w:t xml:space="preserve"> policy are separate checks; satisfying one does not guarantee the other.</w:t>
+      </w:r>
+    </w:p>
+    <w:p>
+      <w:pPr>
+        <w:spacing w:line="336" w:lineRule="auto" w:after="180"/>
+      </w:pPr>
+      <w:r>
+        <w:rPr>
+          <w:b w:val="0"/>
+        </w:rPr>
+        <w:t xml:space="preserve">Exit: accept a concrete variation with its predicted outcome and a </w:t>
+      </w:r>
+      <w:r>
+        <w:rPr>
+          <w:b/>
+        </w:rPr>
+        <w:t>state</w:t>
+      </w:r>
+      <w:r>
+        <w:rPr>
+          <w:b w:val="0"/>
+        </w:rPr>
+        <w:t xml:space="preserve">d condition that would challenge the </w:t>
+      </w:r>
+      <w:r>
+        <w:rPr>
+          <w:b/>
+        </w:rPr>
+        <w:t>mechanism</w:t>
+      </w:r>
+      <w:r>
+        <w:rPr>
+          <w:b w:val="0"/>
+        </w:rPr>
+        <w:t xml:space="preserve">; reject a claim resting on unmeasured </w:t>
+      </w:r>
+      <w:r>
+        <w:rPr>
+          <w:b/>
+        </w:rPr>
+        <w:t>evidence</w:t>
+      </w:r>
+      <w:r>
+        <w:rPr>
+          <w:b w:val="0"/>
+        </w:rPr>
+        <w:t>.</w:t>
+      </w:r>
+    </w:p>
+    <w:p>
+      <w:pPr>
+        <w:spacing w:line="336" w:lineRule="auto" w:after="180"/>
+      </w:pPr>
+      <w:r>
+        <w:rPr>
+          <w:b w:val="0"/>
+        </w:rPr>
+        <w:t>Trace ready -&gt; looking_up -&gt; review -&gt; looking_up -&gt; done.</w:t>
+      </w:r>
+    </w:p>
+    <w:p>
+      <w:pPr>
+        <w:spacing w:line="336" w:lineRule="auto" w:after="180"/>
+      </w:pPr>
+      <w:r>
+        <w:rPr>
+          <w:b w:val="0"/>
+        </w:rPr>
+        <w:t xml:space="preserve">review -&gt; looking_up is not allowed by this declared </w:t>
+      </w:r>
+      <w:r>
+        <w:rPr>
+          <w:b/>
+        </w:rPr>
+        <w:t>transition</w:t>
+      </w:r>
+      <w:r>
+        <w:rPr>
+          <w:b w:val="0"/>
+        </w:rPr>
+        <w:t xml:space="preserve"> table, even if total attempts is two. Reject the </w:t>
+      </w:r>
+      <w:r>
+        <w:rPr>
+          <w:b/>
+        </w:rPr>
+        <w:t>transition</w:t>
+      </w:r>
+      <w:r>
+        <w:rPr>
+          <w:b w:val="0"/>
+        </w:rPr>
+        <w:t xml:space="preserve"> or explicitly redesign and retest the table.</w:t>
+      </w:r>
+    </w:p>
+    <w:p>
+      <w:pPr>
+        <w:spacing w:line="336" w:lineRule="auto" w:after="180"/>
+      </w:pPr>
+      <w:r>
+        <w:rPr>
+          <w:b w:val="0"/>
+        </w:rPr>
+        <w:t xml:space="preserve">Compare the intermediate </w:t>
+      </w:r>
+      <w:r>
+        <w:rPr>
+          <w:b/>
+        </w:rPr>
+        <w:t>evidence</w:t>
+      </w:r>
+      <w:r>
+        <w:rPr>
+          <w:b w:val="0"/>
+        </w:rPr>
+        <w:t xml:space="preserve"> with the final </w:t>
+      </w:r>
+      <w:r>
+        <w:rPr>
+          <w:b/>
+        </w:rPr>
+        <w:t>state</w:t>
+      </w:r>
+      <w:r>
+        <w:rPr>
+          <w:b w:val="0"/>
+        </w:rPr>
+        <w:t xml:space="preserve">ment. Explain why each number or decision follows from the </w:t>
+      </w:r>
+      <w:r>
+        <w:rPr>
+          <w:b/>
+        </w:rPr>
+        <w:t>state</w:t>
+      </w:r>
+      <w:r>
+        <w:rPr>
+          <w:b w:val="0"/>
+        </w:rPr>
+        <w:t xml:space="preserve">d </w:t>
+      </w:r>
+      <w:r>
+        <w:rPr>
+          <w:b/>
+        </w:rPr>
+        <w:t>input</w:t>
+      </w:r>
+      <w:r>
+        <w:rPr>
+          <w:b w:val="0"/>
+        </w:rPr>
+        <w:t>s.</w:t>
+      </w:r>
+    </w:p>
+    <w:p>
+      <w:pPr>
+        <w:spacing w:line="336" w:lineRule="auto" w:after="180"/>
+      </w:pPr>
+      <w:r>
+        <w:rPr>
+          <w:b w:val="0"/>
+        </w:rPr>
+        <w:t xml:space="preserve">The conclusion belongs to this scenario and procedure; changing the </w:t>
+      </w:r>
+      <w:r>
+        <w:rPr>
+          <w:b/>
+        </w:rPr>
+        <w:t>input</w:t>
+      </w:r>
+      <w:r>
+        <w:rPr>
+          <w:b w:val="0"/>
+        </w:rPr>
+        <w:t>s, evaluation population or authority can change what it establishes. Retain the raw record so a later revision can be compared honestly.</w:t>
+      </w:r>
+    </w:p>
+    <w:p>
+      <w:pPr>
+        <w:pStyle w:val="Heading2"/>
+      </w:pPr>
+      <w:r>
+        <w:t>Guard, budget and terminal-case probes</w:t>
+      </w:r>
+    </w:p>
+    <w:tbl>
+      <w:tblPr>
+        <w:tblStyle w:val="LightShading-Accent1"/>
+        <w:tblW w:type="auto" w:w="0"/>
+        <w:tblLook w:firstColumn="1" w:firstRow="1" w:lastColumn="0" w:lastRow="0" w:noHBand="0" w:noVBand="1" w:val="04A0"/>
+      </w:tblPr>
+      <w:tblGrid>
+        <w:gridCol w:w="5112"/>
+        <w:gridCol w:w="5112"/>
+      </w:tblGrid>
+      <w:tr>
+        <w:trPr>
+          <w:tblHeader/>
+        </w:trPr>
+        <w:tc>
+          <w:tcPr>
+            <w:tcW w:type="dxa" w:w="5112"/>
+          </w:tcPr>
+          <w:p>
+            <w:r>
+              <w:t>Complete transition/budget probe</w:t>
+            </w:r>
+          </w:p>
+        </w:tc>
+        <w:tc>
+          <w:tcPr>
+            <w:tcW w:type="dxa" w:w="5112"/>
+          </w:tcPr>
+          <w:p>
+            <w:r>
+              <w:t>Expected interpretation</w:t>
+            </w:r>
+          </w:p>
+        </w:tc>
+      </w:tr>
+      <w:tr>
+        <w:tc>
+          <w:tcPr>
+            <w:tcW w:type="dxa" w:w="5112"/>
+          </w:tcPr>
+          <w:p>
+            <w:r>
+              <w:t>Original ready→looking_up→review</w:t>
+            </w:r>
+          </w:p>
+        </w:tc>
+        <w:tc>
+          <w:tcPr>
+            <w:tcW w:type="dxa" w:w="5112"/>
+          </w:tcPr>
+          <w:p>
+            <w:r>
+              <w:t>Valid prefix, incomplete task</w:t>
+            </w:r>
+          </w:p>
+        </w:tc>
+      </w:tr>
+      <w:tr>
+        <w:tc>
+          <w:tcPr>
+            <w:tcW w:type="dxa" w:w="5112"/>
+          </w:tcPr>
+          <w:p>
+            <w:r>
+              <w:t>Then review→done without authorized review evidence</w:t>
+            </w:r>
+          </w:p>
+        </w:tc>
+        <w:tc>
+          <w:tcPr>
+            <w:tcW w:type="dxa" w:w="5112"/>
+          </w:tcPr>
+          <w:p>
+            <w:r>
+              <w:t>Declared arrow exists but evidence guard rejects</w:t>
+            </w:r>
+          </w:p>
+        </w:tc>
+      </w:tr>
+      <w:tr>
+        <w:tc>
+          <w:tcPr>
+            <w:tcW w:type="dxa" w:w="5112"/>
+          </w:tcPr>
+          <w:p>
+            <w:r>
+              <w:t>Same path with supplied authorized-evidence flag</w:t>
+            </w:r>
+          </w:p>
+        </w:tc>
+        <w:tc>
+          <w:tcPr>
+            <w:tcW w:type="dxa" w:w="5112"/>
+          </w:tcPr>
+          <w:p>
+            <w:r>
+              <w:t>Graph/guard audit can complete; flag is not independently verified evidence</w:t>
+            </w:r>
+          </w:p>
+        </w:tc>
+      </w:tr>
+      <w:tr>
+        <w:tc>
+          <w:tcPr>
+            <w:tcW w:type="dxa" w:w="5112"/>
+          </w:tcPr>
+          <w:p>
+            <w:r>
+              <w:t>Original review→looking_up with spare budget</w:t>
+            </w:r>
+          </w:p>
+        </w:tc>
+        <w:tc>
+          <w:tcPr>
+            <w:tcW w:type="dxa" w:w="5112"/>
+          </w:tcPr>
+          <w:p>
+            <w:r>
+              <w:t>Forbidden arrow; spare budget does not authorize it</w:t>
+            </w:r>
+          </w:p>
+        </w:tc>
+      </w:tr>
+      <w:tr>
+        <w:tc>
+          <w:tcPr>
+            <w:tcW w:type="dxa" w:w="5112"/>
+          </w:tcPr>
+          <w:p>
+            <w:r>
+              <w:t>Explicit revised graph adds review→looking_up</w:t>
+            </w:r>
+          </w:p>
+        </w:tc>
+        <w:tc>
+          <w:tcPr>
+            <w:tcW w:type="dxa" w:w="5112"/>
+          </w:tcPr>
+          <w:p>
+            <w:r>
+              <w:t>Retry edge can be used, subject to retained budget</w:t>
+            </w:r>
+          </w:p>
+        </w:tc>
+      </w:tr>
+      <w:tr>
+        <w:tc>
+          <w:tcPr>
+            <w:tcW w:type="dxa" w:w="5112"/>
+          </w:tcPr>
+          <w:p>
+            <w:r>
+              <w:t>Revised graph attempts a third lookup entry</w:t>
+            </w:r>
+          </w:p>
+        </w:tc>
+        <w:tc>
+          <w:tcPr>
+            <w:tcW w:type="dxa" w:w="5112"/>
+          </w:tcPr>
+          <w:p>
+            <w:r>
+              <w:t>Budget rejects even though retry edge exists</w:t>
+            </w:r>
+          </w:p>
+        </w:tc>
+      </w:tr>
+      <w:tr>
+        <w:tc>
+          <w:tcPr>
+            <w:tcW w:type="dxa" w:w="5112"/>
+          </w:tcPr>
+          <w:p>
+            <w:r>
+              <w:t>done→looking_up</w:t>
+            </w:r>
+          </w:p>
+        </w:tc>
+        <w:tc>
+          <w:tcPr>
+            <w:tcW w:type="dxa" w:w="5112"/>
+          </w:tcPr>
+          <w:p>
+            <w:r>
+              <w:t>Terminal-state policy rejects</w:t>
+            </w:r>
+          </w:p>
+        </w:tc>
+      </w:tr>
+      <w:tr>
+        <w:tc>
+          <w:tcPr>
+            <w:tcW w:type="dxa" w:w="5112"/>
+          </w:tcPr>
+          <w:p>
+            <w:r>
+              <w:t>Compact original helper accepts an arrow</w:t>
+            </w:r>
+          </w:p>
+        </w:tc>
+        <w:tc>
+          <w:tcPr>
+            <w:tcW w:type="dxa" w:w="5112"/>
+          </w:tcPr>
+          <w:p>
+            <w:r>
+              <w:t>It checks only adjacency; complete budget/evidence checks are in the new audit</w:t>
+            </w:r>
+          </w:p>
+        </w:tc>
+      </w:tr>
+      <w:tr>
+        <w:tc>
+          <w:tcPr>
+            <w:tcW w:type="dxa" w:w="5112"/>
+          </w:tcPr>
+          <w:p>
+            <w:r>
+              <w:t>A graph audit passes</w:t>
+            </w:r>
+          </w:p>
+        </w:tc>
+        <w:tc>
+          <w:tcPr>
+            <w:tcW w:type="dxa" w:w="5112"/>
+          </w:tcPr>
+          <w:p>
+            <w:r>
+              <w:t>Does not prove real tool execution, fetched facts or external correctness</w:t>
+            </w:r>
+          </w:p>
+        </w:tc>
+      </w:tr>
+    </w:tbl>
+    <w:p>
+      <w:pPr>
+        <w:pStyle w:val="Heading2"/>
+      </w:pPr>
+      <w:r>
+        <w:t>Separate parcel graph and scope</w:t>
+      </w:r>
+    </w:p>
+    <w:p>
+      <w:pPr>
+        <w:spacing w:line="336" w:lineRule="auto" w:after="180"/>
+      </w:pPr>
+      <w:r>
+        <w:rPr>
+          <w:b w:val="0"/>
+        </w:rPr>
+        <w:t xml:space="preserve">A parcel lookup </w:t>
+      </w:r>
+      <w:r>
+        <w:rPr>
+          <w:b/>
+        </w:rPr>
+        <w:t>state</w:t>
+      </w:r>
+      <w:r>
+        <w:rPr>
+          <w:b w:val="0"/>
+        </w:rPr>
+        <w:t xml:space="preserve"> machine. An agent may follow idle→querying→checking→complete; complete is terminal.</w:t>
+      </w:r>
+    </w:p>
+    <w:p>
+      <w:pPr>
+        <w:spacing w:line="336" w:lineRule="auto" w:after="180"/>
+      </w:pPr>
+      <w:r>
+        <w:rPr>
+          <w:b w:val="0"/>
+        </w:rPr>
+        <w:t xml:space="preserve">A follows all four </w:t>
+      </w:r>
+      <w:r>
+        <w:rPr>
+          <w:b/>
+        </w:rPr>
+        <w:t>state</w:t>
+      </w:r>
+      <w:r>
+        <w:rPr>
+          <w:b w:val="0"/>
+        </w:rPr>
+        <w:t xml:space="preserve">s. B follows idle→querying→complete. No other </w:t>
+      </w:r>
+      <w:r>
+        <w:rPr>
+          <w:b/>
+        </w:rPr>
+        <w:t>transition</w:t>
+      </w:r>
+      <w:r>
+        <w:rPr>
+          <w:b w:val="0"/>
+        </w:rPr>
+        <w:t>s are declared.</w:t>
+      </w:r>
+    </w:p>
+    <w:p>
+      <w:pPr>
+        <w:spacing w:line="336" w:lineRule="auto" w:after="180"/>
+      </w:pPr>
+      <w:r>
+        <w:rPr>
+          <w:b w:val="0"/>
+        </w:rPr>
+        <w:t>The main ready/looking_up/review/done graph and the picture’s parcel graph are separate. Parcel permits idle→querying→checking→complete, with complete terminal. Path A uses all four states and follows every declared arrow; B goes querying→complete and skips checking, so it is invalid. Adding checking→querying permits that one retry edge but still does not permit querying→complete.</w:t>
+      </w:r>
+    </w:p>
+    <w:p>
+      <w:pPr>
+        <w:spacing w:line="336" w:lineRule="auto" w:after="180"/>
+      </w:pPr>
+      <w:r>
+        <w:rPr>
+          <w:b w:val="0"/>
+        </w:rPr>
+        <w:t>A real retrying agent also needs an action budget; the picture only checks its stated finite paths, not parcel-data truth or a running autonomous loop.</w:t>
+      </w:r>
+    </w:p>
+    <w:p>
+      <w:pPr>
+        <w:pStyle w:val="Heading2"/>
+      </w:pPr>
+      <w:r>
+        <w:t>Parcel trace and one-arrow revision key</w:t>
+      </w:r>
+    </w:p>
+    <w:p>
+      <w:r>
+        <w:drawing>
+          <wp:inline xmlns:a="http://schemas.openxmlformats.org/drawingml/2006/main" xmlns:pic="http://schemas.openxmlformats.org/drawingml/2006/picture">
+            <wp:extent cx="5486400" cy="3182112"/>
+            <wp:docPr id="2" name="Picture 2" descr="Read arrows: The graph permits three forward transitions. → Follow A: All adjacent pairs match permitted arrows. → Inspect B: Querying→complete skips checking and is invalid."/>
+            <wp:cNvGraphicFramePr>
+              <a:graphicFrameLocks noChangeAspect="1"/>
+            </wp:cNvGraphicFramePr>
+            <a:graphic>
+              <a:graphicData uri="http://schemas.openxmlformats.org/drawingml/2006/picture">
+                <pic:pic>
+                  <pic:nvPicPr>
+                    <pic:cNvPr id="0" name="academy-story-ai-6-13-02.png"/>
+                    <pic:cNvPicPr/>
+                  </pic:nvPicPr>
+                  <pic:blipFill>
+                    <a:blip r:embed="rId10"/>
+                    <a:stretch>
+                      <a:fillRect/>
+                    </a:stretch>
+                  </pic:blipFill>
+                  <pic:spPr>
+                    <a:xfrm>
+                      <a:off x="0" y="0"/>
+                      <a:ext cx="5486400" cy="3182112"/>
+                    </a:xfrm>
+                    <a:prstGeom prst="rect"/>
+                  </pic:spPr>
+                </pic:pic>
+              </a:graphicData>
+            </a:graphic>
+          </wp:inline>
+        </w:drawing>
+      </w:r>
+    </w:p>
+    <w:p>
+      <w:pPr>
+        <w:pStyle w:val="Heading3"/>
+      </w:pPr>
+      <w:r>
+        <w:t>Read the picture one step at a time</w:t>
+      </w:r>
+    </w:p>
+    <w:tbl>
+      <w:tblPr>
+        <w:tblStyle w:val="LightShading-Accent1"/>
+        <w:tblW w:type="auto" w:w="0"/>
+        <w:tblLook w:firstColumn="1" w:firstRow="1" w:lastColumn="0" w:lastRow="0" w:noHBand="0" w:noVBand="1" w:val="04A0"/>
+      </w:tblPr>
+      <w:tblGrid>
+        <w:gridCol w:w="5112"/>
+        <w:gridCol w:w="5112"/>
+      </w:tblGrid>
+      <w:tr>
+        <w:trPr>
+          <w:tblHeader/>
+        </w:trPr>
+        <w:tc>
+          <w:tcPr>
+            <w:tcW w:type="dxa" w:w="5112"/>
+          </w:tcPr>
+          <w:p>
+            <w:r>
+              <w:t>Step</w:t>
+            </w:r>
+          </w:p>
+        </w:tc>
+        <w:tc>
+          <w:tcPr>
+            <w:tcW w:type="dxa" w:w="5112"/>
+          </w:tcPr>
+          <w:p>
+            <w:r>
+              <w:t>What happens and why</w:t>
+            </w:r>
+          </w:p>
+        </w:tc>
+      </w:tr>
+      <w:tr>
+        <w:tc>
+          <w:tcPr>
+            <w:tcW w:type="dxa" w:w="5112"/>
+          </w:tcPr>
+          <w:p>
+            <w:r>
+              <w:t>1. Read arrows</w:t>
+            </w:r>
+          </w:p>
+        </w:tc>
+        <w:tc>
+          <w:tcPr>
+            <w:tcW w:type="dxa" w:w="5112"/>
+          </w:tcPr>
+          <w:p>
+            <w:r>
+              <w:t>The graph permits three forward transitions.</w:t>
+            </w:r>
+          </w:p>
+        </w:tc>
+      </w:tr>
+      <w:tr>
+        <w:tc>
+          <w:tcPr>
+            <w:tcW w:type="dxa" w:w="5112"/>
+          </w:tcPr>
+          <w:p>
+            <w:r>
+              <w:t>2. Follow A</w:t>
+            </w:r>
+          </w:p>
+        </w:tc>
+        <w:tc>
+          <w:tcPr>
+            <w:tcW w:type="dxa" w:w="5112"/>
+          </w:tcPr>
+          <w:p>
+            <w:r>
+              <w:t>All adjacent pairs match permitted arrows.</w:t>
+            </w:r>
+          </w:p>
+        </w:tc>
+      </w:tr>
+      <w:tr>
+        <w:tc>
+          <w:tcPr>
+            <w:tcW w:type="dxa" w:w="5112"/>
+          </w:tcPr>
+          <w:p>
+            <w:r>
+              <w:t>3. Inspect B</w:t>
+            </w:r>
+          </w:p>
+        </w:tc>
+        <w:tc>
+          <w:tcPr>
+            <w:tcW w:type="dxa" w:w="5112"/>
+          </w:tcPr>
+          <w:p>
+            <w:r>
+              <w:t>Querying→complete skips checking and is invalid.</w:t>
+            </w:r>
+          </w:p>
+        </w:tc>
+      </w:tr>
+    </w:tbl>
+    <w:p>
+      <w:r>
+        <w:t>Match each pictured step to the supplied facts. This is a worked teaching case, not an independent assessment.</w:t>
+      </w:r>
+    </w:p>
+    <w:p>
+      <w:pPr>
+        <w:spacing w:line="336" w:lineRule="auto" w:after="180"/>
+      </w:pPr>
+      <w:r>
+        <w:rPr>
+          <w:b w:val="0"/>
+        </w:rPr>
+        <w:t xml:space="preserve">A </w:t>
+      </w:r>
+      <w:r>
+        <w:rPr>
+          <w:b/>
+        </w:rPr>
+        <w:t>state</w:t>
+      </w:r>
+      <w:r>
+        <w:rPr>
+          <w:b w:val="0"/>
+        </w:rPr>
+        <w:t xml:space="preserve"> machine bounds action order. A plausible final </w:t>
+      </w:r>
+      <w:r>
+        <w:rPr>
+          <w:b/>
+        </w:rPr>
+        <w:t>state</w:t>
+      </w:r>
+      <w:r>
+        <w:rPr>
+          <w:b w:val="0"/>
+        </w:rPr>
+        <w:t xml:space="preserve"> does not establish that the path was valid.</w:t>
+      </w:r>
+    </w:p>
+    <w:p>
+      <w:pPr>
+        <w:spacing w:line="336" w:lineRule="auto" w:after="180"/>
+      </w:pPr>
+      <w:r>
+        <w:rPr>
+          <w:b w:val="0"/>
+        </w:rPr>
+        <w:t>This graph checks sequence, not the correctness of the fetched parcel data.</w:t>
+      </w:r>
+    </w:p>
+    <w:p>
+      <w:pPr>
+        <w:spacing w:line="336" w:lineRule="auto" w:after="180"/>
+      </w:pPr>
+      <w:r>
+        <w:rPr>
+          <w:b w:val="0"/>
+        </w:rPr>
+        <w:t>Change: Add checking→querying as a permitted retry.</w:t>
+      </w:r>
+    </w:p>
+    <w:p>
+      <w:pPr>
+        <w:spacing w:line="336" w:lineRule="auto" w:after="180"/>
+      </w:pPr>
+      <w:r>
+        <w:rPr>
+          <w:b/>
+        </w:rPr>
+        <w:t>Prediction</w:t>
+      </w:r>
+      <w:r>
+        <w:rPr>
+          <w:b w:val="0"/>
+        </w:rPr>
+        <w:t>: That retry becomes valid; querying→complete stays forbidden.</w:t>
+      </w:r>
+    </w:p>
+    <w:p>
+      <w:pPr>
+        <w:spacing w:line="336" w:lineRule="auto" w:after="180"/>
+      </w:pPr>
+      <w:r>
+        <w:rPr>
+          <w:b w:val="0"/>
+        </w:rPr>
+        <w:t>Reason: Adding one arrow does not authorise unrelated shortcuts.</w:t>
+      </w:r>
+    </w:p>
+    <w:p>
+      <w:pPr>
+        <w:pStyle w:val="Heading2"/>
+      </w:pPr>
+      <w:r>
+        <w:t>Reference: original adjacency-only code · reference / check after trying</w:t>
+      </w:r>
+    </w:p>
+    <w:p>
+      <w:pPr>
+        <w:spacing w:line="336" w:lineRule="auto" w:after="180"/>
+      </w:pPr>
+      <w:r>
+        <w:rPr>
+          <w:b w:val="0"/>
+        </w:rPr>
+        <w:t xml:space="preserve">Optional local lab: predict the printed result before running this standalone Python 3 example. Change one relevant boundary </w:t>
+      </w:r>
+      <w:r>
+        <w:rPr>
+          <w:b/>
+        </w:rPr>
+        <w:t>input</w:t>
+      </w:r>
+      <w:r>
+        <w:rPr>
+          <w:b w:val="0"/>
+        </w:rPr>
+        <w:t xml:space="preserve">, record the outcome and </w:t>
+      </w:r>
+      <w:r>
+        <w:rPr>
+          <w:b/>
+        </w:rPr>
+        <w:t>state</w:t>
+      </w:r>
+      <w:r>
+        <w:rPr>
+          <w:b w:val="0"/>
+        </w:rPr>
+        <w:t xml:space="preserve"> the contract or statistical assumptions.</w:t>
+      </w:r>
+    </w:p>
+    <w:p>
+      <w:pPr>
+        <w:spacing w:line="336" w:lineRule="auto" w:after="180"/>
+      </w:pPr>
+      <w:r>
+        <w:rPr>
+          <w:b w:val="0"/>
+        </w:rPr>
+        <w:t>The program uses fictional values and the Python standard library; it performs no external operations.</w:t>
+      </w:r>
+    </w:p>
+    <w:p>
+      <w:r>
+        <w:rPr>
+          <w:rFonts w:ascii="Courier New" w:hAnsi="Courier New"/>
+          <w:sz w:val="18"/>
+        </w:rPr>
+        <w:t>def transition(state, target):</w:t>
+        <w:br/>
+        <w:t xml:space="preserve">    allowed = {'ready': {'looking_up'}, 'looking_up': {'review', 'done'}, 'review': {'done'}, 'done': set()}</w:t>
+        <w:br/>
+        <w:t xml:space="preserve">    if target not in allowed.get(state, set()):</w:t>
+        <w:br/>
+        <w:t xml:space="preserve">        raise ValueError('invalid transition')</w:t>
+        <w:br/>
+        <w:t xml:space="preserve">    return target</w:t>
+        <w:br/>
+        <w:br/>
+        <w:t>print(transition("ready", "looking_up"))</w:t>
+      </w:r>
+    </w:p>
+    <w:p>
+      <w:pPr>
+        <w:pStyle w:val="Heading2"/>
+      </w:pPr>
+      <w:r>
+        <w:t>Earlier wording, alternatives and picture transcripts · reference / check after trying</w:t>
+      </w:r>
+    </w:p>
+    <w:p>
+      <w:pPr>
+        <w:spacing w:line="336" w:lineRule="auto" w:after="180"/>
+      </w:pPr>
+      <w:r>
+        <w:rPr>
+          <w:b w:val="0"/>
+        </w:rPr>
+        <w:t>Begin by writing the question the procedure is intended to answer. Identify the information already supplied, the information it will produce and the information still missing.</w:t>
+      </w:r>
+    </w:p>
+    <w:p>
+      <w:pPr>
+        <w:spacing w:line="336" w:lineRule="auto" w:after="180"/>
+      </w:pPr>
+      <w:r>
+        <w:rPr>
+          <w:b w:val="0"/>
+        </w:rPr>
+        <w:t>These are constructed classroom examples; they do not require live accounts, private records or an external service. Do not treat a plausible explanation as a measured outcome.</w:t>
       </w:r>
     </w:p>
     <w:p>
@@ -1088,99 +2676,30 @@
         <w:pStyle w:val="Heading3"/>
       </w:pPr>
       <w:r>
-        <w:t>State machines for bounded agents — evidence trace</w:t>
-      </w:r>
-    </w:p>
-    <w:tbl>
-      <w:tblPr>
-        <w:tblStyle w:val="LightShading-Accent1"/>
-        <w:tblW w:type="auto" w:w="0"/>
-        <w:tblLook w:firstColumn="1" w:firstRow="1" w:lastColumn="0" w:lastRow="0" w:noHBand="0" w:noVBand="1" w:val="04A0"/>
-      </w:tblPr>
-      <w:tblGrid>
-        <w:gridCol w:w="3408"/>
-        <w:gridCol w:w="3408"/>
-        <w:gridCol w:w="3408"/>
-      </w:tblGrid>
-      <w:tr>
-        <w:trPr>
-          <w:tblHeader/>
-        </w:trPr>
-        <w:tc>
-          <w:tcPr>
-            <w:tcW w:type="dxa" w:w="3408"/>
-          </w:tcPr>
-          <w:p>
-            <w:r>
-              <w:t>Input and scope</w:t>
-            </w:r>
-          </w:p>
-        </w:tc>
-        <w:tc>
-          <w:tcPr>
-            <w:tcW w:type="dxa" w:w="3408"/>
-          </w:tcPr>
-          <w:p>
-            <w:r>
-              <w:t>Check or calculation</w:t>
-            </w:r>
-          </w:p>
-        </w:tc>
-        <w:tc>
-          <w:tcPr>
-            <w:tcW w:type="dxa" w:w="3408"/>
-          </w:tcPr>
-          <w:p>
-            <w:r>
-              <w:t>Conclusion and limit</w:t>
-            </w:r>
-          </w:p>
-        </w:tc>
-      </w:tr>
-      <w:tr>
-        <w:tc>
-          <w:tcPr>
-            <w:tcW w:type="dxa" w:w="3408"/>
-          </w:tcPr>
-          <w:p>
-            <w:r>
-              <w:t>Trace ready -&gt; looking_up -&gt; review -&gt; looking_up -&gt; done.</w:t>
-            </w:r>
-          </w:p>
-        </w:tc>
-        <w:tc>
-          <w:tcPr>
-            <w:tcW w:type="dxa" w:w="3408"/>
-          </w:tcPr>
-          <w:p>
-            <w:r>
-              <w:t>States are ready, looking_up, review, done. ready may start lookup; lookup may finish done or request review; review may finish done after authorised evidence. done is terminal. Maximum two lookup attempts.</w:t>
-            </w:r>
-          </w:p>
-        </w:tc>
-        <w:tc>
-          <w:tcPr>
-            <w:tcW w:type="dxa" w:w="3408"/>
-          </w:tcPr>
-          <w:p>
-            <w:r>
-              <w:t>review -&gt; looking_up is not allowed by this declared transition table, even if total attempts is two. Reject the transition or explicitly redesign and retest the table.</w:t>
-            </w:r>
-          </w:p>
-        </w:tc>
-      </w:tr>
-    </w:tbl>
-    <w:p>
-      <w:r>
-        <w:t>The figure connects this chapter's worked input, declared procedure and result. Read the complete worked reasoning for qualifiers and intermediate steps; the abbreviated labels do not replace that reasoning.</w:t>
+        <w:t>Model the reasoning aloud</w:t>
       </w:r>
     </w:p>
     <w:p>
       <w:pPr>
-        <w:pStyle w:val="Heading3"/>
-      </w:pPr>
-      <w:r>
-        <w:t>Explain State machines for bounded agents · 3</w:t>
+        <w:spacing w:line="336" w:lineRule="auto" w:after="180"/>
+      </w:pPr>
+      <w:r>
+        <w:rPr>
+          <w:b w:val="0"/>
+        </w:rPr>
+        <w:t xml:space="preserve">Use the complete worked example below before asking learners to complete W2. Reveal a small part, invite a </w:t>
+      </w:r>
+      <w:r>
+        <w:rPr>
+          <w:b/>
+        </w:rPr>
+        <w:t>prediction</w:t>
+      </w:r>
+      <w:r>
+        <w:rPr>
+          <w:b w:val="0"/>
+        </w:rPr>
+        <w:t>, then explain the deciding step.</w:t>
       </w:r>
     </w:p>
     <w:p>
@@ -1191,353 +2710,7 @@
         <w:rPr>
           <w:b w:val="0"/>
         </w:rPr>
-        <w:t xml:space="preserve">Guided: review -&gt; looking_up is not allowed by this declared </w:t>
-      </w:r>
-      <w:r>
-        <w:rPr>
-          <w:b/>
-        </w:rPr>
-        <w:t>transition</w:t>
-      </w:r>
-      <w:r>
-        <w:rPr>
-          <w:b w:val="0"/>
-        </w:rPr>
-        <w:t xml:space="preserve"> table, even if total attempts is two. Reject the </w:t>
-      </w:r>
-      <w:r>
-        <w:rPr>
-          <w:b/>
-        </w:rPr>
-        <w:t>transition</w:t>
-      </w:r>
-      <w:r>
-        <w:rPr>
-          <w:b w:val="0"/>
-        </w:rPr>
-        <w:t xml:space="preserve"> or explicitly redesign and retest the table.</w:t>
-      </w:r>
-    </w:p>
-    <w:p>
-      <w:pPr>
-        <w:spacing w:line="336" w:lineRule="auto" w:after="180"/>
-      </w:pPr>
-      <w:r>
-        <w:rPr>
-          <w:b w:val="0"/>
-        </w:rPr>
-        <w:t xml:space="preserve">Qualification: An action budget and a </w:t>
-      </w:r>
-      <w:r>
-        <w:rPr>
-          <w:b/>
-        </w:rPr>
-        <w:t>transition</w:t>
-      </w:r>
-      <w:r>
-        <w:rPr>
-          <w:b w:val="0"/>
-        </w:rPr>
-        <w:t xml:space="preserve"> policy are separate checks; satisfying one does not guarantee the other.</w:t>
-      </w:r>
-    </w:p>
-    <w:p>
-      <w:pPr>
-        <w:spacing w:line="336" w:lineRule="auto" w:after="180"/>
-      </w:pPr>
-      <w:r>
-        <w:rPr>
-          <w:b w:val="0"/>
-        </w:rPr>
-        <w:t xml:space="preserve">Exit: accept a concrete variation with its predicted outcome and a </w:t>
-      </w:r>
-      <w:r>
-        <w:rPr>
-          <w:b/>
-        </w:rPr>
-        <w:t>state</w:t>
-      </w:r>
-      <w:r>
-        <w:rPr>
-          <w:b w:val="0"/>
-        </w:rPr>
-        <w:t xml:space="preserve">d condition that would challenge the </w:t>
-      </w:r>
-      <w:r>
-        <w:rPr>
-          <w:b/>
-        </w:rPr>
-        <w:t>mechanism</w:t>
-      </w:r>
-      <w:r>
-        <w:rPr>
-          <w:b w:val="0"/>
-        </w:rPr>
-        <w:t xml:space="preserve">; reject a claim resting on unmeasured </w:t>
-      </w:r>
-      <w:r>
-        <w:rPr>
-          <w:b/>
-        </w:rPr>
-        <w:t>evidence</w:t>
-      </w:r>
-      <w:r>
-        <w:rPr>
-          <w:b w:val="0"/>
-        </w:rPr>
-        <w:t>.</w:t>
-      </w:r>
-    </w:p>
-    <w:p>
-      <w:pPr>
-        <w:pStyle w:val="Heading3"/>
-      </w:pPr>
-      <w:r>
-        <w:t>Model the reasoning aloud</w:t>
-      </w:r>
-    </w:p>
-    <w:p>
-      <w:pPr>
-        <w:spacing w:line="336" w:lineRule="auto" w:after="180"/>
-      </w:pPr>
-      <w:r>
-        <w:rPr>
-          <w:b w:val="0"/>
-        </w:rPr>
-        <w:t xml:space="preserve">Use the complete worked example below before asking learners to complete W2. Reveal a small part, invite a </w:t>
-      </w:r>
-      <w:r>
-        <w:rPr>
-          <w:b/>
-        </w:rPr>
-        <w:t>prediction</w:t>
-      </w:r>
-      <w:r>
-        <w:rPr>
-          <w:b w:val="0"/>
-        </w:rPr>
-        <w:t>, then explain the deciding step.</w:t>
-      </w:r>
-    </w:p>
-    <w:p>
-      <w:pPr>
-        <w:spacing w:line="336" w:lineRule="auto" w:after="180"/>
-      </w:pPr>
-      <w:r>
-        <w:rPr>
-          <w:b w:val="0"/>
-        </w:rPr>
         <w:t>These teacher notes contain solutions; do not reveal the independent case answer during modelling.</w:t>
-      </w:r>
-    </w:p>
-    <w:p>
-      <w:pPr>
-        <w:spacing w:line="336" w:lineRule="auto" w:after="180"/>
-      </w:pPr>
-      <w:r>
-        <w:rPr>
-          <w:b w:val="0"/>
-        </w:rPr>
-        <w:t>Trace ready -&gt; looking_up -&gt; review -&gt; looking_up -&gt; done.</w:t>
-      </w:r>
-    </w:p>
-    <w:p>
-      <w:pPr>
-        <w:spacing w:line="336" w:lineRule="auto" w:after="180"/>
-      </w:pPr>
-      <w:r>
-        <w:rPr>
-          <w:b w:val="0"/>
-        </w:rPr>
-        <w:t xml:space="preserve">review -&gt; looking_up is not allowed by this declared </w:t>
-      </w:r>
-      <w:r>
-        <w:rPr>
-          <w:b/>
-        </w:rPr>
-        <w:t>transition</w:t>
-      </w:r>
-      <w:r>
-        <w:rPr>
-          <w:b w:val="0"/>
-        </w:rPr>
-        <w:t xml:space="preserve"> table, even if total attempts is two. Reject the </w:t>
-      </w:r>
-      <w:r>
-        <w:rPr>
-          <w:b/>
-        </w:rPr>
-        <w:t>transition</w:t>
-      </w:r>
-      <w:r>
-        <w:rPr>
-          <w:b w:val="0"/>
-        </w:rPr>
-        <w:t xml:space="preserve"> or explicitly redesign and retest the table.</w:t>
-      </w:r>
-    </w:p>
-    <w:p>
-      <w:pPr>
-        <w:pStyle w:val="Heading3"/>
-      </w:pPr>
-      <w:r>
-        <w:t>Model the reasoning aloud · 4</w:t>
-      </w:r>
-    </w:p>
-    <w:p>
-      <w:pPr>
-        <w:spacing w:line="336" w:lineRule="auto" w:after="180"/>
-      </w:pPr>
-      <w:r>
-        <w:rPr>
-          <w:b w:val="0"/>
-        </w:rPr>
-        <w:t xml:space="preserve">Compare the intermediate </w:t>
-      </w:r>
-      <w:r>
-        <w:rPr>
-          <w:b/>
-        </w:rPr>
-        <w:t>evidence</w:t>
-      </w:r>
-      <w:r>
-        <w:rPr>
-          <w:b w:val="0"/>
-        </w:rPr>
-        <w:t xml:space="preserve"> with the final </w:t>
-      </w:r>
-      <w:r>
-        <w:rPr>
-          <w:b/>
-        </w:rPr>
-        <w:t>state</w:t>
-      </w:r>
-      <w:r>
-        <w:rPr>
-          <w:b w:val="0"/>
-        </w:rPr>
-        <w:t xml:space="preserve">ment. Explain why each number or decision follows from the </w:t>
-      </w:r>
-      <w:r>
-        <w:rPr>
-          <w:b/>
-        </w:rPr>
-        <w:t>state</w:t>
-      </w:r>
-      <w:r>
-        <w:rPr>
-          <w:b w:val="0"/>
-        </w:rPr>
-        <w:t xml:space="preserve">d </w:t>
-      </w:r>
-      <w:r>
-        <w:rPr>
-          <w:b/>
-        </w:rPr>
-        <w:t>input</w:t>
-      </w:r>
-      <w:r>
-        <w:rPr>
-          <w:b w:val="0"/>
-        </w:rPr>
-        <w:t>s.</w:t>
-      </w:r>
-    </w:p>
-    <w:p>
-      <w:pPr>
-        <w:spacing w:line="336" w:lineRule="auto" w:after="180"/>
-      </w:pPr>
-      <w:r>
-        <w:rPr>
-          <w:b w:val="0"/>
-        </w:rPr>
-        <w:t xml:space="preserve">The conclusion belongs to this scenario and procedure; changing the </w:t>
-      </w:r>
-      <w:r>
-        <w:rPr>
-          <w:b/>
-        </w:rPr>
-        <w:t>input</w:t>
-      </w:r>
-      <w:r>
-        <w:rPr>
-          <w:b w:val="0"/>
-        </w:rPr>
-        <w:t>s, evaluation population or authority can change what it establishes. Retain the raw record so a later revision can be compared honestly.</w:t>
-      </w:r>
-    </w:p>
-    <w:p>
-      <w:pPr>
-        <w:pStyle w:val="Heading3"/>
-      </w:pPr>
-      <w:r>
-        <w:t>Model the reasoning aloud · 5</w:t>
-      </w:r>
-    </w:p>
-    <w:p>
-      <w:pPr>
-        <w:spacing w:line="336" w:lineRule="auto" w:after="180"/>
-      </w:pPr>
-      <w:r>
-        <w:rPr>
-          <w:b w:val="0"/>
-        </w:rPr>
-        <w:t xml:space="preserve">Optional local lab: predict the printed result before running this standalone Python 3 example. Change one relevant boundary </w:t>
-      </w:r>
-      <w:r>
-        <w:rPr>
-          <w:b/>
-        </w:rPr>
-        <w:t>input</w:t>
-      </w:r>
-      <w:r>
-        <w:rPr>
-          <w:b w:val="0"/>
-        </w:rPr>
-        <w:t xml:space="preserve">, record the outcome and </w:t>
-      </w:r>
-      <w:r>
-        <w:rPr>
-          <w:b/>
-        </w:rPr>
-        <w:t>state</w:t>
-      </w:r>
-      <w:r>
-        <w:rPr>
-          <w:b w:val="0"/>
-        </w:rPr>
-        <w:t xml:space="preserve"> the contract or statistical assumptions.</w:t>
-      </w:r>
-    </w:p>
-    <w:p>
-      <w:pPr>
-        <w:spacing w:line="336" w:lineRule="auto" w:after="180"/>
-      </w:pPr>
-      <w:r>
-        <w:rPr>
-          <w:b w:val="0"/>
-        </w:rPr>
-        <w:t>The program uses fictional values and the Python standard library; it performs no external operations.</w:t>
-      </w:r>
-    </w:p>
-    <w:p>
-      <w:r>
-        <w:rPr>
-          <w:rFonts w:ascii="Courier New" w:hAnsi="Courier New"/>
-          <w:sz w:val="18"/>
-        </w:rPr>
-        <w:t>def transition(state, target):</w:t>
-        <w:br/>
-        <w:t xml:space="preserve">    allowed = {'ready': {'looking_up'}, 'looking_up': {'review', 'done'}, 'review': {'done'}, 'done': set()}</w:t>
-        <w:br/>
-        <w:t xml:space="preserve">    if target not in allowed.get(state, set()):</w:t>
-        <w:br/>
-        <w:t xml:space="preserve">        raise ValueError('invalid transition')</w:t>
-        <w:br/>
-        <w:t xml:space="preserve">    return target</w:t>
-        <w:br/>
-        <w:br/>
-        <w:t>print(transition("ready", "looking_up"))</w:t>
       </w:r>
     </w:p>
     <w:tbl>
@@ -1663,77 +2836,10 @@
     </w:p>
     <w:p>
       <w:pPr>
-        <w:spacing w:line="336" w:lineRule="auto" w:after="180"/>
-      </w:pPr>
-      <w:r>
-        <w:rPr>
-          <w:b w:val="0"/>
-        </w:rPr>
-        <w:t xml:space="preserve">A parcel lookup </w:t>
-      </w:r>
-      <w:r>
-        <w:rPr>
-          <w:b/>
-        </w:rPr>
-        <w:t>state</w:t>
-      </w:r>
-      <w:r>
-        <w:rPr>
-          <w:b w:val="0"/>
-        </w:rPr>
-        <w:t xml:space="preserve"> machine. An agent may follow idle→querying→checking→complete; complete is terminal.</w:t>
-      </w:r>
-    </w:p>
-    <w:p>
-      <w:pPr>
         <w:pStyle w:val="Heading3"/>
       </w:pPr>
       <w:r>
         <w:t>The facts we will use</w:t>
-      </w:r>
-    </w:p>
-    <w:p>
-      <w:pPr>
-        <w:pStyle w:val="Heading3"/>
-      </w:pPr>
-      <w:r>
-        <w:t>Supplied facts</w:t>
-      </w:r>
-    </w:p>
-    <w:p>
-      <w:pPr>
-        <w:spacing w:line="336" w:lineRule="auto" w:after="180"/>
-        <w:shd w:fill="F1F6FC"/>
-      </w:pPr>
-      <w:r>
-        <w:rPr>
-          <w:b w:val="0"/>
-        </w:rPr>
-        <w:t xml:space="preserve">A follows all four </w:t>
-      </w:r>
-      <w:r>
-        <w:rPr>
-          <w:b/>
-        </w:rPr>
-        <w:t>state</w:t>
-      </w:r>
-      <w:r>
-        <w:rPr>
-          <w:b w:val="0"/>
-        </w:rPr>
-        <w:t xml:space="preserve">s. B follows idle→querying→complete. No other </w:t>
-      </w:r>
-      <w:r>
-        <w:rPr>
-          <w:b/>
-        </w:rPr>
-        <w:t>transition</w:t>
-      </w:r>
-      <w:r>
-        <w:rPr>
-          <w:b w:val="0"/>
-        </w:rPr>
-        <w:t>s are declared.</w:t>
       </w:r>
     </w:p>
     <w:p>
@@ -1741,7 +2847,7 @@
         <w:drawing>
           <wp:inline xmlns:a="http://schemas.openxmlformats.org/drawingml/2006/main" xmlns:pic="http://schemas.openxmlformats.org/drawingml/2006/picture">
             <wp:extent cx="5486400" cy="5145314"/>
-            <wp:docPr id="1" name="Picture 1" descr="State machines for bounded agents. Read arrows: The graph permits three forward transitions.. Follow A: All adjacent pairs match permitted arrows.. Inspect B: Querying→complete skips checking and is invalid."/>
+            <wp:docPr id="3" name="Picture 3" descr="State machines for bounded agents. Read arrows: The graph permits three forward transitions.. Follow A: All adjacent pairs match permitted arrows.. Inspect B: Querying→complete skips checking and is invalid."/>
             <wp:cNvGraphicFramePr>
               <a:graphicFrameLocks noChangeAspect="1"/>
             </wp:cNvGraphicFramePr>
@@ -1753,7 +2859,7 @@
                     <pic:cNvPicPr/>
                   </pic:nvPicPr>
                   <pic:blipFill>
-                    <a:blip r:embed="rId9"/>
+                    <a:blip r:embed="rId11"/>
                     <a:stretch>
                       <a:fillRect/>
                     </a:stretch>
@@ -1777,114 +2883,7 @@
         <w:pStyle w:val="Heading3"/>
       </w:pPr>
       <w:r>
-        <w:t>Read the picture one step at a time</w:t>
-      </w:r>
-    </w:p>
-    <w:tbl>
-      <w:tblPr>
-        <w:tblStyle w:val="LightShading-Accent1"/>
-        <w:tblW w:type="auto" w:w="0"/>
-        <w:tblLook w:firstColumn="1" w:firstRow="1" w:lastColumn="0" w:lastRow="0" w:noHBand="0" w:noVBand="1" w:val="04A0"/>
-      </w:tblPr>
-      <w:tblGrid>
-        <w:gridCol w:w="5112"/>
-        <w:gridCol w:w="5112"/>
-      </w:tblGrid>
-      <w:tr>
-        <w:trPr>
-          <w:tblHeader/>
-        </w:trPr>
-        <w:tc>
-          <w:tcPr>
-            <w:tcW w:type="dxa" w:w="5112"/>
-          </w:tcPr>
-          <w:p>
-            <w:r>
-              <w:t>Step</w:t>
-            </w:r>
-          </w:p>
-        </w:tc>
-        <w:tc>
-          <w:tcPr>
-            <w:tcW w:type="dxa" w:w="5112"/>
-          </w:tcPr>
-          <w:p>
-            <w:r>
-              <w:t>What happens and why</w:t>
-            </w:r>
-          </w:p>
-        </w:tc>
-      </w:tr>
-      <w:tr>
-        <w:tc>
-          <w:tcPr>
-            <w:tcW w:type="dxa" w:w="5112"/>
-          </w:tcPr>
-          <w:p>
-            <w:r>
-              <w:t>1. Read arrows</w:t>
-            </w:r>
-          </w:p>
-        </w:tc>
-        <w:tc>
-          <w:tcPr>
-            <w:tcW w:type="dxa" w:w="5112"/>
-          </w:tcPr>
-          <w:p>
-            <w:r>
-              <w:t>The graph permits three forward transitions.</w:t>
-            </w:r>
-          </w:p>
-        </w:tc>
-      </w:tr>
-      <w:tr>
-        <w:tc>
-          <w:tcPr>
-            <w:tcW w:type="dxa" w:w="5112"/>
-          </w:tcPr>
-          <w:p>
-            <w:r>
-              <w:t>2. Follow A</w:t>
-            </w:r>
-          </w:p>
-        </w:tc>
-        <w:tc>
-          <w:tcPr>
-            <w:tcW w:type="dxa" w:w="5112"/>
-          </w:tcPr>
-          <w:p>
-            <w:r>
-              <w:t>All adjacent pairs match permitted arrows.</w:t>
-            </w:r>
-          </w:p>
-        </w:tc>
-      </w:tr>
-      <w:tr>
-        <w:tc>
-          <w:tcPr>
-            <w:tcW w:type="dxa" w:w="5112"/>
-          </w:tcPr>
-          <w:p>
-            <w:r>
-              <w:t>3. Inspect B</w:t>
-            </w:r>
-          </w:p>
-        </w:tc>
-        <w:tc>
-          <w:tcPr>
-            <w:tcW w:type="dxa" w:w="5112"/>
-          </w:tcPr>
-          <w:p>
-            <w:r>
-              <w:t>Querying→complete skips checking and is invalid.</w:t>
-            </w:r>
-          </w:p>
-        </w:tc>
-      </w:tr>
-    </w:tbl>
-    <w:p>
-      <w:r>
-        <w:t>Match each pictured step to the supplied facts. This is a worked teaching case, not an independent assessment.</w:t>
+        <w:t>Why this result follows</w:t>
       </w:r>
     </w:p>
     <w:p>
@@ -1892,7 +2891,7 @@
         <w:pStyle w:val="Heading3"/>
       </w:pPr>
       <w:r>
-        <w:t>Why this result follows</w:t>
+        <w:t>What this example does not establish</w:t>
       </w:r>
     </w:p>
     <w:p>
@@ -1900,161 +2899,204 @@
         <w:pStyle w:val="Heading3"/>
       </w:pPr>
       <w:r>
-        <w:t>Why the result follows</w:t>
+        <w:t>Change one thing in the pictured case</w:t>
       </w:r>
     </w:p>
     <w:p>
       <w:pPr>
-        <w:spacing w:line="336" w:lineRule="auto" w:after="180"/>
-        <w:shd w:fill="F1F6FC"/>
-      </w:pPr>
-      <w:r>
-        <w:rPr>
-          <w:b w:val="0"/>
-        </w:rPr>
-        <w:t xml:space="preserve">A </w:t>
-      </w:r>
-      <w:r>
-        <w:rPr>
-          <w:b/>
-        </w:rPr>
-        <w:t>state</w:t>
-      </w:r>
-      <w:r>
-        <w:rPr>
-          <w:b w:val="0"/>
-        </w:rPr>
-        <w:t xml:space="preserve"> machine bounds action order. A plausible final </w:t>
-      </w:r>
-      <w:r>
-        <w:rPr>
-          <w:b/>
-        </w:rPr>
-        <w:t>state</w:t>
-      </w:r>
-      <w:r>
-        <w:rPr>
-          <w:b w:val="0"/>
-        </w:rPr>
-        <w:t xml:space="preserve"> does not establish that the path was valid.</w:t>
+        <w:pStyle w:val="Heading3"/>
+      </w:pPr>
+      <w:r>
+        <w:t>Ask while showing the picture</w:t>
       </w:r>
     </w:p>
     <w:p>
       <w:pPr>
-        <w:pStyle w:val="Heading3"/>
-      </w:pPr>
-      <w:r>
-        <w:t>What this example does not establish</w:t>
+        <w:spacing w:line="336" w:lineRule="auto" w:after="180"/>
+      </w:pPr>
+      <w:r>
+        <w:rPr>
+          <w:b w:val="0"/>
+        </w:rPr>
+        <w:t xml:space="preserve">Cover the result. Ask learners to name the </w:t>
+      </w:r>
+      <w:r>
+        <w:rPr>
+          <w:b/>
+        </w:rPr>
+        <w:t>input</w:t>
+      </w:r>
+      <w:r>
+        <w:rPr>
+          <w:b w:val="0"/>
+        </w:rPr>
+        <w:t xml:space="preserve">s and predict the next step. Uncover one step, connect the icon to the actual procedure, and explain its </w:t>
+      </w:r>
+      <w:r>
+        <w:rPr>
+          <w:b/>
+        </w:rPr>
+        <w:t>evidence</w:t>
+      </w:r>
+      <w:r>
+        <w:rPr>
+          <w:b w:val="0"/>
+        </w:rPr>
+        <w:t>. Then change the supplied condition and compare.</w:t>
       </w:r>
     </w:p>
     <w:p>
       <w:pPr>
-        <w:pStyle w:val="Heading3"/>
-      </w:pPr>
-      <w:r>
-        <w:t>Keep the stated limit</w:t>
+        <w:spacing w:line="336" w:lineRule="auto" w:after="180"/>
+      </w:pPr>
+      <w:r>
+        <w:rPr>
+          <w:b w:val="0"/>
+        </w:rPr>
+        <w:t>The picture is a representation; it does not document execution of a real AI model.</w:t>
       </w:r>
     </w:p>
     <w:p>
       <w:pPr>
-        <w:spacing w:line="336" w:lineRule="auto" w:after="180"/>
-        <w:shd w:fill="FFF5E6"/>
-      </w:pPr>
-      <w:r>
-        <w:rPr>
-          <w:b w:val="0"/>
-        </w:rPr>
-        <w:t>This graph checks sequence, not the correctness of the fetched parcel data.</w:t>
+        <w:pStyle w:val="Heading1"/>
+      </w:pPr>
+      <w:r>
+        <w:t>03. Model a step,then remove help</w:t>
       </w:r>
     </w:p>
     <w:p>
-      <w:pPr>
-        <w:pStyle w:val="Heading3"/>
-      </w:pPr>
-      <w:r>
-        <w:t>Change one thing in the pictured case</w:t>
+      <w:r>
+        <w:t>Collect each learner’s reasoning before showing a key.</w:t>
       </w:r>
     </w:p>
     <w:p>
       <w:pPr>
-        <w:pStyle w:val="Heading3"/>
-      </w:pPr>
-      <w:r>
-        <w:t>Change one thing</w:t>
+        <w:pStyle w:val="Heading2"/>
+      </w:pPr>
+      <w:r>
+        <w:t>Current completion task and checked reasoning</w:t>
       </w:r>
     </w:p>
     <w:p>
       <w:pPr>
         <w:spacing w:line="336" w:lineRule="auto" w:after="180"/>
-        <w:shd w:fill="F5F1FB"/>
-      </w:pPr>
-      <w:r>
-        <w:rPr>
-          <w:b w:val="0"/>
-        </w:rPr>
-        <w:t>Change: Add checking→querying as a permitted retry.</w:t>
+      </w:pPr>
+      <w:r>
+        <w:rPr>
+          <w:b w:val="0"/>
+        </w:rPr>
+        <w:t>Completion task: Trace ready -&gt; looking_up -&gt; review -&gt; looking_up -&gt; done. Show the intermediate steps and give the conclusion with its scope.</w:t>
       </w:r>
     </w:p>
     <w:p>
       <w:pPr>
-        <w:pStyle w:val="Heading3"/>
-      </w:pPr>
-      <w:r>
-        <w:t>Predicted result</w:t>
+        <w:spacing w:line="336" w:lineRule="auto" w:after="180"/>
+      </w:pPr>
+      <w:r>
+        <w:rPr>
+          <w:b w:val="0"/>
+        </w:rPr>
+        <w:t xml:space="preserve">Teacher check: Teacher explanation: review -&gt; looking_up is not allowed by this declared </w:t>
+      </w:r>
+      <w:r>
+        <w:rPr>
+          <w:b/>
+        </w:rPr>
+        <w:t>transition</w:t>
+      </w:r>
+      <w:r>
+        <w:rPr>
+          <w:b w:val="0"/>
+        </w:rPr>
+        <w:t xml:space="preserve"> table, even if total attempts is two. Reject the </w:t>
+      </w:r>
+      <w:r>
+        <w:rPr>
+          <w:b/>
+        </w:rPr>
+        <w:t>transition</w:t>
+      </w:r>
+      <w:r>
+        <w:rPr>
+          <w:b w:val="0"/>
+        </w:rPr>
+        <w:t xml:space="preserve"> or explicitly redesign and retest the table.</w:t>
       </w:r>
     </w:p>
     <w:p>
       <w:pPr>
         <w:spacing w:line="336" w:lineRule="auto" w:after="180"/>
-        <w:shd w:fill="F1F6FC"/>
-      </w:pPr>
+      </w:pPr>
+      <w:r>
+        <w:rPr>
+          <w:b w:val="0"/>
+        </w:rPr>
+        <w:t xml:space="preserve">Start by identifying the given </w:t>
+      </w:r>
       <w:r>
         <w:rPr>
           <w:b/>
         </w:rPr>
-        <w:t>Prediction</w:t>
-      </w:r>
-      <w:r>
-        <w:rPr>
-          <w:b w:val="0"/>
-        </w:rPr>
-        <w:t>: That retry becomes valid; querying→complete stays forbidden.</w:t>
+        <w:t>input</w:t>
+      </w:r>
+      <w:r>
+        <w:rPr>
+          <w:b w:val="0"/>
+        </w:rPr>
+        <w:t>s together. Leave the intermediate steps blank. If needed, model one step, then withdraw that help on the next step. Move to a full trace only when the partial trace is understood.</w:t>
       </w:r>
     </w:p>
     <w:p>
       <w:pPr>
-        <w:pStyle w:val="Heading3"/>
-      </w:pPr>
-      <w:r>
-        <w:t>Why the result follows</w:t>
+        <w:spacing w:line="336" w:lineRule="auto" w:after="180"/>
+      </w:pPr>
+      <w:r>
+        <w:rPr>
+          <w:b w:val="0"/>
+        </w:rPr>
+        <w:t>For partners, alternate explainer and checker; collect a response from every learner before discussion.</w:t>
       </w:r>
     </w:p>
     <w:p>
       <w:pPr>
-        <w:spacing w:line="336" w:lineRule="auto" w:after="180"/>
-        <w:shd w:fill="F1F6FC"/>
-      </w:pPr>
-      <w:r>
-        <w:rPr>
-          <w:b w:val="0"/>
-        </w:rPr>
-        <w:t>Reason: Adding one arrow does not authorise unrelated shortcuts.</w:t>
+        <w:pStyle w:val="Heading2"/>
+      </w:pPr>
+      <w:r>
+        <w:t>Individual misconception check</w:t>
       </w:r>
     </w:p>
     <w:p>
       <w:pPr>
-        <w:pStyle w:val="Heading3"/>
-      </w:pPr>
-      <w:r>
-        <w:t>Ask while showing the picture</w:t>
+        <w:spacing w:line="336" w:lineRule="auto" w:after="180"/>
+      </w:pPr>
+      <w:r>
+        <w:rPr>
+          <w:b w:val="0"/>
+        </w:rPr>
+        <w:t xml:space="preserve">Use the worked case for </w:t>
+      </w:r>
+      <w:r>
+        <w:rPr>
+          <w:b/>
+        </w:rPr>
+        <w:t>State</w:t>
+      </w:r>
+      <w:r>
+        <w:rPr>
+          <w:b w:val="0"/>
+        </w:rPr>
+        <w:t xml:space="preserve"> machines for bounded agents. Proposed explanation: “The worked result establishes every future case”. Decide whether this explanation is supported.</w:t>
       </w:r>
     </w:p>
     <w:p>
       <w:pPr>
-        <w:pStyle w:val="Heading3"/>
-      </w:pPr>
-      <w:r>
-        <w:t>Ask while showing the picture · 6</w:t>
+        <w:spacing w:line="336" w:lineRule="auto" w:after="180"/>
+      </w:pPr>
+      <w:r>
+        <w:rPr>
+          <w:b w:val="0"/>
+        </w:rPr>
+        <w:t>Point to the step or supplied fact that decides; explain your repair if needed.</w:t>
       </w:r>
     </w:p>
     <w:p>
@@ -2065,31 +3107,19 @@
         <w:rPr>
           <w:b w:val="0"/>
         </w:rPr>
-        <w:t xml:space="preserve">Cover the result. Ask learners to name the </w:t>
+        <w:t xml:space="preserve">Expected correction: An action budget and a </w:t>
       </w:r>
       <w:r>
         <w:rPr>
           <w:b/>
         </w:rPr>
-        <w:t>input</w:t>
-      </w:r>
-      <w:r>
-        <w:rPr>
-          <w:b w:val="0"/>
-        </w:rPr>
-        <w:t xml:space="preserve">s and predict the next step. Uncover one step, connect the icon to the actual procedure, and explain its </w:t>
-      </w:r>
-      <w:r>
-        <w:rPr>
-          <w:b/>
-        </w:rPr>
-        <w:t>evidence</w:t>
-      </w:r>
-      <w:r>
-        <w:rPr>
-          <w:b w:val="0"/>
-        </w:rPr>
-        <w:t>. Then change the supplied condition and compare.</w:t>
+        <w:t>transition</w:t>
+      </w:r>
+      <w:r>
+        <w:rPr>
+          <w:b w:val="0"/>
+        </w:rPr>
+        <w:t xml:space="preserve"> policy are separate checks; satisfying one does not guarantee the other.</w:t>
       </w:r>
     </w:p>
     <w:p>
@@ -2100,20 +3130,226 @@
         <w:rPr>
           <w:b w:val="0"/>
         </w:rPr>
-        <w:t>The picture is a representation; it does not document execution of a real AI model.</w:t>
+        <w:t>Collect explanations, not only yes/no votes. If a misunderstanding is common, re-model the relevant step for the class.</w:t>
       </w:r>
     </w:p>
     <w:p>
       <w:pPr>
-        <w:pStyle w:val="Heading1"/>
-      </w:pPr>
-      <w:r>
-        <w:t>03. Demonstrate and guide practice</w:t>
+        <w:spacing w:line="336" w:lineRule="auto" w:after="180"/>
+      </w:pPr>
+      <w:r>
+        <w:rPr>
+          <w:b w:val="0"/>
+        </w:rPr>
+        <w:t>If it affects a few learners, give a short targeted group explanation while others solve a more demanding variation.</w:t>
       </w:r>
     </w:p>
     <w:p>
-      <w:r>
-        <w:t>Demonstrate State machines for bounded agents, reduce support deliberately and check individual reasoning before discussing answers.</w:t>
+      <w:pPr>
+        <w:pStyle w:val="Heading2"/>
+      </w:pPr>
+      <w:r>
+        <w:t>Pictured reasoning and changed case</w:t>
+      </w:r>
+    </w:p>
+    <w:p>
+      <w:pPr>
+        <w:spacing w:line="336" w:lineRule="auto" w:after="180"/>
+      </w:pPr>
+      <w:r>
+        <w:rPr>
+          <w:b w:val="0"/>
+        </w:rPr>
+        <w:t xml:space="preserve">Trace A and B through the </w:t>
+      </w:r>
+      <w:r>
+        <w:rPr>
+          <w:b/>
+        </w:rPr>
+        <w:t>state</w:t>
+      </w:r>
+      <w:r>
+        <w:rPr>
+          <w:b w:val="0"/>
+        </w:rPr>
+        <w:t xml:space="preserve"> diagram. Name B’s forbidden </w:t>
+      </w:r>
+      <w:r>
+        <w:rPr>
+          <w:b/>
+        </w:rPr>
+        <w:t>transition</w:t>
+      </w:r>
+      <w:r>
+        <w:rPr>
+          <w:b w:val="0"/>
+        </w:rPr>
+        <w:t xml:space="preserve"> and explain whether adding checking→querying permits that shortcut.</w:t>
+      </w:r>
+    </w:p>
+    <w:p>
+      <w:pPr>
+        <w:spacing w:line="336" w:lineRule="auto" w:after="180"/>
+      </w:pPr>
+      <w:r>
+        <w:rPr>
+          <w:b w:val="0"/>
+        </w:rPr>
+        <w:t xml:space="preserve">The graph permits three forward </w:t>
+      </w:r>
+      <w:r>
+        <w:rPr>
+          <w:b/>
+        </w:rPr>
+        <w:t>transition</w:t>
+      </w:r>
+      <w:r>
+        <w:rPr>
+          <w:b w:val="0"/>
+        </w:rPr>
+        <w:t>s. All adjacent pairs match permitted arrows. Querying→complete skips checking and is invalid. Changed case: That retry becomes valid; querying→complete stays forbidden.</w:t>
+      </w:r>
+    </w:p>
+    <w:p>
+      <w:pPr>
+        <w:spacing w:line="336" w:lineRule="auto" w:after="180"/>
+      </w:pPr>
+      <w:r>
+        <w:rPr>
+          <w:b w:val="0"/>
+        </w:rPr>
+        <w:t>Adding one arrow does not authorise unrelated shortcuts.</w:t>
+      </w:r>
+    </w:p>
+    <w:p>
+      <w:pPr>
+        <w:spacing w:line="336" w:lineRule="auto" w:after="180"/>
+      </w:pPr>
+      <w:r>
+        <w:rPr>
+          <w:b w:val="0"/>
+        </w:rPr>
+        <w:t>Changed-case reasoning: That retry becomes valid; querying→complete stays forbidden. Adding one arrow does not authorise unrelated shortcuts.</w:t>
+      </w:r>
+    </w:p>
+    <w:p>
+      <w:pPr>
+        <w:spacing w:line="336" w:lineRule="auto" w:after="180"/>
+      </w:pPr>
+      <w:r>
+        <w:rPr>
+          <w:b w:val="0"/>
+        </w:rPr>
+        <w:t xml:space="preserve">Collect each learner’s explanation before discussion. Use the first missing connection between </w:t>
+      </w:r>
+      <w:r>
+        <w:rPr>
+          <w:b/>
+        </w:rPr>
+        <w:t>input</w:t>
+      </w:r>
+      <w:r>
+        <w:rPr>
+          <w:b w:val="0"/>
+        </w:rPr>
+        <w:t xml:space="preserve">, deciding step and result to choose support. This question is worked-case practice, not fresh mastery </w:t>
+      </w:r>
+      <w:r>
+        <w:rPr>
+          <w:b/>
+        </w:rPr>
+        <w:t>evidence</w:t>
+      </w:r>
+      <w:r>
+        <w:rPr>
+          <w:b w:val="0"/>
+        </w:rPr>
+        <w:t>.</w:t>
+      </w:r>
+    </w:p>
+    <w:p>
+      <w:pPr>
+        <w:pStyle w:val="Heading2"/>
+      </w:pPr>
+      <w:r>
+        <w:t>Accessible support and extension</w:t>
+      </w:r>
+    </w:p>
+    <w:p>
+      <w:pPr>
+        <w:spacing w:line="336" w:lineRule="auto" w:after="180"/>
+      </w:pPr>
+      <w:r>
+        <w:rPr>
+          <w:b w:val="0"/>
+        </w:rPr>
+        <w:t xml:space="preserve">Use See how it works and Follow a worked example. Collect a </w:t>
+      </w:r>
+      <w:r>
+        <w:rPr>
+          <w:b/>
+        </w:rPr>
+        <w:t>prediction</w:t>
+      </w:r>
+      <w:r>
+        <w:rPr>
+          <w:b w:val="0"/>
+        </w:rPr>
+        <w:t xml:space="preserve"> before revealing its result; ask the learner to point to each intermediate fact.</w:t>
+      </w:r>
+    </w:p>
+    <w:p>
+      <w:pPr>
+        <w:spacing w:line="336" w:lineRule="auto" w:after="180"/>
+      </w:pPr>
+      <w:r>
+        <w:rPr>
+          <w:b w:val="0"/>
+        </w:rPr>
+        <w:t xml:space="preserve">Provide an </w:t>
+      </w:r>
+      <w:r>
+        <w:rPr>
+          <w:b/>
+        </w:rPr>
+        <w:t>input</w:t>
+      </w:r>
+      <w:r>
+        <w:rPr>
+          <w:b w:val="0"/>
+        </w:rPr>
+        <w:t>/procedure/result/limit frame and a calculator when needed. Ask students to identify the first step before completing the whole trace.</w:t>
+      </w:r>
+    </w:p>
+    <w:p>
+      <w:pPr>
+        <w:spacing w:line="336" w:lineRule="auto" w:after="180"/>
+      </w:pPr>
+      <w:r>
+        <w:rPr>
+          <w:b w:val="0"/>
+        </w:rPr>
+        <w:t xml:space="preserve">Extension: compare two concrete variants of this </w:t>
+      </w:r>
+      <w:r>
+        <w:rPr>
+          <w:b/>
+        </w:rPr>
+        <w:t>mechanism</w:t>
+      </w:r>
+      <w:r>
+        <w:rPr>
+          <w:b w:val="0"/>
+        </w:rPr>
+        <w:t xml:space="preserve"> while holding unrelated conditions fixed; report both successful and unsuccessful outcomes.</w:t>
+      </w:r>
+    </w:p>
+    <w:p>
+      <w:pPr>
+        <w:pStyle w:val="Heading2"/>
+      </w:pPr>
+      <w:r>
+        <w:t>Earlier wording, alternatives and picture transcripts · reference / check after trying</w:t>
       </w:r>
     </w:p>
     <w:tbl>
@@ -2330,71 +3566,26 @@
     </w:tbl>
     <w:p>
       <w:pPr>
-        <w:spacing w:line="336" w:lineRule="auto" w:after="180"/>
-      </w:pPr>
-      <w:r>
-        <w:rPr>
-          <w:b w:val="0"/>
-        </w:rPr>
-        <w:t xml:space="preserve">Use See how it works and Follow a worked example. Collect a </w:t>
-      </w:r>
-      <w:r>
-        <w:rPr>
-          <w:b/>
-        </w:rPr>
-        <w:t>prediction</w:t>
-      </w:r>
-      <w:r>
-        <w:rPr>
-          <w:b w:val="0"/>
-        </w:rPr>
-        <w:t xml:space="preserve"> before revealing its result; ask the learner to point to each intermediate fact.</w:t>
+        <w:pStyle w:val="Heading3"/>
+      </w:pPr>
+      <w:r>
+        <w:t>Reduce help deliberately</w:t>
       </w:r>
     </w:p>
     <w:p>
       <w:pPr>
-        <w:spacing w:line="336" w:lineRule="auto" w:after="180"/>
-      </w:pPr>
-      <w:r>
-        <w:rPr>
-          <w:b w:val="0"/>
-        </w:rPr>
-        <w:t xml:space="preserve">Provide an </w:t>
-      </w:r>
-      <w:r>
-        <w:rPr>
-          <w:b/>
-        </w:rPr>
-        <w:t>input</w:t>
-      </w:r>
-      <w:r>
-        <w:rPr>
-          <w:b w:val="0"/>
-        </w:rPr>
-        <w:t>/procedure/result/limit frame and a calculator when needed. Ask students to identify the first step before completing the whole trace.</w:t>
+        <w:pStyle w:val="Heading3"/>
+      </w:pPr>
+      <w:r>
+        <w:t>Individual reasoning check</w:t>
       </w:r>
     </w:p>
     <w:p>
       <w:pPr>
-        <w:spacing w:line="336" w:lineRule="auto" w:after="180"/>
-      </w:pPr>
-      <w:r>
-        <w:rPr>
-          <w:b w:val="0"/>
-        </w:rPr>
-        <w:t xml:space="preserve">Extension: compare two concrete variants of this </w:t>
-      </w:r>
-      <w:r>
-        <w:rPr>
-          <w:b/>
-        </w:rPr>
-        <w:t>mechanism</w:t>
-      </w:r>
-      <w:r>
-        <w:rPr>
-          <w:b w:val="0"/>
-        </w:rPr>
-        <w:t xml:space="preserve"> while holding unrelated conditions fixed; report both successful and unsuccessful outcomes.</w:t>
+        <w:pStyle w:val="Heading3"/>
+      </w:pPr>
+      <w:r>
+        <w:t>Pictorial practice question</w:t>
       </w:r>
     </w:p>
     <w:p>
@@ -2402,71 +3593,39 @@
         <w:pStyle w:val="Heading3"/>
       </w:pPr>
       <w:r>
-        <w:t>Reduce help deliberately</w:t>
+        <w:t>Reasoned teacher answer</w:t>
       </w:r>
     </w:p>
     <w:p>
       <w:pPr>
-        <w:pStyle w:val="Heading3"/>
-      </w:pPr>
-      <w:r>
-        <w:t>Completion practice</w:t>
+        <w:pStyle w:val="Heading1"/>
+      </w:pPr>
+      <w:r>
+        <w:t>04. Run the complete supplied investigation</w:t>
       </w:r>
     </w:p>
     <w:p>
-      <w:pPr>
-        <w:spacing w:line="336" w:lineRule="auto" w:after="180"/>
-        <w:shd w:fill="F5F1FB"/>
-      </w:pPr>
-      <w:r>
-        <w:rPr>
-          <w:b w:val="0"/>
-        </w:rPr>
-        <w:t>Completion task: Trace ready -&gt; looking_up -&gt; review -&gt; looking_up -&gt; done. Show the intermediate steps and give the conclusion with its scope.</w:t>
+      <w:r>
+        <w:t>Separate predictions,actual runs and paper traces.</w:t>
       </w:r>
     </w:p>
     <w:p>
       <w:pPr>
-        <w:pStyle w:val="Heading3"/>
-      </w:pPr>
-      <w:r>
-        <w:t>Reasoning to listen for</w:t>
+        <w:pStyle w:val="Heading2"/>
+      </w:pPr>
+      <w:r>
+        <w:t>Complete inputs,expected results and limits</w:t>
       </w:r>
     </w:p>
     <w:p>
       <w:pPr>
         <w:spacing w:line="336" w:lineRule="auto" w:after="180"/>
-        <w:shd w:fill="F1F6FC"/>
-      </w:pPr>
-      <w:r>
-        <w:rPr>
-          <w:b w:val="0"/>
-        </w:rPr>
-        <w:t xml:space="preserve">Teacher check: Teacher explanation: review -&gt; looking_up is not allowed by this declared </w:t>
-      </w:r>
-      <w:r>
-        <w:rPr>
-          <w:b/>
-        </w:rPr>
-        <w:t>transition</w:t>
-      </w:r>
-      <w:r>
-        <w:rPr>
-          <w:b w:val="0"/>
-        </w:rPr>
-        <w:t xml:space="preserve"> table, even if total attempts is two. Reject the </w:t>
-      </w:r>
-      <w:r>
-        <w:rPr>
-          <w:b/>
-        </w:rPr>
-        <w:t>transition</w:t>
-      </w:r>
-      <w:r>
-        <w:rPr>
-          <w:b w:val="0"/>
-        </w:rPr>
-        <w:t xml:space="preserve"> or explicitly redesign and retest the table.</w:t>
+      </w:pPr>
+      <w:r>
+        <w:rPr>
+          <w:b w:val="0"/>
+        </w:rPr>
+        <w:t>Main original retry from review invalid despite cap 2; separate graph revision and budget guard needed. Review completion guard/evidence and valid-prefix versus complete distinction required. Parcel B skips checking; adding reverse retry edge does not legalize the shortcut.</w:t>
       </w:r>
     </w:p>
     <w:p>
@@ -2477,38 +3636,38 @@
         <w:rPr>
           <w:b w:val="0"/>
         </w:rPr>
-        <w:t xml:space="preserve">Start by identifying the given </w:t>
-      </w:r>
-      <w:r>
-        <w:rPr>
-          <w:b/>
-        </w:rPr>
-        <w:t>input</w:t>
-      </w:r>
-      <w:r>
-        <w:rPr>
-          <w:b w:val="0"/>
-        </w:rPr>
-        <w:t>s together. Leave the intermediate steps blank. If needed, model one step, then withdraw that help on the next step. Move to a full trace only when the partial trace is understood.</w:t>
+        <w:t>Selected narrower graph: ready→review→done invalid at ready→review; ready→looking_up→review→done is structurally valid under its stated arrows, with done terminal. It supplies no real evidence-verification outcome. Use selected key, not earlier terminal-restart wording.</w:t>
       </w:r>
     </w:p>
     <w:p>
       <w:pPr>
-        <w:spacing w:line="336" w:lineRule="auto" w:after="180"/>
-      </w:pPr>
-      <w:r>
-        <w:rPr>
-          <w:b w:val="0"/>
-        </w:rPr>
-        <w:t>For partners, alternate explainer and checker; collect a response from every learner before discussion.</w:t>
+        <w:pStyle w:val="Heading2"/>
+      </w:pPr>
+      <w:r>
+        <w:t>Diagnose the current misconceptions</w:t>
       </w:r>
     </w:p>
     <w:p>
       <w:pPr>
-        <w:pStyle w:val="Heading3"/>
-      </w:pPr>
-      <w:r>
-        <w:t>Individual reasoning check</w:t>
+        <w:spacing w:line="336" w:lineRule="auto" w:after="180"/>
+      </w:pPr>
+      <w:r>
+        <w:rPr>
+          <w:b w:val="0"/>
+        </w:rPr>
+        <w:t xml:space="preserve">The worked result establishes every future case: An action budget and a </w:t>
+      </w:r>
+      <w:r>
+        <w:rPr>
+          <w:b/>
+        </w:rPr>
+        <w:t>transition</w:t>
+      </w:r>
+      <w:r>
+        <w:rPr>
+          <w:b w:val="0"/>
+        </w:rPr>
+        <w:t xml:space="preserve"> policy are separate checks; satisfying one does not guarantee the other.</w:t>
       </w:r>
     </w:p>
     <w:p>
@@ -2519,19 +3678,31 @@
         <w:rPr>
           <w:b w:val="0"/>
         </w:rPr>
-        <w:t xml:space="preserve">Use the worked case for </w:t>
+        <w:t xml:space="preserve">A missing </w:t>
       </w:r>
       <w:r>
         <w:rPr>
           <w:b/>
         </w:rPr>
-        <w:t>State</w:t>
-      </w:r>
-      <w:r>
-        <w:rPr>
-          <w:b w:val="0"/>
-        </w:rPr>
-        <w:t xml:space="preserve"> machines for bounded agents. Proposed explanation: “The worked result establishes every future case”. Decide whether this explanation is supported.</w:t>
+        <w:t>input</w:t>
+      </w:r>
+      <w:r>
+        <w:rPr>
+          <w:b w:val="0"/>
+        </w:rPr>
+        <w:t xml:space="preserve"> may be replaced without recording the change: A replacement changes the </w:t>
+      </w:r>
+      <w:r>
+        <w:rPr>
+          <w:b/>
+        </w:rPr>
+        <w:t>evidence</w:t>
+      </w:r>
+      <w:r>
+        <w:rPr>
+          <w:b w:val="0"/>
+        </w:rPr>
+        <w:t xml:space="preserve"> or contract. Record the change and its justification; do not silently turn unknown into a measured value.</w:t>
       </w:r>
     </w:p>
     <w:p>
@@ -2542,329 +3713,62 @@
         <w:rPr>
           <w:b w:val="0"/>
         </w:rPr>
-        <w:t>Point to the step or supplied fact that decides; explain your repair if needed.</w:t>
+        <w:t xml:space="preserve">Repeating an assessed case is new independent </w:t>
+      </w:r>
+      <w:r>
+        <w:rPr>
+          <w:b/>
+        </w:rPr>
+        <w:t>evidence</w:t>
+      </w:r>
+      <w:r>
+        <w:rPr>
+          <w:b w:val="0"/>
+        </w:rPr>
+        <w:t>: A replay checks consistency. An example used for feedback or revision cannot later be described as untouched final evaluation.</w:t>
       </w:r>
     </w:p>
     <w:p>
       <w:pPr>
-        <w:pStyle w:val="Heading3"/>
-      </w:pPr>
-      <w:r>
-        <w:t>Expected repair</w:t>
+        <w:spacing w:line="336" w:lineRule="auto" w:after="180"/>
+      </w:pPr>
+      <w:r>
+        <w:rPr>
+          <w:b w:val="0"/>
+        </w:rPr>
+        <w:t xml:space="preserve">Use Run the investigation for the </w:t>
+      </w:r>
+      <w:r>
+        <w:rPr>
+          <w:b/>
+        </w:rPr>
+        <w:t>evidence</w:t>
+      </w:r>
+      <w:r>
+        <w:rPr>
+          <w:b w:val="0"/>
+        </w:rPr>
+        <w:t xml:space="preserve"> ledger. Add a boundary or missing-</w:t>
+      </w:r>
+      <w:r>
+        <w:rPr>
+          <w:b/>
+        </w:rPr>
+        <w:t>input</w:t>
+      </w:r>
+      <w:r>
+        <w:rPr>
+          <w:b w:val="0"/>
+        </w:rPr>
+        <w:t xml:space="preserve"> case and record the expected response before checking. More successful repeats of one case do not establish wider coverage.</w:t>
       </w:r>
     </w:p>
     <w:p>
       <w:pPr>
-        <w:spacing w:line="336" w:lineRule="auto" w:after="180"/>
-        <w:shd w:fill="F1F6FC"/>
-      </w:pPr>
-      <w:r>
-        <w:rPr>
-          <w:b w:val="0"/>
-        </w:rPr>
-        <w:t xml:space="preserve">Expected correction: An action budget and a </w:t>
-      </w:r>
-      <w:r>
-        <w:rPr>
-          <w:b/>
-        </w:rPr>
-        <w:t>transition</w:t>
-      </w:r>
-      <w:r>
-        <w:rPr>
-          <w:b w:val="0"/>
-        </w:rPr>
-        <w:t xml:space="preserve"> policy are separate checks; satisfying one does not guarantee the other.</w:t>
-      </w:r>
-    </w:p>
-    <w:p>
-      <w:pPr>
-        <w:spacing w:line="336" w:lineRule="auto" w:after="180"/>
-      </w:pPr>
-      <w:r>
-        <w:rPr>
-          <w:b w:val="0"/>
-        </w:rPr>
-        <w:t>Collect explanations, not only yes/no votes. If a misunderstanding is common, re-model the relevant step for the class.</w:t>
-      </w:r>
-    </w:p>
-    <w:p>
-      <w:pPr>
-        <w:spacing w:line="336" w:lineRule="auto" w:after="180"/>
-      </w:pPr>
-      <w:r>
-        <w:rPr>
-          <w:b w:val="0"/>
-        </w:rPr>
-        <w:t>If it affects a few learners, give a short targeted group explanation while others solve a more demanding variation.</w:t>
-      </w:r>
-    </w:p>
-    <w:p>
-      <w:pPr>
-        <w:pStyle w:val="Heading3"/>
-      </w:pPr>
-      <w:r>
-        <w:t>Pictorial practice question</w:t>
-      </w:r>
-    </w:p>
-    <w:p>
-      <w:pPr>
-        <w:spacing w:line="336" w:lineRule="auto" w:after="180"/>
-      </w:pPr>
-      <w:r>
-        <w:rPr>
-          <w:b w:val="0"/>
-        </w:rPr>
-        <w:t xml:space="preserve">Trace A and B through the </w:t>
-      </w:r>
-      <w:r>
-        <w:rPr>
-          <w:b/>
-        </w:rPr>
-        <w:t>state</w:t>
-      </w:r>
-      <w:r>
-        <w:rPr>
-          <w:b w:val="0"/>
-        </w:rPr>
-        <w:t xml:space="preserve"> diagram. Name B’s forbidden </w:t>
-      </w:r>
-      <w:r>
-        <w:rPr>
-          <w:b/>
-        </w:rPr>
-        <w:t>transition</w:t>
-      </w:r>
-      <w:r>
-        <w:rPr>
-          <w:b w:val="0"/>
-        </w:rPr>
-        <w:t xml:space="preserve"> and explain whether adding checking→querying permits that shortcut.</w:t>
-      </w:r>
-    </w:p>
-    <w:p>
-      <w:pPr>
-        <w:pStyle w:val="Heading3"/>
-      </w:pPr>
-      <w:r>
-        <w:t>Reasoned teacher answer</w:t>
-      </w:r>
-    </w:p>
-    <w:p>
-      <w:pPr>
-        <w:spacing w:line="336" w:lineRule="auto" w:after="180"/>
-      </w:pPr>
-      <w:r>
-        <w:rPr>
-          <w:b w:val="0"/>
-        </w:rPr>
-        <w:t xml:space="preserve">The graph permits three forward </w:t>
-      </w:r>
-      <w:r>
-        <w:rPr>
-          <w:b/>
-        </w:rPr>
-        <w:t>transition</w:t>
-      </w:r>
-      <w:r>
-        <w:rPr>
-          <w:b w:val="0"/>
-        </w:rPr>
-        <w:t>s. All adjacent pairs match permitted arrows. Querying→complete skips checking and is invalid. Changed case: That retry becomes valid; querying→complete stays forbidden.</w:t>
-      </w:r>
-    </w:p>
-    <w:p>
-      <w:pPr>
-        <w:spacing w:line="336" w:lineRule="auto" w:after="180"/>
-      </w:pPr>
-      <w:r>
-        <w:rPr>
-          <w:b w:val="0"/>
-        </w:rPr>
-        <w:t>Adding one arrow does not authorise unrelated shortcuts.</w:t>
-      </w:r>
-    </w:p>
-    <w:p>
-      <w:pPr>
-        <w:spacing w:line="336" w:lineRule="auto" w:after="180"/>
-      </w:pPr>
-      <w:r>
-        <w:rPr>
-          <w:b w:val="0"/>
-        </w:rPr>
-        <w:t>Changed-case reasoning: That retry becomes valid; querying→complete stays forbidden. Adding one arrow does not authorise unrelated shortcuts.</w:t>
-      </w:r>
-    </w:p>
-    <w:p>
-      <w:pPr>
-        <w:spacing w:line="336" w:lineRule="auto" w:after="180"/>
-      </w:pPr>
-      <w:r>
-        <w:rPr>
-          <w:b w:val="0"/>
-        </w:rPr>
-        <w:t xml:space="preserve">Collect each learner’s explanation before discussion. Use the first missing connection between </w:t>
-      </w:r>
-      <w:r>
-        <w:rPr>
-          <w:b/>
-        </w:rPr>
-        <w:t>input</w:t>
-      </w:r>
-      <w:r>
-        <w:rPr>
-          <w:b w:val="0"/>
-        </w:rPr>
-        <w:t xml:space="preserve">, deciding step and result to choose support. This question is worked-case practice, not fresh mastery </w:t>
-      </w:r>
-      <w:r>
-        <w:rPr>
-          <w:b/>
-        </w:rPr>
-        <w:t>evidence</w:t>
-      </w:r>
-      <w:r>
-        <w:rPr>
-          <w:b w:val="0"/>
-        </w:rPr>
-        <w:t>.</w:t>
-      </w:r>
-    </w:p>
-    <w:p>
-      <w:pPr>
-        <w:pStyle w:val="Heading1"/>
-      </w:pPr>
-      <w:r>
-        <w:t>04. Run the investigation and diagnose misconceptions</w:t>
-      </w:r>
-    </w:p>
-    <w:p>
-      <w:r>
-        <w:t>Run the State machines for bounded agents investigation and use the first unsupported step to choose a teaching response.</w:t>
-      </w:r>
-    </w:p>
-    <w:p>
-      <w:pPr>
-        <w:spacing w:line="336" w:lineRule="auto" w:after="180"/>
-      </w:pPr>
-      <w:r>
-        <w:rPr>
-          <w:b w:val="0"/>
-        </w:rPr>
-        <w:t xml:space="preserve">The worked result establishes every future case: An action budget and a </w:t>
-      </w:r>
-      <w:r>
-        <w:rPr>
-          <w:b/>
-        </w:rPr>
-        <w:t>transition</w:t>
-      </w:r>
-      <w:r>
-        <w:rPr>
-          <w:b w:val="0"/>
-        </w:rPr>
-        <w:t xml:space="preserve"> policy are separate checks; satisfying one does not guarantee the other.</w:t>
-      </w:r>
-    </w:p>
-    <w:p>
-      <w:pPr>
-        <w:spacing w:line="336" w:lineRule="auto" w:after="180"/>
-      </w:pPr>
-      <w:r>
-        <w:rPr>
-          <w:b w:val="0"/>
-        </w:rPr>
-        <w:t xml:space="preserve">A missing </w:t>
-      </w:r>
-      <w:r>
-        <w:rPr>
-          <w:b/>
-        </w:rPr>
-        <w:t>input</w:t>
-      </w:r>
-      <w:r>
-        <w:rPr>
-          <w:b w:val="0"/>
-        </w:rPr>
-        <w:t xml:space="preserve"> may be replaced without recording the change: A replacement changes the </w:t>
-      </w:r>
-      <w:r>
-        <w:rPr>
-          <w:b/>
-        </w:rPr>
-        <w:t>evidence</w:t>
-      </w:r>
-      <w:r>
-        <w:rPr>
-          <w:b w:val="0"/>
-        </w:rPr>
-        <w:t xml:space="preserve"> or contract. Record the change and its justification; do not silently turn unknown into a measured value.</w:t>
-      </w:r>
-    </w:p>
-    <w:p>
-      <w:pPr>
-        <w:spacing w:line="336" w:lineRule="auto" w:after="180"/>
-      </w:pPr>
-      <w:r>
-        <w:rPr>
-          <w:b w:val="0"/>
-        </w:rPr>
-        <w:t xml:space="preserve">Repeating an assessed case is new independent </w:t>
-      </w:r>
-      <w:r>
-        <w:rPr>
-          <w:b/>
-        </w:rPr>
-        <w:t>evidence</w:t>
-      </w:r>
-      <w:r>
-        <w:rPr>
-          <w:b w:val="0"/>
-        </w:rPr>
-        <w:t>: A replay checks consistency. An example used for feedback or revision cannot later be described as untouched final evaluation.</w:t>
-      </w:r>
-    </w:p>
-    <w:p>
-      <w:pPr>
-        <w:spacing w:line="336" w:lineRule="auto" w:after="180"/>
-      </w:pPr>
-      <w:r>
-        <w:rPr>
-          <w:b w:val="0"/>
-        </w:rPr>
-        <w:t xml:space="preserve">Use Run the investigation for the </w:t>
-      </w:r>
-      <w:r>
-        <w:rPr>
-          <w:b/>
-        </w:rPr>
-        <w:t>evidence</w:t>
-      </w:r>
-      <w:r>
-        <w:rPr>
-          <w:b w:val="0"/>
-        </w:rPr>
-        <w:t xml:space="preserve"> ledger. Add a boundary or missing-</w:t>
-      </w:r>
-      <w:r>
-        <w:rPr>
-          <w:b/>
-        </w:rPr>
-        <w:t>input</w:t>
-      </w:r>
-      <w:r>
-        <w:rPr>
-          <w:b w:val="0"/>
-        </w:rPr>
-        <w:t xml:space="preserve"> case and record the expected response before checking. More successful repeats of one case do not establish wider coverage.</w:t>
-      </w:r>
-    </w:p>
-    <w:p>
-      <w:pPr>
-        <w:pStyle w:val="Heading3"/>
-      </w:pPr>
-      <w:r>
-        <w:t>Match the support to the first error</w:t>
+        <w:pStyle w:val="Heading2"/>
+      </w:pPr>
+      <w:r>
+        <w:t>Choose accessible support</w:t>
       </w:r>
     </w:p>
     <w:tbl>
@@ -3037,81 +3941,39 @@
     </w:p>
     <w:p>
       <w:pPr>
-        <w:pStyle w:val="Heading1"/>
-      </w:pPr>
-      <w:r>
-        <w:t>05. Assess and explain the answers</w:t>
+        <w:pStyle w:val="Heading2"/>
+      </w:pPr>
+      <w:r>
+        <w:t>Earlier wording, alternatives and picture transcripts · reference / check after trying</w:t>
       </w:r>
     </w:p>
     <w:p>
-      <w:r>
-        <w:t>Use the State machines for bounded agents questions, teacher keys and criteria after the relevant attempts. Previously discussed cases are practice; protect the separately selected independent task.</w:t>
+      <w:pPr>
+        <w:pStyle w:val="Heading3"/>
+      </w:pPr>
+      <w:r>
+        <w:t>Match the support to the first error</w:t>
       </w:r>
     </w:p>
     <w:p>
       <w:pPr>
-        <w:pStyle w:val="Heading3"/>
-      </w:pPr>
-      <w:r>
-        <w:t>Guided and exit questions</w:t>
+        <w:pStyle w:val="Heading1"/>
+      </w:pPr>
+      <w:r>
+        <w:t>05. Assess the new service scenario</w:t>
       </w:r>
     </w:p>
     <w:p>
-      <w:pPr>
-        <w:spacing w:line="336" w:lineRule="auto" w:after="180"/>
-      </w:pPr>
-      <w:r>
-        <w:rPr>
-          <w:b w:val="0"/>
-        </w:rPr>
-        <w:t xml:space="preserve">Guided: review -&gt; looking_up is not allowed by this declared </w:t>
-      </w:r>
-      <w:r>
-        <w:rPr>
-          <w:b/>
-        </w:rPr>
-        <w:t>transition</w:t>
-      </w:r>
-      <w:r>
-        <w:rPr>
-          <w:b w:val="0"/>
-        </w:rPr>
-        <w:t xml:space="preserve"> table, even if total attempts is two. Reject the </w:t>
-      </w:r>
-      <w:r>
-        <w:rPr>
-          <w:b/>
-        </w:rPr>
-        <w:t>transition</w:t>
-      </w:r>
-      <w:r>
-        <w:rPr>
-          <w:b w:val="0"/>
-        </w:rPr>
-        <w:t xml:space="preserve"> or explicitly redesign and retest the table.</w:t>
+      <w:r>
+        <w:t>Keep the selected answer private until after a first attempt.</w:t>
       </w:r>
     </w:p>
     <w:p>
       <w:pPr>
-        <w:spacing w:line="336" w:lineRule="auto" w:after="180"/>
-      </w:pPr>
-      <w:r>
-        <w:rPr>
-          <w:b w:val="0"/>
-        </w:rPr>
-        <w:t xml:space="preserve">Qualification: An action budget and a </w:t>
-      </w:r>
-      <w:r>
-        <w:rPr>
-          <w:b/>
-        </w:rPr>
-        <w:t>transition</w:t>
-      </w:r>
-      <w:r>
-        <w:rPr>
-          <w:b w:val="0"/>
-        </w:rPr>
-        <w:t xml:space="preserve"> policy are separate checks; satisfying one does not guarantee the other.</w:t>
+        <w:pStyle w:val="Heading2"/>
+      </w:pPr>
+      <w:r>
+        <w:t>Selected independent task and checked answer</w:t>
       </w:r>
     </w:p>
     <w:p>
@@ -3122,799 +3984,74 @@
         <w:rPr>
           <w:b w:val="0"/>
         </w:rPr>
-        <w:t xml:space="preserve">Exit: accept a concrete variation with its predicted outcome and a </w:t>
+        <w:t xml:space="preserve">Selected case: Only these </w:t>
       </w:r>
       <w:r>
         <w:rPr>
           <w:b/>
         </w:rPr>
-        <w:t>state</w:t>
-      </w:r>
-      <w:r>
-        <w:rPr>
-          <w:b w:val="0"/>
-        </w:rPr>
-        <w:t xml:space="preserve">d condition that would challenge the </w:t>
-      </w:r>
-      <w:r>
-        <w:rPr>
-          <w:b/>
-        </w:rPr>
-        <w:t>mechanism</w:t>
-      </w:r>
-      <w:r>
-        <w:rPr>
-          <w:b w:val="0"/>
-        </w:rPr>
-        <w:t xml:space="preserve">; reject a claim resting on unmeasured </w:t>
-      </w:r>
-      <w:r>
-        <w:rPr>
-          <w:b/>
-        </w:rPr>
-        <w:t>evidence</w:t>
-      </w:r>
-      <w:r>
-        <w:rPr>
-          <w:b w:val="0"/>
-        </w:rPr>
-        <w:t>.</w:t>
+        <w:t>transition</w:t>
+      </w:r>
+      <w:r>
+        <w:rPr>
+          <w:b w:val="0"/>
+        </w:rPr>
+        <w:t>s are allowed: ready→looking_up→review→done. Done is terminal. Evaluate ready→review→done and ready→looking_up→review→done.</w:t>
       </w:r>
     </w:p>
     <w:p>
       <w:pPr>
-        <w:pStyle w:val="Heading3"/>
-      </w:pPr>
-      <w:r>
-        <w:t>W1 Explain the mechanism</w:t>
+        <w:spacing w:line="336" w:lineRule="auto" w:after="180"/>
+      </w:pPr>
+      <w:r>
+        <w:rPr>
+          <w:b w:val="0"/>
+        </w:rPr>
+        <w:t xml:space="preserve">Teacher explanation: The first trace fails at ready→review because that arrow is absent from this case’s allowed </w:t>
+      </w:r>
+      <w:r>
+        <w:rPr>
+          <w:b/>
+        </w:rPr>
+        <w:t>transition</w:t>
+      </w:r>
+      <w:r>
+        <w:rPr>
+          <w:b w:val="0"/>
+        </w:rPr>
+        <w:t xml:space="preserve">s. Do not continue an invalid trace as though it passed. The second trace ready→looking_up→review→done follows every declared arrow and ends at the terminal </w:t>
+      </w:r>
+      <w:r>
+        <w:rPr>
+          <w:b/>
+        </w:rPr>
+        <w:t>state</w:t>
+      </w:r>
+      <w:r>
+        <w:rPr>
+          <w:b w:val="0"/>
+        </w:rPr>
+        <w:t xml:space="preserve">. No </w:t>
+      </w:r>
+      <w:r>
+        <w:rPr>
+          <w:b/>
+        </w:rPr>
+        <w:t>transition</w:t>
+      </w:r>
+      <w:r>
+        <w:rPr>
+          <w:b w:val="0"/>
+        </w:rPr>
+        <w:t xml:space="preserve"> may leave done.</w:t>
       </w:r>
     </w:p>
     <w:p>
       <w:pPr>
-        <w:pStyle w:val="Heading3"/>
-      </w:pPr>
-      <w:r>
-        <w:t>Workbook question · W1</w:t>
-      </w:r>
-    </w:p>
-    <w:p>
-      <w:pPr>
-        <w:spacing w:line="336" w:lineRule="auto" w:after="180"/>
-        <w:shd w:fill="F5F1FB"/>
-      </w:pPr>
-      <w:r>
-        <w:rPr>
-          <w:b w:val="0"/>
-        </w:rPr>
-        <w:t xml:space="preserve">Explain the weekly </w:t>
-      </w:r>
-      <w:r>
-        <w:rPr>
-          <w:b/>
-        </w:rPr>
-        <w:t>mechanism</w:t>
-      </w:r>
-      <w:r>
-        <w:rPr>
-          <w:b w:val="0"/>
-        </w:rPr>
-        <w:t xml:space="preserve"> in your own words. Use the worked scenario to name its </w:t>
-      </w:r>
-      <w:r>
-        <w:rPr>
-          <w:b/>
-        </w:rPr>
-        <w:t>input</w:t>
-      </w:r>
-      <w:r>
-        <w:rPr>
-          <w:b w:val="0"/>
-        </w:rPr>
-        <w:t xml:space="preserve">, decision rule and </w:t>
-      </w:r>
-      <w:r>
-        <w:rPr>
-          <w:b/>
-        </w:rPr>
-        <w:t>output</w:t>
-      </w:r>
-      <w:r>
-        <w:rPr>
-          <w:b w:val="0"/>
-        </w:rPr>
-        <w:t>.</w:t>
-      </w:r>
-    </w:p>
-    <w:p>
-      <w:pPr>
-        <w:pStyle w:val="Heading3"/>
-      </w:pPr>
-      <w:r>
-        <w:t>Teacher reasoning · W1</w:t>
-      </w:r>
-    </w:p>
-    <w:p>
-      <w:pPr>
-        <w:spacing w:line="336" w:lineRule="auto" w:after="180"/>
-        <w:shd w:fill="F1F6FC"/>
-      </w:pPr>
-      <w:r>
-        <w:rPr>
-          <w:b w:val="0"/>
-        </w:rPr>
-        <w:t xml:space="preserve">Teacher explanation: A bounded agent uses explicit </w:t>
-      </w:r>
-      <w:r>
-        <w:rPr>
-          <w:b/>
-        </w:rPr>
-        <w:t>state</w:t>
-      </w:r>
-      <w:r>
-        <w:rPr>
-          <w:b w:val="0"/>
-        </w:rPr>
-        <w:t xml:space="preserve">s and finite action limits. A </w:t>
-      </w:r>
-      <w:r>
-        <w:rPr>
-          <w:b/>
-        </w:rPr>
-        <w:t>state</w:t>
-      </w:r>
-      <w:r>
-        <w:rPr>
-          <w:b w:val="0"/>
-        </w:rPr>
-        <w:t xml:space="preserve"> machine makes invalid </w:t>
-      </w:r>
-      <w:r>
-        <w:rPr>
-          <w:b/>
-        </w:rPr>
-        <w:t>transition</w:t>
-      </w:r>
-      <w:r>
-        <w:rPr>
-          <w:b w:val="0"/>
-        </w:rPr>
-        <w:t>s visible.</w:t>
-      </w:r>
-    </w:p>
-    <w:p>
-      <w:pPr>
-        <w:spacing w:line="336" w:lineRule="auto" w:after="180"/>
-        <w:shd w:fill="F1F6FC"/>
-      </w:pPr>
-      <w:r>
-        <w:rPr>
-          <w:b/>
-        </w:rPr>
-        <w:t>State</w:t>
-      </w:r>
-      <w:r>
-        <w:rPr>
-          <w:b w:val="0"/>
-        </w:rPr>
-        <w:t xml:space="preserve">s are ready, looking_up, review, done. ready may start lookup; lookup may finish done or request review; review may finish done after authorised </w:t>
-      </w:r>
-      <w:r>
-        <w:rPr>
-          <w:b/>
-        </w:rPr>
-        <w:t>evidence</w:t>
-      </w:r>
-      <w:r>
-        <w:rPr>
-          <w:b w:val="0"/>
-        </w:rPr>
-        <w:t>. done is terminal. Maximum two lookup attempts.</w:t>
-      </w:r>
-    </w:p>
-    <w:p>
-      <w:pPr>
-        <w:pStyle w:val="Heading3"/>
-      </w:pPr>
-      <w:r>
-        <w:t>W2 Trace the worked case</w:t>
-      </w:r>
-    </w:p>
-    <w:p>
-      <w:pPr>
-        <w:pStyle w:val="Heading3"/>
-      </w:pPr>
-      <w:r>
-        <w:t>Workbook question · W2</w:t>
-      </w:r>
-    </w:p>
-    <w:p>
-      <w:pPr>
-        <w:spacing w:line="336" w:lineRule="auto" w:after="180"/>
-        <w:shd w:fill="F5F1FB"/>
-      </w:pPr>
-      <w:r>
-        <w:rPr>
-          <w:b w:val="0"/>
-        </w:rPr>
-        <w:t>Trace ready -&gt; looking_up -&gt; review -&gt; looking_up -&gt; done. Show the intermediate steps and give the conclusion with its scope.</w:t>
-      </w:r>
-    </w:p>
-    <w:p>
-      <w:pPr>
-        <w:pStyle w:val="Heading3"/>
-      </w:pPr>
-      <w:r>
-        <w:t>Teacher reasoning · W2</w:t>
-      </w:r>
-    </w:p>
-    <w:p>
-      <w:pPr>
-        <w:spacing w:line="336" w:lineRule="auto" w:after="180"/>
-        <w:shd w:fill="F1F6FC"/>
-      </w:pPr>
-      <w:r>
-        <w:rPr>
-          <w:b w:val="0"/>
-        </w:rPr>
-        <w:t xml:space="preserve">Teacher explanation: review -&gt; looking_up is not allowed by this declared </w:t>
-      </w:r>
-      <w:r>
-        <w:rPr>
-          <w:b/>
-        </w:rPr>
-        <w:t>transition</w:t>
-      </w:r>
-      <w:r>
-        <w:rPr>
-          <w:b w:val="0"/>
-        </w:rPr>
-        <w:t xml:space="preserve"> table, even if total attempts is two. Reject the </w:t>
-      </w:r>
-      <w:r>
-        <w:rPr>
-          <w:b/>
-        </w:rPr>
-        <w:t>transition</w:t>
-      </w:r>
-      <w:r>
-        <w:rPr>
-          <w:b w:val="0"/>
-        </w:rPr>
-        <w:t xml:space="preserve"> or explicitly redesign and retest the table.</w:t>
-      </w:r>
-    </w:p>
-    <w:p>
-      <w:pPr>
-        <w:pStyle w:val="Heading3"/>
-      </w:pPr>
-      <w:r>
-        <w:t>W3 Audit the limit</w:t>
-      </w:r>
-    </w:p>
-    <w:p>
-      <w:pPr>
-        <w:pStyle w:val="Heading3"/>
-      </w:pPr>
-      <w:r>
-        <w:t>Workbook question · W3</w:t>
-      </w:r>
-    </w:p>
-    <w:p>
-      <w:pPr>
-        <w:spacing w:line="336" w:lineRule="auto" w:after="180"/>
-        <w:shd w:fill="F5F1FB"/>
-      </w:pPr>
-      <w:r>
-        <w:rPr>
-          <w:b w:val="0"/>
-        </w:rPr>
-        <w:t xml:space="preserve">A report omits this qualification: An action budget and a </w:t>
-      </w:r>
-      <w:r>
-        <w:rPr>
-          <w:b/>
-        </w:rPr>
-        <w:t>transition</w:t>
-      </w:r>
-      <w:r>
-        <w:rPr>
-          <w:b w:val="0"/>
-        </w:rPr>
-        <w:t xml:space="preserve"> policy are separate checks; satisfying one does not guarantee the other.</w:t>
-      </w:r>
-    </w:p>
-    <w:p>
-      <w:pPr>
-        <w:spacing w:line="336" w:lineRule="auto" w:after="180"/>
-        <w:shd w:fill="F5F1FB"/>
-      </w:pPr>
-      <w:r>
-        <w:rPr>
-          <w:b w:val="0"/>
-        </w:rPr>
-        <w:t>Explain how omitting it could change a reader's interpretation, and write an accurate replacement.</w:t>
-      </w:r>
-    </w:p>
-    <w:p>
-      <w:pPr>
-        <w:pStyle w:val="Heading3"/>
-      </w:pPr>
-      <w:r>
-        <w:t>Teacher reasoning · W3</w:t>
-      </w:r>
-    </w:p>
-    <w:p>
-      <w:pPr>
-        <w:spacing w:line="336" w:lineRule="auto" w:after="180"/>
-        <w:shd w:fill="F1F6FC"/>
-      </w:pPr>
-      <w:r>
-        <w:rPr>
-          <w:b w:val="0"/>
-        </w:rPr>
-        <w:t xml:space="preserve">Teacher explanation: An action budget and a </w:t>
-      </w:r>
-      <w:r>
-        <w:rPr>
-          <w:b/>
-        </w:rPr>
-        <w:t>transition</w:t>
-      </w:r>
-      <w:r>
-        <w:rPr>
-          <w:b w:val="0"/>
-        </w:rPr>
-        <w:t xml:space="preserve"> policy are separate checks; satisfying one does not guarantee the other.</w:t>
-      </w:r>
-    </w:p>
-    <w:p>
-      <w:pPr>
-        <w:spacing w:line="336" w:lineRule="auto" w:after="180"/>
-        <w:shd w:fill="F1F6FC"/>
-      </w:pPr>
-      <w:r>
-        <w:rPr>
-          <w:b/>
-        </w:rPr>
-        <w:t>State</w:t>
-      </w:r>
-      <w:r>
-        <w:rPr>
-          <w:b w:val="0"/>
-        </w:rPr>
-        <w:t xml:space="preserve"> the observed result separately from the unverified or out-of-scope claim; preserve the original </w:t>
-      </w:r>
-      <w:r>
-        <w:rPr>
-          <w:b/>
-        </w:rPr>
-        <w:t>evidence</w:t>
-      </w:r>
-      <w:r>
-        <w:rPr>
-          <w:b w:val="0"/>
-        </w:rPr>
-        <w:t xml:space="preserve"> rather than inventing a missing fact.</w:t>
-      </w:r>
-    </w:p>
-    <w:p>
-      <w:pPr>
-        <w:pStyle w:val="Heading3"/>
-      </w:pPr>
-      <w:r>
-        <w:t>W4 Apply a new case independently</w:t>
-      </w:r>
-    </w:p>
-    <w:p>
-      <w:pPr>
-        <w:pStyle w:val="Heading3"/>
-      </w:pPr>
-      <w:r>
-        <w:t>Workbook question · W4</w:t>
-      </w:r>
-    </w:p>
-    <w:p>
-      <w:pPr>
-        <w:spacing w:line="336" w:lineRule="auto" w:after="180"/>
-        <w:shd w:fill="F5F1FB"/>
-      </w:pPr>
-      <w:r>
-        <w:rPr>
-          <w:b w:val="0"/>
-        </w:rPr>
-        <w:t xml:space="preserve">Trace ready -&gt; looking_up -&gt; review -&gt; done -&gt; looking_up. Find first invalid </w:t>
-      </w:r>
-      <w:r>
-        <w:rPr>
-          <w:b/>
-        </w:rPr>
-        <w:t>transition</w:t>
-      </w:r>
-      <w:r>
-        <w:rPr>
-          <w:b w:val="0"/>
-        </w:rPr>
-        <w:t>.</w:t>
-      </w:r>
-    </w:p>
-    <w:p>
-      <w:pPr>
-        <w:pStyle w:val="Heading3"/>
-      </w:pPr>
-      <w:r>
-        <w:t>Teacher reasoning · W4</w:t>
-      </w:r>
-    </w:p>
-    <w:p>
-      <w:pPr>
-        <w:spacing w:line="336" w:lineRule="auto" w:after="180"/>
-        <w:shd w:fill="F1F6FC"/>
-      </w:pPr>
-      <w:r>
-        <w:rPr>
-          <w:b w:val="0"/>
-        </w:rPr>
-        <w:t>Teacher explanation: done -&gt; looking_up violates terminal-</w:t>
-      </w:r>
-      <w:r>
-        <w:rPr>
-          <w:b/>
-        </w:rPr>
-        <w:t>state</w:t>
-      </w:r>
-      <w:r>
-        <w:rPr>
-          <w:b w:val="0"/>
-        </w:rPr>
-        <w:t xml:space="preserve"> rule; stop. Earlier </w:t>
-      </w:r>
-      <w:r>
-        <w:rPr>
-          <w:b/>
-        </w:rPr>
-        <w:t>transition</w:t>
-      </w:r>
-      <w:r>
-        <w:rPr>
-          <w:b w:val="0"/>
-        </w:rPr>
-        <w:t>s are permitted.</w:t>
-      </w:r>
-    </w:p>
-    <w:p>
-      <w:pPr>
-        <w:pStyle w:val="Heading3"/>
-      </w:pPr>
-      <w:r>
-        <w:t>W5 Design a revealing follow-up</w:t>
-      </w:r>
-    </w:p>
-    <w:p>
-      <w:pPr>
-        <w:pStyle w:val="Heading3"/>
-      </w:pPr>
-      <w:r>
-        <w:t>Workbook question · W5</w:t>
-      </w:r>
-    </w:p>
-    <w:p>
-      <w:pPr>
-        <w:spacing w:line="336" w:lineRule="auto" w:after="180"/>
-        <w:shd w:fill="F5F1FB"/>
-      </w:pPr>
-      <w:r>
-        <w:rPr>
-          <w:b w:val="0"/>
-        </w:rPr>
-        <w:t>For the worked scenario, propose one additional case that could reveal a failure, describe its expected outcome before running it, and explain what would need to remain fixed for a fair comparison.</w:t>
-      </w:r>
-    </w:p>
-    <w:p>
-      <w:pPr>
-        <w:spacing w:line="336" w:lineRule="auto" w:after="180"/>
-        <w:shd w:fill="F5F1FB"/>
-      </w:pPr>
-      <w:r>
-        <w:rPr>
-          <w:b w:val="0"/>
-        </w:rPr>
-        <w:t>Do not reuse W4 as a new final test after receiving feedback.</w:t>
-      </w:r>
-    </w:p>
-    <w:p>
-      <w:pPr>
-        <w:pStyle w:val="Heading3"/>
-      </w:pPr>
-      <w:r>
-        <w:t>Teacher reasoning · W5</w:t>
-      </w:r>
-    </w:p>
-    <w:p>
-      <w:pPr>
-        <w:spacing w:line="336" w:lineRule="auto" w:after="180"/>
-        <w:shd w:fill="F1F6FC"/>
-      </w:pPr>
-      <w:r>
-        <w:rPr>
-          <w:b w:val="0"/>
-        </w:rPr>
-        <w:t xml:space="preserve">Teacher explanation: Accept a concrete variant of the worked </w:t>
-      </w:r>
-      <w:r>
-        <w:rPr>
-          <w:b/>
-        </w:rPr>
-        <w:t>input</w:t>
-      </w:r>
-      <w:r>
-        <w:rPr>
-          <w:b w:val="0"/>
-        </w:rPr>
-        <w:t xml:space="preserve"> or a missing/conflicting/boundary condition, with an expectation derived from the declared procedure.</w:t>
-      </w:r>
-    </w:p>
-    <w:p>
-      <w:pPr>
-        <w:spacing w:line="336" w:lineRule="auto" w:after="180"/>
-        <w:shd w:fill="F1F6FC"/>
-      </w:pPr>
-      <w:r>
-        <w:rPr>
-          <w:b w:val="0"/>
-        </w:rPr>
-        <w:t xml:space="preserve">Require preserved settings, original </w:t>
-      </w:r>
-      <w:r>
-        <w:rPr>
-          <w:b/>
-        </w:rPr>
-        <w:t>output</w:t>
-      </w:r>
-      <w:r>
-        <w:rPr>
-          <w:b w:val="0"/>
-        </w:rPr>
-        <w:t xml:space="preserve">s and data roles. An action budget and a </w:t>
-      </w:r>
-      <w:r>
-        <w:rPr>
-          <w:b/>
-        </w:rPr>
-        <w:t>transition</w:t>
-      </w:r>
-      <w:r>
-        <w:rPr>
-          <w:b w:val="0"/>
-        </w:rPr>
-        <w:t xml:space="preserve"> policy are separate checks; satisfying one does not guarantee the other.</w:t>
-      </w:r>
-    </w:p>
-    <w:p>
-      <w:pPr>
-        <w:spacing w:line="336" w:lineRule="auto" w:after="180"/>
-        <w:shd w:fill="F1F6FC"/>
-      </w:pPr>
-      <w:r>
-        <w:rPr>
-          <w:b w:val="0"/>
-        </w:rPr>
-        <w:t xml:space="preserve">The new case should test this particular </w:t>
-      </w:r>
-      <w:r>
-        <w:rPr>
-          <w:b/>
-        </w:rPr>
-        <w:t>mechanism</w:t>
-      </w:r>
-      <w:r>
-        <w:rPr>
-          <w:b w:val="0"/>
-        </w:rPr>
-        <w:t xml:space="preserve"> rather than merely re</w:t>
-      </w:r>
-      <w:r>
-        <w:rPr>
-          <w:b/>
-        </w:rPr>
-        <w:t>state</w:t>
-      </w:r>
-      <w:r>
-        <w:rPr>
-          <w:b w:val="0"/>
-        </w:rPr>
-        <w:t xml:space="preserve"> the original result.</w:t>
-      </w:r>
-    </w:p>
-    <w:p>
-      <w:pPr>
-        <w:pStyle w:val="Heading3"/>
-      </w:pPr>
-      <w:r>
-        <w:t>Independent assessment and fresh retry</w:t>
-      </w:r>
-    </w:p>
-    <w:p>
-      <w:pPr>
-        <w:pStyle w:val="Heading3"/>
-      </w:pPr>
-      <w:r>
-        <w:t>Teacher key · Independent assessment and fresh retry</w:t>
-      </w:r>
-    </w:p>
-    <w:p>
-      <w:pPr>
-        <w:spacing w:line="336" w:lineRule="auto" w:after="180"/>
-        <w:shd w:fill="F1F6FC"/>
-      </w:pPr>
-      <w:r>
-        <w:rPr>
-          <w:b w:val="0"/>
-        </w:rPr>
-        <w:t>W4: done -&gt; looking_up violates terminal-</w:t>
-      </w:r>
-      <w:r>
-        <w:rPr>
-          <w:b/>
-        </w:rPr>
-        <w:t>state</w:t>
-      </w:r>
-      <w:r>
-        <w:rPr>
-          <w:b w:val="0"/>
-        </w:rPr>
-        <w:t xml:space="preserve"> rule; stop. Earlier </w:t>
-      </w:r>
-      <w:r>
-        <w:rPr>
-          <w:b/>
-        </w:rPr>
-        <w:t>transition</w:t>
-      </w:r>
-      <w:r>
-        <w:rPr>
-          <w:b w:val="0"/>
-        </w:rPr>
-        <w:t xml:space="preserve">s are permitted. Require intermediate reasoning and the </w:t>
-      </w:r>
-      <w:r>
-        <w:rPr>
-          <w:b/>
-        </w:rPr>
-        <w:t>state</w:t>
-      </w:r>
-      <w:r>
-        <w:rPr>
-          <w:b w:val="0"/>
-        </w:rPr>
-        <w:t>d scope. Fresh retry: ready -&gt; looking_up -&gt; done -&gt; review.</w:t>
-      </w:r>
-    </w:p>
-    <w:p>
-      <w:pPr>
-        <w:spacing w:line="336" w:lineRule="auto" w:after="180"/>
-        <w:shd w:fill="F1F6FC"/>
-      </w:pPr>
-      <w:r>
-        <w:rPr>
-          <w:b w:val="0"/>
-        </w:rPr>
-        <w:t xml:space="preserve">Expected reasoning: done -&gt; review invalid. A </w:t>
-      </w:r>
-      <w:r>
-        <w:rPr>
-          <w:b/>
-        </w:rPr>
-        <w:t>terminal state</w:t>
-      </w:r>
-      <w:r>
-        <w:rPr>
-          <w:b w:val="0"/>
-        </w:rPr>
-        <w:t xml:space="preserve"> must not silently resume. If students need support, record it and reassess with another new case rather than awarding independence to a copied answer.</w:t>
-      </w:r>
-    </w:p>
-    <w:p>
-      <w:pPr>
-        <w:pStyle w:val="Heading3"/>
-      </w:pPr>
-      <w:r>
-        <w:t>Assess independent transfer</w:t>
-      </w:r>
-    </w:p>
-    <w:p>
-      <w:pPr>
-        <w:pStyle w:val="Heading3"/>
-      </w:pPr>
-      <w:r>
-        <w:t>Independent question · withhold the key</w:t>
-      </w:r>
-    </w:p>
-    <w:p>
-      <w:pPr>
-        <w:spacing w:line="336" w:lineRule="auto" w:after="180"/>
-        <w:shd w:fill="F5F1FB"/>
-      </w:pPr>
-      <w:r>
-        <w:rPr>
-          <w:b w:val="0"/>
-        </w:rPr>
-        <w:t xml:space="preserve">Selected case: Only these </w:t>
-      </w:r>
-      <w:r>
-        <w:rPr>
-          <w:b/>
-        </w:rPr>
-        <w:t>transition</w:t>
-      </w:r>
-      <w:r>
-        <w:rPr>
-          <w:b w:val="0"/>
-        </w:rPr>
-        <w:t>s are allowed: ready→looking_up→review→done. Done is terminal. Evaluate ready→review→done and ready→looking_up→review→done.</w:t>
-      </w:r>
-    </w:p>
-    <w:p>
-      <w:pPr>
-        <w:pStyle w:val="Heading3"/>
-      </w:pPr>
-      <w:r>
-        <w:t>Selected case answer</w:t>
-      </w:r>
-    </w:p>
-    <w:p>
-      <w:pPr>
-        <w:pStyle w:val="Heading3"/>
-      </w:pPr>
-      <w:r>
-        <w:t>Teacher key · Selected case answer</w:t>
-      </w:r>
-    </w:p>
-    <w:p>
-      <w:pPr>
-        <w:spacing w:line="336" w:lineRule="auto" w:after="180"/>
-        <w:shd w:fill="F1F6FC"/>
-      </w:pPr>
-      <w:r>
-        <w:rPr>
-          <w:b w:val="0"/>
-        </w:rPr>
-        <w:t xml:space="preserve">Teacher explanation: The first trace fails at ready→review because that arrow is absent from this case’s allowed </w:t>
-      </w:r>
-      <w:r>
-        <w:rPr>
-          <w:b/>
-        </w:rPr>
-        <w:t>transition</w:t>
-      </w:r>
-      <w:r>
-        <w:rPr>
-          <w:b w:val="0"/>
-        </w:rPr>
-        <w:t xml:space="preserve">s. Do not continue an invalid trace as though it passed. The second trace ready→looking_up→review→done follows every declared arrow and ends at the terminal </w:t>
-      </w:r>
-      <w:r>
-        <w:rPr>
-          <w:b/>
-        </w:rPr>
-        <w:t>state</w:t>
-      </w:r>
-      <w:r>
-        <w:rPr>
-          <w:b w:val="0"/>
-        </w:rPr>
-        <w:t xml:space="preserve">. No </w:t>
-      </w:r>
-      <w:r>
-        <w:rPr>
-          <w:b/>
-        </w:rPr>
-        <w:t>transition</w:t>
-      </w:r>
-      <w:r>
-        <w:rPr>
-          <w:b w:val="0"/>
-        </w:rPr>
-        <w:t xml:space="preserve"> may leave done.</w:t>
+        <w:pStyle w:val="Heading2"/>
+      </w:pPr>
+      <w:r>
+        <w:t>Judge explanation,trace and limits</w:t>
       </w:r>
     </w:p>
     <w:tbl>
@@ -4021,54 +4158,55 @@
     </w:tbl>
     <w:p>
       <w:pPr>
-        <w:pStyle w:val="Heading3"/>
-      </w:pPr>
-      <w:r>
-        <w:t>Teacher key · Selected case answer</w:t>
+        <w:spacing w:line="336" w:lineRule="auto" w:after="180"/>
+      </w:pPr>
+      <w:r>
+        <w:rPr>
+          <w:b w:val="0"/>
+        </w:rPr>
+        <w:t>Record each dimension as not yet, with support, or independent. Accept a valid alternative procedure with a defensible trace.</w:t>
       </w:r>
     </w:p>
     <w:p>
       <w:pPr>
         <w:spacing w:line="336" w:lineRule="auto" w:after="180"/>
-        <w:shd w:fill="F1F6FC"/>
-      </w:pPr>
-      <w:r>
-        <w:rPr>
-          <w:b w:val="0"/>
-        </w:rPr>
-        <w:t>Record each dimension as not yet, with support, or independent. Accept a valid alternative procedure with a defensible trace.</w:t>
+      </w:pPr>
+      <w:r>
+        <w:rPr>
+          <w:b w:val="0"/>
+        </w:rPr>
+        <w:t xml:space="preserve">Do not penalise an honestly recorded model failure if the learner correctly explains its </w:t>
+      </w:r>
+      <w:r>
+        <w:rPr>
+          <w:b/>
+        </w:rPr>
+        <w:t>evidence</w:t>
+      </w:r>
+      <w:r>
+        <w:rPr>
+          <w:b w:val="0"/>
+        </w:rPr>
+        <w:t xml:space="preserve"> and limits.</w:t>
       </w:r>
     </w:p>
     <w:p>
       <w:pPr>
-        <w:spacing w:line="336" w:lineRule="auto" w:after="180"/>
-        <w:shd w:fill="F1F6FC"/>
-      </w:pPr>
-      <w:r>
-        <w:rPr>
-          <w:b w:val="0"/>
-        </w:rPr>
-        <w:t xml:space="preserve">Do not penalise an honestly recorded model failure if the learner correctly explains its </w:t>
-      </w:r>
-      <w:r>
-        <w:rPr>
-          <w:b/>
-        </w:rPr>
-        <w:t>evidence</w:t>
-      </w:r>
-      <w:r>
-        <w:rPr>
-          <w:b w:val="0"/>
-        </w:rPr>
-        <w:t xml:space="preserve"> and limits.</w:t>
+        <w:pStyle w:val="Heading2"/>
+      </w:pPr>
+      <w:r>
+        <w:t>Give one usable repair</w:t>
       </w:r>
     </w:p>
     <w:p>
       <w:pPr>
-        <w:pStyle w:val="Heading3"/>
-      </w:pPr>
-      <w:r>
-        <w:t>Feedback that the learner uses</w:t>
+        <w:spacing w:line="336" w:lineRule="auto" w:after="180"/>
+      </w:pPr>
+      <w:r>
+        <w:rPr>
+          <w:b w:val="0"/>
+        </w:rPr>
+        <w:t>Name the earliest unsupported step and give one action to repair it. Have the learner make that repair now and explain why. Then assess the relevant skill on a fresh, fully specified case.</w:t>
       </w:r>
     </w:p>
     <w:p>
@@ -4079,31 +4217,109 @@
         <w:rPr>
           <w:b w:val="0"/>
         </w:rPr>
-        <w:t>Name the earliest unsupported step and give one action to repair it. Have the learner make that repair now and explain why. Then assess the relevant skill on a fresh, fully specified case.</w:t>
+        <w:t>Confirm it was not previously practised with feedback; solve and check the new case before assigning it. A follow-up design prompt is a starting brief, not automatically an equivalent test.</w:t>
       </w:r>
     </w:p>
     <w:p>
       <w:pPr>
-        <w:spacing w:line="336" w:lineRule="auto" w:after="180"/>
-      </w:pPr>
-      <w:r>
-        <w:rPr>
-          <w:b w:val="0"/>
-        </w:rPr>
-        <w:t>Confirm it was not previously practised with feedback; solve and check the new case before assigning it. A follow-up design prompt is a starting brief, not automatically an equivalent test.</w:t>
+        <w:pStyle w:val="Heading2"/>
+      </w:pPr>
+      <w:r>
+        <w:t>W1 Explain the mechanism</w:t>
       </w:r>
     </w:p>
     <w:p>
       <w:pPr>
-        <w:pStyle w:val="Heading1"/>
-      </w:pPr>
-      <w:r>
-        <w:t>06. Connect the project, support and next lesson</w:t>
+        <w:spacing w:line="336" w:lineRule="auto" w:after="180"/>
+      </w:pPr>
+      <w:r>
+        <w:rPr>
+          <w:b w:val="0"/>
+        </w:rPr>
+        <w:t xml:space="preserve">Explain the weekly </w:t>
+      </w:r>
+      <w:r>
+        <w:rPr>
+          <w:b/>
+        </w:rPr>
+        <w:t>mechanism</w:t>
+      </w:r>
+      <w:r>
+        <w:rPr>
+          <w:b w:val="0"/>
+        </w:rPr>
+        <w:t xml:space="preserve"> in your own words. Use the worked scenario to name its </w:t>
+      </w:r>
+      <w:r>
+        <w:rPr>
+          <w:b/>
+        </w:rPr>
+        <w:t>input</w:t>
+      </w:r>
+      <w:r>
+        <w:rPr>
+          <w:b w:val="0"/>
+        </w:rPr>
+        <w:t xml:space="preserve">, decision rule and </w:t>
+      </w:r>
+      <w:r>
+        <w:rPr>
+          <w:b/>
+        </w:rPr>
+        <w:t>output</w:t>
+      </w:r>
+      <w:r>
+        <w:rPr>
+          <w:b w:val="0"/>
+        </w:rPr>
+        <w:t>.</w:t>
       </w:r>
     </w:p>
     <w:p>
-      <w:r>
-        <w:t>Connect State machines for bounded agents to Grounded Learning Service, adapt support and plan a later changed-case check.</w:t>
+      <w:pPr>
+        <w:spacing w:line="336" w:lineRule="auto" w:after="180"/>
+      </w:pPr>
+      <w:r>
+        <w:rPr>
+          <w:b w:val="0"/>
+        </w:rPr>
+        <w:t xml:space="preserve">Teacher explanation: A bounded agent uses explicit </w:t>
+      </w:r>
+      <w:r>
+        <w:rPr>
+          <w:b/>
+        </w:rPr>
+        <w:t>state</w:t>
+      </w:r>
+      <w:r>
+        <w:rPr>
+          <w:b w:val="0"/>
+        </w:rPr>
+        <w:t xml:space="preserve">s and finite action limits. A </w:t>
+      </w:r>
+      <w:r>
+        <w:rPr>
+          <w:b/>
+        </w:rPr>
+        <w:t>state</w:t>
+      </w:r>
+      <w:r>
+        <w:rPr>
+          <w:b w:val="0"/>
+        </w:rPr>
+        <w:t xml:space="preserve"> machine makes invalid </w:t>
+      </w:r>
+      <w:r>
+        <w:rPr>
+          <w:b/>
+        </w:rPr>
+        <w:t>transition</w:t>
+      </w:r>
+      <w:r>
+        <w:rPr>
+          <w:b w:val="0"/>
+        </w:rPr>
+        <w:t>s visible.</w:t>
       </w:r>
     </w:p>
     <w:p>
@@ -4112,21 +4328,15 @@
       </w:pPr>
       <w:r>
         <w:rPr>
-          <w:b w:val="0"/>
-        </w:rPr>
-        <w:t xml:space="preserve">Add a labelled </w:t>
-      </w:r>
-      <w:r>
-        <w:rPr>
           <w:b/>
         </w:rPr>
-        <w:t>state</w:t>
-      </w:r>
-      <w:r>
-        <w:rPr>
-          <w:b w:val="0"/>
-        </w:rPr>
-        <w:t xml:space="preserve"> machines for bounded agents </w:t>
+        <w:t>State</w:t>
+      </w:r>
+      <w:r>
+        <w:rPr>
+          <w:b w:val="0"/>
+        </w:rPr>
+        <w:t xml:space="preserve">s are ready, looking_up, review, done. ready may start lookup; lookup may finish done or request review; review may finish done after authorised </w:t>
       </w:r>
       <w:r>
         <w:rPr>
@@ -4138,66 +4348,15 @@
         <w:rPr>
           <w:b w:val="0"/>
         </w:rPr>
-        <w:t xml:space="preserve"> sheet to Grounded Learning Service. Show how you can explain the </w:t>
-      </w:r>
-      <w:r>
-        <w:rPr>
-          <w:b/>
-        </w:rPr>
-        <w:t>mechanism</w:t>
-      </w:r>
-      <w:r>
-        <w:rPr>
-          <w:b w:val="0"/>
-        </w:rPr>
-        <w:t xml:space="preserve"> and terminology of </w:t>
-      </w:r>
-      <w:r>
-        <w:rPr>
-          <w:b/>
-        </w:rPr>
-        <w:t>state</w:t>
-      </w:r>
-      <w:r>
-        <w:rPr>
-          <w:b w:val="0"/>
-        </w:rPr>
-        <w:t xml:space="preserve"> machines for bounded agents.</w:t>
+        <w:t>. done is terminal. Maximum two lookup attempts.</w:t>
       </w:r>
     </w:p>
     <w:p>
       <w:pPr>
-        <w:spacing w:line="336" w:lineRule="auto" w:after="180"/>
-      </w:pPr>
-      <w:r>
-        <w:rPr>
-          <w:b w:val="0"/>
-        </w:rPr>
-        <w:t xml:space="preserve">Use the supplied fictional case and keep its </w:t>
-      </w:r>
-      <w:r>
-        <w:rPr>
-          <w:b/>
-        </w:rPr>
-        <w:t>input</w:t>
-      </w:r>
-      <w:r>
-        <w:rPr>
-          <w:b w:val="0"/>
-        </w:rPr>
-        <w:t xml:space="preserve">s, intermediate steps, calculation or </w:t>
-      </w:r>
-      <w:r>
-        <w:rPr>
-          <w:b/>
-        </w:rPr>
-        <w:t>prediction</w:t>
-      </w:r>
-      <w:r>
-        <w:rPr>
-          <w:b w:val="0"/>
-        </w:rPr>
-        <w:t>, and limitation. Connect this record to last week’s record; a matching answer without a trace is insufficient.</w:t>
+        <w:pStyle w:val="Heading2"/>
+      </w:pPr>
+      <w:r>
+        <w:t>W2 Trace the worked case</w:t>
       </w:r>
     </w:p>
     <w:p>
@@ -4208,19 +4367,7 @@
         <w:rPr>
           <w:b w:val="0"/>
         </w:rPr>
-        <w:t xml:space="preserve">Provide an </w:t>
-      </w:r>
-      <w:r>
-        <w:rPr>
-          <w:b/>
-        </w:rPr>
-        <w:t>input</w:t>
-      </w:r>
-      <w:r>
-        <w:rPr>
-          <w:b w:val="0"/>
-        </w:rPr>
-        <w:t>/procedure/result/limit frame and a calculator when needed. Ask students to identify the first step before completing the whole trace.</w:t>
+        <w:t>Trace ready -&gt; looking_up -&gt; review -&gt; looking_up -&gt; done. Show the intermediate steps and give the conclusion with its scope.</w:t>
       </w:r>
     </w:p>
     <w:p>
@@ -4231,42 +4378,39 @@
         <w:rPr>
           <w:b w:val="0"/>
         </w:rPr>
-        <w:t xml:space="preserve">Extension: compare two concrete variants of this </w:t>
+        <w:t xml:space="preserve">Teacher explanation: review -&gt; looking_up is not allowed by this declared </w:t>
       </w:r>
       <w:r>
         <w:rPr>
           <w:b/>
         </w:rPr>
-        <w:t>mechanism</w:t>
-      </w:r>
-      <w:r>
-        <w:rPr>
-          <w:b w:val="0"/>
-        </w:rPr>
-        <w:t xml:space="preserve"> while holding unrelated conditions fixed; report both successful and unsuccessful outcomes.</w:t>
+        <w:t>transition</w:t>
+      </w:r>
+      <w:r>
+        <w:rPr>
+          <w:b w:val="0"/>
+        </w:rPr>
+        <w:t xml:space="preserve"> table, even if total attempts is two. Reject the </w:t>
+      </w:r>
+      <w:r>
+        <w:rPr>
+          <w:b/>
+        </w:rPr>
+        <w:t>transition</w:t>
+      </w:r>
+      <w:r>
+        <w:rPr>
+          <w:b w:val="0"/>
+        </w:rPr>
+        <w:t xml:space="preserve"> or explicitly redesign and retest the table.</w:t>
       </w:r>
     </w:p>
     <w:p>
       <w:pPr>
-        <w:spacing w:line="336" w:lineRule="auto" w:after="180"/>
-      </w:pPr>
-      <w:r>
-        <w:rPr>
-          <w:b w:val="0"/>
-        </w:rPr>
-        <w:t xml:space="preserve">Next connection: Planning and action selection. Preserve the current case record and retrieve its </w:t>
-      </w:r>
-      <w:r>
-        <w:rPr>
-          <w:b/>
-        </w:rPr>
-        <w:t>evidence</w:t>
-      </w:r>
-      <w:r>
-        <w:rPr>
-          <w:b w:val="0"/>
-        </w:rPr>
-        <w:t xml:space="preserve"> boundary before moving on.</w:t>
+        <w:pStyle w:val="Heading2"/>
+      </w:pPr>
+      <w:r>
+        <w:t>W3 Audit the limit</w:t>
       </w:r>
     </w:p>
     <w:p>
@@ -4277,15 +4421,752 @@
         <w:rPr>
           <w:b w:val="0"/>
         </w:rPr>
-        <w:t>Retain the project ledger and assess a changed case after support. Check the relevant prerequisite before carrying this component forward.</w:t>
+        <w:t xml:space="preserve">A report omits this qualification: An action budget and a </w:t>
+      </w:r>
+      <w:r>
+        <w:rPr>
+          <w:b/>
+        </w:rPr>
+        <w:t>transition</w:t>
+      </w:r>
+      <w:r>
+        <w:rPr>
+          <w:b w:val="0"/>
+        </w:rPr>
+        <w:t xml:space="preserve"> policy are separate checks; satisfying one does not guarantee the other.</w:t>
       </w:r>
     </w:p>
     <w:p>
       <w:pPr>
+        <w:spacing w:line="336" w:lineRule="auto" w:after="180"/>
+      </w:pPr>
+      <w:r>
+        <w:rPr>
+          <w:b w:val="0"/>
+        </w:rPr>
+        <w:t>Explain how omitting it could change a reader's interpretation, and write an accurate replacement.</w:t>
+      </w:r>
+    </w:p>
+    <w:p>
+      <w:pPr>
+        <w:spacing w:line="336" w:lineRule="auto" w:after="180"/>
+      </w:pPr>
+      <w:r>
+        <w:rPr>
+          <w:b w:val="0"/>
+        </w:rPr>
+        <w:t xml:space="preserve">Teacher explanation: An action budget and a </w:t>
+      </w:r>
+      <w:r>
+        <w:rPr>
+          <w:b/>
+        </w:rPr>
+        <w:t>transition</w:t>
+      </w:r>
+      <w:r>
+        <w:rPr>
+          <w:b w:val="0"/>
+        </w:rPr>
+        <w:t xml:space="preserve"> policy are separate checks; satisfying one does not guarantee the other.</w:t>
+      </w:r>
+    </w:p>
+    <w:p>
+      <w:pPr>
+        <w:spacing w:line="336" w:lineRule="auto" w:after="180"/>
+      </w:pPr>
+      <w:r>
+        <w:rPr>
+          <w:b/>
+        </w:rPr>
+        <w:t>State</w:t>
+      </w:r>
+      <w:r>
+        <w:rPr>
+          <w:b w:val="0"/>
+        </w:rPr>
+        <w:t xml:space="preserve"> the observed result separately from the unverified or out-of-scope claim; preserve the original </w:t>
+      </w:r>
+      <w:r>
+        <w:rPr>
+          <w:b/>
+        </w:rPr>
+        <w:t>evidence</w:t>
+      </w:r>
+      <w:r>
+        <w:rPr>
+          <w:b w:val="0"/>
+        </w:rPr>
+        <w:t xml:space="preserve"> rather than inventing a missing fact.</w:t>
+      </w:r>
+    </w:p>
+    <w:p>
+      <w:pPr>
+        <w:pStyle w:val="Heading2"/>
+      </w:pPr>
+      <w:r>
+        <w:t>W5 Design a revealing follow-up</w:t>
+      </w:r>
+    </w:p>
+    <w:p>
+      <w:pPr>
+        <w:spacing w:line="336" w:lineRule="auto" w:after="180"/>
+      </w:pPr>
+      <w:r>
+        <w:rPr>
+          <w:b w:val="0"/>
+        </w:rPr>
+        <w:t>For the worked scenario, propose one additional case that could reveal a failure, describe its expected outcome before running it, and explain what would need to remain fixed for a fair comparison.</w:t>
+      </w:r>
+    </w:p>
+    <w:p>
+      <w:pPr>
+        <w:spacing w:line="336" w:lineRule="auto" w:after="180"/>
+      </w:pPr>
+      <w:r>
+        <w:rPr>
+          <w:b w:val="0"/>
+        </w:rPr>
+        <w:t>Do not reuse W4 as a new final test after receiving feedback.</w:t>
+      </w:r>
+    </w:p>
+    <w:p>
+      <w:pPr>
+        <w:spacing w:line="336" w:lineRule="auto" w:after="180"/>
+      </w:pPr>
+      <w:r>
+        <w:rPr>
+          <w:b w:val="0"/>
+        </w:rPr>
+        <w:t xml:space="preserve">Teacher explanation: Accept a concrete variant of the worked </w:t>
+      </w:r>
+      <w:r>
+        <w:rPr>
+          <w:b/>
+        </w:rPr>
+        <w:t>input</w:t>
+      </w:r>
+      <w:r>
+        <w:rPr>
+          <w:b w:val="0"/>
+        </w:rPr>
+        <w:t xml:space="preserve"> or a missing/conflicting/boundary condition, with an expectation derived from the declared procedure.</w:t>
+      </w:r>
+    </w:p>
+    <w:p>
+      <w:pPr>
+        <w:spacing w:line="336" w:lineRule="auto" w:after="180"/>
+      </w:pPr>
+      <w:r>
+        <w:rPr>
+          <w:b w:val="0"/>
+        </w:rPr>
+        <w:t xml:space="preserve">Require preserved settings, original </w:t>
+      </w:r>
+      <w:r>
+        <w:rPr>
+          <w:b/>
+        </w:rPr>
+        <w:t>output</w:t>
+      </w:r>
+      <w:r>
+        <w:rPr>
+          <w:b w:val="0"/>
+        </w:rPr>
+        <w:t xml:space="preserve">s and data roles. An action budget and a </w:t>
+      </w:r>
+      <w:r>
+        <w:rPr>
+          <w:b/>
+        </w:rPr>
+        <w:t>transition</w:t>
+      </w:r>
+      <w:r>
+        <w:rPr>
+          <w:b w:val="0"/>
+        </w:rPr>
+        <w:t xml:space="preserve"> policy are separate checks; satisfying one does not guarantee the other.</w:t>
+      </w:r>
+    </w:p>
+    <w:p>
+      <w:pPr>
+        <w:spacing w:line="336" w:lineRule="auto" w:after="180"/>
+      </w:pPr>
+      <w:r>
+        <w:rPr>
+          <w:b w:val="0"/>
+        </w:rPr>
+        <w:t xml:space="preserve">The new case should test this particular </w:t>
+      </w:r>
+      <w:r>
+        <w:rPr>
+          <w:b/>
+        </w:rPr>
+        <w:t>mechanism</w:t>
+      </w:r>
+      <w:r>
+        <w:rPr>
+          <w:b w:val="0"/>
+        </w:rPr>
+        <w:t xml:space="preserve"> rather than merely re</w:t>
+      </w:r>
+      <w:r>
+        <w:rPr>
+          <w:b/>
+        </w:rPr>
+        <w:t>state</w:t>
+      </w:r>
+      <w:r>
+        <w:rPr>
+          <w:b w:val="0"/>
+        </w:rPr>
+        <w:t xml:space="preserve"> the original result.</w:t>
+      </w:r>
+    </w:p>
+    <w:p>
+      <w:pPr>
+        <w:pStyle w:val="Heading2"/>
+      </w:pPr>
+      <w:r>
+        <w:t>Earlier wording, alternatives and picture transcripts · reference / check after trying</w:t>
+      </w:r>
+    </w:p>
+    <w:p>
+      <w:pPr>
         <w:pStyle w:val="Heading3"/>
       </w:pPr>
       <w:r>
-        <w:t>Plan the delayed return</w:t>
+        <w:t>Guided and exit questions</w:t>
+      </w:r>
+    </w:p>
+    <w:p>
+      <w:pPr>
+        <w:spacing w:line="336" w:lineRule="auto" w:after="180"/>
+      </w:pPr>
+      <w:r>
+        <w:rPr>
+          <w:b w:val="0"/>
+        </w:rPr>
+        <w:t xml:space="preserve">Guided: review -&gt; looking_up is not allowed by this declared </w:t>
+      </w:r>
+      <w:r>
+        <w:rPr>
+          <w:b/>
+        </w:rPr>
+        <w:t>transition</w:t>
+      </w:r>
+      <w:r>
+        <w:rPr>
+          <w:b w:val="0"/>
+        </w:rPr>
+        <w:t xml:space="preserve"> table, even if total attempts is two. Reject the </w:t>
+      </w:r>
+      <w:r>
+        <w:rPr>
+          <w:b/>
+        </w:rPr>
+        <w:t>transition</w:t>
+      </w:r>
+      <w:r>
+        <w:rPr>
+          <w:b w:val="0"/>
+        </w:rPr>
+        <w:t xml:space="preserve"> or explicitly redesign and retest the table.</w:t>
+      </w:r>
+    </w:p>
+    <w:p>
+      <w:pPr>
+        <w:spacing w:line="336" w:lineRule="auto" w:after="180"/>
+      </w:pPr>
+      <w:r>
+        <w:rPr>
+          <w:b w:val="0"/>
+        </w:rPr>
+        <w:t xml:space="preserve">Qualification: An action budget and a </w:t>
+      </w:r>
+      <w:r>
+        <w:rPr>
+          <w:b/>
+        </w:rPr>
+        <w:t>transition</w:t>
+      </w:r>
+      <w:r>
+        <w:rPr>
+          <w:b w:val="0"/>
+        </w:rPr>
+        <w:t xml:space="preserve"> policy are separate checks; satisfying one does not guarantee the other.</w:t>
+      </w:r>
+    </w:p>
+    <w:p>
+      <w:pPr>
+        <w:spacing w:line="336" w:lineRule="auto" w:after="180"/>
+      </w:pPr>
+      <w:r>
+        <w:rPr>
+          <w:b w:val="0"/>
+        </w:rPr>
+        <w:t xml:space="preserve">Exit: accept a concrete variation with its predicted outcome and a </w:t>
+      </w:r>
+      <w:r>
+        <w:rPr>
+          <w:b/>
+        </w:rPr>
+        <w:t>state</w:t>
+      </w:r>
+      <w:r>
+        <w:rPr>
+          <w:b w:val="0"/>
+        </w:rPr>
+        <w:t xml:space="preserve">d condition that would challenge the </w:t>
+      </w:r>
+      <w:r>
+        <w:rPr>
+          <w:b/>
+        </w:rPr>
+        <w:t>mechanism</w:t>
+      </w:r>
+      <w:r>
+        <w:rPr>
+          <w:b w:val="0"/>
+        </w:rPr>
+        <w:t xml:space="preserve">; reject a claim resting on unmeasured </w:t>
+      </w:r>
+      <w:r>
+        <w:rPr>
+          <w:b/>
+        </w:rPr>
+        <w:t>evidence</w:t>
+      </w:r>
+      <w:r>
+        <w:rPr>
+          <w:b w:val="0"/>
+        </w:rPr>
+        <w:t>.</w:t>
+      </w:r>
+    </w:p>
+    <w:p>
+      <w:pPr>
+        <w:pStyle w:val="Heading3"/>
+      </w:pPr>
+      <w:r>
+        <w:t>W1 Explain the mechanism</w:t>
+      </w:r>
+    </w:p>
+    <w:p>
+      <w:pPr>
+        <w:pStyle w:val="Heading3"/>
+      </w:pPr>
+      <w:r>
+        <w:t>W2 Trace the worked case</w:t>
+      </w:r>
+    </w:p>
+    <w:p>
+      <w:pPr>
+        <w:pStyle w:val="Heading3"/>
+      </w:pPr>
+      <w:r>
+        <w:t>W3 Audit the limit</w:t>
+      </w:r>
+    </w:p>
+    <w:p>
+      <w:pPr>
+        <w:pStyle w:val="Heading3"/>
+      </w:pPr>
+      <w:r>
+        <w:t>W4 Apply a new case independently</w:t>
+      </w:r>
+    </w:p>
+    <w:p>
+      <w:pPr>
+        <w:spacing w:line="336" w:lineRule="auto" w:after="180"/>
+      </w:pPr>
+      <w:r>
+        <w:rPr>
+          <w:b w:val="0"/>
+        </w:rPr>
+        <w:t xml:space="preserve">Trace ready -&gt; looking_up -&gt; review -&gt; done -&gt; looking_up. Find first invalid </w:t>
+      </w:r>
+      <w:r>
+        <w:rPr>
+          <w:b/>
+        </w:rPr>
+        <w:t>transition</w:t>
+      </w:r>
+      <w:r>
+        <w:rPr>
+          <w:b w:val="0"/>
+        </w:rPr>
+        <w:t>.</w:t>
+      </w:r>
+    </w:p>
+    <w:p>
+      <w:pPr>
+        <w:spacing w:line="336" w:lineRule="auto" w:after="180"/>
+      </w:pPr>
+      <w:r>
+        <w:rPr>
+          <w:b w:val="0"/>
+        </w:rPr>
+        <w:t>Teacher explanation: done -&gt; looking_up violates terminal-</w:t>
+      </w:r>
+      <w:r>
+        <w:rPr>
+          <w:b/>
+        </w:rPr>
+        <w:t>state</w:t>
+      </w:r>
+      <w:r>
+        <w:rPr>
+          <w:b w:val="0"/>
+        </w:rPr>
+        <w:t xml:space="preserve"> rule; stop. Earlier </w:t>
+      </w:r>
+      <w:r>
+        <w:rPr>
+          <w:b/>
+        </w:rPr>
+        <w:t>transition</w:t>
+      </w:r>
+      <w:r>
+        <w:rPr>
+          <w:b w:val="0"/>
+        </w:rPr>
+        <w:t>s are permitted.</w:t>
+      </w:r>
+    </w:p>
+    <w:p>
+      <w:pPr>
+        <w:pStyle w:val="Heading3"/>
+      </w:pPr>
+      <w:r>
+        <w:t>W5 Design a revealing follow-up</w:t>
+      </w:r>
+    </w:p>
+    <w:p>
+      <w:pPr>
+        <w:pStyle w:val="Heading3"/>
+      </w:pPr>
+      <w:r>
+        <w:t>Independent assessment and fresh retry</w:t>
+      </w:r>
+    </w:p>
+    <w:p>
+      <w:pPr>
+        <w:spacing w:line="336" w:lineRule="auto" w:after="180"/>
+      </w:pPr>
+      <w:r>
+        <w:rPr>
+          <w:b w:val="0"/>
+        </w:rPr>
+        <w:t>W4: done -&gt; looking_up violates terminal-</w:t>
+      </w:r>
+      <w:r>
+        <w:rPr>
+          <w:b/>
+        </w:rPr>
+        <w:t>state</w:t>
+      </w:r>
+      <w:r>
+        <w:rPr>
+          <w:b w:val="0"/>
+        </w:rPr>
+        <w:t xml:space="preserve"> rule; stop. Earlier </w:t>
+      </w:r>
+      <w:r>
+        <w:rPr>
+          <w:b/>
+        </w:rPr>
+        <w:t>transition</w:t>
+      </w:r>
+      <w:r>
+        <w:rPr>
+          <w:b w:val="0"/>
+        </w:rPr>
+        <w:t xml:space="preserve">s are permitted. Require intermediate reasoning and the </w:t>
+      </w:r>
+      <w:r>
+        <w:rPr>
+          <w:b/>
+        </w:rPr>
+        <w:t>state</w:t>
+      </w:r>
+      <w:r>
+        <w:rPr>
+          <w:b w:val="0"/>
+        </w:rPr>
+        <w:t>d scope. Fresh retry: ready -&gt; looking_up -&gt; done -&gt; review.</w:t>
+      </w:r>
+    </w:p>
+    <w:p>
+      <w:pPr>
+        <w:spacing w:line="336" w:lineRule="auto" w:after="180"/>
+      </w:pPr>
+      <w:r>
+        <w:rPr>
+          <w:b w:val="0"/>
+        </w:rPr>
+        <w:t xml:space="preserve">Expected reasoning: done -&gt; review invalid. A </w:t>
+      </w:r>
+      <w:r>
+        <w:rPr>
+          <w:b/>
+        </w:rPr>
+        <w:t>terminal state</w:t>
+      </w:r>
+      <w:r>
+        <w:rPr>
+          <w:b w:val="0"/>
+        </w:rPr>
+        <w:t xml:space="preserve"> must not silently resume. If students need support, record it and reassess with another new case rather than awarding independence to a copied answer.</w:t>
+      </w:r>
+    </w:p>
+    <w:p>
+      <w:pPr>
+        <w:pStyle w:val="Heading3"/>
+      </w:pPr>
+      <w:r>
+        <w:t>Assess independent transfer</w:t>
+      </w:r>
+    </w:p>
+    <w:p>
+      <w:pPr>
+        <w:pStyle w:val="Heading3"/>
+      </w:pPr>
+      <w:r>
+        <w:t>Selected case answer</w:t>
+      </w:r>
+    </w:p>
+    <w:p>
+      <w:pPr>
+        <w:pStyle w:val="Heading3"/>
+      </w:pPr>
+      <w:r>
+        <w:t>Feedback that the learner uses</w:t>
+      </w:r>
+    </w:p>
+    <w:p>
+      <w:pPr>
+        <w:pStyle w:val="Heading1"/>
+      </w:pPr>
+      <w:r>
+        <w:t>06. Connect, support and revisit service design</w:t>
+      </w:r>
+    </w:p>
+    <w:p>
+      <w:r>
+        <w:t>Use saved evidence and boundary decisions to choose the next step.</w:t>
+      </w:r>
+    </w:p>
+    <w:p>
+      <w:pPr>
+        <w:pStyle w:val="Heading2"/>
+      </w:pPr>
+      <w:r>
+        <w:t>Project and next-week bridge</w:t>
+      </w:r>
+    </w:p>
+    <w:p>
+      <w:pPr>
+        <w:spacing w:line="336" w:lineRule="auto" w:after="180"/>
+      </w:pPr>
+      <w:r>
+        <w:rPr>
+          <w:b w:val="0"/>
+        </w:rPr>
+        <w:t xml:space="preserve">Add a labelled </w:t>
+      </w:r>
+      <w:r>
+        <w:rPr>
+          <w:b/>
+        </w:rPr>
+        <w:t>state</w:t>
+      </w:r>
+      <w:r>
+        <w:rPr>
+          <w:b w:val="0"/>
+        </w:rPr>
+        <w:t xml:space="preserve"> machines for bounded agents </w:t>
+      </w:r>
+      <w:r>
+        <w:rPr>
+          <w:b/>
+        </w:rPr>
+        <w:t>evidence</w:t>
+      </w:r>
+      <w:r>
+        <w:rPr>
+          <w:b w:val="0"/>
+        </w:rPr>
+        <w:t xml:space="preserve"> sheet to Grounded Learning Service. Show how you can explain the </w:t>
+      </w:r>
+      <w:r>
+        <w:rPr>
+          <w:b/>
+        </w:rPr>
+        <w:t>mechanism</w:t>
+      </w:r>
+      <w:r>
+        <w:rPr>
+          <w:b w:val="0"/>
+        </w:rPr>
+        <w:t xml:space="preserve"> and terminology of </w:t>
+      </w:r>
+      <w:r>
+        <w:rPr>
+          <w:b/>
+        </w:rPr>
+        <w:t>state</w:t>
+      </w:r>
+      <w:r>
+        <w:rPr>
+          <w:b w:val="0"/>
+        </w:rPr>
+        <w:t xml:space="preserve"> machines for bounded agents.</w:t>
+      </w:r>
+    </w:p>
+    <w:p>
+      <w:pPr>
+        <w:spacing w:line="336" w:lineRule="auto" w:after="180"/>
+      </w:pPr>
+      <w:r>
+        <w:rPr>
+          <w:b w:val="0"/>
+        </w:rPr>
+        <w:t xml:space="preserve">Use the supplied fictional case and keep its </w:t>
+      </w:r>
+      <w:r>
+        <w:rPr>
+          <w:b/>
+        </w:rPr>
+        <w:t>input</w:t>
+      </w:r>
+      <w:r>
+        <w:rPr>
+          <w:b w:val="0"/>
+        </w:rPr>
+        <w:t xml:space="preserve">s, intermediate steps, calculation or </w:t>
+      </w:r>
+      <w:r>
+        <w:rPr>
+          <w:b/>
+        </w:rPr>
+        <w:t>prediction</w:t>
+      </w:r>
+      <w:r>
+        <w:rPr>
+          <w:b w:val="0"/>
+        </w:rPr>
+        <w:t>, and limitation. Connect this record to last week’s record; a matching answer without a trace is insufficient.</w:t>
+      </w:r>
+    </w:p>
+    <w:p>
+      <w:pPr>
+        <w:spacing w:line="336" w:lineRule="auto" w:after="180"/>
+      </w:pPr>
+      <w:r>
+        <w:rPr>
+          <w:b w:val="0"/>
+        </w:rPr>
+        <w:t xml:space="preserve">Provide an </w:t>
+      </w:r>
+      <w:r>
+        <w:rPr>
+          <w:b/>
+        </w:rPr>
+        <w:t>input</w:t>
+      </w:r>
+      <w:r>
+        <w:rPr>
+          <w:b w:val="0"/>
+        </w:rPr>
+        <w:t>/procedure/result/limit frame and a calculator when needed. Ask students to identify the first step before completing the whole trace.</w:t>
+      </w:r>
+    </w:p>
+    <w:p>
+      <w:pPr>
+        <w:spacing w:line="336" w:lineRule="auto" w:after="180"/>
+      </w:pPr>
+      <w:r>
+        <w:rPr>
+          <w:b w:val="0"/>
+        </w:rPr>
+        <w:t xml:space="preserve">Extension: compare two concrete variants of this </w:t>
+      </w:r>
+      <w:r>
+        <w:rPr>
+          <w:b/>
+        </w:rPr>
+        <w:t>mechanism</w:t>
+      </w:r>
+      <w:r>
+        <w:rPr>
+          <w:b w:val="0"/>
+        </w:rPr>
+        <w:t xml:space="preserve"> while holding unrelated conditions fixed; report both successful and unsuccessful outcomes.</w:t>
+      </w:r>
+    </w:p>
+    <w:p>
+      <w:pPr>
+        <w:spacing w:line="336" w:lineRule="auto" w:after="180"/>
+      </w:pPr>
+      <w:r>
+        <w:rPr>
+          <w:b w:val="0"/>
+        </w:rPr>
+        <w:t xml:space="preserve">Next connection: Planning and action selection. Preserve the current case record and retrieve its </w:t>
+      </w:r>
+      <w:r>
+        <w:rPr>
+          <w:b/>
+        </w:rPr>
+        <w:t>evidence</w:t>
+      </w:r>
+      <w:r>
+        <w:rPr>
+          <w:b w:val="0"/>
+        </w:rPr>
+        <w:t xml:space="preserve"> boundary before moving on.</w:t>
+      </w:r>
+    </w:p>
+    <w:p>
+      <w:pPr>
+        <w:spacing w:line="336" w:lineRule="auto" w:after="180"/>
+      </w:pPr>
+      <w:r>
+        <w:rPr>
+          <w:b w:val="0"/>
+        </w:rPr>
+        <w:t>Retain the project ledger and assess a changed case after support. Check the relevant prerequisite before carrying this component forward.</w:t>
+      </w:r>
+    </w:p>
+    <w:p>
+      <w:pPr>
+        <w:spacing w:line="336" w:lineRule="auto" w:after="180"/>
+      </w:pPr>
+      <w:r>
+        <w:rPr>
+          <w:b w:val="0"/>
+        </w:rPr>
+        <w:t xml:space="preserve">For the Grounded Learning Service, retain an annotated trace and the changed-case result. Name the contract or </w:t>
+      </w:r>
+      <w:r>
+        <w:rPr>
+          <w:b/>
+        </w:rPr>
+        <w:t>evidence</w:t>
+      </w:r>
+      <w:r>
+        <w:rPr>
+          <w:b w:val="0"/>
+        </w:rPr>
+        <w:t xml:space="preserve"> that makes the deciding step valid, so another team can review it.</w:t>
+      </w:r>
+    </w:p>
+    <w:p>
+      <w:pPr>
+        <w:pStyle w:val="Heading2"/>
+      </w:pPr>
+      <w:r>
+        <w:t>Delayed return and support record</w:t>
       </w:r>
     </w:p>
     <w:p>
@@ -4502,60 +5383,60 @@
     </w:p>
     <w:p>
       <w:pPr>
-        <w:pStyle w:val="Heading3"/>
-      </w:pPr>
-      <w:r>
-        <w:t>Project evidence from this case</w:t>
+        <w:pStyle w:val="Heading2"/>
+      </w:pPr>
+      <w:r>
+        <w:t>Earlier wording, alternatives and picture transcripts · reference / check after trying</w:t>
       </w:r>
     </w:p>
     <w:p>
       <w:pPr>
-        <w:spacing w:line="336" w:lineRule="auto" w:after="180"/>
-      </w:pPr>
-      <w:r>
-        <w:rPr>
-          <w:b w:val="0"/>
-        </w:rPr>
-        <w:t xml:space="preserve">For the Grounded Learning Service, retain an annotated trace and the changed-case result. Name the contract or </w:t>
-      </w:r>
-      <w:r>
-        <w:rPr>
-          <w:b/>
-        </w:rPr>
-        <w:t>evidence</w:t>
-      </w:r>
-      <w:r>
-        <w:rPr>
-          <w:b w:val="0"/>
-        </w:rPr>
-        <w:t xml:space="preserve"> that makes the deciding step valid, so another team can review it.</w:t>
+        <w:pStyle w:val="Heading3"/>
+      </w:pPr>
+      <w:r>
+        <w:t>Plan the delayed return</w:t>
       </w:r>
     </w:p>
     <w:p>
       <w:pPr>
-        <w:pStyle w:val="Heading1"/>
-      </w:pPr>
-      <w:r>
-        <w:t>07. Prepare, teach and assess</w:t>
+        <w:pStyle w:val="Heading3"/>
+      </w:pPr>
+      <w:r>
+        <w:t>Project evidence from this case</w:t>
       </w:r>
     </w:p>
     <w:p>
-      <w:r>
-        <w:t>Use this preparation summary alongside the detailed State machines for bounded agents lesson; it is a checklist rather than a replacement for the full sequence.</w:t>
+      <w:pPr>
+        <w:pStyle w:val="Heading1"/>
+      </w:pPr>
+      <w:r>
+        <w:t>Reference bank and extra practice</w:t>
       </w:r>
     </w:p>
     <w:p>
       <w:pPr>
-        <w:pStyle w:val="Heading3"/>
-      </w:pPr>
-      <w:r>
-        <w:t>Teaching target</w:t>
+        <w:pStyle w:val="Heading1"/>
+      </w:pPr>
+      <w:r>
+        <w:t>07. Reference · Alternative planning checklist</w:t>
       </w:r>
     </w:p>
     <w:p>
+      <w:r>
+        <w:t>Use alongside the main route when helpful.</w:t>
+      </w:r>
+    </w:p>
+    <w:p>
+      <w:pPr>
+        <w:pStyle w:val="Heading2"/>
+      </w:pPr>
+      <w:r>
+        <w:t>Planning,assessment and project reminders</w:t>
+      </w:r>
+    </w:p>
+    <w:p>
       <w:pPr>
         <w:spacing w:line="336" w:lineRule="auto" w:after="180"/>
-        <w:shd w:fill="EDF7F3"/>
       </w:pPr>
       <w:r>
         <w:rPr>
@@ -4767,46 +5648,60 @@
     </w:p>
     <w:p>
       <w:pPr>
-        <w:pStyle w:val="Heading3"/>
-      </w:pPr>
-      <w:r>
-        <w:t>Supported practice answer</w:t>
+        <w:spacing w:line="336" w:lineRule="auto" w:after="180"/>
+      </w:pPr>
+      <w:r>
+        <w:rPr>
+          <w:b w:val="0"/>
+        </w:rPr>
+        <w:t xml:space="preserve">Reasoned practice answer: Teacher explanation: review -&gt; looking_up is not allowed by this declared </w:t>
+      </w:r>
+      <w:r>
+        <w:rPr>
+          <w:b/>
+        </w:rPr>
+        <w:t>transition</w:t>
+      </w:r>
+      <w:r>
+        <w:rPr>
+          <w:b w:val="0"/>
+        </w:rPr>
+        <w:t xml:space="preserve"> table, even if total attempts is two. Reject the </w:t>
+      </w:r>
+      <w:r>
+        <w:rPr>
+          <w:b/>
+        </w:rPr>
+        <w:t>transition</w:t>
+      </w:r>
+      <w:r>
+        <w:rPr>
+          <w:b w:val="0"/>
+        </w:rPr>
+        <w:t xml:space="preserve"> or explicitly redesign and retest the table.</w:t>
       </w:r>
     </w:p>
     <w:p>
       <w:pPr>
         <w:spacing w:line="336" w:lineRule="auto" w:after="180"/>
-        <w:shd w:fill="F1F6FC"/>
-      </w:pPr>
-      <w:r>
-        <w:rPr>
-          <w:b w:val="0"/>
-        </w:rPr>
-        <w:t xml:space="preserve">Reasoned practice answer: Teacher explanation: review -&gt; looking_up is not allowed by this declared </w:t>
+      </w:pPr>
+      <w:r>
+        <w:rPr>
+          <w:b w:val="0"/>
+        </w:rPr>
+        <w:t xml:space="preserve">Check every learner before discussion: Use the worked case for </w:t>
       </w:r>
       <w:r>
         <w:rPr>
           <w:b/>
         </w:rPr>
-        <w:t>transition</w:t>
-      </w:r>
-      <w:r>
-        <w:rPr>
-          <w:b w:val="0"/>
-        </w:rPr>
-        <w:t xml:space="preserve"> table, even if total attempts is two. Reject the </w:t>
-      </w:r>
-      <w:r>
-        <w:rPr>
-          <w:b/>
-        </w:rPr>
-        <w:t>transition</w:t>
-      </w:r>
-      <w:r>
-        <w:rPr>
-          <w:b w:val="0"/>
-        </w:rPr>
-        <w:t xml:space="preserve"> or explicitly redesign and retest the table.</w:t>
+        <w:t>State</w:t>
+      </w:r>
+      <w:r>
+        <w:rPr>
+          <w:b w:val="0"/>
+        </w:rPr>
+        <w:t xml:space="preserve"> machines for bounded agents. Proposed explanation: “The worked result establishes every future case”. Decide whether this explanation is supported.</w:t>
       </w:r>
     </w:p>
     <w:p>
@@ -4817,19 +5712,7 @@
         <w:rPr>
           <w:b w:val="0"/>
         </w:rPr>
-        <w:t xml:space="preserve">Check every learner before discussion: Use the worked case for </w:t>
-      </w:r>
-      <w:r>
-        <w:rPr>
-          <w:b/>
-        </w:rPr>
-        <w:t>State</w:t>
-      </w:r>
-      <w:r>
-        <w:rPr>
-          <w:b w:val="0"/>
-        </w:rPr>
-        <w:t xml:space="preserve"> machines for bounded agents. Proposed explanation: “The worked result establishes every future case”. Decide whether this explanation is supported.</w:t>
+        <w:t>Point to the step or supplied fact that decides; explain your repair if needed.</w:t>
       </w:r>
     </w:p>
     <w:p>
@@ -4840,129 +5723,81 @@
         <w:rPr>
           <w:b w:val="0"/>
         </w:rPr>
-        <w:t>Point to the step or supplied fact that decides; explain your repair if needed.</w:t>
+        <w:t xml:space="preserve">Misconception repair: An action budget and a </w:t>
+      </w:r>
+      <w:r>
+        <w:rPr>
+          <w:b/>
+        </w:rPr>
+        <w:t>transition</w:t>
+      </w:r>
+      <w:r>
+        <w:rPr>
+          <w:b w:val="0"/>
+        </w:rPr>
+        <w:t xml:space="preserve"> policy are separate checks; satisfying one does not guarantee the other.</w:t>
       </w:r>
     </w:p>
     <w:p>
       <w:pPr>
-        <w:pStyle w:val="Heading3"/>
-      </w:pPr>
-      <w:r>
-        <w:t>Repair the misconception</w:t>
+        <w:spacing w:line="336" w:lineRule="auto" w:after="180"/>
+      </w:pPr>
+      <w:r>
+        <w:rPr>
+          <w:b w:val="0"/>
+        </w:rPr>
+        <w:t xml:space="preserve">Support: read the exact case aloud, enlarge the labelled picture, supply </w:t>
+      </w:r>
+      <w:r>
+        <w:rPr>
+          <w:b/>
+        </w:rPr>
+        <w:t>input</w:t>
+      </w:r>
+      <w:r>
+        <w:rPr>
+          <w:b w:val="0"/>
+        </w:rPr>
+        <w:t xml:space="preserve"> cards and model only the first deciding step. Accept a spoken explanation or drawing; retain the reasoning goal.</w:t>
       </w:r>
     </w:p>
     <w:p>
       <w:pPr>
         <w:spacing w:line="336" w:lineRule="auto" w:after="180"/>
-        <w:shd w:fill="FFF5E6"/>
-      </w:pPr>
-      <w:r>
-        <w:rPr>
-          <w:b w:val="0"/>
-        </w:rPr>
-        <w:t xml:space="preserve">Misconception repair: An action budget and a </w:t>
+      </w:pPr>
+      <w:r>
+        <w:rPr>
+          <w:b w:val="0"/>
+        </w:rPr>
+        <w:t xml:space="preserve">Extension: Add checking→querying as a permitted retry. Require a </w:t>
       </w:r>
       <w:r>
         <w:rPr>
           <w:b/>
         </w:rPr>
-        <w:t>transition</w:t>
-      </w:r>
-      <w:r>
-        <w:rPr>
-          <w:b w:val="0"/>
-        </w:rPr>
-        <w:t xml:space="preserve"> policy are separate checks; satisfying one does not guarantee the other.</w:t>
+        <w:t>prediction</w:t>
+      </w:r>
+      <w:r>
+        <w:rPr>
+          <w:b w:val="0"/>
+        </w:rPr>
+        <w:t xml:space="preserve"> and a reason before comparing. Expected result: That retry becomes valid; querying→complete stays forbidden.</w:t>
       </w:r>
     </w:p>
     <w:p>
       <w:pPr>
-        <w:pStyle w:val="Heading3"/>
-      </w:pPr>
-      <w:r>
-        <w:t>Support without giving away the answer</w:t>
+        <w:spacing w:line="336" w:lineRule="auto" w:after="180"/>
+      </w:pPr>
+      <w:r>
+        <w:rPr>
+          <w:b w:val="0"/>
+        </w:rPr>
+        <w:t>Reason: Adding one arrow does not authorise unrelated shortcuts.</w:t>
       </w:r>
     </w:p>
     <w:p>
       <w:pPr>
         <w:spacing w:line="336" w:lineRule="auto" w:after="180"/>
-        <w:shd w:fill="F1F6F8"/>
-      </w:pPr>
-      <w:r>
-        <w:rPr>
-          <w:b w:val="0"/>
-        </w:rPr>
-        <w:t xml:space="preserve">Support: read the exact case aloud, enlarge the labelled picture, supply </w:t>
-      </w:r>
-      <w:r>
-        <w:rPr>
-          <w:b/>
-        </w:rPr>
-        <w:t>input</w:t>
-      </w:r>
-      <w:r>
-        <w:rPr>
-          <w:b w:val="0"/>
-        </w:rPr>
-        <w:t xml:space="preserve"> cards and model only the first deciding step. Accept a spoken explanation or drawing; retain the reasoning goal.</w:t>
-      </w:r>
-    </w:p>
-    <w:p>
-      <w:pPr>
-        <w:pStyle w:val="Heading3"/>
-      </w:pPr>
-      <w:r>
-        <w:t>Extend the reasoning</w:t>
-      </w:r>
-    </w:p>
-    <w:p>
-      <w:pPr>
-        <w:spacing w:line="336" w:lineRule="auto" w:after="180"/>
-        <w:shd w:fill="F5F1FB"/>
-      </w:pPr>
-      <w:r>
-        <w:rPr>
-          <w:b w:val="0"/>
-        </w:rPr>
-        <w:t xml:space="preserve">Extension: Add checking→querying as a permitted retry. Require a </w:t>
-      </w:r>
-      <w:r>
-        <w:rPr>
-          <w:b/>
-        </w:rPr>
-        <w:t>prediction</w:t>
-      </w:r>
-      <w:r>
-        <w:rPr>
-          <w:b w:val="0"/>
-        </w:rPr>
-        <w:t xml:space="preserve"> and a reason before comparing. Expected result: That retry becomes valid; querying→complete stays forbidden.</w:t>
-      </w:r>
-    </w:p>
-    <w:p>
-      <w:pPr>
-        <w:spacing w:line="336" w:lineRule="auto" w:after="180"/>
-        <w:shd w:fill="F5F1FB"/>
-      </w:pPr>
-      <w:r>
-        <w:rPr>
-          <w:b w:val="0"/>
-        </w:rPr>
-        <w:t>Reason: Adding one arrow does not authorise unrelated shortcuts.</w:t>
-      </w:r>
-    </w:p>
-    <w:p>
-      <w:pPr>
-        <w:pStyle w:val="Heading3"/>
-      </w:pPr>
-      <w:r>
-        <w:t>Protect the independent attempt</w:t>
-      </w:r>
-    </w:p>
-    <w:p>
-      <w:pPr>
-        <w:spacing w:line="336" w:lineRule="auto" w:after="180"/>
-        <w:shd w:fill="FFF5E6"/>
       </w:pPr>
       <w:r>
         <w:rPr>
@@ -5157,58 +5992,57 @@
     </w:tbl>
     <w:p>
       <w:pPr>
-        <w:pStyle w:val="Heading3"/>
-      </w:pPr>
-      <w:r>
-        <w:t>Project checkpoint</w:t>
+        <w:spacing w:line="336" w:lineRule="auto" w:after="180"/>
+      </w:pPr>
+      <w:r>
+        <w:rPr>
+          <w:b w:val="0"/>
+        </w:rPr>
+        <w:t>Project checkpoint: Test changed cases. Keep normal, boundary and failure cases; compare expected and observed results.</w:t>
       </w:r>
     </w:p>
     <w:p>
       <w:pPr>
         <w:spacing w:line="336" w:lineRule="auto" w:after="180"/>
-        <w:shd w:fill="EDF7F3"/>
-      </w:pPr>
-      <w:r>
-        <w:rPr>
-          <w:b w:val="0"/>
-        </w:rPr>
-        <w:t>Project checkpoint: Test changed cases. Keep normal, boundary and failure cases; compare expected and observed results.</w:t>
+      </w:pPr>
+      <w:r>
+        <w:rPr>
+          <w:b w:val="0"/>
+        </w:rPr>
+        <w:t xml:space="preserve">Use the weekly teacher answer for topic-specific reasoning. A saved progress tick is an activity record; judge mastery from the learner’s explanation and </w:t>
+      </w:r>
+      <w:r>
+        <w:rPr>
+          <w:b/>
+        </w:rPr>
+        <w:t>evidence</w:t>
+      </w:r>
+      <w:r>
+        <w:rPr>
+          <w:b w:val="0"/>
+        </w:rPr>
+        <w:t>.</w:t>
       </w:r>
     </w:p>
     <w:p>
       <w:pPr>
-        <w:spacing w:line="336" w:lineRule="auto" w:after="180"/>
-      </w:pPr>
-      <w:r>
-        <w:rPr>
-          <w:b w:val="0"/>
-        </w:rPr>
-        <w:t xml:space="preserve">Use the weekly teacher answer for topic-specific reasoning. A saved progress tick is an activity record; judge mastery from the learner’s explanation and </w:t>
-      </w:r>
-      <w:r>
-        <w:rPr>
-          <w:b/>
-        </w:rPr>
-        <w:t>evidence</w:t>
-      </w:r>
-      <w:r>
-        <w:rPr>
-          <w:b w:val="0"/>
-        </w:rPr>
-        <w:t>.</w:t>
+        <w:pStyle w:val="Heading1"/>
+      </w:pPr>
+      <w:r>
+        <w:t>08. Reference · Feedback,labs and repair paths</w:t>
       </w:r>
     </w:p>
     <w:p>
-      <w:pPr>
-        <w:pStyle w:val="Heading1"/>
-      </w:pPr>
-      <w:r>
-        <w:t>08. Use feedback, labs and repair paths</w:t>
+      <w:r>
+        <w:t>Retain the first attempt and the evidence used for a repair.</w:t>
       </w:r>
     </w:p>
     <w:p>
-      <w:r>
-        <w:t>Use feedback, earlier review and portfolios purposefully. Apply the coding routine only when this lesson has an executable lab.</w:t>
+      <w:pPr>
+        <w:pStyle w:val="Heading2"/>
+      </w:pPr>
+      <w:r>
+        <w:t>Feedback and record guidance</w:t>
       </w:r>
     </w:p>
     <w:p>
@@ -5307,40 +6141,17 @@
         <w:pStyle w:val="Heading1"/>
       </w:pPr>
       <w:r>
-        <w:t>09. Visual concept journey</w:t>
+        <w:t>09. Reference · Teach with the six pictures</w:t>
       </w:r>
     </w:p>
     <w:p>
       <w:r>
-        <w:t>Show one State machines for bounded agents graphic at a time, request a prediction and discuss its trace before the independent assessment.</w:t>
+        <w:t>Choose one picture for a particular reasoning move.</w:t>
       </w:r>
     </w:p>
     <w:p>
       <w:pPr>
-        <w:spacing w:line="336" w:lineRule="auto" w:after="180"/>
-      </w:pPr>
-      <w:r>
-        <w:rPr>
-          <w:b w:val="0"/>
-        </w:rPr>
-        <w:t xml:space="preserve">Use one picture at a time. Hide a worked result before asking for a </w:t>
-      </w:r>
-      <w:r>
-        <w:rPr>
-          <w:b/>
-        </w:rPr>
-        <w:t>prediction</w:t>
-      </w:r>
-      <w:r>
-        <w:rPr>
-          <w:b w:val="0"/>
-        </w:rPr>
-        <w:t>, then reveal it for feedback. These are supported teaching cases; retain the separate independent assessment for a fresh first attempt.</w:t>
-      </w:r>
-    </w:p>
-    <w:p>
-      <w:pPr>
-        <w:pStyle w:val="Heading3"/>
+        <w:pStyle w:val="Heading2"/>
       </w:pPr>
       <w:r>
         <w:t>01. State machines for bounded agents: the case</w:t>
@@ -5351,7 +6162,7 @@
         <w:drawing>
           <wp:inline xmlns:a="http://schemas.openxmlformats.org/drawingml/2006/main" xmlns:pic="http://schemas.openxmlformats.org/drawingml/2006/picture">
             <wp:extent cx="5486400" cy="2834640"/>
-            <wp:docPr id="2" name="Picture 2" descr="A parcel lookup state machine. An agent may follow idle→querying→checking→complete; complete is terminal. Supplied facts: A follows all four states. B follows idle→querying→complete. No other transitions are declared."/>
+            <wp:docPr id="4" name="Picture 4" descr="A parcel lookup state machine. An agent may follow idle→querying→checking→complete; complete is terminal. Supplied facts: A follows all four states. B follows idle→querying→complete. No other transitions are declared."/>
             <wp:cNvGraphicFramePr>
               <a:graphicFrameLocks noChangeAspect="1"/>
             </wp:cNvGraphicFramePr>
@@ -5363,7 +6174,7 @@
                     <pic:cNvPicPr/>
                   </pic:nvPicPr>
                   <pic:blipFill>
-                    <a:blip r:embed="rId10"/>
+                    <a:blip r:embed="rId12"/>
                     <a:stretch>
                       <a:fillRect/>
                     </a:stretch>
@@ -5432,7 +6243,6 @@
     <w:p>
       <w:pPr>
         <w:spacing w:line="336" w:lineRule="auto" w:after="180"/>
-        <w:shd w:fill="F5F1FB"/>
       </w:pPr>
       <w:r>
         <w:rPr>
@@ -5443,27 +6253,18 @@
     </w:p>
     <w:p>
       <w:pPr>
-        <w:pStyle w:val="Heading3"/>
-      </w:pPr>
-      <w:r>
-        <w:t>Discuss while showing the picture</w:t>
+        <w:spacing w:line="336" w:lineRule="auto" w:after="180"/>
+      </w:pPr>
+      <w:r>
+        <w:rPr>
+          <w:b w:val="0"/>
+        </w:rPr>
+        <w:t>Teacher prompt: Point to the given fact that matters most. Explain why it matters. Ask learners to describe one label or arrow in ordinary words. Use the adjacent transcript if the image is difficult to see.</w:t>
       </w:r>
     </w:p>
     <w:p>
       <w:pPr>
-        <w:spacing w:line="336" w:lineRule="auto" w:after="180"/>
-        <w:shd w:fill="F1F6F8"/>
-      </w:pPr>
-      <w:r>
-        <w:rPr>
-          <w:b w:val="0"/>
-        </w:rPr>
-        <w:t>Teacher prompt: Point to the given fact that matters most. Explain why it matters. Ask learners to describe one label or arrow in ordinary words. Use the adjacent transcript if the image is difficult to see.</w:t>
-      </w:r>
-    </w:p>
-    <w:p>
-      <w:pPr>
-        <w:pStyle w:val="Heading3"/>
+        <w:pStyle w:val="Heading2"/>
       </w:pPr>
       <w:r>
         <w:t>02. Follow the deciding steps</w:t>
@@ -5474,7 +6275,7 @@
         <w:drawing>
           <wp:inline xmlns:a="http://schemas.openxmlformats.org/drawingml/2006/main" xmlns:pic="http://schemas.openxmlformats.org/drawingml/2006/picture">
             <wp:extent cx="5486400" cy="3182112"/>
-            <wp:docPr id="3" name="Picture 3" descr="Read arrows: The graph permits three forward transitions. → Follow A: All adjacent pairs match permitted arrows. → Inspect B: Querying→complete skips checking and is invalid."/>
+            <wp:docPr id="5" name="Picture 5" descr="Read arrows: The graph permits three forward transitions. → Follow A: All adjacent pairs match permitted arrows. → Inspect B: Querying→complete skips checking and is invalid."/>
             <wp:cNvGraphicFramePr>
               <a:graphicFrameLocks noChangeAspect="1"/>
             </wp:cNvGraphicFramePr>
@@ -5486,7 +6287,7 @@
                     <pic:cNvPicPr/>
                   </pic:nvPicPr>
                   <pic:blipFill>
-                    <a:blip r:embed="rId11"/>
+                    <a:blip r:embed="rId10"/>
                     <a:stretch>
                       <a:fillRect/>
                     </a:stretch>
@@ -5531,7 +6332,6 @@
     <w:p>
       <w:pPr>
         <w:spacing w:line="336" w:lineRule="auto" w:after="180"/>
-        <w:shd w:fill="F5F1FB"/>
       </w:pPr>
       <w:r>
         <w:rPr>
@@ -5554,39 +6354,30 @@
     </w:p>
     <w:p>
       <w:pPr>
-        <w:pStyle w:val="Heading3"/>
-      </w:pPr>
-      <w:r>
-        <w:t>Discuss while showing the picture</w:t>
+        <w:spacing w:line="336" w:lineRule="auto" w:after="180"/>
+      </w:pPr>
+      <w:r>
+        <w:rPr>
+          <w:b w:val="0"/>
+        </w:rPr>
+        <w:t xml:space="preserve">Teacher prompt: Point to each numbered stage and explain which recorded </w:t>
+      </w:r>
+      <w:r>
+        <w:rPr>
+          <w:b/>
+        </w:rPr>
+        <w:t>input</w:t>
+      </w:r>
+      <w:r>
+        <w:rPr>
+          <w:b w:val="0"/>
+        </w:rPr>
+        <w:t xml:space="preserve"> it uses. Ask learners to describe one label or arrow in ordinary words. Use the adjacent transcript if the image is difficult to see.</w:t>
       </w:r>
     </w:p>
     <w:p>
       <w:pPr>
-        <w:spacing w:line="336" w:lineRule="auto" w:after="180"/>
-        <w:shd w:fill="F1F6F8"/>
-      </w:pPr>
-      <w:r>
-        <w:rPr>
-          <w:b w:val="0"/>
-        </w:rPr>
-        <w:t xml:space="preserve">Teacher prompt: Point to each numbered stage and explain which recorded </w:t>
-      </w:r>
-      <w:r>
-        <w:rPr>
-          <w:b/>
-        </w:rPr>
-        <w:t>input</w:t>
-      </w:r>
-      <w:r>
-        <w:rPr>
-          <w:b w:val="0"/>
-        </w:rPr>
-        <w:t xml:space="preserve"> it uses. Ask learners to describe one label or arrow in ordinary words. Use the adjacent transcript if the image is difficult to see.</w:t>
-      </w:r>
-    </w:p>
-    <w:p>
-      <w:pPr>
-        <w:pStyle w:val="Heading3"/>
+        <w:pStyle w:val="Heading2"/>
       </w:pPr>
       <w:r>
         <w:t>03. State machines for bounded agents — evidence trace</w:t>
@@ -5597,7 +6388,7 @@
         <w:drawing>
           <wp:inline xmlns:a="http://schemas.openxmlformats.org/drawingml/2006/main" xmlns:pic="http://schemas.openxmlformats.org/drawingml/2006/picture">
             <wp:extent cx="5486400" cy="2996184"/>
-            <wp:docPr id="4" name="Picture 4" descr="State machines for bounded agents — evidence trace. Trace ready -&gt; looking_up -&gt; review -&gt; looking_up -&gt; done. | States are ready, looking_up, review, done. ready may start lookup; lookup may finish done or request review; review may finish done after authorised evidence. done is terminal. Maximum two lookup attempts. | review -&gt; looking_up is not allowed by this declared transition table, even if total attempts is two. Reject the transition or explicitly redesign and retest the table."/>
+            <wp:docPr id="6" name="Picture 6" descr="State machines for bounded agents — evidence trace. Trace ready -&gt; looking_up -&gt; review -&gt; looking_up -&gt; done. | States are ready, looking_up, review, done. ready may start lookup; lookup may finish done or request review; review may finish done after authorised evidence. done is terminal. Maximum two lookup attempts. | review -&gt; looking_up is not allowed by this declared transition table, even if total attempts is two. Reject the transition or explicitly redesign and retest the table."/>
             <wp:cNvGraphicFramePr>
               <a:graphicFrameLocks noChangeAspect="1"/>
             </wp:cNvGraphicFramePr>
@@ -5609,7 +6400,7 @@
                     <pic:cNvPicPr/>
                   </pic:nvPicPr>
                   <pic:blipFill>
-                    <a:blip r:embed="rId12"/>
+                    <a:blip r:embed="rId13"/>
                     <a:stretch>
                       <a:fillRect/>
                     </a:stretch>
@@ -5730,7 +6521,6 @@
     <w:p>
       <w:pPr>
         <w:spacing w:line="336" w:lineRule="auto" w:after="180"/>
-        <w:shd w:fill="F5F1FB"/>
       </w:pPr>
       <w:r>
         <w:rPr>
@@ -5741,27 +6531,18 @@
     </w:p>
     <w:p>
       <w:pPr>
-        <w:pStyle w:val="Heading3"/>
-      </w:pPr>
-      <w:r>
-        <w:t>Discuss while showing the picture</w:t>
+        <w:spacing w:line="336" w:lineRule="auto" w:after="180"/>
+      </w:pPr>
+      <w:r>
+        <w:rPr>
+          <w:b w:val="0"/>
+        </w:rPr>
+        <w:t>Teacher prompt: Read the labels and values. Explain the relationship the model shows. Ask learners to describe one label or arrow in ordinary words. Use the adjacent transcript if the image is difficult to see.</w:t>
       </w:r>
     </w:p>
     <w:p>
       <w:pPr>
-        <w:spacing w:line="336" w:lineRule="auto" w:after="180"/>
-        <w:shd w:fill="F1F6F8"/>
-      </w:pPr>
-      <w:r>
-        <w:rPr>
-          <w:b w:val="0"/>
-        </w:rPr>
-        <w:t>Teacher prompt: Read the labels and values. Explain the relationship the model shows. Ask learners to describe one label or arrow in ordinary words. Use the adjacent transcript if the image is difficult to see.</w:t>
-      </w:r>
-    </w:p>
-    <w:p>
-      <w:pPr>
-        <w:pStyle w:val="Heading3"/>
+        <w:pStyle w:val="Heading2"/>
       </w:pPr>
       <w:r>
         <w:t>04. Change one thing. Trace what follows.</w:t>
@@ -5772,7 +6553,7 @@
         <w:drawing>
           <wp:inline xmlns:a="http://schemas.openxmlformats.org/drawingml/2006/main" xmlns:pic="http://schemas.openxmlformats.org/drawingml/2006/picture">
             <wp:extent cx="5486400" cy="3026664"/>
-            <wp:docPr id="5" name="Picture 5" descr="Original case: Querying→complete skips checking and is invalid. Changed condition: Add checking→querying as a permitted retry. Expected result: That retry becomes valid; querying→complete stays forbidden. Reason: Adding one arrow does not authorise unrelated shortcuts."/>
+            <wp:docPr id="7" name="Picture 7" descr="Original case: Querying→complete skips checking and is invalid. Changed condition: Add checking→querying as a permitted retry. Expected result: That retry becomes valid; querying→complete stays forbidden. Reason: Adding one arrow does not authorise unrelated shortcuts."/>
             <wp:cNvGraphicFramePr>
               <a:graphicFrameLocks noChangeAspect="1"/>
             </wp:cNvGraphicFramePr>
@@ -5784,7 +6565,7 @@
                     <pic:cNvPicPr/>
                   </pic:nvPicPr>
                   <pic:blipFill>
-                    <a:blip r:embed="rId13"/>
+                    <a:blip r:embed="rId14"/>
                     <a:stretch>
                       <a:fillRect/>
                     </a:stretch>
@@ -5828,7 +6609,6 @@
     <w:p>
       <w:pPr>
         <w:spacing w:line="336" w:lineRule="auto" w:after="180"/>
-        <w:shd w:fill="F5F1FB"/>
       </w:pPr>
       <w:r>
         <w:rPr>
@@ -5839,39 +6619,29 @@
     </w:p>
     <w:p>
       <w:pPr>
-        <w:pStyle w:val="Heading3"/>
-      </w:pPr>
-      <w:r>
-        <w:t>Discuss while showing the picture</w:t>
+        <w:spacing w:line="336" w:lineRule="auto" w:after="180"/>
+      </w:pPr>
+      <w:r>
+        <w:rPr>
+          <w:b w:val="0"/>
+        </w:rPr>
+        <w:t>Teacher prompt: Predict before checking the worked changed-case result. Name what changed and what the supplied facts allow you to conclude. Ask learners to describe one label or arrow in ordinary words.</w:t>
       </w:r>
     </w:p>
     <w:p>
       <w:pPr>
         <w:spacing w:line="336" w:lineRule="auto" w:after="180"/>
-        <w:shd w:fill="F1F6F8"/>
-      </w:pPr>
-      <w:r>
-        <w:rPr>
-          <w:b w:val="0"/>
-        </w:rPr>
-        <w:t>Teacher prompt: Predict before checking the worked changed-case result. Name what changed and what the supplied facts allow you to conclude. Ask learners to describe one label or arrow in ordinary words.</w:t>
+      </w:pPr>
+      <w:r>
+        <w:rPr>
+          <w:b w:val="0"/>
+        </w:rPr>
+        <w:t>Use the adjacent transcript if the image is difficult to see. Changed-case reasoning: Adding one arrow does not authorise unrelated shortcuts.</w:t>
       </w:r>
     </w:p>
     <w:p>
       <w:pPr>
-        <w:spacing w:line="336" w:lineRule="auto" w:after="180"/>
-        <w:shd w:fill="F1F6F8"/>
-      </w:pPr>
-      <w:r>
-        <w:rPr>
-          <w:b w:val="0"/>
-        </w:rPr>
-        <w:t>Use the adjacent transcript if the image is difficult to see. Changed-case reasoning: Adding one arrow does not authorise unrelated shortcuts.</w:t>
-      </w:r>
-    </w:p>
-    <w:p>
-      <w:pPr>
-        <w:pStyle w:val="Heading3"/>
+        <w:pStyle w:val="Heading2"/>
       </w:pPr>
       <w:r>
         <w:t>05. Connect the explanation to its limit</w:t>
@@ -5882,7 +6652,7 @@
         <w:drawing>
           <wp:inline xmlns:a="http://schemas.openxmlformats.org/drawingml/2006/main" xmlns:pic="http://schemas.openxmlformats.org/drawingml/2006/picture">
             <wp:extent cx="5486400" cy="2834640"/>
-            <wp:docPr id="6" name="Picture 6" descr="A state machine bounds action order. A plausible final state does not establish that the path was valid. Limit: This graph checks sequence, not the correctness of the fetched parcel data."/>
+            <wp:docPr id="8" name="Picture 8" descr="A state machine bounds action order. A plausible final state does not establish that the path was valid. Limit: This graph checks sequence, not the correctness of the fetched parcel data."/>
             <wp:cNvGraphicFramePr>
               <a:graphicFrameLocks noChangeAspect="1"/>
             </wp:cNvGraphicFramePr>
@@ -5894,7 +6664,7 @@
                     <pic:cNvPicPr/>
                   </pic:nvPicPr>
                   <pic:blipFill>
-                    <a:blip r:embed="rId14"/>
+                    <a:blip r:embed="rId15"/>
                     <a:stretch>
                       <a:fillRect/>
                     </a:stretch>
@@ -5951,7 +6721,6 @@
     <w:p>
       <w:pPr>
         <w:spacing w:line="336" w:lineRule="auto" w:after="180"/>
-        <w:shd w:fill="F5F1FB"/>
       </w:pPr>
       <w:r>
         <w:rPr>
@@ -5962,51 +6731,41 @@
     </w:p>
     <w:p>
       <w:pPr>
-        <w:pStyle w:val="Heading3"/>
-      </w:pPr>
-      <w:r>
-        <w:t>Discuss while showing the picture</w:t>
+        <w:spacing w:line="336" w:lineRule="auto" w:after="180"/>
+      </w:pPr>
+      <w:r>
+        <w:rPr>
+          <w:b w:val="0"/>
+        </w:rPr>
+        <w:t>Teacher prompt: Explain the case, then point to a limit on the claim. Ask learners to describe one label or arrow in ordinary words. Use the adjacent transcript if the image is difficult to see.</w:t>
       </w:r>
     </w:p>
     <w:p>
       <w:pPr>
         <w:spacing w:line="336" w:lineRule="auto" w:after="180"/>
-        <w:shd w:fill="F1F6F8"/>
-      </w:pPr>
-      <w:r>
-        <w:rPr>
-          <w:b w:val="0"/>
-        </w:rPr>
-        <w:t>Teacher prompt: Explain the case, then point to a limit on the claim. Ask learners to describe one label or arrow in ordinary words. Use the adjacent transcript if the image is difficult to see.</w:t>
+      </w:pPr>
+      <w:r>
+        <w:rPr>
+          <w:b w:val="0"/>
+        </w:rPr>
+        <w:t xml:space="preserve">Keep the </w:t>
+      </w:r>
+      <w:r>
+        <w:rPr>
+          <w:b/>
+        </w:rPr>
+        <w:t>state</w:t>
+      </w:r>
+      <w:r>
+        <w:rPr>
+          <w:b w:val="0"/>
+        </w:rPr>
+        <w:t>d scope: This graph checks sequence, not the correctness of the fetched parcel data.</w:t>
       </w:r>
     </w:p>
     <w:p>
       <w:pPr>
-        <w:spacing w:line="336" w:lineRule="auto" w:after="180"/>
-        <w:shd w:fill="F1F6F8"/>
-      </w:pPr>
-      <w:r>
-        <w:rPr>
-          <w:b w:val="0"/>
-        </w:rPr>
-        <w:t xml:space="preserve">Keep the </w:t>
-      </w:r>
-      <w:r>
-        <w:rPr>
-          <w:b/>
-        </w:rPr>
-        <w:t>state</w:t>
-      </w:r>
-      <w:r>
-        <w:rPr>
-          <w:b w:val="0"/>
-        </w:rPr>
-        <w:t>d scope: This graph checks sequence, not the correctness of the fetched parcel data.</w:t>
-      </w:r>
-    </w:p>
-    <w:p>
-      <w:pPr>
-        <w:pStyle w:val="Heading3"/>
+        <w:pStyle w:val="Heading2"/>
       </w:pPr>
       <w:r>
         <w:t>06. Make the idea visible in your project</w:t>
@@ -6017,7 +6776,7 @@
         <w:drawing>
           <wp:inline xmlns:a="http://schemas.openxmlformats.org/drawingml/2006/main" xmlns:pic="http://schemas.openxmlformats.org/drawingml/2006/picture">
             <wp:extent cx="5486400" cy="3529584"/>
-            <wp:docPr id="7" name="Picture 7" descr="For the Grounded Learning Service, retain an annotated trace and the changed-case result. Name the contract or evidence that makes the deciding step valid, so another team can review it. Draw your input, deciding step, result and limit. Supported question: Trace A and B through the state diagram. Name B’s forbidden transition and explain whether adding checking→querying permits that shortcut."/>
+            <wp:docPr id="9" name="Picture 9" descr="For the Grounded Learning Service, retain an annotated trace and the changed-case result. Name the contract or evidence that makes the deciding step valid, so another team can review it. Draw your input, deciding step, result and limit. Supported question: Trace A and B through the state diagram. Name B’s forbidden transition and explain whether adding checking→querying permits that shortcut."/>
             <wp:cNvGraphicFramePr>
               <a:graphicFrameLocks noChangeAspect="1"/>
             </wp:cNvGraphicFramePr>
@@ -6029,7 +6788,7 @@
                     <pic:cNvPicPr/>
                   </pic:nvPicPr>
                   <pic:blipFill>
-                    <a:blip r:embed="rId15"/>
+                    <a:blip r:embed="rId16"/>
                     <a:stretch>
                       <a:fillRect/>
                     </a:stretch>
@@ -6121,7 +6880,6 @@
     <w:p>
       <w:pPr>
         <w:spacing w:line="336" w:lineRule="auto" w:after="180"/>
-        <w:shd w:fill="F5F1FB"/>
       </w:pPr>
       <w:r>
         <w:rPr>
@@ -6144,70 +6902,138 @@
     </w:p>
     <w:p>
       <w:pPr>
-        <w:pStyle w:val="Heading3"/>
-      </w:pPr>
-      <w:r>
-        <w:t>Discuss while showing the picture</w:t>
+        <w:spacing w:line="336" w:lineRule="auto" w:after="180"/>
+      </w:pPr>
+      <w:r>
+        <w:rPr>
+          <w:b w:val="0"/>
+        </w:rPr>
+        <w:t xml:space="preserve">Teacher prompt: Draw your project trace and justify the deciding step using </w:t>
+      </w:r>
+      <w:r>
+        <w:rPr>
+          <w:b/>
+        </w:rPr>
+        <w:t>evidence</w:t>
+      </w:r>
+      <w:r>
+        <w:rPr>
+          <w:b w:val="0"/>
+        </w:rPr>
+        <w:t>. Ask learners to describe one label or arrow in ordinary words. Use the adjacent transcript if the image is difficult to see.</w:t>
       </w:r>
     </w:p>
     <w:p>
       <w:pPr>
         <w:spacing w:line="336" w:lineRule="auto" w:after="180"/>
-        <w:shd w:fill="F1F6F8"/>
-      </w:pPr>
-      <w:r>
-        <w:rPr>
-          <w:b w:val="0"/>
-        </w:rPr>
-        <w:t xml:space="preserve">Teacher prompt: Draw your project trace and justify the deciding step using </w:t>
+      </w:pPr>
+      <w:r>
+        <w:rPr>
+          <w:b w:val="0"/>
+        </w:rPr>
+        <w:t xml:space="preserve">Supported practice key: The graph permits three forward </w:t>
       </w:r>
       <w:r>
         <w:rPr>
           <w:b/>
         </w:rPr>
-        <w:t>evidence</w:t>
-      </w:r>
-      <w:r>
-        <w:rPr>
-          <w:b w:val="0"/>
-        </w:rPr>
-        <w:t>. Ask learners to describe one label or arrow in ordinary words. Use the adjacent transcript if the image is difficult to see.</w:t>
+        <w:t>transition</w:t>
+      </w:r>
+      <w:r>
+        <w:rPr>
+          <w:b w:val="0"/>
+        </w:rPr>
+        <w:t>s. All adjacent pairs match permitted arrows. Querying→complete skips checking and is invalid.</w:t>
       </w:r>
     </w:p>
     <w:p>
       <w:pPr>
         <w:spacing w:line="336" w:lineRule="auto" w:after="180"/>
-        <w:shd w:fill="F1F6F8"/>
-      </w:pPr>
-      <w:r>
-        <w:rPr>
-          <w:b w:val="0"/>
-        </w:rPr>
-        <w:t xml:space="preserve">Supported practice key: The graph permits three forward </w:t>
-      </w:r>
-      <w:r>
-        <w:rPr>
-          <w:b/>
-        </w:rPr>
-        <w:t>transition</w:t>
-      </w:r>
-      <w:r>
-        <w:rPr>
-          <w:b w:val="0"/>
-        </w:rPr>
-        <w:t>s. All adjacent pairs match permitted arrows. Querying→complete skips checking and is invalid.</w:t>
+      </w:pPr>
+      <w:r>
+        <w:rPr>
+          <w:b w:val="0"/>
+        </w:rPr>
+        <w:t>Changed case: That retry becomes valid; querying→complete stays forbidden. Adding one arrow does not authorise unrelated shortcuts.</w:t>
       </w:r>
     </w:p>
     <w:p>
       <w:pPr>
+        <w:pStyle w:val="Heading2"/>
+      </w:pPr>
+      <w:r>
+        <w:t>Earlier wording, alternatives and picture transcripts · reference / check after trying</w:t>
+      </w:r>
+    </w:p>
+    <w:p>
+      <w:pPr>
         <w:spacing w:line="336" w:lineRule="auto" w:after="180"/>
-        <w:shd w:fill="F1F6F8"/>
-      </w:pPr>
-      <w:r>
-        <w:rPr>
-          <w:b w:val="0"/>
-        </w:rPr>
-        <w:t>Changed case: That retry becomes valid; querying→complete stays forbidden. Adding one arrow does not authorise unrelated shortcuts.</w:t>
+      </w:pPr>
+      <w:r>
+        <w:rPr>
+          <w:b w:val="0"/>
+        </w:rPr>
+        <w:t xml:space="preserve">Use one picture at a time. Hide a worked result before asking for a </w:t>
+      </w:r>
+      <w:r>
+        <w:rPr>
+          <w:b/>
+        </w:rPr>
+        <w:t>prediction</w:t>
+      </w:r>
+      <w:r>
+        <w:rPr>
+          <w:b w:val="0"/>
+        </w:rPr>
+        <w:t>, then reveal it for feedback. These are supported teaching cases; retain the separate independent assessment for a fresh first attempt.</w:t>
+      </w:r>
+    </w:p>
+    <w:p>
+      <w:pPr>
+        <w:pStyle w:val="Heading3"/>
+      </w:pPr>
+      <w:r>
+        <w:t>01. State machines for bounded agents: the case</w:t>
+      </w:r>
+    </w:p>
+    <w:p>
+      <w:pPr>
+        <w:pStyle w:val="Heading3"/>
+      </w:pPr>
+      <w:r>
+        <w:t>02. Follow the deciding steps</w:t>
+      </w:r>
+    </w:p>
+    <w:p>
+      <w:pPr>
+        <w:pStyle w:val="Heading3"/>
+      </w:pPr>
+      <w:r>
+        <w:t>03. State machines for bounded agents — evidence trace</w:t>
+      </w:r>
+    </w:p>
+    <w:p>
+      <w:pPr>
+        <w:pStyle w:val="Heading3"/>
+      </w:pPr>
+      <w:r>
+        <w:t>04. Change one thing. Trace what follows.</w:t>
+      </w:r>
+    </w:p>
+    <w:p>
+      <w:pPr>
+        <w:pStyle w:val="Heading3"/>
+      </w:pPr>
+      <w:r>
+        <w:t>05. Connect the explanation to its limit</w:t>
+      </w:r>
+    </w:p>
+    <w:p>
+      <w:pPr>
+        <w:pStyle w:val="Heading3"/>
+      </w:pPr>
+      <w:r>
+        <w:t>06. Make the idea visible in your project</w:t>
       </w:r>
     </w:p>
     <w:sectPr>
